--- a/fabrica-multi-agente-plano-de-desenvolvimento.docx
+++ b/fabrica-multi-agente-plano-de-desenvolvimento.docx
@@ -128,7 +128,7 @@
       <w:r>
         <w:drawing>
           <wp:inline xmlns:a="http://schemas.openxmlformats.org/drawingml/2006/main" xmlns:pic="http://schemas.openxmlformats.org/drawingml/2006/picture">
-            <wp:extent cx="6120000" cy="1673943"/>
+            <wp:extent cx="6120000" cy="1704449"/>
             <wp:docPr id="1" name="Picture 1"/>
             <wp:cNvGraphicFramePr>
               <a:graphicFrameLocks noChangeAspect="1"/>
@@ -149,7 +149,7 @@
                   <pic:spPr>
                     <a:xfrm>
                       <a:off x="0" y="0"/>
-                      <a:ext cx="6120000" cy="1673943"/>
+                      <a:ext cx="6120000" cy="1704449"/>
                     </a:xfrm>
                     <a:prstGeom prst="rect"/>
                   </pic:spPr>
@@ -172,7 +172,7 @@
           <w:color w:val="898781"/>
           <w:sz w:val="15"/>
         </w:rPr>
-        <w:t>Figura 1 — O projeto do começo ao fim. São 210 dias corridos, divididos em 13 etapas de 15 dias, mais um recesso de fim de ano.</w:t>
+        <w:t>Figura 1 — O projeto do começo ao fim: 138 dias corridos até o prazo final, 8 etapas de 15 dias, recesso de fim de ano e 3 dias de margem.</w:t>
       </w:r>
     </w:p>
     <w:tbl>
@@ -212,7 +212,7 @@
                 <w:color w:val="184F95"/>
                 <w:sz w:val="21"/>
               </w:rPr>
-              <w:t xml:space="preserve">210  </w:t>
+              <w:t xml:space="preserve">138  </w:t>
             </w:r>
             <w:r>
               <w:rPr>
@@ -221,7 +221,7 @@
                 <w:color w:val="0B0B0B"/>
                 <w:sz w:val="16"/>
               </w:rPr>
-              <w:t>dias de projeto</w:t>
+              <w:t>dias até o prazo</w:t>
             </w:r>
           </w:p>
           <w:p>
@@ -234,7 +234,7 @@
                 <w:color w:val="52514E"/>
                 <w:sz w:val="15"/>
               </w:rPr>
-              <w:t>De 04/09/2026 a 01/04/2027, incluindo 15 dias de recesso entre 18/12 e 01/01.</w:t>
+              <w:t>De 11/09/2026 a 26/01/2027. Recesso de 25/12 a 08/01/2027.</w:t>
             </w:r>
           </w:p>
         </w:tc>
@@ -254,7 +254,7 @@
                 <w:color w:val="184F95"/>
                 <w:sz w:val="21"/>
               </w:rPr>
-              <w:t xml:space="preserve">13  </w:t>
+              <w:t xml:space="preserve">8  </w:t>
             </w:r>
             <w:r>
               <w:rPr>
@@ -276,7 +276,7 @@
                 <w:color w:val="52514E"/>
                 <w:sz w:val="15"/>
               </w:rPr>
-              <w:t>Cada etapa termina com uma entrega concreta, que precisa estar pronta para a seguinte começar.</w:t>
+              <w:t>Cada uma termina com uma entrega concreta; a seguinte só começa quando ela está pronta.</w:t>
             </w:r>
           </w:p>
         </w:tc>
@@ -296,7 +296,7 @@
                 <w:color w:val="184F95"/>
                 <w:sz w:val="21"/>
               </w:rPr>
-              <w:t xml:space="preserve">105  </w:t>
+              <w:t xml:space="preserve">60  </w:t>
             </w:r>
             <w:r>
               <w:rPr>
@@ -318,7 +318,7 @@
                 <w:color w:val="52514E"/>
                 <w:sz w:val="15"/>
               </w:rPr>
-              <w:t>A construção do sistema vai de 03/11/2026 a 02/03/2027 — as etapas E5 a E11.</w:t>
+              <w:t>De 11/10/2026 a 09/12/2026 — etapas E3 a E6.</w:t>
             </w:r>
           </w:p>
         </w:tc>
@@ -360,7 +360,7 @@
                 <w:color w:val="52514E"/>
                 <w:sz w:val="15"/>
               </w:rPr>
-              <w:t>As etapas E12 e E13 testam o sistema com projetos reais e fazem os ajustes finais.</w:t>
+              <w:t>A E7 testa com projetos reais antes do recesso; a E8 ajusta e entrega depois dele.</w:t>
             </w:r>
           </w:p>
         </w:tc>
@@ -414,7 +414,7 @@
                 <w:color w:val="0B0B0B"/>
                 <w:sz w:val="17"/>
               </w:rPr>
-              <w:t>Ele usa apenas duas siglas, do começo ao fim: E1 a E13 são as treze etapas, e R1 a R15 são os requisitos. Não há código separado para marco, fase ou tipo de tarefa — o que cada etapa produz é chamado de entrega da etapa, escrito por extenso. Cada seção é curta de propósito, e as figuras carregam o que texto explicaria pior.</w:t>
+              <w:t>Duas siglas, do começo ao fim: E1 a E8 são as etapas, e R1 a R15 são os requisitos. Não há código para marco, fase ou tipo de tarefa — o que cada etapa produz é chamado de entrega da etapa, por extenso. A ordem é a de uma apresentação: o problema e o objetivo, o cronograma, os requisitos, como o sistema vai funcionar, as ferramentas e os riscos.</w:t>
             </w:r>
           </w:p>
         </w:tc>
@@ -497,7 +497,7 @@
                 <w:color w:val="FFFFFF"/>
                 <w:sz w:val="17"/>
               </w:rPr>
-              <w:t>O que se quer resolver, e o que o sistema fará.</w:t>
+              <w:t>O que se quer resolver, o objetivo e como o resultado será julgado.</w:t>
             </w:r>
           </w:p>
         </w:tc>
@@ -528,22 +528,7 @@
           <w:color w:val="0B0B0B"/>
           <w:sz w:val="19"/>
         </w:rPr>
-        <w:t>Modelos de linguagem escrevem código competente; isso já não é o gargalo. A dificuldade aparece no trabalho longo — uma tarefa com vinte decisões encadeadas, verificação no meio e correção depois. O modelo perde o fio, não porque escreve pior, mas porque nada no sistema o obriga a manter o rumo.</w:t>
-      </w:r>
-    </w:p>
-    <w:p>
-      <w:pPr>
-        <w:spacing w:before="20" w:after="60" w:line="252" w:lineRule="auto"/>
-      </w:pPr>
-      <w:r>
-        <w:rPr>
-          <w:rFonts w:ascii="Calibri" w:hAnsi="Calibri" w:eastAsia="Calibri"/>
-          <w:b w:val="0"/>
-          <w:i w:val="0"/>
-          <w:color w:val="0B0B0B"/>
-          <w:sz w:val="19"/>
-        </w:rPr>
-        <w:t>Os sistemas que existem hoje colocam vários modelos para conversar entre si. A intuição é boa e esbarra num limite: a coordenação entre eles é escrita como texto dentro de um pedido ao modelo. "Não modifique arquivos fora do projeto", "não tente mais de três vezes", "não aprove seu próprio trabalho". São instruções — e instrução dirigida a um modelo é pedido, não garantia.</w:t>
+        <w:t>Modelos de linguagem já escrevem código competente; o gargalo aparece no trabalho longo — uma tarefa com vinte decisões encadeadas, verificação no meio e correção depois. Os sistemas que existem hoje colocam vários modelos para conversar, mas a coordenação entre eles é escrita como texto dentro do pedido ao modelo: "não modifique arquivos fora do projeto", "não tente mais de três vezes", "não aprove seu próprio trabalho". Instrução dirigida a um modelo é pedido, não garantia.</w:t>
       </w:r>
     </w:p>
     <w:tbl>
@@ -987,7 +972,1631 @@
           <w:color w:val="0B0B0B"/>
           <w:sz w:val="19"/>
         </w:rPr>
-        <w:t>Projetar, implementar e avaliar um sistema multi-agente para construção de software em que as regras de governança sejam impostas pela estrutura do programa, e não pedidas em linguagem natural a um modelo. Ao final, o resultado será comparado com o de um protótipo já existente, medido na etapa E2, nas mesmas dimensões: custo por tarefa concluída, número de tentativas por tarefa e proporção de tarefas abandonadas.</w:t>
+        <w:t>Projetar, implementar e avaliar um sistema multi-agente para construção de software em que as regras de governança sejam impostas pela estrutura do programa, e não pedidas em linguagem natural a um modelo. O resultado será comparado com o de um protótipo já existente, medido na E1, nas mesmas dimensões: custo por tarefa concluída, tentativas por tarefa e proporção de tarefas abandonadas.</w:t>
+      </w:r>
+    </w:p>
+    <w:p>
+      <w:pPr>
+        <w:pStyle w:val="Heading1"/>
+      </w:pPr>
+      <w:r>
+        <w:t>4.  Como o resultado será julgado</w:t>
+      </w:r>
+    </w:p>
+    <w:p>
+      <w:pPr>
+        <w:spacing w:before="0" w:after="60" w:line="252" w:lineRule="auto"/>
+      </w:pPr>
+      <w:r>
+        <w:rPr>
+          <w:rFonts w:ascii="Calibri" w:hAnsi="Calibri" w:eastAsia="Calibri"/>
+          <w:b w:val="0"/>
+          <w:i w:val="0"/>
+          <w:color w:val="52514E"/>
+          <w:sz w:val="18"/>
+        </w:rPr>
+        <w:t>O trabalho será bem-sucedido se, ao fim da E8, as quatro afirmações abaixo puderem ser demonstradas ao vivo — e não apenas descritas.</w:t>
+      </w:r>
+    </w:p>
+    <w:tbl>
+      <w:tblPr>
+        <w:tblW w:type="auto" w:w="0"/>
+        <w:jc w:val="center"/>
+        <w:tblLook w:firstColumn="1" w:firstRow="1" w:lastColumn="0" w:lastRow="0" w:noHBand="0" w:noVBand="1" w:val="04A0"/>
+        <w:tblBorders>
+          <w:top w:val="none"/>
+          <w:left w:val="none"/>
+          <w:bottom w:val="none"/>
+          <w:right w:val="none"/>
+          <w:insideH w:val="none"/>
+          <w:insideV w:val="none"/>
+        </w:tblBorders>
+      </w:tblPr>
+      <w:tblGrid>
+        <w:gridCol w:w="2438"/>
+        <w:gridCol w:w="2438"/>
+        <w:gridCol w:w="2438"/>
+        <w:gridCol w:w="2438"/>
+      </w:tblGrid>
+      <w:tr>
+        <w:tc>
+          <w:tcPr>
+            <w:tcW w:type="dxa" w:w="2466"/>
+          </w:tcPr>
+          <w:p>
+            <w:pPr>
+              <w:spacing w:before="20" w:after="0" w:line="245" w:lineRule="auto"/>
+            </w:pPr>
+            <w:r/>
+            <w:r>
+              <w:rPr>
+                <w:rFonts w:ascii="Calibri" w:hAnsi="Calibri" w:eastAsia="Calibri"/>
+                <w:b/>
+                <w:color w:val="184F95"/>
+                <w:sz w:val="21"/>
+              </w:rPr>
+              <w:t xml:space="preserve">1  </w:t>
+            </w:r>
+            <w:r>
+              <w:rPr>
+                <w:rFonts w:ascii="Calibri" w:hAnsi="Calibri" w:eastAsia="Calibri"/>
+                <w:b/>
+                <w:color w:val="0B0B0B"/>
+                <w:sz w:val="16"/>
+              </w:rPr>
+              <w:t>Constrói sozinho</w:t>
+            </w:r>
+          </w:p>
+          <w:p>
+            <w:pPr>
+              <w:spacing w:before="0" w:after="40" w:line="245" w:lineRule="auto"/>
+            </w:pPr>
+            <w:r>
+              <w:rPr>
+                <w:rFonts w:ascii="Calibri" w:hAnsi="Calibri" w:eastAsia="Calibri"/>
+                <w:color w:val="52514E"/>
+                <w:sz w:val="15"/>
+              </w:rPr>
+              <w:t>Um projeto real é planejado, construído, testado, revisado e entregue sem intervenção depois do pedido.</w:t>
+            </w:r>
+          </w:p>
+        </w:tc>
+        <w:tc>
+          <w:tcPr>
+            <w:tcW w:type="dxa" w:w="2466"/>
+          </w:tcPr>
+          <w:p>
+            <w:pPr>
+              <w:spacing w:before="20" w:after="0" w:line="245" w:lineRule="auto"/>
+            </w:pPr>
+            <w:r/>
+            <w:r>
+              <w:rPr>
+                <w:rFonts w:ascii="Calibri" w:hAnsi="Calibri" w:eastAsia="Calibri"/>
+                <w:b/>
+                <w:color w:val="184F95"/>
+                <w:sz w:val="21"/>
+              </w:rPr>
+              <w:t xml:space="preserve">2  </w:t>
+            </w:r>
+            <w:r>
+              <w:rPr>
+                <w:rFonts w:ascii="Calibri" w:hAnsi="Calibri" w:eastAsia="Calibri"/>
+                <w:b/>
+                <w:color w:val="0B0B0B"/>
+                <w:sz w:val="16"/>
+              </w:rPr>
+              <w:t>Governa de verdade</w:t>
+            </w:r>
+          </w:p>
+          <w:p>
+            <w:pPr>
+              <w:spacing w:before="0" w:after="40" w:line="245" w:lineRule="auto"/>
+            </w:pPr>
+            <w:r>
+              <w:rPr>
+                <w:rFonts w:ascii="Calibri" w:hAnsi="Calibri" w:eastAsia="Calibri"/>
+                <w:color w:val="52514E"/>
+                <w:sz w:val="15"/>
+              </w:rPr>
+              <w:t>Cada regra da tabela acima tem um teste que a prova, incluindo testes que tentam quebrá-la de propósito e falham.</w:t>
+            </w:r>
+          </w:p>
+        </w:tc>
+        <w:tc>
+          <w:tcPr>
+            <w:tcW w:type="dxa" w:w="2466"/>
+          </w:tcPr>
+          <w:p>
+            <w:pPr>
+              <w:spacing w:before="20" w:after="0" w:line="245" w:lineRule="auto"/>
+            </w:pPr>
+            <w:r/>
+            <w:r>
+              <w:rPr>
+                <w:rFonts w:ascii="Calibri" w:hAnsi="Calibri" w:eastAsia="Calibri"/>
+                <w:b/>
+                <w:color w:val="184F95"/>
+                <w:sz w:val="21"/>
+              </w:rPr>
+              <w:t xml:space="preserve">3  </w:t>
+            </w:r>
+            <w:r>
+              <w:rPr>
+                <w:rFonts w:ascii="Calibri" w:hAnsi="Calibri" w:eastAsia="Calibri"/>
+                <w:b/>
+                <w:color w:val="0B0B0B"/>
+                <w:sz w:val="16"/>
+              </w:rPr>
+              <w:t>Cabe na máquina</w:t>
+            </w:r>
+          </w:p>
+          <w:p>
+            <w:pPr>
+              <w:spacing w:before="0" w:after="40" w:line="245" w:lineRule="auto"/>
+            </w:pPr>
+            <w:r>
+              <w:rPr>
+                <w:rFonts w:ascii="Calibri" w:hAnsi="Calibri" w:eastAsia="Calibri"/>
+                <w:color w:val="52514E"/>
+                <w:sz w:val="15"/>
+              </w:rPr>
+              <w:t>Roda nos 8 GB e 4 núcleos do requisito R9, com o pico de memória medido.</w:t>
+            </w:r>
+          </w:p>
+        </w:tc>
+        <w:tc>
+          <w:tcPr>
+            <w:tcW w:type="dxa" w:w="2466"/>
+          </w:tcPr>
+          <w:p>
+            <w:pPr>
+              <w:spacing w:before="20" w:after="0" w:line="245" w:lineRule="auto"/>
+            </w:pPr>
+            <w:r/>
+            <w:r>
+              <w:rPr>
+                <w:rFonts w:ascii="Calibri" w:hAnsi="Calibri" w:eastAsia="Calibri"/>
+                <w:b/>
+                <w:color w:val="184F95"/>
+                <w:sz w:val="21"/>
+              </w:rPr>
+              <w:t xml:space="preserve">4  </w:t>
+            </w:r>
+            <w:r>
+              <w:rPr>
+                <w:rFonts w:ascii="Calibri" w:hAnsi="Calibri" w:eastAsia="Calibri"/>
+                <w:b/>
+                <w:color w:val="0B0B0B"/>
+                <w:sz w:val="16"/>
+              </w:rPr>
+              <w:t>Melhora o medido</w:t>
+            </w:r>
+          </w:p>
+          <w:p>
+            <w:pPr>
+              <w:spacing w:before="0" w:after="40" w:line="245" w:lineRule="auto"/>
+            </w:pPr>
+            <w:r>
+              <w:rPr>
+                <w:rFonts w:ascii="Calibri" w:hAnsi="Calibri" w:eastAsia="Calibri"/>
+                <w:color w:val="52514E"/>
+                <w:sz w:val="15"/>
+              </w:rPr>
+              <w:t>O resultado é comparado à medida inicial da E1, com o número publicado — inclusive se for desfavorável.</w:t>
+            </w:r>
+          </w:p>
+        </w:tc>
+      </w:tr>
+    </w:tbl>
+    <w:p>
+      <w:pPr>
+        <w:spacing w:after="20"/>
+      </w:pPr>
+    </w:p>
+    <w:p>
+      <w:pPr>
+        <w:spacing w:after="0"/>
+      </w:pPr>
+      <w:r>
+        <w:br w:type="page"/>
+      </w:r>
+    </w:p>
+    <w:p>
+      <w:pPr>
+        <w:spacing w:after="40"/>
+      </w:pPr>
+    </w:p>
+    <w:tbl>
+      <w:tblPr>
+        <w:tblW w:type="auto" w:w="0"/>
+        <w:jc w:val="center"/>
+        <w:tblLook w:firstColumn="1" w:firstRow="1" w:lastColumn="0" w:lastRow="0" w:noHBand="0" w:noVBand="1" w:val="04A0"/>
+        <w:tblBorders>
+          <w:top w:val="none"/>
+          <w:left w:val="none"/>
+          <w:bottom w:val="none"/>
+          <w:right w:val="none"/>
+          <w:insideH w:val="none"/>
+          <w:insideV w:val="none"/>
+        </w:tblBorders>
+      </w:tblPr>
+      <w:tblGrid>
+        <w:gridCol w:w="9752"/>
+      </w:tblGrid>
+      <w:tr>
+        <w:tc>
+          <w:tcPr>
+            <w:tcW w:type="dxa" w:w="9865"/>
+            <w:shd w:val="clear" w:fill="14865D"/>
+          </w:tcPr>
+          <w:p>
+            <w:pPr>
+              <w:spacing w:before="60" w:after="20"/>
+              <w:jc w:val="left"/>
+            </w:pPr>
+            <w:r>
+              <w:rPr>
+                <w:rFonts w:ascii="Calibri" w:hAnsi="Calibri" w:eastAsia="Calibri"/>
+                <w:b/>
+                <w:color w:val="FFFFFF"/>
+                <w:sz w:val="17"/>
+              </w:rPr>
+              <w:t xml:space="preserve">PARTE II   </w:t>
+            </w:r>
+            <w:r>
+              <w:rPr>
+                <w:rFonts w:ascii="Calibri" w:hAnsi="Calibri" w:eastAsia="Calibri"/>
+                <w:b/>
+                <w:color w:val="FFFFFF"/>
+                <w:sz w:val="25"/>
+              </w:rPr>
+              <w:t>O cronograma</w:t>
+            </w:r>
+          </w:p>
+          <w:p>
+            <w:pPr>
+              <w:spacing w:before="0" w:after="60"/>
+              <w:jc w:val="left"/>
+            </w:pPr>
+            <w:r>
+              <w:rPr>
+                <w:rFonts w:ascii="Calibri" w:hAnsi="Calibri" w:eastAsia="Calibri"/>
+                <w:i/>
+                <w:color w:val="FFFFFF"/>
+                <w:sz w:val="17"/>
+              </w:rPr>
+              <w:t>As 8 etapas, o que cada uma entrega e quando o orientador recebe cada resultado.</w:t>
+            </w:r>
+          </w:p>
+        </w:tc>
+      </w:tr>
+    </w:tbl>
+    <w:p>
+      <w:pPr>
+        <w:spacing w:after="40"/>
+      </w:pPr>
+    </w:p>
+    <w:p>
+      <w:pPr>
+        <w:spacing w:before="60" w:after="20"/>
+        <w:jc w:val="center"/>
+      </w:pPr>
+      <w:r>
+        <w:drawing>
+          <wp:inline xmlns:a="http://schemas.openxmlformats.org/drawingml/2006/main" xmlns:pic="http://schemas.openxmlformats.org/drawingml/2006/picture">
+            <wp:extent cx="5976000" cy="2695716"/>
+            <wp:docPr id="2" name="Picture 2"/>
+            <wp:cNvGraphicFramePr>
+              <a:graphicFrameLocks noChangeAspect="1"/>
+            </wp:cNvGraphicFramePr>
+            <a:graphic>
+              <a:graphicData uri="http://schemas.openxmlformats.org/drawingml/2006/picture">
+                <pic:pic>
+                  <pic:nvPicPr>
+                    <pic:cNvPr id="0" name="fig2_cronograma.png"/>
+                    <pic:cNvPicPr/>
+                  </pic:nvPicPr>
+                  <pic:blipFill>
+                    <a:blip r:embed="rId10"/>
+                    <a:stretch>
+                      <a:fillRect/>
+                    </a:stretch>
+                  </pic:blipFill>
+                  <pic:spPr>
+                    <a:xfrm>
+                      <a:off x="0" y="0"/>
+                      <a:ext cx="5976000" cy="2695716"/>
+                    </a:xfrm>
+                    <a:prstGeom prst="rect"/>
+                  </pic:spPr>
+                </pic:pic>
+              </a:graphicData>
+            </a:graphic>
+          </wp:inline>
+        </w:drawing>
+      </w:r>
+    </w:p>
+    <w:p>
+      <w:pPr>
+        <w:spacing w:after="100"/>
+        <w:jc w:val="center"/>
+      </w:pPr>
+      <w:r>
+        <w:rPr>
+          <w:rFonts w:ascii="Calibri" w:hAnsi="Calibri" w:eastAsia="Calibri"/>
+          <w:i/>
+          <w:color w:val="898781"/>
+          <w:sz w:val="15"/>
+        </w:rPr>
+        <w:t>Figura 2 — As 8 etapas. As linhas tracejadas marcam o início e o fim do desenvolvimento e o prazo final.</w:t>
+      </w:r>
+    </w:p>
+    <w:p>
+      <w:pPr>
+        <w:spacing w:before="40" w:after="60" w:line="252" w:lineRule="auto"/>
+      </w:pPr>
+      <w:r>
+        <w:rPr>
+          <w:rFonts w:ascii="Calibri" w:hAnsi="Calibri" w:eastAsia="Calibri"/>
+          <w:b w:val="0"/>
+          <w:i w:val="0"/>
+          <w:color w:val="0B0B0B"/>
+          <w:sz w:val="19"/>
+        </w:rPr>
+        <w:t>Cada etapa dura 15 dias e termina com uma entrega concreta; a seguinte só começa quando essa entrega está pronta. As etapas E1 e E2 planejam, as E3 a E6 constroem e as E7 e E8 validam com projetos reais.</w:t>
+      </w:r>
+    </w:p>
+    <w:tbl>
+      <w:tblPr>
+        <w:tblW w:type="auto" w:w="0"/>
+        <w:jc w:val="center"/>
+        <w:tblLook w:firstColumn="1" w:firstRow="1" w:lastColumn="0" w:lastRow="0" w:noHBand="0" w:noVBand="1" w:val="04A0"/>
+        <w:tblBorders>
+          <w:top w:val="single" w:sz="4" w:color="D9D9D6"/>
+          <w:left w:val="single" w:sz="4" w:color="D9D9D6"/>
+          <w:bottom w:val="single" w:sz="4" w:color="D9D9D6"/>
+          <w:right w:val="single" w:sz="4" w:color="D9D9D6"/>
+          <w:insideH w:val="single" w:sz="4" w:color="D9D9D6"/>
+          <w:insideV w:val="single" w:sz="4" w:color="D9D9D6"/>
+        </w:tblBorders>
+      </w:tblPr>
+      <w:tblGrid>
+        <w:gridCol w:w="3251"/>
+        <w:gridCol w:w="3251"/>
+        <w:gridCol w:w="3251"/>
+      </w:tblGrid>
+      <w:tr>
+        <w:tc>
+          <w:tcPr>
+            <w:tcW w:type="dxa" w:w="1077"/>
+            <w:shd w:val="clear" w:fill="2A78D6"/>
+          </w:tcPr>
+          <w:p>
+            <w:pPr>
+              <w:spacing w:after="0" w:before="0"/>
+              <w:jc w:val="left"/>
+            </w:pPr>
+            <w:r/>
+            <w:r>
+              <w:rPr>
+                <w:rFonts w:ascii="Calibri" w:hAnsi="Calibri" w:eastAsia="Calibri"/>
+                <w:b/>
+                <w:color w:val="FFFFFF"/>
+                <w:sz w:val="15"/>
+              </w:rPr>
+              <w:t>Etapa</w:t>
+            </w:r>
+          </w:p>
+        </w:tc>
+        <w:tc>
+          <w:tcPr>
+            <w:tcW w:type="dxa" w:w="5499"/>
+            <w:shd w:val="clear" w:fill="2A78D6"/>
+          </w:tcPr>
+          <w:p>
+            <w:pPr>
+              <w:spacing w:after="0" w:before="0"/>
+              <w:jc w:val="left"/>
+            </w:pPr>
+            <w:r/>
+            <w:r>
+              <w:rPr>
+                <w:rFonts w:ascii="Calibri" w:hAnsi="Calibri" w:eastAsia="Calibri"/>
+                <w:b/>
+                <w:color w:val="FFFFFF"/>
+                <w:sz w:val="15"/>
+              </w:rPr>
+              <w:t>O que será feito</w:t>
+            </w:r>
+          </w:p>
+        </w:tc>
+        <w:tc>
+          <w:tcPr>
+            <w:tcW w:type="dxa" w:w="3288"/>
+            <w:shd w:val="clear" w:fill="2A78D6"/>
+          </w:tcPr>
+          <w:p>
+            <w:pPr>
+              <w:spacing w:after="0" w:before="0"/>
+              <w:jc w:val="left"/>
+            </w:pPr>
+            <w:r/>
+            <w:r>
+              <w:rPr>
+                <w:rFonts w:ascii="Calibri" w:hAnsi="Calibri" w:eastAsia="Calibri"/>
+                <w:b/>
+                <w:color w:val="FFFFFF"/>
+                <w:sz w:val="15"/>
+              </w:rPr>
+              <w:t>Entrega da etapa</w:t>
+            </w:r>
+          </w:p>
+        </w:tc>
+      </w:tr>
+      <w:tr>
+        <w:tc>
+          <w:tcPr>
+            <w:tcW w:type="dxa" w:w="9864"/>
+            <w:gridSpan w:val="3"/>
+            <w:shd w:val="clear" w:fill="4A3AA7"/>
+          </w:tcPr>
+          <w:p>
+            <w:pPr>
+              <w:spacing w:after="30" w:before="30" w:line="240" w:lineRule="auto"/>
+              <w:jc w:val="center"/>
+            </w:pPr>
+            <w:r>
+              <w:rPr>
+                <w:rFonts w:ascii="Calibri" w:hAnsi="Calibri" w:eastAsia="Calibri"/>
+                <w:b/>
+                <w:color w:val="FFFFFF"/>
+                <w:sz w:val="15"/>
+              </w:rPr>
+              <w:t>INÍCIO DO PROJETO   ·   11/09/2026</w:t>
+            </w:r>
+          </w:p>
+        </w:tc>
+      </w:tr>
+      <w:tr>
+        <w:tc>
+          <w:tcPr>
+            <w:tcW w:type="dxa" w:w="1077"/>
+            <w:shd w:val="clear" w:fill="F5F5F2"/>
+          </w:tcPr>
+          <w:p>
+            <w:pPr>
+              <w:spacing w:after="0" w:before="0" w:line="240" w:lineRule="auto"/>
+              <w:jc w:val="left"/>
+            </w:pPr>
+            <w:r/>
+            <w:r>
+              <w:rPr>
+                <w:rFonts w:ascii="Calibri" w:hAnsi="Calibri" w:eastAsia="Calibri"/>
+                <w:b/>
+                <w:color w:val="0B0B0B"/>
+                <w:sz w:val="15"/>
+              </w:rPr>
+              <w:t>E1</w:t>
+              <w:br/>
+              <w:t>11/09 a</w:t>
+              <w:br/>
+              <w:t>25/09/2026</w:t>
+            </w:r>
+          </w:p>
+        </w:tc>
+        <w:tc>
+          <w:tcPr>
+            <w:tcW w:type="dxa" w:w="5499"/>
+            <w:shd w:val="clear" w:fill="F5F5F2"/>
+          </w:tcPr>
+          <w:p>
+            <w:pPr>
+              <w:spacing w:after="0" w:before="0" w:line="240" w:lineRule="auto"/>
+              <w:jc w:val="left"/>
+            </w:pPr>
+            <w:r/>
+            <w:r>
+              <w:rPr>
+                <w:rFonts w:ascii="Calibri" w:hAnsi="Calibri" w:eastAsia="Calibri"/>
+                <w:b/>
+                <w:color w:val="0B0B0B"/>
+                <w:sz w:val="15"/>
+              </w:rPr>
+              <w:t xml:space="preserve">Requisitos e estado da arte.  </w:t>
+            </w:r>
+            <w:r>
+              <w:rPr>
+                <w:rFonts w:ascii="Calibri" w:hAnsi="Calibri" w:eastAsia="Calibri"/>
+                <w:b w:val="0"/>
+                <w:color w:val="52514E"/>
+                <w:sz w:val="15"/>
+              </w:rPr>
+              <w:t>Descrever o problema com precisão; levantar os requisitos R1 a R15 e definir como cada um será verificado; estudar os sistemas parecidos e escrever o que este trabalho tem de diferente; medir o protótipo existente — custo por tarefa, tentativas por tarefa e tarefas abandonadas.</w:t>
+            </w:r>
+          </w:p>
+        </w:tc>
+        <w:tc>
+          <w:tcPr>
+            <w:tcW w:type="dxa" w:w="3288"/>
+            <w:shd w:val="clear" w:fill="F5F5F2"/>
+          </w:tcPr>
+          <w:p>
+            <w:pPr>
+              <w:spacing w:after="0" w:before="0" w:line="240" w:lineRule="auto"/>
+              <w:jc w:val="left"/>
+            </w:pPr>
+            <w:r/>
+            <w:r>
+              <w:rPr>
+                <w:rFonts w:ascii="Calibri" w:hAnsi="Calibri" w:eastAsia="Calibri"/>
+                <w:b w:val="0"/>
+                <w:color w:val="52514E"/>
+                <w:sz w:val="15"/>
+              </w:rPr>
+              <w:t>Requisitos aprovados e a medida inicial do protótipo registrada. É contra essa medida que o resultado final será comparado.</w:t>
+            </w:r>
+          </w:p>
+        </w:tc>
+      </w:tr>
+      <w:tr>
+        <w:tc>
+          <w:tcPr>
+            <w:tcW w:type="dxa" w:w="1077"/>
+          </w:tcPr>
+          <w:p>
+            <w:pPr>
+              <w:spacing w:after="0" w:before="0" w:line="240" w:lineRule="auto"/>
+              <w:jc w:val="left"/>
+            </w:pPr>
+            <w:r/>
+            <w:r>
+              <w:rPr>
+                <w:rFonts w:ascii="Calibri" w:hAnsi="Calibri" w:eastAsia="Calibri"/>
+                <w:b/>
+                <w:color w:val="0B0B0B"/>
+                <w:sz w:val="15"/>
+              </w:rPr>
+              <w:t>E2</w:t>
+              <w:br/>
+              <w:t>26/09 a</w:t>
+              <w:br/>
+              <w:t>10/10/2026</w:t>
+            </w:r>
+          </w:p>
+        </w:tc>
+        <w:tc>
+          <w:tcPr>
+            <w:tcW w:type="dxa" w:w="5499"/>
+          </w:tcPr>
+          <w:p>
+            <w:pPr>
+              <w:spacing w:after="0" w:before="0" w:line="240" w:lineRule="auto"/>
+              <w:jc w:val="left"/>
+            </w:pPr>
+            <w:r/>
+            <w:r>
+              <w:rPr>
+                <w:rFonts w:ascii="Calibri" w:hAnsi="Calibri" w:eastAsia="Calibri"/>
+                <w:b/>
+                <w:color w:val="0B0B0B"/>
+                <w:sz w:val="15"/>
+              </w:rPr>
+              <w:t xml:space="preserve">Arquitetura e ambiente.  </w:t>
+            </w:r>
+            <w:r>
+              <w:rPr>
+                <w:rFonts w:ascii="Calibri" w:hAnsi="Calibri" w:eastAsia="Calibri"/>
+                <w:b w:val="0"/>
+                <w:color w:val="52514E"/>
+                <w:sz w:val="15"/>
+              </w:rPr>
+              <w:t>Escolher a linguagem e as ferramentas, registrando por que cada alternativa foi recusada; desenhar as camadas, o caminho da tarefa e os dois portões; quebrar o sistema em tarefas com critérios de aceite que são comandos; instalar e testar o ambiente com um roteiro que possa ser repetido.</w:t>
+            </w:r>
+          </w:p>
+        </w:tc>
+        <w:tc>
+          <w:tcPr>
+            <w:tcW w:type="dxa" w:w="3288"/>
+          </w:tcPr>
+          <w:p>
+            <w:pPr>
+              <w:spacing w:after="0" w:before="0" w:line="240" w:lineRule="auto"/>
+              <w:jc w:val="left"/>
+            </w:pPr>
+            <w:r/>
+            <w:r>
+              <w:rPr>
+                <w:rFonts w:ascii="Calibri" w:hAnsi="Calibri" w:eastAsia="Calibri"/>
+                <w:b w:val="0"/>
+                <w:color w:val="52514E"/>
+                <w:sz w:val="15"/>
+              </w:rPr>
+              <w:t>Arquitetura aprovada, lista de tarefas escrita e ambiente funcionando. É a última etapa antes de programar.</w:t>
+            </w:r>
+          </w:p>
+        </w:tc>
+      </w:tr>
+      <w:tr>
+        <w:tc>
+          <w:tcPr>
+            <w:tcW w:type="dxa" w:w="9864"/>
+            <w:gridSpan w:val="3"/>
+            <w:shd w:val="clear" w:fill="184F95"/>
+          </w:tcPr>
+          <w:p>
+            <w:pPr>
+              <w:spacing w:after="30" w:before="30" w:line="240" w:lineRule="auto"/>
+              <w:jc w:val="center"/>
+            </w:pPr>
+            <w:r>
+              <w:rPr>
+                <w:rFonts w:ascii="Calibri" w:hAnsi="Calibri" w:eastAsia="Calibri"/>
+                <w:b/>
+                <w:color w:val="FFFFFF"/>
+                <w:sz w:val="15"/>
+              </w:rPr>
+              <w:t>INÍCIO DO DESENVOLVIMENTO   ·   11/10/2026</w:t>
+            </w:r>
+          </w:p>
+        </w:tc>
+      </w:tr>
+      <w:tr>
+        <w:tc>
+          <w:tcPr>
+            <w:tcW w:type="dxa" w:w="1077"/>
+          </w:tcPr>
+          <w:p>
+            <w:pPr>
+              <w:spacing w:after="0" w:before="0" w:line="240" w:lineRule="auto"/>
+              <w:jc w:val="left"/>
+            </w:pPr>
+            <w:r/>
+            <w:r>
+              <w:rPr>
+                <w:rFonts w:ascii="Calibri" w:hAnsi="Calibri" w:eastAsia="Calibri"/>
+                <w:b/>
+                <w:color w:val="0B0B0B"/>
+                <w:sz w:val="15"/>
+              </w:rPr>
+              <w:t>E3</w:t>
+              <w:br/>
+              <w:t>11/10 a</w:t>
+              <w:br/>
+              <w:t>25/10/2026</w:t>
+            </w:r>
+          </w:p>
+        </w:tc>
+        <w:tc>
+          <w:tcPr>
+            <w:tcW w:type="dxa" w:w="5499"/>
+          </w:tcPr>
+          <w:p>
+            <w:pPr>
+              <w:spacing w:after="0" w:before="0" w:line="240" w:lineRule="auto"/>
+              <w:jc w:val="left"/>
+            </w:pPr>
+            <w:r/>
+            <w:r>
+              <w:rPr>
+                <w:rFonts w:ascii="Calibri" w:hAnsi="Calibri" w:eastAsia="Calibri"/>
+                <w:b/>
+                <w:color w:val="0B0B0B"/>
+                <w:sz w:val="15"/>
+              </w:rPr>
+              <w:t xml:space="preserve">Fundação, agente e ferramentas.  </w:t>
+            </w:r>
+            <w:r>
+              <w:rPr>
+                <w:rFonts w:ascii="Calibri" w:hAnsi="Calibri" w:eastAsia="Calibri"/>
+                <w:b w:val="0"/>
+                <w:color w:val="52514E"/>
+                <w:sz w:val="15"/>
+              </w:rPr>
+              <w:t>Criar o projeto com a verificação de qualidade ligada desde o início; criar o banco de dados com projetos, tarefas, ciclos e custos; construir as ferramentas de arquivo com o confinamento por dentro e a de comando com prazo; colocar o agente para rodar como processo isolado, com o custo de cada resposta gravado.</w:t>
+            </w:r>
+          </w:p>
+        </w:tc>
+        <w:tc>
+          <w:tcPr>
+            <w:tcW w:type="dxa" w:w="3288"/>
+          </w:tcPr>
+          <w:p>
+            <w:pPr>
+              <w:spacing w:after="0" w:before="0" w:line="240" w:lineRule="auto"/>
+              <w:jc w:val="left"/>
+            </w:pPr>
+            <w:r/>
+            <w:r>
+              <w:rPr>
+                <w:rFonts w:ascii="Calibri" w:hAnsi="Calibri" w:eastAsia="Calibri"/>
+                <w:b w:val="0"/>
+                <w:color w:val="52514E"/>
+                <w:sz w:val="15"/>
+              </w:rPr>
+              <w:t>Um agente resolve uma tarefa real do começo ao fim, com o custo gravado — e os testes rodam sem internet e sem gastar cota.</w:t>
+            </w:r>
+          </w:p>
+        </w:tc>
+      </w:tr>
+      <w:tr>
+        <w:tc>
+          <w:tcPr>
+            <w:tcW w:type="dxa" w:w="1077"/>
+            <w:shd w:val="clear" w:fill="F5F5F2"/>
+          </w:tcPr>
+          <w:p>
+            <w:pPr>
+              <w:spacing w:after="0" w:before="0" w:line="240" w:lineRule="auto"/>
+              <w:jc w:val="left"/>
+            </w:pPr>
+            <w:r/>
+            <w:r>
+              <w:rPr>
+                <w:rFonts w:ascii="Calibri" w:hAnsi="Calibri" w:eastAsia="Calibri"/>
+                <w:b/>
+                <w:color w:val="0B0B0B"/>
+                <w:sz w:val="15"/>
+              </w:rPr>
+              <w:t>E4</w:t>
+              <w:br/>
+              <w:t>26/10 a</w:t>
+              <w:br/>
+              <w:t>09/11/2026</w:t>
+            </w:r>
+          </w:p>
+        </w:tc>
+        <w:tc>
+          <w:tcPr>
+            <w:tcW w:type="dxa" w:w="5499"/>
+            <w:shd w:val="clear" w:fill="F5F5F2"/>
+          </w:tcPr>
+          <w:p>
+            <w:pPr>
+              <w:spacing w:after="0" w:before="0" w:line="240" w:lineRule="auto"/>
+              <w:jc w:val="left"/>
+            </w:pPr>
+            <w:r/>
+            <w:r>
+              <w:rPr>
+                <w:rFonts w:ascii="Calibri" w:hAnsi="Calibri" w:eastAsia="Calibri"/>
+                <w:b/>
+                <w:color w:val="0B0B0B"/>
+                <w:sz w:val="15"/>
+              </w:rPr>
+              <w:t xml:space="preserve">Linha de produção de tarefas.  </w:t>
+            </w:r>
+            <w:r>
+              <w:rPr>
+                <w:rFonts w:ascii="Calibri" w:hAnsi="Calibri" w:eastAsia="Calibri"/>
+                <w:b w:val="0"/>
+                <w:color w:val="52514E"/>
+                <w:sz w:val="15"/>
+              </w:rPr>
+              <w:t>Implementar os seis estados de uma tarefa, com cada mudança gravada de uma vez só; a fila que libera a tarefa quando as anteriores terminam; a execução automática dos critérios de aceite; os dois portões; e a resposta em quatro degraus quando uma tarefa falha.</w:t>
+            </w:r>
+          </w:p>
+        </w:tc>
+        <w:tc>
+          <w:tcPr>
+            <w:tcW w:type="dxa" w:w="3288"/>
+            <w:shd w:val="clear" w:fill="F5F5F2"/>
+          </w:tcPr>
+          <w:p>
+            <w:pPr>
+              <w:spacing w:after="0" w:before="0" w:line="240" w:lineRule="auto"/>
+              <w:jc w:val="left"/>
+            </w:pPr>
+            <w:r/>
+            <w:r>
+              <w:rPr>
+                <w:rFonts w:ascii="Calibri" w:hAnsi="Calibri" w:eastAsia="Calibri"/>
+                <w:b w:val="0"/>
+                <w:color w:val="52514E"/>
+                <w:sz w:val="15"/>
+              </w:rPr>
+              <w:t>Uma tarefa percorre os seis estados, é reprovada de propósito, é refeita e conclui — com tudo registrado.</w:t>
+            </w:r>
+          </w:p>
+        </w:tc>
+      </w:tr>
+      <w:tr>
+        <w:tc>
+          <w:tcPr>
+            <w:tcW w:type="dxa" w:w="1077"/>
+          </w:tcPr>
+          <w:p>
+            <w:pPr>
+              <w:spacing w:after="0" w:before="0" w:line="240" w:lineRule="auto"/>
+              <w:jc w:val="left"/>
+            </w:pPr>
+            <w:r/>
+            <w:r>
+              <w:rPr>
+                <w:rFonts w:ascii="Calibri" w:hAnsi="Calibri" w:eastAsia="Calibri"/>
+                <w:b/>
+                <w:color w:val="0B0B0B"/>
+                <w:sz w:val="15"/>
+              </w:rPr>
+              <w:t>E5</w:t>
+              <w:br/>
+              <w:t>10/11 a</w:t>
+              <w:br/>
+              <w:t>24/11/2026</w:t>
+            </w:r>
+          </w:p>
+        </w:tc>
+        <w:tc>
+          <w:tcPr>
+            <w:tcW w:type="dxa" w:w="5499"/>
+          </w:tcPr>
+          <w:p>
+            <w:pPr>
+              <w:spacing w:after="0" w:before="0" w:line="240" w:lineRule="auto"/>
+              <w:jc w:val="left"/>
+            </w:pPr>
+            <w:r/>
+            <w:r>
+              <w:rPr>
+                <w:rFonts w:ascii="Calibri" w:hAnsi="Calibri" w:eastAsia="Calibri"/>
+                <w:b/>
+                <w:color w:val="0B0B0B"/>
+                <w:sz w:val="15"/>
+              </w:rPr>
+              <w:t xml:space="preserve">Integração e execução em paralelo.  </w:t>
+            </w:r>
+            <w:r>
+              <w:rPr>
+                <w:rFonts w:ascii="Calibri" w:hAnsi="Calibri" w:eastAsia="Calibri"/>
+                <w:b w:val="0"/>
+                <w:color w:val="52514E"/>
+                <w:sz w:val="15"/>
+              </w:rPr>
+              <w:t>Medir o que o fornecedor do modelo realmente permite controlar, com o instrumento de medição escrito antes de ser usado; provar o confinamento em vez de supor; supervisionar um processo por tarefa em andamento; impedir que duas tarefas mexam no mesmo arquivo e que comece o que não cabe no orçamento.</w:t>
+            </w:r>
+          </w:p>
+        </w:tc>
+        <w:tc>
+          <w:tcPr>
+            <w:tcW w:type="dxa" w:w="3288"/>
+          </w:tcPr>
+          <w:p>
+            <w:pPr>
+              <w:spacing w:after="0" w:before="0" w:line="240" w:lineRule="auto"/>
+              <w:jc w:val="left"/>
+            </w:pPr>
+            <w:r/>
+            <w:r>
+              <w:rPr>
+                <w:rFonts w:ascii="Calibri" w:hAnsi="Calibri" w:eastAsia="Calibri"/>
+                <w:b w:val="0"/>
+                <w:color w:val="52514E"/>
+                <w:sz w:val="15"/>
+              </w:rPr>
+              <w:t>Três tarefas rodam em paralelo; matar uma no meio não afeta as outras, e ela volta à fila. Trocar de fornecedor não exige mexer no núcleo.</w:t>
+            </w:r>
+          </w:p>
+        </w:tc>
+      </w:tr>
+      <w:tr>
+        <w:tc>
+          <w:tcPr>
+            <w:tcW w:type="dxa" w:w="1077"/>
+            <w:shd w:val="clear" w:fill="F5F5F2"/>
+          </w:tcPr>
+          <w:p>
+            <w:pPr>
+              <w:spacing w:after="0" w:before="0" w:line="240" w:lineRule="auto"/>
+              <w:jc w:val="left"/>
+            </w:pPr>
+            <w:r/>
+            <w:r>
+              <w:rPr>
+                <w:rFonts w:ascii="Calibri" w:hAnsi="Calibri" w:eastAsia="Calibri"/>
+                <w:b/>
+                <w:color w:val="0B0B0B"/>
+                <w:sz w:val="15"/>
+              </w:rPr>
+              <w:t>E6</w:t>
+              <w:br/>
+              <w:t>25/11 a</w:t>
+              <w:br/>
+              <w:t>09/12/2026</w:t>
+            </w:r>
+          </w:p>
+        </w:tc>
+        <w:tc>
+          <w:tcPr>
+            <w:tcW w:type="dxa" w:w="5499"/>
+            <w:shd w:val="clear" w:fill="F5F5F2"/>
+          </w:tcPr>
+          <w:p>
+            <w:pPr>
+              <w:spacing w:after="0" w:before="0" w:line="240" w:lineRule="auto"/>
+              <w:jc w:val="left"/>
+            </w:pPr>
+            <w:r/>
+            <w:r>
+              <w:rPr>
+                <w:rFonts w:ascii="Calibri" w:hAnsi="Calibri" w:eastAsia="Calibri"/>
+                <w:b/>
+                <w:color w:val="0B0B0B"/>
+                <w:sz w:val="15"/>
+              </w:rPr>
+              <w:t xml:space="preserve">Memória e painel.  </w:t>
+            </w:r>
+            <w:r>
+              <w:rPr>
+                <w:rFonts w:ascii="Calibri" w:hAnsi="Calibri" w:eastAsia="Calibri"/>
+                <w:b w:val="0"/>
+                <w:color w:val="52514E"/>
+                <w:sz w:val="15"/>
+              </w:rPr>
+              <w:t>Guardar o histórico do projeto conforme ele é escrito e buscá-lo por significado e por termo exato, citando a fonte; medir memória e tempo antes de escolher onde essa busca vai rodar; construir a tela com o quadro de tarefas ao vivo, o console do agente, o custo da rodada e o botão de parar.</w:t>
+            </w:r>
+          </w:p>
+        </w:tc>
+        <w:tc>
+          <w:tcPr>
+            <w:tcW w:type="dxa" w:w="3288"/>
+            <w:shd w:val="clear" w:fill="F5F5F2"/>
+          </w:tcPr>
+          <w:p>
+            <w:pPr>
+              <w:spacing w:after="0" w:before="0" w:line="240" w:lineRule="auto"/>
+              <w:jc w:val="left"/>
+            </w:pPr>
+            <w:r/>
+            <w:r>
+              <w:rPr>
+                <w:rFonts w:ascii="Calibri" w:hAnsi="Calibri" w:eastAsia="Calibri"/>
+                <w:b w:val="0"/>
+                <w:color w:val="52514E"/>
+                <w:sz w:val="15"/>
+              </w:rPr>
+              <w:t>Um projeto inteiro é acompanhado na tela do pedido à entrega, e o agente cita decisões anteriores em vez de decidir de novo.</w:t>
+            </w:r>
+          </w:p>
+        </w:tc>
+      </w:tr>
+      <w:tr>
+        <w:tc>
+          <w:tcPr>
+            <w:tcW w:type="dxa" w:w="9864"/>
+            <w:gridSpan w:val="3"/>
+            <w:shd w:val="clear" w:fill="184F95"/>
+          </w:tcPr>
+          <w:p>
+            <w:pPr>
+              <w:spacing w:after="30" w:before="30" w:line="240" w:lineRule="auto"/>
+              <w:jc w:val="center"/>
+            </w:pPr>
+            <w:r>
+              <w:rPr>
+                <w:rFonts w:ascii="Calibri" w:hAnsi="Calibri" w:eastAsia="Calibri"/>
+                <w:b/>
+                <w:color w:val="FFFFFF"/>
+                <w:sz w:val="15"/>
+              </w:rPr>
+              <w:t>FIM DO DESENVOLVIMENTO   ·   09/12/2026</w:t>
+            </w:r>
+          </w:p>
+        </w:tc>
+      </w:tr>
+      <w:tr>
+        <w:tc>
+          <w:tcPr>
+            <w:tcW w:type="dxa" w:w="1077"/>
+            <w:shd w:val="clear" w:fill="F5F5F2"/>
+          </w:tcPr>
+          <w:p>
+            <w:pPr>
+              <w:spacing w:after="0" w:before="0" w:line="240" w:lineRule="auto"/>
+              <w:jc w:val="left"/>
+            </w:pPr>
+            <w:r/>
+            <w:r>
+              <w:rPr>
+                <w:rFonts w:ascii="Calibri" w:hAnsi="Calibri" w:eastAsia="Calibri"/>
+                <w:b/>
+                <w:color w:val="0B0B0B"/>
+                <w:sz w:val="15"/>
+              </w:rPr>
+              <w:t>E7</w:t>
+              <w:br/>
+              <w:t>10/12 a</w:t>
+              <w:br/>
+              <w:t>24/12/2026</w:t>
+            </w:r>
+          </w:p>
+        </w:tc>
+        <w:tc>
+          <w:tcPr>
+            <w:tcW w:type="dxa" w:w="5499"/>
+            <w:shd w:val="clear" w:fill="F5F5F2"/>
+          </w:tcPr>
+          <w:p>
+            <w:pPr>
+              <w:spacing w:after="0" w:before="0" w:line="240" w:lineRule="auto"/>
+              <w:jc w:val="left"/>
+            </w:pPr>
+            <w:r/>
+            <w:r>
+              <w:rPr>
+                <w:rFonts w:ascii="Calibri" w:hAnsi="Calibri" w:eastAsia="Calibri"/>
+                <w:b/>
+                <w:color w:val="0B0B0B"/>
+                <w:sz w:val="15"/>
+              </w:rPr>
+              <w:t xml:space="preserve">Testes com projetos reais.  </w:t>
+            </w:r>
+            <w:r>
+              <w:rPr>
+                <w:rFonts w:ascii="Calibri" w:hAnsi="Calibri" w:eastAsia="Calibri"/>
+                <w:b w:val="0"/>
+                <w:color w:val="52514E"/>
+                <w:sz w:val="15"/>
+              </w:rPr>
+              <w:t>Executar de três a cinco projetos que nunca foram usados durante a construção, sem intervenção; testar na máquina de 8 GB medindo o pico de memória; provocar falhas de propósito — matar agentes, derrubar o banco, esgotar a cota; anotar cada defeito com a sua causa.</w:t>
+            </w:r>
+          </w:p>
+        </w:tc>
+        <w:tc>
+          <w:tcPr>
+            <w:tcW w:type="dxa" w:w="3288"/>
+            <w:shd w:val="clear" w:fill="F5F5F2"/>
+          </w:tcPr>
+          <w:p>
+            <w:pPr>
+              <w:spacing w:after="0" w:before="0" w:line="240" w:lineRule="auto"/>
+              <w:jc w:val="left"/>
+            </w:pPr>
+            <w:r/>
+            <w:r>
+              <w:rPr>
+                <w:rFonts w:ascii="Calibri" w:hAnsi="Calibri" w:eastAsia="Calibri"/>
+                <w:b w:val="0"/>
+                <w:color w:val="52514E"/>
+                <w:sz w:val="15"/>
+              </w:rPr>
+              <w:t>O comportamento real do sistema documentado, inclusive onde falhou, e a lista de correções priorizada para a etapa seguinte.</w:t>
+            </w:r>
+          </w:p>
+        </w:tc>
+      </w:tr>
+      <w:tr>
+        <w:tc>
+          <w:tcPr>
+            <w:tcW w:type="dxa" w:w="9864"/>
+            <w:gridSpan w:val="3"/>
+            <w:shd w:val="clear" w:fill="E4E4DF"/>
+          </w:tcPr>
+          <w:p>
+            <w:pPr>
+              <w:spacing w:after="30" w:before="30" w:line="240" w:lineRule="auto"/>
+              <w:jc w:val="center"/>
+            </w:pPr>
+            <w:r>
+              <w:rPr>
+                <w:rFonts w:ascii="Calibri" w:hAnsi="Calibri" w:eastAsia="Calibri"/>
+                <w:b/>
+                <w:color w:val="52514E"/>
+                <w:sz w:val="15"/>
+              </w:rPr>
+              <w:t>RECESSO DE FIM DE ANO   ·   25/12/2026 a 08/01/2027</w:t>
+            </w:r>
+          </w:p>
+        </w:tc>
+      </w:tr>
+      <w:tr>
+        <w:tc>
+          <w:tcPr>
+            <w:tcW w:type="dxa" w:w="1077"/>
+            <w:shd w:val="clear" w:fill="F5F5F2"/>
+          </w:tcPr>
+          <w:p>
+            <w:pPr>
+              <w:spacing w:after="0" w:before="0" w:line="240" w:lineRule="auto"/>
+              <w:jc w:val="left"/>
+            </w:pPr>
+            <w:r/>
+            <w:r>
+              <w:rPr>
+                <w:rFonts w:ascii="Calibri" w:hAnsi="Calibri" w:eastAsia="Calibri"/>
+                <w:b/>
+                <w:color w:val="0B0B0B"/>
+                <w:sz w:val="15"/>
+              </w:rPr>
+              <w:t>E8</w:t>
+              <w:br/>
+              <w:t>09/01 a</w:t>
+              <w:br/>
+              <w:t>23/01/2027</w:t>
+            </w:r>
+          </w:p>
+        </w:tc>
+        <w:tc>
+          <w:tcPr>
+            <w:tcW w:type="dxa" w:w="5499"/>
+            <w:shd w:val="clear" w:fill="F5F5F2"/>
+          </w:tcPr>
+          <w:p>
+            <w:pPr>
+              <w:spacing w:after="0" w:before="0" w:line="240" w:lineRule="auto"/>
+              <w:jc w:val="left"/>
+            </w:pPr>
+            <w:r/>
+            <w:r>
+              <w:rPr>
+                <w:rFonts w:ascii="Calibri" w:hAnsi="Calibri" w:eastAsia="Calibri"/>
+                <w:b/>
+                <w:color w:val="0B0B0B"/>
+                <w:sz w:val="15"/>
+              </w:rPr>
+              <w:t xml:space="preserve">Ajustes finais e entrega.  </w:t>
+            </w:r>
+            <w:r>
+              <w:rPr>
+                <w:rFonts w:ascii="Calibri" w:hAnsi="Calibri" w:eastAsia="Calibri"/>
+                <w:b w:val="0"/>
+                <w:color w:val="52514E"/>
+                <w:sz w:val="15"/>
+              </w:rPr>
+              <w:t>Corrigir o que a E7 revelou, cada correção com um teste que impede o problema de voltar; rodar os projetos de teste de novo; comparar o resultado com a medida inicial da E1; escrever o documento de entrega.</w:t>
+            </w:r>
+          </w:p>
+        </w:tc>
+        <w:tc>
+          <w:tcPr>
+            <w:tcW w:type="dxa" w:w="3288"/>
+            <w:shd w:val="clear" w:fill="F5F5F2"/>
+          </w:tcPr>
+          <w:p>
+            <w:pPr>
+              <w:spacing w:after="0" w:before="0" w:line="240" w:lineRule="auto"/>
+              <w:jc w:val="left"/>
+            </w:pPr>
+            <w:r/>
+            <w:r>
+              <w:rPr>
+                <w:rFonts w:ascii="Calibri" w:hAnsi="Calibri" w:eastAsia="Calibri"/>
+                <w:b w:val="0"/>
+                <w:color w:val="52514E"/>
+                <w:sz w:val="15"/>
+              </w:rPr>
+              <w:t>Um projeto construído sem intervenção e o resultado comparado com a medida inicial, com o número publicado.</w:t>
+            </w:r>
+          </w:p>
+        </w:tc>
+      </w:tr>
+      <w:tr>
+        <w:tc>
+          <w:tcPr>
+            <w:tcW w:type="dxa" w:w="9864"/>
+            <w:gridSpan w:val="3"/>
+            <w:shd w:val="clear" w:fill="14865D"/>
+          </w:tcPr>
+          <w:p>
+            <w:pPr>
+              <w:spacing w:after="30" w:before="30" w:line="240" w:lineRule="auto"/>
+              <w:jc w:val="center"/>
+            </w:pPr>
+            <w:r>
+              <w:rPr>
+                <w:rFonts w:ascii="Calibri" w:hAnsi="Calibri" w:eastAsia="Calibri"/>
+                <w:b/>
+                <w:color w:val="FFFFFF"/>
+                <w:sz w:val="15"/>
+              </w:rPr>
+              <w:t>PRAZO FINAL DE ENTREGA   ·   26/01/2027   ·   3 dias de margem depois da E8</w:t>
+            </w:r>
+          </w:p>
+        </w:tc>
+      </w:tr>
+    </w:tbl>
+    <w:p>
+      <w:pPr>
+        <w:spacing w:after="20"/>
+      </w:pPr>
+    </w:p>
+    <w:p>
+      <w:pPr>
+        <w:pStyle w:val="Heading1"/>
+      </w:pPr>
+      <w:r>
+        <w:t>5.  O que o orientador recebe, e quando</w:t>
+      </w:r>
+    </w:p>
+    <w:tbl>
+      <w:tblPr>
+        <w:tblW w:type="auto" w:w="0"/>
+        <w:jc w:val="center"/>
+        <w:tblLook w:firstColumn="1" w:firstRow="1" w:lastColumn="0" w:lastRow="0" w:noHBand="0" w:noVBand="1" w:val="04A0"/>
+        <w:tblBorders>
+          <w:top w:val="single" w:sz="4" w:color="D9D9D6"/>
+          <w:left w:val="single" w:sz="4" w:color="D9D9D6"/>
+          <w:bottom w:val="single" w:sz="4" w:color="D9D9D6"/>
+          <w:right w:val="single" w:sz="4" w:color="D9D9D6"/>
+          <w:insideH w:val="single" w:sz="4" w:color="D9D9D6"/>
+          <w:insideV w:val="single" w:sz="4" w:color="D9D9D6"/>
+        </w:tblBorders>
+      </w:tblPr>
+      <w:tblGrid>
+        <w:gridCol w:w="4876"/>
+        <w:gridCol w:w="4876"/>
+      </w:tblGrid>
+      <w:tr>
+        <w:tc>
+          <w:tcPr>
+            <w:tcW w:type="dxa" w:w="2494"/>
+            <w:shd w:val="clear" w:fill="2A78D6"/>
+          </w:tcPr>
+          <w:p>
+            <w:pPr>
+              <w:spacing w:after="0" w:before="0"/>
+              <w:jc w:val="left"/>
+            </w:pPr>
+            <w:r/>
+            <w:r>
+              <w:rPr>
+                <w:rFonts w:ascii="Calibri" w:hAnsi="Calibri" w:eastAsia="Calibri"/>
+                <w:b/>
+                <w:color w:val="FFFFFF"/>
+                <w:sz w:val="16"/>
+              </w:rPr>
+              <w:t>Data</w:t>
+            </w:r>
+          </w:p>
+        </w:tc>
+        <w:tc>
+          <w:tcPr>
+            <w:tcW w:type="dxa" w:w="7370"/>
+            <w:shd w:val="clear" w:fill="2A78D6"/>
+          </w:tcPr>
+          <w:p>
+            <w:pPr>
+              <w:spacing w:after="0" w:before="0"/>
+              <w:jc w:val="left"/>
+            </w:pPr>
+            <w:r/>
+            <w:r>
+              <w:rPr>
+                <w:rFonts w:ascii="Calibri" w:hAnsi="Calibri" w:eastAsia="Calibri"/>
+                <w:b/>
+                <w:color w:val="FFFFFF"/>
+                <w:sz w:val="16"/>
+              </w:rPr>
+              <w:t>O que será entregue</w:t>
+            </w:r>
+          </w:p>
+        </w:tc>
+      </w:tr>
+      <w:tr>
+        <w:tc>
+          <w:tcPr>
+            <w:tcW w:type="dxa" w:w="2494"/>
+          </w:tcPr>
+          <w:p>
+            <w:pPr>
+              <w:spacing w:after="0" w:before="0" w:line="240" w:lineRule="auto"/>
+              <w:jc w:val="left"/>
+            </w:pPr>
+            <w:r/>
+            <w:r>
+              <w:rPr>
+                <w:rFonts w:ascii="Calibri" w:hAnsi="Calibri" w:eastAsia="Calibri"/>
+                <w:b/>
+                <w:color w:val="0B0B0B"/>
+                <w:sz w:val="16"/>
+              </w:rPr>
+              <w:t>25/09/2026  ·  fim da E1</w:t>
+            </w:r>
+          </w:p>
+        </w:tc>
+        <w:tc>
+          <w:tcPr>
+            <w:tcW w:type="dxa" w:w="7370"/>
+          </w:tcPr>
+          <w:p>
+            <w:pPr>
+              <w:spacing w:after="0" w:before="0" w:line="240" w:lineRule="auto"/>
+              <w:jc w:val="left"/>
+            </w:pPr>
+            <w:r/>
+            <w:r>
+              <w:rPr>
+                <w:rFonts w:ascii="Calibri" w:hAnsi="Calibri" w:eastAsia="Calibri"/>
+                <w:b w:val="0"/>
+                <w:color w:val="52514E"/>
+                <w:sz w:val="16"/>
+              </w:rPr>
+              <w:t>Requisitos aprovados, estudo dos sistemas parecidos e a medida inicial do protótipo</w:t>
+            </w:r>
+          </w:p>
+        </w:tc>
+      </w:tr>
+      <w:tr>
+        <w:tc>
+          <w:tcPr>
+            <w:tcW w:type="dxa" w:w="2494"/>
+            <w:shd w:val="clear" w:fill="F5F5F2"/>
+          </w:tcPr>
+          <w:p>
+            <w:pPr>
+              <w:spacing w:after="0" w:before="0" w:line="240" w:lineRule="auto"/>
+              <w:jc w:val="left"/>
+            </w:pPr>
+            <w:r/>
+            <w:r>
+              <w:rPr>
+                <w:rFonts w:ascii="Calibri" w:hAnsi="Calibri" w:eastAsia="Calibri"/>
+                <w:b/>
+                <w:color w:val="0B0B0B"/>
+                <w:sz w:val="16"/>
+              </w:rPr>
+              <w:t>10/10/2026  ·  fim da E2</w:t>
+            </w:r>
+          </w:p>
+        </w:tc>
+        <w:tc>
+          <w:tcPr>
+            <w:tcW w:type="dxa" w:w="7370"/>
+            <w:shd w:val="clear" w:fill="F5F5F2"/>
+          </w:tcPr>
+          <w:p>
+            <w:pPr>
+              <w:spacing w:after="0" w:before="0" w:line="240" w:lineRule="auto"/>
+              <w:jc w:val="left"/>
+            </w:pPr>
+            <w:r/>
+            <w:r>
+              <w:rPr>
+                <w:rFonts w:ascii="Calibri" w:hAnsi="Calibri" w:eastAsia="Calibri"/>
+                <w:b w:val="0"/>
+                <w:color w:val="52514E"/>
+                <w:sz w:val="16"/>
+              </w:rPr>
+              <w:t>Arquitetura com as decisões justificadas, lista de tarefas e ambiente funcionando</w:t>
+            </w:r>
+          </w:p>
+        </w:tc>
+      </w:tr>
+      <w:tr>
+        <w:tc>
+          <w:tcPr>
+            <w:tcW w:type="dxa" w:w="2494"/>
+          </w:tcPr>
+          <w:p>
+            <w:pPr>
+              <w:spacing w:after="0" w:before="0" w:line="240" w:lineRule="auto"/>
+              <w:jc w:val="left"/>
+            </w:pPr>
+            <w:r/>
+            <w:r>
+              <w:rPr>
+                <w:rFonts w:ascii="Calibri" w:hAnsi="Calibri" w:eastAsia="Calibri"/>
+                <w:b/>
+                <w:color w:val="0B0B0B"/>
+                <w:sz w:val="16"/>
+              </w:rPr>
+              <w:t>09/11/2026  ·  fim da E4</w:t>
+            </w:r>
+          </w:p>
+        </w:tc>
+        <w:tc>
+          <w:tcPr>
+            <w:tcW w:type="dxa" w:w="7370"/>
+          </w:tcPr>
+          <w:p>
+            <w:pPr>
+              <w:spacing w:after="0" w:before="0" w:line="240" w:lineRule="auto"/>
+              <w:jc w:val="left"/>
+            </w:pPr>
+            <w:r/>
+            <w:r>
+              <w:rPr>
+                <w:rFonts w:ascii="Calibri" w:hAnsi="Calibri" w:eastAsia="Calibri"/>
+                <w:b w:val="0"/>
+                <w:color w:val="52514E"/>
+                <w:sz w:val="16"/>
+              </w:rPr>
+              <w:t>Demonstração ao vivo: uma tarefa percorrendo os seis estados, com uma reprovação provocada</w:t>
+            </w:r>
+          </w:p>
+        </w:tc>
+      </w:tr>
+      <w:tr>
+        <w:tc>
+          <w:tcPr>
+            <w:tcW w:type="dxa" w:w="2494"/>
+            <w:shd w:val="clear" w:fill="F5F5F2"/>
+          </w:tcPr>
+          <w:p>
+            <w:pPr>
+              <w:spacing w:after="0" w:before="0" w:line="240" w:lineRule="auto"/>
+              <w:jc w:val="left"/>
+            </w:pPr>
+            <w:r/>
+            <w:r>
+              <w:rPr>
+                <w:rFonts w:ascii="Calibri" w:hAnsi="Calibri" w:eastAsia="Calibri"/>
+                <w:b/>
+                <w:color w:val="0B0B0B"/>
+                <w:sz w:val="16"/>
+              </w:rPr>
+              <w:t>24/11/2026  ·  fim da E5</w:t>
+            </w:r>
+          </w:p>
+        </w:tc>
+        <w:tc>
+          <w:tcPr>
+            <w:tcW w:type="dxa" w:w="7370"/>
+            <w:shd w:val="clear" w:fill="F5F5F2"/>
+          </w:tcPr>
+          <w:p>
+            <w:pPr>
+              <w:spacing w:after="0" w:before="0" w:line="240" w:lineRule="auto"/>
+              <w:jc w:val="left"/>
+            </w:pPr>
+            <w:r/>
+            <w:r>
+              <w:rPr>
+                <w:rFonts w:ascii="Calibri" w:hAnsi="Calibri" w:eastAsia="Calibri"/>
+                <w:b w:val="0"/>
+                <w:color w:val="52514E"/>
+                <w:sz w:val="16"/>
+              </w:rPr>
+              <w:t>Demonstração: três tarefas em paralelo e a recuperação de uma falha provocada</w:t>
+            </w:r>
+          </w:p>
+        </w:tc>
+      </w:tr>
+      <w:tr>
+        <w:tc>
+          <w:tcPr>
+            <w:tcW w:type="dxa" w:w="2494"/>
+          </w:tcPr>
+          <w:p>
+            <w:pPr>
+              <w:spacing w:after="0" w:before="0" w:line="240" w:lineRule="auto"/>
+              <w:jc w:val="left"/>
+            </w:pPr>
+            <w:r/>
+            <w:r>
+              <w:rPr>
+                <w:rFonts w:ascii="Calibri" w:hAnsi="Calibri" w:eastAsia="Calibri"/>
+                <w:b/>
+                <w:color w:val="0B0B0B"/>
+                <w:sz w:val="16"/>
+              </w:rPr>
+              <w:t>09/12/2026  ·  fim da E6</w:t>
+            </w:r>
+          </w:p>
+        </w:tc>
+        <w:tc>
+          <w:tcPr>
+            <w:tcW w:type="dxa" w:w="7370"/>
+          </w:tcPr>
+          <w:p>
+            <w:pPr>
+              <w:spacing w:after="0" w:before="0" w:line="240" w:lineRule="auto"/>
+              <w:jc w:val="left"/>
+            </w:pPr>
+            <w:r/>
+            <w:r>
+              <w:rPr>
+                <w:rFonts w:ascii="Calibri" w:hAnsi="Calibri" w:eastAsia="Calibri"/>
+                <w:b w:val="0"/>
+                <w:color w:val="52514E"/>
+                <w:sz w:val="16"/>
+              </w:rPr>
+              <w:t>Demonstração: um projeto inteiro acompanhado na tela, do pedido à entrega</w:t>
+            </w:r>
+          </w:p>
+        </w:tc>
+      </w:tr>
+      <w:tr>
+        <w:tc>
+          <w:tcPr>
+            <w:tcW w:type="dxa" w:w="2494"/>
+            <w:shd w:val="clear" w:fill="F5F5F2"/>
+          </w:tcPr>
+          <w:p>
+            <w:pPr>
+              <w:spacing w:after="0" w:before="0" w:line="240" w:lineRule="auto"/>
+              <w:jc w:val="left"/>
+            </w:pPr>
+            <w:r/>
+            <w:r>
+              <w:rPr>
+                <w:rFonts w:ascii="Calibri" w:hAnsi="Calibri" w:eastAsia="Calibri"/>
+                <w:b/>
+                <w:color w:val="0B0B0B"/>
+                <w:sz w:val="16"/>
+              </w:rPr>
+              <w:t>24/12/2026  ·  fim da E7</w:t>
+            </w:r>
+          </w:p>
+        </w:tc>
+        <w:tc>
+          <w:tcPr>
+            <w:tcW w:type="dxa" w:w="7370"/>
+            <w:shd w:val="clear" w:fill="F5F5F2"/>
+          </w:tcPr>
+          <w:p>
+            <w:pPr>
+              <w:spacing w:after="0" w:before="0" w:line="240" w:lineRule="auto"/>
+              <w:jc w:val="left"/>
+            </w:pPr>
+            <w:r/>
+            <w:r>
+              <w:rPr>
+                <w:rFonts w:ascii="Calibri" w:hAnsi="Calibri" w:eastAsia="Calibri"/>
+                <w:b w:val="0"/>
+                <w:color w:val="52514E"/>
+                <w:sz w:val="16"/>
+              </w:rPr>
+              <w:t>Relatório dos testes com projetos reais e a lista de correções</w:t>
+            </w:r>
+          </w:p>
+        </w:tc>
+      </w:tr>
+      <w:tr>
+        <w:tc>
+          <w:tcPr>
+            <w:tcW w:type="dxa" w:w="2494"/>
+          </w:tcPr>
+          <w:p>
+            <w:pPr>
+              <w:spacing w:after="0" w:before="0" w:line="240" w:lineRule="auto"/>
+              <w:jc w:val="left"/>
+            </w:pPr>
+            <w:r/>
+            <w:r>
+              <w:rPr>
+                <w:rFonts w:ascii="Calibri" w:hAnsi="Calibri" w:eastAsia="Calibri"/>
+                <w:b/>
+                <w:color w:val="0B0B0B"/>
+                <w:sz w:val="16"/>
+              </w:rPr>
+              <w:t>26/01/2027  ·  prazo final</w:t>
+            </w:r>
+          </w:p>
+        </w:tc>
+        <w:tc>
+          <w:tcPr>
+            <w:tcW w:type="dxa" w:w="7370"/>
+          </w:tcPr>
+          <w:p>
+            <w:pPr>
+              <w:spacing w:after="0" w:before="0" w:line="240" w:lineRule="auto"/>
+              <w:jc w:val="left"/>
+            </w:pPr>
+            <w:r/>
+            <w:r>
+              <w:rPr>
+                <w:rFonts w:ascii="Calibri" w:hAnsi="Calibri" w:eastAsia="Calibri"/>
+                <w:b w:val="0"/>
+                <w:color w:val="52514E"/>
+                <w:sz w:val="16"/>
+              </w:rPr>
+              <w:t>Documento de entrega, com o resultado comparado à medida inicial da E1</w:t>
+            </w:r>
+          </w:p>
+        </w:tc>
+      </w:tr>
+    </w:tbl>
+    <w:p>
+      <w:pPr>
+        <w:spacing w:after="20"/>
+      </w:pPr>
+    </w:p>
+    <w:p>
+      <w:pPr>
+        <w:spacing w:after="0"/>
+      </w:pPr>
+      <w:r>
+        <w:br w:type="page"/>
       </w:r>
     </w:p>
     <w:p>
@@ -1030,7 +2639,7 @@
                 <w:color w:val="FFFFFF"/>
                 <w:sz w:val="17"/>
               </w:rPr>
-              <w:t xml:space="preserve">PARTE II   </w:t>
+              <w:t xml:space="preserve">PARTE III   </w:t>
             </w:r>
             <w:r>
               <w:rPr>
@@ -1070,7 +2679,7 @@
         <w:pStyle w:val="Heading1"/>
       </w:pPr>
       <w:r>
-        <w:t>4.  O que o sistema precisa fazer</w:t>
+        <w:t>6.  O que o sistema precisa fazer</w:t>
       </w:r>
     </w:p>
     <w:tbl>
@@ -1118,7 +2727,7 @@
         </w:tc>
         <w:tc>
           <w:tcPr>
-            <w:tcW w:type="dxa" w:w="3742"/>
+            <w:tcW w:type="dxa" w:w="3969"/>
             <w:shd w:val="clear" w:fill="2A78D6"/>
           </w:tcPr>
           <w:p>
@@ -1140,7 +2749,7 @@
         </w:tc>
         <w:tc>
           <w:tcPr>
-            <w:tcW w:type="dxa" w:w="3685"/>
+            <w:tcW w:type="dxa" w:w="3912"/>
             <w:shd w:val="clear" w:fill="2A78D6"/>
           </w:tcPr>
           <w:p>
@@ -1162,7 +2771,7 @@
         </w:tc>
         <w:tc>
           <w:tcPr>
-            <w:tcW w:type="dxa" w:w="1814"/>
+            <w:tcW w:type="dxa" w:w="1361"/>
             <w:shd w:val="clear" w:fill="2A78D6"/>
           </w:tcPr>
           <w:p>
@@ -1207,7 +2816,7 @@
         </w:tc>
         <w:tc>
           <w:tcPr>
-            <w:tcW w:type="dxa" w:w="3742"/>
+            <w:tcW w:type="dxa" w:w="3969"/>
           </w:tcPr>
           <w:p>
             <w:pPr>
@@ -1228,7 +2837,7 @@
         </w:tc>
         <w:tc>
           <w:tcPr>
-            <w:tcW w:type="dxa" w:w="3685"/>
+            <w:tcW w:type="dxa" w:w="3912"/>
           </w:tcPr>
           <w:p>
             <w:pPr>
@@ -1249,7 +2858,7 @@
         </w:tc>
         <w:tc>
           <w:tcPr>
-            <w:tcW w:type="dxa" w:w="1814"/>
+            <w:tcW w:type="dxa" w:w="1361"/>
           </w:tcPr>
           <w:p>
             <w:pPr>
@@ -1264,7 +2873,7 @@
                 <w:color w:val="52514E"/>
                 <w:sz w:val="16"/>
               </w:rPr>
-              <w:t>E7</w:t>
+              <w:t>E4</w:t>
             </w:r>
           </w:p>
         </w:tc>
@@ -1294,7 +2903,7 @@
         </w:tc>
         <w:tc>
           <w:tcPr>
-            <w:tcW w:type="dxa" w:w="3742"/>
+            <w:tcW w:type="dxa" w:w="3969"/>
             <w:shd w:val="clear" w:fill="F5F5F2"/>
           </w:tcPr>
           <w:p>
@@ -1316,7 +2925,7 @@
         </w:tc>
         <w:tc>
           <w:tcPr>
-            <w:tcW w:type="dxa" w:w="3685"/>
+            <w:tcW w:type="dxa" w:w="3912"/>
             <w:shd w:val="clear" w:fill="F5F5F2"/>
           </w:tcPr>
           <w:p>
@@ -1338,7 +2947,7 @@
         </w:tc>
         <w:tc>
           <w:tcPr>
-            <w:tcW w:type="dxa" w:w="1814"/>
+            <w:tcW w:type="dxa" w:w="1361"/>
             <w:shd w:val="clear" w:fill="F5F5F2"/>
           </w:tcPr>
           <w:p>
@@ -1354,7 +2963,7 @@
                 <w:color w:val="52514E"/>
                 <w:sz w:val="16"/>
               </w:rPr>
-              <w:t>E7</w:t>
+              <w:t>E4</w:t>
             </w:r>
           </w:p>
         </w:tc>
@@ -1383,7 +2992,7 @@
         </w:tc>
         <w:tc>
           <w:tcPr>
-            <w:tcW w:type="dxa" w:w="3742"/>
+            <w:tcW w:type="dxa" w:w="3969"/>
           </w:tcPr>
           <w:p>
             <w:pPr>
@@ -1404,7 +3013,7 @@
         </w:tc>
         <w:tc>
           <w:tcPr>
-            <w:tcW w:type="dxa" w:w="3685"/>
+            <w:tcW w:type="dxa" w:w="3912"/>
           </w:tcPr>
           <w:p>
             <w:pPr>
@@ -1425,7 +3034,7 @@
         </w:tc>
         <w:tc>
           <w:tcPr>
-            <w:tcW w:type="dxa" w:w="1814"/>
+            <w:tcW w:type="dxa" w:w="1361"/>
           </w:tcPr>
           <w:p>
             <w:pPr>
@@ -1440,7 +3049,7 @@
                 <w:color w:val="52514E"/>
                 <w:sz w:val="16"/>
               </w:rPr>
-              <w:t>E7</w:t>
+              <w:t>E4</w:t>
             </w:r>
           </w:p>
         </w:tc>
@@ -1470,7 +3079,7 @@
         </w:tc>
         <w:tc>
           <w:tcPr>
-            <w:tcW w:type="dxa" w:w="3742"/>
+            <w:tcW w:type="dxa" w:w="3969"/>
             <w:shd w:val="clear" w:fill="F5F5F2"/>
           </w:tcPr>
           <w:p>
@@ -1492,7 +3101,7 @@
         </w:tc>
         <w:tc>
           <w:tcPr>
-            <w:tcW w:type="dxa" w:w="3685"/>
+            <w:tcW w:type="dxa" w:w="3912"/>
             <w:shd w:val="clear" w:fill="F5F5F2"/>
           </w:tcPr>
           <w:p>
@@ -1514,7 +3123,7 @@
         </w:tc>
         <w:tc>
           <w:tcPr>
-            <w:tcW w:type="dxa" w:w="1814"/>
+            <w:tcW w:type="dxa" w:w="1361"/>
             <w:shd w:val="clear" w:fill="F5F5F2"/>
           </w:tcPr>
           <w:p>
@@ -1530,7 +3139,7 @@
                 <w:color w:val="52514E"/>
                 <w:sz w:val="16"/>
               </w:rPr>
-              <w:t>E7</w:t>
+              <w:t>E4</w:t>
             </w:r>
           </w:p>
         </w:tc>
@@ -1559,7 +3168,7 @@
         </w:tc>
         <w:tc>
           <w:tcPr>
-            <w:tcW w:type="dxa" w:w="3742"/>
+            <w:tcW w:type="dxa" w:w="3969"/>
           </w:tcPr>
           <w:p>
             <w:pPr>
@@ -1580,7 +3189,7 @@
         </w:tc>
         <w:tc>
           <w:tcPr>
-            <w:tcW w:type="dxa" w:w="3685"/>
+            <w:tcW w:type="dxa" w:w="3912"/>
           </w:tcPr>
           <w:p>
             <w:pPr>
@@ -1601,7 +3210,7 @@
         </w:tc>
         <w:tc>
           <w:tcPr>
-            <w:tcW w:type="dxa" w:w="1814"/>
+            <w:tcW w:type="dxa" w:w="1361"/>
           </w:tcPr>
           <w:p>
             <w:pPr>
@@ -1616,7 +3225,7 @@
                 <w:color w:val="52514E"/>
                 <w:sz w:val="16"/>
               </w:rPr>
-              <w:t>E7</w:t>
+              <w:t>E4</w:t>
             </w:r>
           </w:p>
         </w:tc>
@@ -1646,7 +3255,7 @@
         </w:tc>
         <w:tc>
           <w:tcPr>
-            <w:tcW w:type="dxa" w:w="3742"/>
+            <w:tcW w:type="dxa" w:w="3969"/>
             <w:shd w:val="clear" w:fill="F5F5F2"/>
           </w:tcPr>
           <w:p>
@@ -1668,7 +3277,7 @@
         </w:tc>
         <w:tc>
           <w:tcPr>
-            <w:tcW w:type="dxa" w:w="3685"/>
+            <w:tcW w:type="dxa" w:w="3912"/>
             <w:shd w:val="clear" w:fill="F5F5F2"/>
           </w:tcPr>
           <w:p>
@@ -1690,7 +3299,7 @@
         </w:tc>
         <w:tc>
           <w:tcPr>
-            <w:tcW w:type="dxa" w:w="1814"/>
+            <w:tcW w:type="dxa" w:w="1361"/>
             <w:shd w:val="clear" w:fill="F5F5F2"/>
           </w:tcPr>
           <w:p>
@@ -1706,7 +3315,7 @@
                 <w:color w:val="52514E"/>
                 <w:sz w:val="16"/>
               </w:rPr>
-              <w:t>E9</w:t>
+              <w:t>E5</w:t>
             </w:r>
           </w:p>
         </w:tc>
@@ -1735,7 +3344,7 @@
         </w:tc>
         <w:tc>
           <w:tcPr>
-            <w:tcW w:type="dxa" w:w="3742"/>
+            <w:tcW w:type="dxa" w:w="3969"/>
           </w:tcPr>
           <w:p>
             <w:pPr>
@@ -1756,7 +3365,7 @@
         </w:tc>
         <w:tc>
           <w:tcPr>
-            <w:tcW w:type="dxa" w:w="3685"/>
+            <w:tcW w:type="dxa" w:w="3912"/>
           </w:tcPr>
           <w:p>
             <w:pPr>
@@ -1777,7 +3386,7 @@
         </w:tc>
         <w:tc>
           <w:tcPr>
-            <w:tcW w:type="dxa" w:w="1814"/>
+            <w:tcW w:type="dxa" w:w="1361"/>
           </w:tcPr>
           <w:p>
             <w:pPr>
@@ -1792,7 +3401,7 @@
                 <w:color w:val="52514E"/>
                 <w:sz w:val="16"/>
               </w:rPr>
-              <w:t>E10</w:t>
+              <w:t>E6</w:t>
             </w:r>
           </w:p>
         </w:tc>
@@ -1822,7 +3431,7 @@
         </w:tc>
         <w:tc>
           <w:tcPr>
-            <w:tcW w:type="dxa" w:w="3742"/>
+            <w:tcW w:type="dxa" w:w="3969"/>
             <w:shd w:val="clear" w:fill="F5F5F2"/>
           </w:tcPr>
           <w:p>
@@ -1844,7 +3453,7 @@
         </w:tc>
         <w:tc>
           <w:tcPr>
-            <w:tcW w:type="dxa" w:w="3685"/>
+            <w:tcW w:type="dxa" w:w="3912"/>
             <w:shd w:val="clear" w:fill="F5F5F2"/>
           </w:tcPr>
           <w:p>
@@ -1866,7 +3475,7 @@
         </w:tc>
         <w:tc>
           <w:tcPr>
-            <w:tcW w:type="dxa" w:w="1814"/>
+            <w:tcW w:type="dxa" w:w="1361"/>
             <w:shd w:val="clear" w:fill="F5F5F2"/>
           </w:tcPr>
           <w:p>
@@ -1882,7 +3491,7 @@
                 <w:color w:val="52514E"/>
                 <w:sz w:val="16"/>
               </w:rPr>
-              <w:t>E11</w:t>
+              <w:t>E6</w:t>
             </w:r>
           </w:p>
         </w:tc>
@@ -1898,7 +3507,7 @@
         <w:pStyle w:val="Heading1"/>
       </w:pPr>
       <w:r>
-        <w:t>5.  Sob que restrições</w:t>
+        <w:t>7.  Sob que restrições</w:t>
       </w:r>
     </w:p>
     <w:tbl>
@@ -1946,7 +3555,7 @@
         </w:tc>
         <w:tc>
           <w:tcPr>
-            <w:tcW w:type="dxa" w:w="3515"/>
+            <w:tcW w:type="dxa" w:w="3685"/>
             <w:shd w:val="clear" w:fill="2A78D6"/>
           </w:tcPr>
           <w:p>
@@ -1968,7 +3577,7 @@
         </w:tc>
         <w:tc>
           <w:tcPr>
-            <w:tcW w:type="dxa" w:w="3855"/>
+            <w:tcW w:type="dxa" w:w="4139"/>
             <w:shd w:val="clear" w:fill="2A78D6"/>
           </w:tcPr>
           <w:p>
@@ -1990,7 +3599,7 @@
         </w:tc>
         <w:tc>
           <w:tcPr>
-            <w:tcW w:type="dxa" w:w="1814"/>
+            <w:tcW w:type="dxa" w:w="1361"/>
             <w:shd w:val="clear" w:fill="2A78D6"/>
           </w:tcPr>
           <w:p>
@@ -2035,7 +3644,7 @@
         </w:tc>
         <w:tc>
           <w:tcPr>
-            <w:tcW w:type="dxa" w:w="3515"/>
+            <w:tcW w:type="dxa" w:w="3685"/>
           </w:tcPr>
           <w:p>
             <w:pPr>
@@ -2056,7 +3665,7 @@
         </w:tc>
         <w:tc>
           <w:tcPr>
-            <w:tcW w:type="dxa" w:w="3855"/>
+            <w:tcW w:type="dxa" w:w="4139"/>
           </w:tcPr>
           <w:p>
             <w:pPr>
@@ -2071,13 +3680,13 @@
                 <w:color w:val="52514E"/>
                 <w:sz w:val="16"/>
               </w:rPr>
-              <w:t>nada pesado é carregado antes da E10, e o único componente pesado é trocável</w:t>
+              <w:t>o único componente pesado — a busca por significado — é trocável e escolhido por medição</w:t>
             </w:r>
           </w:p>
         </w:tc>
         <w:tc>
           <w:tcPr>
-            <w:tcW w:type="dxa" w:w="1814"/>
+            <w:tcW w:type="dxa" w:w="1361"/>
           </w:tcPr>
           <w:p>
             <w:pPr>
@@ -2092,7 +3701,7 @@
                 <w:color w:val="52514E"/>
                 <w:sz w:val="16"/>
               </w:rPr>
-              <w:t>E10</w:t>
+              <w:t>E6</w:t>
             </w:r>
           </w:p>
         </w:tc>
@@ -2122,7 +3731,7 @@
         </w:tc>
         <w:tc>
           <w:tcPr>
-            <w:tcW w:type="dxa" w:w="3515"/>
+            <w:tcW w:type="dxa" w:w="3685"/>
             <w:shd w:val="clear" w:fill="F5F5F2"/>
           </w:tcPr>
           <w:p>
@@ -2144,7 +3753,7 @@
         </w:tc>
         <w:tc>
           <w:tcPr>
-            <w:tcW w:type="dxa" w:w="3855"/>
+            <w:tcW w:type="dxa" w:w="4139"/>
             <w:shd w:val="clear" w:fill="F5F5F2"/>
           </w:tcPr>
           <w:p>
@@ -2166,7 +3775,359 @@
         </w:tc>
         <w:tc>
           <w:tcPr>
-            <w:tcW w:type="dxa" w:w="1814"/>
+            <w:tcW w:type="dxa" w:w="1361"/>
+            <w:shd w:val="clear" w:fill="F5F5F2"/>
+          </w:tcPr>
+          <w:p>
+            <w:pPr>
+              <w:spacing w:after="0" w:before="0" w:line="240" w:lineRule="auto"/>
+              <w:jc w:val="left"/>
+            </w:pPr>
+            <w:r/>
+            <w:r>
+              <w:rPr>
+                <w:rFonts w:ascii="Calibri" w:hAnsi="Calibri" w:eastAsia="Calibri"/>
+                <w:b w:val="0"/>
+                <w:color w:val="52514E"/>
+                <w:sz w:val="16"/>
+              </w:rPr>
+              <w:t>E3</w:t>
+            </w:r>
+          </w:p>
+        </w:tc>
+      </w:tr>
+      <w:tr>
+        <w:tc>
+          <w:tcPr>
+            <w:tcW w:type="dxa" w:w="680"/>
+          </w:tcPr>
+          <w:p>
+            <w:pPr>
+              <w:spacing w:after="0" w:before="0" w:line="240" w:lineRule="auto"/>
+              <w:jc w:val="left"/>
+            </w:pPr>
+            <w:r/>
+            <w:r>
+              <w:rPr>
+                <w:rFonts w:ascii="Calibri" w:hAnsi="Calibri" w:eastAsia="Calibri"/>
+                <w:b/>
+                <w:color w:val="0B0B0B"/>
+                <w:sz w:val="16"/>
+              </w:rPr>
+              <w:t>R11</w:t>
+            </w:r>
+          </w:p>
+        </w:tc>
+        <w:tc>
+          <w:tcPr>
+            <w:tcW w:type="dxa" w:w="3685"/>
+          </w:tcPr>
+          <w:p>
+            <w:pPr>
+              <w:spacing w:after="0" w:before="0" w:line="240" w:lineRule="auto"/>
+              <w:jc w:val="left"/>
+            </w:pPr>
+            <w:r/>
+            <w:r>
+              <w:rPr>
+                <w:rFonts w:ascii="Calibri" w:hAnsi="Calibri" w:eastAsia="Calibri"/>
+                <w:b w:val="0"/>
+                <w:color w:val="52514E"/>
+                <w:sz w:val="16"/>
+              </w:rPr>
+              <w:t>Nenhum agente escreve fora da pasta do projeto</w:t>
+            </w:r>
+          </w:p>
+        </w:tc>
+        <w:tc>
+          <w:tcPr>
+            <w:tcW w:type="dxa" w:w="4139"/>
+          </w:tcPr>
+          <w:p>
+            <w:pPr>
+              <w:spacing w:after="0" w:before="0" w:line="240" w:lineRule="auto"/>
+              <w:jc w:val="left"/>
+            </w:pPr>
+            <w:r/>
+            <w:r>
+              <w:rPr>
+                <w:rFonts w:ascii="Calibri" w:hAnsi="Calibri" w:eastAsia="Calibri"/>
+                <w:b w:val="0"/>
+                <w:color w:val="52514E"/>
+                <w:sz w:val="16"/>
+              </w:rPr>
+              <w:t>a própria ferramenta de escrita recusa o caminho de fora</w:t>
+            </w:r>
+          </w:p>
+        </w:tc>
+        <w:tc>
+          <w:tcPr>
+            <w:tcW w:type="dxa" w:w="1361"/>
+          </w:tcPr>
+          <w:p>
+            <w:pPr>
+              <w:spacing w:after="0" w:before="0" w:line="240" w:lineRule="auto"/>
+              <w:jc w:val="left"/>
+            </w:pPr>
+            <w:r/>
+            <w:r>
+              <w:rPr>
+                <w:rFonts w:ascii="Calibri" w:hAnsi="Calibri" w:eastAsia="Calibri"/>
+                <w:b w:val="0"/>
+                <w:color w:val="52514E"/>
+                <w:sz w:val="16"/>
+              </w:rPr>
+              <w:t>E3</w:t>
+            </w:r>
+          </w:p>
+        </w:tc>
+      </w:tr>
+      <w:tr>
+        <w:tc>
+          <w:tcPr>
+            <w:tcW w:type="dxa" w:w="680"/>
+            <w:shd w:val="clear" w:fill="F5F5F2"/>
+          </w:tcPr>
+          <w:p>
+            <w:pPr>
+              <w:spacing w:after="0" w:before="0" w:line="240" w:lineRule="auto"/>
+              <w:jc w:val="left"/>
+            </w:pPr>
+            <w:r/>
+            <w:r>
+              <w:rPr>
+                <w:rFonts w:ascii="Calibri" w:hAnsi="Calibri" w:eastAsia="Calibri"/>
+                <w:b/>
+                <w:color w:val="0B0B0B"/>
+                <w:sz w:val="16"/>
+              </w:rPr>
+              <w:t>R12</w:t>
+            </w:r>
+          </w:p>
+        </w:tc>
+        <w:tc>
+          <w:tcPr>
+            <w:tcW w:type="dxa" w:w="3685"/>
+            <w:shd w:val="clear" w:fill="F5F5F2"/>
+          </w:tcPr>
+          <w:p>
+            <w:pPr>
+              <w:spacing w:after="0" w:before="0" w:line="240" w:lineRule="auto"/>
+              <w:jc w:val="left"/>
+            </w:pPr>
+            <w:r/>
+            <w:r>
+              <w:rPr>
+                <w:rFonts w:ascii="Calibri" w:hAnsi="Calibri" w:eastAsia="Calibri"/>
+                <w:b w:val="0"/>
+                <w:color w:val="52514E"/>
+                <w:sz w:val="16"/>
+              </w:rPr>
+              <w:t>Os testes rodam sem internet, sem consumir cota e sem chave de acesso</w:t>
+            </w:r>
+          </w:p>
+        </w:tc>
+        <w:tc>
+          <w:tcPr>
+            <w:tcW w:type="dxa" w:w="4139"/>
+            <w:shd w:val="clear" w:fill="F5F5F2"/>
+          </w:tcPr>
+          <w:p>
+            <w:pPr>
+              <w:spacing w:after="0" w:before="0" w:line="240" w:lineRule="auto"/>
+              <w:jc w:val="left"/>
+            </w:pPr>
+            <w:r/>
+            <w:r>
+              <w:rPr>
+                <w:rFonts w:ascii="Calibri" w:hAnsi="Calibri" w:eastAsia="Calibri"/>
+                <w:b w:val="0"/>
+                <w:color w:val="52514E"/>
+                <w:sz w:val="16"/>
+              </w:rPr>
+              <w:t>substitutos de mentira, e um teste que falha se a chave existir</w:t>
+            </w:r>
+          </w:p>
+        </w:tc>
+        <w:tc>
+          <w:tcPr>
+            <w:tcW w:type="dxa" w:w="1361"/>
+            <w:shd w:val="clear" w:fill="F5F5F2"/>
+          </w:tcPr>
+          <w:p>
+            <w:pPr>
+              <w:spacing w:after="0" w:before="0" w:line="240" w:lineRule="auto"/>
+              <w:jc w:val="left"/>
+            </w:pPr>
+            <w:r/>
+            <w:r>
+              <w:rPr>
+                <w:rFonts w:ascii="Calibri" w:hAnsi="Calibri" w:eastAsia="Calibri"/>
+                <w:b w:val="0"/>
+                <w:color w:val="52514E"/>
+                <w:sz w:val="16"/>
+              </w:rPr>
+              <w:t>E3</w:t>
+            </w:r>
+          </w:p>
+        </w:tc>
+      </w:tr>
+      <w:tr>
+        <w:tc>
+          <w:tcPr>
+            <w:tcW w:type="dxa" w:w="680"/>
+          </w:tcPr>
+          <w:p>
+            <w:pPr>
+              <w:spacing w:after="0" w:before="0" w:line="240" w:lineRule="auto"/>
+              <w:jc w:val="left"/>
+            </w:pPr>
+            <w:r/>
+            <w:r>
+              <w:rPr>
+                <w:rFonts w:ascii="Calibri" w:hAnsi="Calibri" w:eastAsia="Calibri"/>
+                <w:b/>
+                <w:color w:val="0B0B0B"/>
+                <w:sz w:val="16"/>
+              </w:rPr>
+              <w:t>R13</w:t>
+            </w:r>
+          </w:p>
+        </w:tc>
+        <w:tc>
+          <w:tcPr>
+            <w:tcW w:type="dxa" w:w="3685"/>
+          </w:tcPr>
+          <w:p>
+            <w:pPr>
+              <w:spacing w:after="0" w:before="0" w:line="240" w:lineRule="auto"/>
+              <w:jc w:val="left"/>
+            </w:pPr>
+            <w:r/>
+            <w:r>
+              <w:rPr>
+                <w:rFonts w:ascii="Calibri" w:hAnsi="Calibri" w:eastAsia="Calibri"/>
+                <w:b w:val="0"/>
+                <w:color w:val="52514E"/>
+                <w:sz w:val="16"/>
+              </w:rPr>
+              <w:t>A morte de um agente não derruba os outros nem perde o trabalho</w:t>
+            </w:r>
+          </w:p>
+        </w:tc>
+        <w:tc>
+          <w:tcPr>
+            <w:tcW w:type="dxa" w:w="4139"/>
+          </w:tcPr>
+          <w:p>
+            <w:pPr>
+              <w:spacing w:after="0" w:before="0" w:line="240" w:lineRule="auto"/>
+              <w:jc w:val="left"/>
+            </w:pPr>
+            <w:r/>
+            <w:r>
+              <w:rPr>
+                <w:rFonts w:ascii="Calibri" w:hAnsi="Calibri" w:eastAsia="Calibri"/>
+                <w:b w:val="0"/>
+                <w:color w:val="52514E"/>
+                <w:sz w:val="16"/>
+              </w:rPr>
+              <w:t>cada agente é um processo isolado, e a fila devolve a tarefa</w:t>
+            </w:r>
+          </w:p>
+        </w:tc>
+        <w:tc>
+          <w:tcPr>
+            <w:tcW w:type="dxa" w:w="1361"/>
+          </w:tcPr>
+          <w:p>
+            <w:pPr>
+              <w:spacing w:after="0" w:before="0" w:line="240" w:lineRule="auto"/>
+              <w:jc w:val="left"/>
+            </w:pPr>
+            <w:r/>
+            <w:r>
+              <w:rPr>
+                <w:rFonts w:ascii="Calibri" w:hAnsi="Calibri" w:eastAsia="Calibri"/>
+                <w:b w:val="0"/>
+                <w:color w:val="52514E"/>
+                <w:sz w:val="16"/>
+              </w:rPr>
+              <w:t>E5</w:t>
+            </w:r>
+          </w:p>
+        </w:tc>
+      </w:tr>
+      <w:tr>
+        <w:tc>
+          <w:tcPr>
+            <w:tcW w:type="dxa" w:w="680"/>
+            <w:shd w:val="clear" w:fill="F5F5F2"/>
+          </w:tcPr>
+          <w:p>
+            <w:pPr>
+              <w:spacing w:after="0" w:before="0" w:line="240" w:lineRule="auto"/>
+              <w:jc w:val="left"/>
+            </w:pPr>
+            <w:r/>
+            <w:r>
+              <w:rPr>
+                <w:rFonts w:ascii="Calibri" w:hAnsi="Calibri" w:eastAsia="Calibri"/>
+                <w:b/>
+                <w:color w:val="0B0B0B"/>
+                <w:sz w:val="16"/>
+              </w:rPr>
+              <w:t>R14</w:t>
+            </w:r>
+          </w:p>
+        </w:tc>
+        <w:tc>
+          <w:tcPr>
+            <w:tcW w:type="dxa" w:w="3685"/>
+            <w:shd w:val="clear" w:fill="F5F5F2"/>
+          </w:tcPr>
+          <w:p>
+            <w:pPr>
+              <w:spacing w:after="0" w:before="0" w:line="240" w:lineRule="auto"/>
+              <w:jc w:val="left"/>
+            </w:pPr>
+            <w:r/>
+            <w:r>
+              <w:rPr>
+                <w:rFonts w:ascii="Calibri" w:hAnsi="Calibri" w:eastAsia="Calibri"/>
+                <w:b w:val="0"/>
+                <w:color w:val="52514E"/>
+                <w:sz w:val="16"/>
+              </w:rPr>
+              <w:t>O gasto de uma rodada não passa de um teto declarado</w:t>
+            </w:r>
+          </w:p>
+        </w:tc>
+        <w:tc>
+          <w:tcPr>
+            <w:tcW w:type="dxa" w:w="4139"/>
+            <w:shd w:val="clear" w:fill="F5F5F2"/>
+          </w:tcPr>
+          <w:p>
+            <w:pPr>
+              <w:spacing w:after="0" w:before="0" w:line="240" w:lineRule="auto"/>
+              <w:jc w:val="left"/>
+            </w:pPr>
+            <w:r/>
+            <w:r>
+              <w:rPr>
+                <w:rFonts w:ascii="Calibri" w:hAnsi="Calibri" w:eastAsia="Calibri"/>
+                <w:b w:val="0"/>
+                <w:color w:val="52514E"/>
+                <w:sz w:val="16"/>
+              </w:rPr>
+              <w:t>o sistema impede começar o que não cabe, e nunca corta no meio</w:t>
+            </w:r>
+          </w:p>
+        </w:tc>
+        <w:tc>
+          <w:tcPr>
+            <w:tcW w:type="dxa" w:w="1361"/>
             <w:shd w:val="clear" w:fill="F5F5F2"/>
           </w:tcPr>
           <w:p>
@@ -2205,365 +4166,13 @@
                 <w:color w:val="0B0B0B"/>
                 <w:sz w:val="16"/>
               </w:rPr>
-              <w:t>R11</w:t>
-            </w:r>
-          </w:p>
-        </w:tc>
-        <w:tc>
-          <w:tcPr>
-            <w:tcW w:type="dxa" w:w="3515"/>
-          </w:tcPr>
-          <w:p>
-            <w:pPr>
-              <w:spacing w:after="0" w:before="0" w:line="240" w:lineRule="auto"/>
-              <w:jc w:val="left"/>
-            </w:pPr>
-            <w:r/>
-            <w:r>
-              <w:rPr>
-                <w:rFonts w:ascii="Calibri" w:hAnsi="Calibri" w:eastAsia="Calibri"/>
-                <w:b w:val="0"/>
-                <w:color w:val="52514E"/>
-                <w:sz w:val="16"/>
-              </w:rPr>
-              <w:t>Nenhum agente escreve fora da pasta do projeto</w:t>
-            </w:r>
-          </w:p>
-        </w:tc>
-        <w:tc>
-          <w:tcPr>
-            <w:tcW w:type="dxa" w:w="3855"/>
-          </w:tcPr>
-          <w:p>
-            <w:pPr>
-              <w:spacing w:after="0" w:before="0" w:line="240" w:lineRule="auto"/>
-              <w:jc w:val="left"/>
-            </w:pPr>
-            <w:r/>
-            <w:r>
-              <w:rPr>
-                <w:rFonts w:ascii="Calibri" w:hAnsi="Calibri" w:eastAsia="Calibri"/>
-                <w:b w:val="0"/>
-                <w:color w:val="52514E"/>
-                <w:sz w:val="16"/>
-              </w:rPr>
-              <w:t>a própria ferramenta de escrita recusa o caminho de fora</w:t>
-            </w:r>
-          </w:p>
-        </w:tc>
-        <w:tc>
-          <w:tcPr>
-            <w:tcW w:type="dxa" w:w="1814"/>
-          </w:tcPr>
-          <w:p>
-            <w:pPr>
-              <w:spacing w:after="0" w:before="0" w:line="240" w:lineRule="auto"/>
-              <w:jc w:val="left"/>
-            </w:pPr>
-            <w:r/>
-            <w:r>
-              <w:rPr>
-                <w:rFonts w:ascii="Calibri" w:hAnsi="Calibri" w:eastAsia="Calibri"/>
-                <w:b w:val="0"/>
-                <w:color w:val="52514E"/>
-                <w:sz w:val="16"/>
-              </w:rPr>
-              <w:t>E6</w:t>
-            </w:r>
-          </w:p>
-        </w:tc>
-      </w:tr>
-      <w:tr>
-        <w:tc>
-          <w:tcPr>
-            <w:tcW w:type="dxa" w:w="680"/>
-            <w:shd w:val="clear" w:fill="F5F5F2"/>
-          </w:tcPr>
-          <w:p>
-            <w:pPr>
-              <w:spacing w:after="0" w:before="0" w:line="240" w:lineRule="auto"/>
-              <w:jc w:val="left"/>
-            </w:pPr>
-            <w:r/>
-            <w:r>
-              <w:rPr>
-                <w:rFonts w:ascii="Calibri" w:hAnsi="Calibri" w:eastAsia="Calibri"/>
-                <w:b/>
-                <w:color w:val="0B0B0B"/>
-                <w:sz w:val="16"/>
-              </w:rPr>
-              <w:t>R12</w:t>
-            </w:r>
-          </w:p>
-        </w:tc>
-        <w:tc>
-          <w:tcPr>
-            <w:tcW w:type="dxa" w:w="3515"/>
-            <w:shd w:val="clear" w:fill="F5F5F2"/>
-          </w:tcPr>
-          <w:p>
-            <w:pPr>
-              <w:spacing w:after="0" w:before="0" w:line="240" w:lineRule="auto"/>
-              <w:jc w:val="left"/>
-            </w:pPr>
-            <w:r/>
-            <w:r>
-              <w:rPr>
-                <w:rFonts w:ascii="Calibri" w:hAnsi="Calibri" w:eastAsia="Calibri"/>
-                <w:b w:val="0"/>
-                <w:color w:val="52514E"/>
-                <w:sz w:val="16"/>
-              </w:rPr>
-              <w:t>Os testes rodam sem internet, sem consumir cota e sem chave de acesso</w:t>
-            </w:r>
-          </w:p>
-        </w:tc>
-        <w:tc>
-          <w:tcPr>
-            <w:tcW w:type="dxa" w:w="3855"/>
-            <w:shd w:val="clear" w:fill="F5F5F2"/>
-          </w:tcPr>
-          <w:p>
-            <w:pPr>
-              <w:spacing w:after="0" w:before="0" w:line="240" w:lineRule="auto"/>
-              <w:jc w:val="left"/>
-            </w:pPr>
-            <w:r/>
-            <w:r>
-              <w:rPr>
-                <w:rFonts w:ascii="Calibri" w:hAnsi="Calibri" w:eastAsia="Calibri"/>
-                <w:b w:val="0"/>
-                <w:color w:val="52514E"/>
-                <w:sz w:val="16"/>
-              </w:rPr>
-              <w:t>substitutos de mentira, e um teste que falha se a chave existir</w:t>
-            </w:r>
-          </w:p>
-        </w:tc>
-        <w:tc>
-          <w:tcPr>
-            <w:tcW w:type="dxa" w:w="1814"/>
-            <w:shd w:val="clear" w:fill="F5F5F2"/>
-          </w:tcPr>
-          <w:p>
-            <w:pPr>
-              <w:spacing w:after="0" w:before="0" w:line="240" w:lineRule="auto"/>
-              <w:jc w:val="left"/>
-            </w:pPr>
-            <w:r/>
-            <w:r>
-              <w:rPr>
-                <w:rFonts w:ascii="Calibri" w:hAnsi="Calibri" w:eastAsia="Calibri"/>
-                <w:b w:val="0"/>
-                <w:color w:val="52514E"/>
-                <w:sz w:val="16"/>
-              </w:rPr>
-              <w:t>E5</w:t>
-            </w:r>
-          </w:p>
-        </w:tc>
-      </w:tr>
-      <w:tr>
-        <w:tc>
-          <w:tcPr>
-            <w:tcW w:type="dxa" w:w="680"/>
-          </w:tcPr>
-          <w:p>
-            <w:pPr>
-              <w:spacing w:after="0" w:before="0" w:line="240" w:lineRule="auto"/>
-              <w:jc w:val="left"/>
-            </w:pPr>
-            <w:r/>
-            <w:r>
-              <w:rPr>
-                <w:rFonts w:ascii="Calibri" w:hAnsi="Calibri" w:eastAsia="Calibri"/>
-                <w:b/>
-                <w:color w:val="0B0B0B"/>
-                <w:sz w:val="16"/>
-              </w:rPr>
-              <w:t>R13</w:t>
-            </w:r>
-          </w:p>
-        </w:tc>
-        <w:tc>
-          <w:tcPr>
-            <w:tcW w:type="dxa" w:w="3515"/>
-          </w:tcPr>
-          <w:p>
-            <w:pPr>
-              <w:spacing w:after="0" w:before="0" w:line="240" w:lineRule="auto"/>
-              <w:jc w:val="left"/>
-            </w:pPr>
-            <w:r/>
-            <w:r>
-              <w:rPr>
-                <w:rFonts w:ascii="Calibri" w:hAnsi="Calibri" w:eastAsia="Calibri"/>
-                <w:b w:val="0"/>
-                <w:color w:val="52514E"/>
-                <w:sz w:val="16"/>
-              </w:rPr>
-              <w:t>A morte de um agente não derruba os outros nem perde o trabalho</w:t>
-            </w:r>
-          </w:p>
-        </w:tc>
-        <w:tc>
-          <w:tcPr>
-            <w:tcW w:type="dxa" w:w="3855"/>
-          </w:tcPr>
-          <w:p>
-            <w:pPr>
-              <w:spacing w:after="0" w:before="0" w:line="240" w:lineRule="auto"/>
-              <w:jc w:val="left"/>
-            </w:pPr>
-            <w:r/>
-            <w:r>
-              <w:rPr>
-                <w:rFonts w:ascii="Calibri" w:hAnsi="Calibri" w:eastAsia="Calibri"/>
-                <w:b w:val="0"/>
-                <w:color w:val="52514E"/>
-                <w:sz w:val="16"/>
-              </w:rPr>
-              <w:t>cada agente é um processo isolado, e a fila devolve a tarefa</w:t>
-            </w:r>
-          </w:p>
-        </w:tc>
-        <w:tc>
-          <w:tcPr>
-            <w:tcW w:type="dxa" w:w="1814"/>
-          </w:tcPr>
-          <w:p>
-            <w:pPr>
-              <w:spacing w:after="0" w:before="0" w:line="240" w:lineRule="auto"/>
-              <w:jc w:val="left"/>
-            </w:pPr>
-            <w:r/>
-            <w:r>
-              <w:rPr>
-                <w:rFonts w:ascii="Calibri" w:hAnsi="Calibri" w:eastAsia="Calibri"/>
-                <w:b w:val="0"/>
-                <w:color w:val="52514E"/>
-                <w:sz w:val="16"/>
-              </w:rPr>
-              <w:t>E9</w:t>
-            </w:r>
-          </w:p>
-        </w:tc>
-      </w:tr>
-      <w:tr>
-        <w:tc>
-          <w:tcPr>
-            <w:tcW w:type="dxa" w:w="680"/>
-            <w:shd w:val="clear" w:fill="F5F5F2"/>
-          </w:tcPr>
-          <w:p>
-            <w:pPr>
-              <w:spacing w:after="0" w:before="0" w:line="240" w:lineRule="auto"/>
-              <w:jc w:val="left"/>
-            </w:pPr>
-            <w:r/>
-            <w:r>
-              <w:rPr>
-                <w:rFonts w:ascii="Calibri" w:hAnsi="Calibri" w:eastAsia="Calibri"/>
-                <w:b/>
-                <w:color w:val="0B0B0B"/>
-                <w:sz w:val="16"/>
-              </w:rPr>
-              <w:t>R14</w:t>
-            </w:r>
-          </w:p>
-        </w:tc>
-        <w:tc>
-          <w:tcPr>
-            <w:tcW w:type="dxa" w:w="3515"/>
-            <w:shd w:val="clear" w:fill="F5F5F2"/>
-          </w:tcPr>
-          <w:p>
-            <w:pPr>
-              <w:spacing w:after="0" w:before="0" w:line="240" w:lineRule="auto"/>
-              <w:jc w:val="left"/>
-            </w:pPr>
-            <w:r/>
-            <w:r>
-              <w:rPr>
-                <w:rFonts w:ascii="Calibri" w:hAnsi="Calibri" w:eastAsia="Calibri"/>
-                <w:b w:val="0"/>
-                <w:color w:val="52514E"/>
-                <w:sz w:val="16"/>
-              </w:rPr>
-              <w:t>O gasto de uma rodada não passa de um teto declarado</w:t>
-            </w:r>
-          </w:p>
-        </w:tc>
-        <w:tc>
-          <w:tcPr>
-            <w:tcW w:type="dxa" w:w="3855"/>
-            <w:shd w:val="clear" w:fill="F5F5F2"/>
-          </w:tcPr>
-          <w:p>
-            <w:pPr>
-              <w:spacing w:after="0" w:before="0" w:line="240" w:lineRule="auto"/>
-              <w:jc w:val="left"/>
-            </w:pPr>
-            <w:r/>
-            <w:r>
-              <w:rPr>
-                <w:rFonts w:ascii="Calibri" w:hAnsi="Calibri" w:eastAsia="Calibri"/>
-                <w:b w:val="0"/>
-                <w:color w:val="52514E"/>
-                <w:sz w:val="16"/>
-              </w:rPr>
-              <w:t>o sistema impede começar o que não cabe, e nunca corta no meio</w:t>
-            </w:r>
-          </w:p>
-        </w:tc>
-        <w:tc>
-          <w:tcPr>
-            <w:tcW w:type="dxa" w:w="1814"/>
-            <w:shd w:val="clear" w:fill="F5F5F2"/>
-          </w:tcPr>
-          <w:p>
-            <w:pPr>
-              <w:spacing w:after="0" w:before="0" w:line="240" w:lineRule="auto"/>
-              <w:jc w:val="left"/>
-            </w:pPr>
-            <w:r/>
-            <w:r>
-              <w:rPr>
-                <w:rFonts w:ascii="Calibri" w:hAnsi="Calibri" w:eastAsia="Calibri"/>
-                <w:b w:val="0"/>
-                <w:color w:val="52514E"/>
-                <w:sz w:val="16"/>
-              </w:rPr>
-              <w:t>E9</w:t>
-            </w:r>
-          </w:p>
-        </w:tc>
-      </w:tr>
-      <w:tr>
-        <w:tc>
-          <w:tcPr>
-            <w:tcW w:type="dxa" w:w="680"/>
-          </w:tcPr>
-          <w:p>
-            <w:pPr>
-              <w:spacing w:after="0" w:before="0" w:line="240" w:lineRule="auto"/>
-              <w:jc w:val="left"/>
-            </w:pPr>
-            <w:r/>
-            <w:r>
-              <w:rPr>
-                <w:rFonts w:ascii="Calibri" w:hAnsi="Calibri" w:eastAsia="Calibri"/>
-                <w:b/>
-                <w:color w:val="0B0B0B"/>
-                <w:sz w:val="16"/>
-              </w:rPr>
               <w:t>R15</w:t>
             </w:r>
           </w:p>
         </w:tc>
         <w:tc>
           <w:tcPr>
-            <w:tcW w:type="dxa" w:w="3515"/>
+            <w:tcW w:type="dxa" w:w="3685"/>
           </w:tcPr>
           <w:p>
             <w:pPr>
@@ -2584,7 +4193,7 @@
         </w:tc>
         <w:tc>
           <w:tcPr>
-            <w:tcW w:type="dxa" w:w="3855"/>
+            <w:tcW w:type="dxa" w:w="4139"/>
           </w:tcPr>
           <w:p>
             <w:pPr>
@@ -2605,7 +4214,7 @@
         </w:tc>
         <w:tc>
           <w:tcPr>
-            <w:tcW w:type="dxa" w:w="1814"/>
+            <w:tcW w:type="dxa" w:w="1361"/>
           </w:tcPr>
           <w:p>
             <w:pPr>
@@ -2620,7 +4229,7 @@
                 <w:color w:val="52514E"/>
                 <w:sz w:val="16"/>
               </w:rPr>
-              <w:t>E8</w:t>
+              <w:t>E5</w:t>
             </w:r>
           </w:p>
         </w:tc>
@@ -2630,14 +4239,6 @@
       <w:pPr>
         <w:spacing w:after="20"/>
       </w:pPr>
-    </w:p>
-    <w:p>
-      <w:pPr>
-        <w:spacing w:after="0"/>
-      </w:pPr>
-      <w:r>
-        <w:br w:type="page"/>
-      </w:r>
     </w:p>
     <w:p>
       <w:pPr>
@@ -2679,7 +4280,7 @@
                 <w:color w:val="FFFFFF"/>
                 <w:sz w:val="17"/>
               </w:rPr>
-              <w:t xml:space="preserve">PARTE III   </w:t>
+              <w:t xml:space="preserve">PARTE IV   </w:t>
             </w:r>
             <w:r>
               <w:rPr>
@@ -2719,7 +4320,7 @@
         <w:pStyle w:val="Heading1"/>
       </w:pPr>
       <w:r>
-        <w:t>6.  As quatro camadas</w:t>
+        <w:t>8.  As quatro camadas</w:t>
       </w:r>
     </w:p>
     <w:p>
@@ -2734,7 +4335,7 @@
           <w:color w:val="0B0B0B"/>
           <w:sz w:val="19"/>
         </w:rPr>
-        <w:t>Cada camada só conhece a de baixo. A tela não conversa com o modelo: ela lê o mesmo banco de dados e escuta os mesmos avisos que o motor emite — assim ela não tem uma cópia própria do estado para divergir.</w:t>
+        <w:t>Cada camada só conhece a de baixo. A tela não conversa com o modelo: ela lê o mesmo banco de dados e escuta os mesmos avisos que o motor emite — assim nunca mostra um estado diferente do real.</w:t>
       </w:r>
     </w:p>
     <w:p>
@@ -2745,8 +4346,8 @@
       <w:r>
         <w:drawing>
           <wp:inline xmlns:a="http://schemas.openxmlformats.org/drawingml/2006/main" xmlns:pic="http://schemas.openxmlformats.org/drawingml/2006/picture">
-            <wp:extent cx="5544000" cy="2846265"/>
-            <wp:docPr id="2" name="Picture 2"/>
+            <wp:extent cx="5400000" cy="2772336"/>
+            <wp:docPr id="3" name="Picture 3"/>
             <wp:cNvGraphicFramePr>
               <a:graphicFrameLocks noChangeAspect="1"/>
             </wp:cNvGraphicFramePr>
@@ -2754,11 +4355,11 @@
               <a:graphicData uri="http://schemas.openxmlformats.org/drawingml/2006/picture">
                 <pic:pic>
                   <pic:nvPicPr>
-                    <pic:cNvPr id="0" name="fig2_arquitetura.png"/>
+                    <pic:cNvPr id="0" name="fig3_arquitetura.png"/>
                     <pic:cNvPicPr/>
                   </pic:nvPicPr>
                   <pic:blipFill>
-                    <a:blip r:embed="rId10"/>
+                    <a:blip r:embed="rId11"/>
                     <a:stretch>
                       <a:fillRect/>
                     </a:stretch>
@@ -2766,7 +4367,7 @@
                   <pic:spPr>
                     <a:xfrm>
                       <a:off x="0" y="0"/>
-                      <a:ext cx="5544000" cy="2846265"/>
+                      <a:ext cx="5400000" cy="2772336"/>
                     </a:xfrm>
                     <a:prstGeom prst="rect"/>
                   </pic:spPr>
@@ -2789,7 +4390,7 @@
           <w:color w:val="898781"/>
           <w:sz w:val="15"/>
         </w:rPr>
-        <w:t>Figura 2 — As quatro camadas. As duas fronteiras do meio, em roxo, são o que permite trocar o fornecedor do modelo ou o mecanismo de busca sem mexer no motor (R15).</w:t>
+        <w:t>Figura 3 — As quatro camadas. As duas fronteiras do meio, em roxo, permitem trocar o fornecedor do modelo ou o mecanismo de busca sem mexer no motor (R15).</w:t>
       </w:r>
     </w:p>
     <w:p>
@@ -2797,7 +4398,7 @@
         <w:pStyle w:val="Heading1"/>
       </w:pPr>
       <w:r>
-        <w:t>7.  O caminho de uma tarefa</w:t>
+        <w:t>9.  O caminho de uma tarefa</w:t>
       </w:r>
     </w:p>
     <w:p>
@@ -2824,7 +4425,7 @@
         <w:drawing>
           <wp:inline xmlns:a="http://schemas.openxmlformats.org/drawingml/2006/main" xmlns:pic="http://schemas.openxmlformats.org/drawingml/2006/picture">
             <wp:extent cx="5760000" cy="1769271"/>
-            <wp:docPr id="3" name="Picture 3"/>
+            <wp:docPr id="4" name="Picture 4"/>
             <wp:cNvGraphicFramePr>
               <a:graphicFrameLocks noChangeAspect="1"/>
             </wp:cNvGraphicFramePr>
@@ -2832,11 +4433,11 @@
               <a:graphicData uri="http://schemas.openxmlformats.org/drawingml/2006/picture">
                 <pic:pic>
                   <pic:nvPicPr>
-                    <pic:cNvPr id="0" name="fig3_ciclo.png"/>
+                    <pic:cNvPr id="0" name="fig4_ciclo.png"/>
                     <pic:cNvPicPr/>
                   </pic:nvPicPr>
                   <pic:blipFill>
-                    <a:blip r:embed="rId11"/>
+                    <a:blip r:embed="rId12"/>
                     <a:stretch>
                       <a:fillRect/>
                     </a:stretch>
@@ -2867,7 +4468,7 @@
           <w:color w:val="898781"/>
           <w:sz w:val="15"/>
         </w:rPr>
-        <w:t>Figura 3 — Os seis estados e os dois portões. As perguntas são independentes: uma entrega pode funcionar perfeitamente e ainda assim não ser a que foi pedida.</w:t>
+        <w:t>Figura 4 — Os seis estados e os dois portões. As perguntas são independentes: uma entrega pode funcionar perfeitamente e ainda assim não ser a que foi pedida.</w:t>
       </w:r>
     </w:p>
     <w:p>
@@ -2891,7 +4492,7 @@
           <w:color w:val="0B0B0B"/>
           <w:sz w:val="18"/>
         </w:rPr>
-        <w:t>Quem revisa não tem, entre suas ferramentas, nenhuma que escreva em arquivo. Não é uma instrução para que não corrija: é a ausência da capacidade. É o exemplo mais direto da ideia central — a separação entre construir e aprovar deixa de depender de disciplina e passa a depender da estrutura.</w:t>
+        <w:t>Quem revisa não tem nenhuma ferramenta que escreva em arquivo. Não é uma instrução para que não corrija: é a ausência da capacidade — a separação entre construir e aprovar deixa de depender de disciplina e passa a depender da estrutura.</w:t>
       </w:r>
     </w:p>
     <w:p>
@@ -2899,7 +4500,7 @@
         <w:pStyle w:val="Heading1"/>
       </w:pPr>
       <w:r>
-        <w:t>8.  O que acontece quando uma tarefa falha</w:t>
+        <w:t>10.  O que acontece quando uma tarefa falha</w:t>
       </w:r>
     </w:p>
     <w:p>
@@ -2914,7 +4515,7 @@
           <w:color w:val="0B0B0B"/>
           <w:sz w:val="19"/>
         </w:rPr>
-        <w:t>Falha é o caso comum, não a exceção. Cada reprovação muda a estratégia, em vez de repetir a aposta que já falhou. Quem conta os ciclos é o sistema: o agente não tem ferramenta para mexer no contador.</w:t>
+        <w:t>Cada reprovação muda a estratégia, em vez de repetir a aposta que já falhou. Quem conta os ciclos é o sistema: o agente não tem ferramenta para mexer no contador.</w:t>
       </w:r>
     </w:p>
     <w:tbl>
@@ -3316,7 +4917,7 @@
                 <w:color w:val="FFFFFF"/>
                 <w:sz w:val="17"/>
               </w:rPr>
-              <w:t xml:space="preserve">PARTE IV   </w:t>
+              <w:t xml:space="preserve">PARTE V   </w:t>
             </w:r>
             <w:r>
               <w:rPr>
@@ -3356,7 +4957,7 @@
         <w:pStyle w:val="Heading1"/>
       </w:pPr>
       <w:r>
-        <w:t>9.  Por que Elixir</w:t>
+        <w:t>11.  Por que Elixir</w:t>
       </w:r>
     </w:p>
     <w:p>
@@ -3371,22 +4972,7 @@
           <w:color w:val="0B0B0B"/>
           <w:sz w:val="19"/>
         </w:rPr>
-        <w:t>O sistema não faz contas pesadas: ele espera. Cada agente passa a maior parte do tempo aguardando a resposta de um serviço remoto que demora dezenas de segundos e pode falhar. O problema real é manter dezenas desses trabalhos em andamento ao mesmo tempo, poder cortar um com segurança e sobreviver quando um morre.</w:t>
-      </w:r>
-    </w:p>
-    <w:p>
-      <w:pPr>
-        <w:spacing w:before="20" w:after="60" w:line="252" w:lineRule="auto"/>
-      </w:pPr>
-      <w:r>
-        <w:rPr>
-          <w:rFonts w:ascii="Calibri" w:hAnsi="Calibri" w:eastAsia="Calibri"/>
-          <w:b w:val="0"/>
-          <w:i w:val="0"/>
-          <w:color w:val="0B0B0B"/>
-          <w:sz w:val="19"/>
-        </w:rPr>
-        <w:t>Elixir roda sobre uma plataforma criada exatamente para isso, e ela dá de graça o que resolve o problema central do projeto: um agente em execução vira um processo isolado, com dono, com quem o mate quando preciso e com quem perceba que ele morreu. Em ambientes onde agentes são apenas chamadas de função dentro de um laço, nada disso existe sem ser construído à mão. O custo dessa escolha é um ecossistema de inteligência artificial menor que o de Python — aceitável, porque a parte pesada aqui é espera de rede, não cálculo.</w:t>
+        <w:t>O sistema não faz contas pesadas: ele espera. Cada agente passa a maior parte do tempo aguardando um serviço remoto que demora dezenas de segundos e pode falhar, e o desafio é manter dezenas desses trabalhos em andamento, cortar um com segurança e sobreviver quando um morre. Elixir roda sobre uma plataforma feita para isso: cada agente vira um processo isolado, com dono, com quem o encerre e com quem perceba que ele morreu. O custo da escolha é um ecossistema de inteligência artificial menor que o de Python — aceitável, porque a parte pesada aqui é espera de rede, não cálculo.</w:t>
       </w:r>
     </w:p>
     <w:p>
@@ -3394,7 +4980,7 @@
         <w:pStyle w:val="Heading1"/>
       </w:pPr>
       <w:r>
-        <w:t>10.  A pilha, camada por camada</w:t>
+        <w:t>12.  A pilha, ferramenta por ferramenta</w:t>
       </w:r>
     </w:p>
     <w:tbl>
@@ -5012,7 +6598,7 @@
         <w:pStyle w:val="Heading1"/>
       </w:pPr>
       <w:r>
-        <w:t>11.  A verificação, num comando só</w:t>
+        <w:t>13.  A verificação, num comando só</w:t>
       </w:r>
     </w:p>
     <w:p>
@@ -5027,7 +6613,7 @@
           <w:color w:val="0B0B0B"/>
           <w:sz w:val="19"/>
         </w:rPr>
-        <w:t>Todo o controle de qualidade fica atrás de um comando. A ordem é a regra: o que falha mais rápido e mais barato roda primeiro, e o primeiro que falhar interrompe os seguintes. É este comando que roda em toda verificação — à mão ou quando um agente confere a própria entrega.</w:t>
+        <w:t>Todo o controle de qualidade fica atrás de um comando. O que falha mais rápido e mais barato roda primeiro, e o primeiro estágio que falhar interrompe os seguintes. É este comando que roda em toda verificação — à mão ou quando um agente confere a própria entrega.</w:t>
       </w:r>
     </w:p>
     <w:tbl>
@@ -5133,1247 +6719,6 @@
     </w:p>
     <w:p>
       <w:pPr>
-        <w:spacing w:after="0"/>
-      </w:pPr>
-      <w:r>
-        <w:br w:type="page"/>
-      </w:r>
-    </w:p>
-    <w:p>
-      <w:pPr>
-        <w:spacing w:after="40"/>
-      </w:pPr>
-    </w:p>
-    <w:tbl>
-      <w:tblPr>
-        <w:tblW w:type="auto" w:w="0"/>
-        <w:jc w:val="center"/>
-        <w:tblLook w:firstColumn="1" w:firstRow="1" w:lastColumn="0" w:lastRow="0" w:noHBand="0" w:noVBand="1" w:val="04A0"/>
-        <w:tblBorders>
-          <w:top w:val="none"/>
-          <w:left w:val="none"/>
-          <w:bottom w:val="none"/>
-          <w:right w:val="none"/>
-          <w:insideH w:val="none"/>
-          <w:insideV w:val="none"/>
-        </w:tblBorders>
-      </w:tblPr>
-      <w:tblGrid>
-        <w:gridCol w:w="9752"/>
-      </w:tblGrid>
-      <w:tr>
-        <w:tc>
-          <w:tcPr>
-            <w:tcW w:type="dxa" w:w="9865"/>
-            <w:shd w:val="clear" w:fill="14865D"/>
-          </w:tcPr>
-          <w:p>
-            <w:pPr>
-              <w:spacing w:before="60" w:after="20"/>
-              <w:jc w:val="left"/>
-            </w:pPr>
-            <w:r>
-              <w:rPr>
-                <w:rFonts w:ascii="Calibri" w:hAnsi="Calibri" w:eastAsia="Calibri"/>
-                <w:b/>
-                <w:color w:val="FFFFFF"/>
-                <w:sz w:val="17"/>
-              </w:rPr>
-              <w:t xml:space="preserve">PARTE V   </w:t>
-            </w:r>
-            <w:r>
-              <w:rPr>
-                <w:rFonts w:ascii="Calibri" w:hAnsi="Calibri" w:eastAsia="Calibri"/>
-                <w:b/>
-                <w:color w:val="FFFFFF"/>
-                <w:sz w:val="25"/>
-              </w:rPr>
-              <w:t>O cronograma</w:t>
-            </w:r>
-          </w:p>
-          <w:p>
-            <w:pPr>
-              <w:spacing w:before="0" w:after="60"/>
-              <w:jc w:val="left"/>
-            </w:pPr>
-            <w:r>
-              <w:rPr>
-                <w:rFonts w:ascii="Calibri" w:hAnsi="Calibri" w:eastAsia="Calibri"/>
-                <w:i/>
-                <w:color w:val="FFFFFF"/>
-                <w:sz w:val="17"/>
-              </w:rPr>
-              <w:t>As 13 etapas, com o que cada uma faz e o que precisa estar pronto no fim dela.</w:t>
-            </w:r>
-          </w:p>
-        </w:tc>
-      </w:tr>
-    </w:tbl>
-    <w:p>
-      <w:pPr>
-        <w:spacing w:after="40"/>
-      </w:pPr>
-    </w:p>
-    <w:p>
-      <w:pPr>
-        <w:spacing w:before="60" w:after="20"/>
-        <w:jc w:val="center"/>
-      </w:pPr>
-      <w:r>
-        <w:drawing>
-          <wp:inline xmlns:a="http://schemas.openxmlformats.org/drawingml/2006/main" xmlns:pic="http://schemas.openxmlformats.org/drawingml/2006/picture">
-            <wp:extent cx="5976000" cy="2960075"/>
-            <wp:docPr id="4" name="Picture 4"/>
-            <wp:cNvGraphicFramePr>
-              <a:graphicFrameLocks noChangeAspect="1"/>
-            </wp:cNvGraphicFramePr>
-            <a:graphic>
-              <a:graphicData uri="http://schemas.openxmlformats.org/drawingml/2006/picture">
-                <pic:pic>
-                  <pic:nvPicPr>
-                    <pic:cNvPr id="0" name="fig4_cronograma.png"/>
-                    <pic:cNvPicPr/>
-                  </pic:nvPicPr>
-                  <pic:blipFill>
-                    <a:blip r:embed="rId12"/>
-                    <a:stretch>
-                      <a:fillRect/>
-                    </a:stretch>
-                  </pic:blipFill>
-                  <pic:spPr>
-                    <a:xfrm>
-                      <a:off x="0" y="0"/>
-                      <a:ext cx="5976000" cy="2960075"/>
-                    </a:xfrm>
-                    <a:prstGeom prst="rect"/>
-                  </pic:spPr>
-                </pic:pic>
-              </a:graphicData>
-            </a:graphic>
-          </wp:inline>
-        </w:drawing>
-      </w:r>
-    </w:p>
-    <w:p>
-      <w:pPr>
-        <w:spacing w:after="100"/>
-        <w:jc w:val="center"/>
-      </w:pPr>
-      <w:r>
-        <w:rPr>
-          <w:rFonts w:ascii="Calibri" w:hAnsi="Calibri" w:eastAsia="Calibri"/>
-          <w:i/>
-          <w:color w:val="898781"/>
-          <w:sz w:val="15"/>
-        </w:rPr>
-        <w:t>Figura 4 — As 13 etapas. As linhas tracejadas marcam o começo e o fim do desenvolvimento; o recesso de fim de ano separa a E7 da E8.</w:t>
-      </w:r>
-    </w:p>
-    <w:p>
-      <w:pPr>
-        <w:spacing w:before="40" w:after="60" w:line="252" w:lineRule="auto"/>
-      </w:pPr>
-      <w:r>
-        <w:rPr>
-          <w:rFonts w:ascii="Calibri" w:hAnsi="Calibri" w:eastAsia="Calibri"/>
-          <w:b w:val="0"/>
-          <w:i w:val="0"/>
-          <w:color w:val="0B0B0B"/>
-          <w:sz w:val="19"/>
-        </w:rPr>
-        <w:t>Cada etapa dura 15 dias e termina com uma entrega concreta. A regra é simples: a etapa seguinte só começa quando a entrega da anterior está pronta. As etapas E1 a E4 planejam, as E5 a E11 constroem e as E12 e E13 validam com projetos reais.</w:t>
-      </w:r>
-    </w:p>
-    <w:tbl>
-      <w:tblPr>
-        <w:tblW w:type="auto" w:w="0"/>
-        <w:jc w:val="center"/>
-        <w:tblLook w:firstColumn="1" w:firstRow="1" w:lastColumn="0" w:lastRow="0" w:noHBand="0" w:noVBand="1" w:val="04A0"/>
-        <w:tblBorders>
-          <w:top w:val="single" w:sz="4" w:color="D9D9D6"/>
-          <w:left w:val="single" w:sz="4" w:color="D9D9D6"/>
-          <w:bottom w:val="single" w:sz="4" w:color="D9D9D6"/>
-          <w:right w:val="single" w:sz="4" w:color="D9D9D6"/>
-          <w:insideH w:val="single" w:sz="4" w:color="D9D9D6"/>
-          <w:insideV w:val="single" w:sz="4" w:color="D9D9D6"/>
-        </w:tblBorders>
-      </w:tblPr>
-      <w:tblGrid>
-        <w:gridCol w:w="3251"/>
-        <w:gridCol w:w="3251"/>
-        <w:gridCol w:w="3251"/>
-      </w:tblGrid>
-      <w:tr>
-        <w:tc>
-          <w:tcPr>
-            <w:tcW w:type="dxa" w:w="1020"/>
-            <w:shd w:val="clear" w:fill="2A78D6"/>
-          </w:tcPr>
-          <w:p>
-            <w:pPr>
-              <w:spacing w:after="0" w:before="0"/>
-              <w:jc w:val="left"/>
-            </w:pPr>
-            <w:r/>
-            <w:r>
-              <w:rPr>
-                <w:rFonts w:ascii="Calibri" w:hAnsi="Calibri" w:eastAsia="Calibri"/>
-                <w:b/>
-                <w:color w:val="FFFFFF"/>
-                <w:sz w:val="15"/>
-              </w:rPr>
-              <w:t>Etapa</w:t>
-            </w:r>
-          </w:p>
-        </w:tc>
-        <w:tc>
-          <w:tcPr>
-            <w:tcW w:type="dxa" w:w="5443"/>
-            <w:shd w:val="clear" w:fill="2A78D6"/>
-          </w:tcPr>
-          <w:p>
-            <w:pPr>
-              <w:spacing w:after="0" w:before="0"/>
-              <w:jc w:val="left"/>
-            </w:pPr>
-            <w:r/>
-            <w:r>
-              <w:rPr>
-                <w:rFonts w:ascii="Calibri" w:hAnsi="Calibri" w:eastAsia="Calibri"/>
-                <w:b/>
-                <w:color w:val="FFFFFF"/>
-                <w:sz w:val="15"/>
-              </w:rPr>
-              <w:t>O que será feito</w:t>
-            </w:r>
-          </w:p>
-        </w:tc>
-        <w:tc>
-          <w:tcPr>
-            <w:tcW w:type="dxa" w:w="3402"/>
-            <w:shd w:val="clear" w:fill="2A78D6"/>
-          </w:tcPr>
-          <w:p>
-            <w:pPr>
-              <w:spacing w:after="0" w:before="0"/>
-              <w:jc w:val="left"/>
-            </w:pPr>
-            <w:r/>
-            <w:r>
-              <w:rPr>
-                <w:rFonts w:ascii="Calibri" w:hAnsi="Calibri" w:eastAsia="Calibri"/>
-                <w:b/>
-                <w:color w:val="FFFFFF"/>
-                <w:sz w:val="15"/>
-              </w:rPr>
-              <w:t>Entrega da etapa</w:t>
-            </w:r>
-          </w:p>
-        </w:tc>
-      </w:tr>
-      <w:tr>
-        <w:tc>
-          <w:tcPr>
-            <w:tcW w:type="dxa" w:w="1020"/>
-          </w:tcPr>
-          <w:p>
-            <w:pPr>
-              <w:spacing w:after="0" w:before="0" w:line="240" w:lineRule="auto"/>
-              <w:jc w:val="left"/>
-            </w:pPr>
-            <w:r/>
-            <w:r>
-              <w:rPr>
-                <w:rFonts w:ascii="Calibri" w:hAnsi="Calibri" w:eastAsia="Calibri"/>
-                <w:b/>
-                <w:color w:val="0B0B0B"/>
-                <w:sz w:val="15"/>
-              </w:rPr>
-              <w:t>E1</w:t>
-              <w:br/>
-              <w:t>04/09 a</w:t>
-              <w:br/>
-              <w:t>18/09/26</w:t>
-            </w:r>
-          </w:p>
-        </w:tc>
-        <w:tc>
-          <w:tcPr>
-            <w:tcW w:type="dxa" w:w="5443"/>
-          </w:tcPr>
-          <w:p>
-            <w:pPr>
-              <w:spacing w:after="0" w:before="0" w:line="240" w:lineRule="auto"/>
-              <w:jc w:val="left"/>
-            </w:pPr>
-            <w:r/>
-            <w:r>
-              <w:rPr>
-                <w:rFonts w:ascii="Calibri" w:hAnsi="Calibri" w:eastAsia="Calibri"/>
-                <w:b/>
-                <w:color w:val="0B0B0B"/>
-                <w:sz w:val="15"/>
-              </w:rPr>
-              <w:t>Requisitos e viabilidade.  Descrever o problema com precisão; levantar o que o sistema precisa fazer e sob que restrições, definindo para cada item como ele será verificado; fixar a máquina alvo de 8 GB e 4 núcleos; delimitar o que fica fora do escopo.</w:t>
-            </w:r>
-          </w:p>
-        </w:tc>
-        <w:tc>
-          <w:tcPr>
-            <w:tcW w:type="dxa" w:w="3402"/>
-          </w:tcPr>
-          <w:p>
-            <w:pPr>
-              <w:spacing w:after="0" w:before="0" w:line="240" w:lineRule="auto"/>
-              <w:jc w:val="left"/>
-            </w:pPr>
-            <w:r/>
-            <w:r>
-              <w:rPr>
-                <w:rFonts w:ascii="Calibri" w:hAnsi="Calibri" w:eastAsia="Calibri"/>
-                <w:b w:val="0"/>
-                <w:color w:val="52514E"/>
-                <w:sz w:val="15"/>
-              </w:rPr>
-              <w:t>Os requisitos R1 a R15 escritos e aprovados. A partir daqui, requisito novo só entra com registro do motivo.</w:t>
-            </w:r>
-          </w:p>
-        </w:tc>
-      </w:tr>
-      <w:tr>
-        <w:tc>
-          <w:tcPr>
-            <w:tcW w:type="dxa" w:w="1020"/>
-            <w:shd w:val="clear" w:fill="F5F5F2"/>
-          </w:tcPr>
-          <w:p>
-            <w:pPr>
-              <w:spacing w:after="0" w:before="0" w:line="240" w:lineRule="auto"/>
-              <w:jc w:val="left"/>
-            </w:pPr>
-            <w:r/>
-            <w:r>
-              <w:rPr>
-                <w:rFonts w:ascii="Calibri" w:hAnsi="Calibri" w:eastAsia="Calibri"/>
-                <w:b/>
-                <w:color w:val="0B0B0B"/>
-                <w:sz w:val="15"/>
-              </w:rPr>
-              <w:t>E2</w:t>
-              <w:br/>
-              <w:t>19/09 a</w:t>
-              <w:br/>
-              <w:t>03/10/26</w:t>
-            </w:r>
-          </w:p>
-        </w:tc>
-        <w:tc>
-          <w:tcPr>
-            <w:tcW w:type="dxa" w:w="5443"/>
-            <w:shd w:val="clear" w:fill="F5F5F2"/>
-          </w:tcPr>
-          <w:p>
-            <w:pPr>
-              <w:spacing w:after="0" w:before="0" w:line="240" w:lineRule="auto"/>
-              <w:jc w:val="left"/>
-            </w:pPr>
-            <w:r/>
-            <w:r>
-              <w:rPr>
-                <w:rFonts w:ascii="Calibri" w:hAnsi="Calibri" w:eastAsia="Calibri"/>
-                <w:b/>
-                <w:color w:val="0B0B0B"/>
-                <w:sz w:val="15"/>
-              </w:rPr>
-              <w:t>Estado da arte e medida inicial.  Estudar os sistemas parecidos que já existem e escrever o que este trabalho tem de diferente; medir o protótipo já em uso, extraindo custo por tarefa, número de tentativas e proporção de tarefas abandonadas.</w:t>
-            </w:r>
-          </w:p>
-        </w:tc>
-        <w:tc>
-          <w:tcPr>
-            <w:tcW w:type="dxa" w:w="3402"/>
-            <w:shd w:val="clear" w:fill="F5F5F2"/>
-          </w:tcPr>
-          <w:p>
-            <w:pPr>
-              <w:spacing w:after="0" w:before="0" w:line="240" w:lineRule="auto"/>
-              <w:jc w:val="left"/>
-            </w:pPr>
-            <w:r/>
-            <w:r>
-              <w:rPr>
-                <w:rFonts w:ascii="Calibri" w:hAnsi="Calibri" w:eastAsia="Calibri"/>
-                <w:b w:val="0"/>
-                <w:color w:val="52514E"/>
-                <w:sz w:val="15"/>
-              </w:rPr>
-              <w:t>A medida inicial registrada e congelada. É contra ela que o resultado final será comparado na E13.</w:t>
-            </w:r>
-          </w:p>
-        </w:tc>
-      </w:tr>
-      <w:tr>
-        <w:tc>
-          <w:tcPr>
-            <w:tcW w:type="dxa" w:w="1020"/>
-          </w:tcPr>
-          <w:p>
-            <w:pPr>
-              <w:spacing w:after="0" w:before="0" w:line="240" w:lineRule="auto"/>
-              <w:jc w:val="left"/>
-            </w:pPr>
-            <w:r/>
-            <w:r>
-              <w:rPr>
-                <w:rFonts w:ascii="Calibri" w:hAnsi="Calibri" w:eastAsia="Calibri"/>
-                <w:b/>
-                <w:color w:val="0B0B0B"/>
-                <w:sz w:val="15"/>
-              </w:rPr>
-              <w:t>E3</w:t>
-              <w:br/>
-              <w:t>04/10 a</w:t>
-              <w:br/>
-              <w:t>18/10/26</w:t>
-            </w:r>
-          </w:p>
-        </w:tc>
-        <w:tc>
-          <w:tcPr>
-            <w:tcW w:type="dxa" w:w="5443"/>
-          </w:tcPr>
-          <w:p>
-            <w:pPr>
-              <w:spacing w:after="0" w:before="0" w:line="240" w:lineRule="auto"/>
-              <w:jc w:val="left"/>
-            </w:pPr>
-            <w:r/>
-            <w:r>
-              <w:rPr>
-                <w:rFonts w:ascii="Calibri" w:hAnsi="Calibri" w:eastAsia="Calibri"/>
-                <w:b/>
-                <w:color w:val="0B0B0B"/>
-                <w:sz w:val="15"/>
-              </w:rPr>
-              <w:t>Projeto da arquitetura.  Escolher a linguagem e as ferramentas, registrando por que cada alternativa foi recusada; desenhar as quatro camadas, o caminho da tarefa, os dois portões e as fronteiras trocáveis; ligar cada regra a um mecanismo concreto.</w:t>
-            </w:r>
-          </w:p>
-        </w:tc>
-        <w:tc>
-          <w:tcPr>
-            <w:tcW w:type="dxa" w:w="3402"/>
-          </w:tcPr>
-          <w:p>
-            <w:pPr>
-              <w:spacing w:after="0" w:before="0" w:line="240" w:lineRule="auto"/>
-              <w:jc w:val="left"/>
-            </w:pPr>
-            <w:r/>
-            <w:r>
-              <w:rPr>
-                <w:rFonts w:ascii="Calibri" w:hAnsi="Calibri" w:eastAsia="Calibri"/>
-                <w:b w:val="0"/>
-                <w:color w:val="52514E"/>
-                <w:sz w:val="15"/>
-              </w:rPr>
-              <w:t>O desenho da arquitetura aprovado, com as decisões e seus motivos escritos. Decisão fechada não se reabre sem fato novo.</w:t>
-            </w:r>
-          </w:p>
-        </w:tc>
-      </w:tr>
-      <w:tr>
-        <w:tc>
-          <w:tcPr>
-            <w:tcW w:type="dxa" w:w="1020"/>
-            <w:shd w:val="clear" w:fill="F5F5F2"/>
-          </w:tcPr>
-          <w:p>
-            <w:pPr>
-              <w:spacing w:after="0" w:before="0" w:line="240" w:lineRule="auto"/>
-              <w:jc w:val="left"/>
-            </w:pPr>
-            <w:r/>
-            <w:r>
-              <w:rPr>
-                <w:rFonts w:ascii="Calibri" w:hAnsi="Calibri" w:eastAsia="Calibri"/>
-                <w:b/>
-                <w:color w:val="0B0B0B"/>
-                <w:sz w:val="15"/>
-              </w:rPr>
-              <w:t>E4</w:t>
-              <w:br/>
-              <w:t>19/10 a</w:t>
-              <w:br/>
-              <w:t>02/11/26</w:t>
-            </w:r>
-          </w:p>
-        </w:tc>
-        <w:tc>
-          <w:tcPr>
-            <w:tcW w:type="dxa" w:w="5443"/>
-            <w:shd w:val="clear" w:fill="F5F5F2"/>
-          </w:tcPr>
-          <w:p>
-            <w:pPr>
-              <w:spacing w:after="0" w:before="0" w:line="240" w:lineRule="auto"/>
-              <w:jc w:val="left"/>
-            </w:pPr>
-            <w:r/>
-            <w:r>
-              <w:rPr>
-                <w:rFonts w:ascii="Calibri" w:hAnsi="Calibri" w:eastAsia="Calibri"/>
-                <w:b/>
-                <w:color w:val="0B0B0B"/>
-                <w:sz w:val="15"/>
-              </w:rPr>
-              <w:t>Projeto detalhado e ambiente.  Quebrar o sistema em partes construíveis e escrever as tarefas de cada uma, com critérios de aceite que são comandos; instalar e testar o ambiente de trabalho com um roteiro que possa ser repetido em outra máquina.</w:t>
-            </w:r>
-          </w:p>
-        </w:tc>
-        <w:tc>
-          <w:tcPr>
-            <w:tcW w:type="dxa" w:w="3402"/>
-            <w:shd w:val="clear" w:fill="F5F5F2"/>
-          </w:tcPr>
-          <w:p>
-            <w:pPr>
-              <w:spacing w:after="0" w:before="0" w:line="240" w:lineRule="auto"/>
-              <w:jc w:val="left"/>
-            </w:pPr>
-            <w:r/>
-            <w:r>
-              <w:rPr>
-                <w:rFonts w:ascii="Calibri" w:hAnsi="Calibri" w:eastAsia="Calibri"/>
-                <w:b w:val="0"/>
-                <w:color w:val="52514E"/>
-                <w:sz w:val="15"/>
-              </w:rPr>
-              <w:t>O ambiente funcionando e a lista de tarefas escrita. É a última etapa antes de programar.</w:t>
-            </w:r>
-          </w:p>
-        </w:tc>
-      </w:tr>
-      <w:tr>
-        <w:tc>
-          <w:tcPr>
-            <w:tcW w:type="dxa" w:w="1020"/>
-          </w:tcPr>
-          <w:p>
-            <w:pPr>
-              <w:spacing w:after="0" w:before="0" w:line="240" w:lineRule="auto"/>
-              <w:jc w:val="left"/>
-            </w:pPr>
-            <w:r/>
-            <w:r>
-              <w:rPr>
-                <w:rFonts w:ascii="Calibri" w:hAnsi="Calibri" w:eastAsia="Calibri"/>
-                <w:b/>
-                <w:color w:val="0B0B0B"/>
-                <w:sz w:val="15"/>
-              </w:rPr>
-              <w:t>E5</w:t>
-              <w:br/>
-              <w:t>03/11 a</w:t>
-              <w:br/>
-              <w:t>17/11/26</w:t>
-            </w:r>
-          </w:p>
-        </w:tc>
-        <w:tc>
-          <w:tcPr>
-            <w:tcW w:type="dxa" w:w="5443"/>
-          </w:tcPr>
-          <w:p>
-            <w:pPr>
-              <w:spacing w:after="0" w:before="0" w:line="240" w:lineRule="auto"/>
-              <w:jc w:val="left"/>
-            </w:pPr>
-            <w:r/>
-            <w:r>
-              <w:rPr>
-                <w:rFonts w:ascii="Calibri" w:hAnsi="Calibri" w:eastAsia="Calibri"/>
-                <w:b/>
-                <w:color w:val="0B0B0B"/>
-                <w:sz w:val="15"/>
-              </w:rPr>
-              <w:t>Fundação do sistema.  Criar o projeto já com a barra de qualidade ligada; criar o banco de dados com projetos, tarefas, ciclos e custos; montar as duas fronteiras com substitutos de mentira; implementar a contagem de custo em duas unidades e a cópia de segurança do banco.</w:t>
-            </w:r>
-          </w:p>
-        </w:tc>
-        <w:tc>
-          <w:tcPr>
-            <w:tcW w:type="dxa" w:w="3402"/>
-          </w:tcPr>
-          <w:p>
-            <w:pPr>
-              <w:spacing w:after="0" w:before="0" w:line="240" w:lineRule="auto"/>
-              <w:jc w:val="left"/>
-            </w:pPr>
-            <w:r/>
-            <w:r>
-              <w:rPr>
-                <w:rFonts w:ascii="Calibri" w:hAnsi="Calibri" w:eastAsia="Calibri"/>
-                <w:b/>
-                <w:color w:val="0B0B0B"/>
-                <w:sz w:val="15"/>
-              </w:rPr>
-              <w:t>Início do desenvolvimento.  Os testes rodam sem internet, sem cota e sem chave — provado por um teste que falha de propósito se a chave existir (R12, R10).</w:t>
-            </w:r>
-          </w:p>
-        </w:tc>
-      </w:tr>
-      <w:tr>
-        <w:tc>
-          <w:tcPr>
-            <w:tcW w:type="dxa" w:w="1020"/>
-            <w:shd w:val="clear" w:fill="F5F5F2"/>
-          </w:tcPr>
-          <w:p>
-            <w:pPr>
-              <w:spacing w:after="0" w:before="0" w:line="240" w:lineRule="auto"/>
-              <w:jc w:val="left"/>
-            </w:pPr>
-            <w:r/>
-            <w:r>
-              <w:rPr>
-                <w:rFonts w:ascii="Calibri" w:hAnsi="Calibri" w:eastAsia="Calibri"/>
-                <w:b/>
-                <w:color w:val="0B0B0B"/>
-                <w:sz w:val="15"/>
-              </w:rPr>
-              <w:t>E6</w:t>
-              <w:br/>
-              <w:t>18/11 a</w:t>
-              <w:br/>
-              <w:t>02/12/26</w:t>
-            </w:r>
-          </w:p>
-        </w:tc>
-        <w:tc>
-          <w:tcPr>
-            <w:tcW w:type="dxa" w:w="5443"/>
-            <w:shd w:val="clear" w:fill="F5F5F2"/>
-          </w:tcPr>
-          <w:p>
-            <w:pPr>
-              <w:spacing w:after="0" w:before="0" w:line="240" w:lineRule="auto"/>
-              <w:jc w:val="left"/>
-            </w:pPr>
-            <w:r/>
-            <w:r>
-              <w:rPr>
-                <w:rFonts w:ascii="Calibri" w:hAnsi="Calibri" w:eastAsia="Calibri"/>
-                <w:b/>
-                <w:color w:val="0B0B0B"/>
-                <w:sz w:val="15"/>
-              </w:rPr>
-              <w:t>O agente e as ferramentas.  Gerar o resumo do projeto que orienta o agente sem que ele leia o código inteiro; construir as ferramentas de arquivo já com o confinamento por dentro; a ferramenta de comando com prazo; o agente como processo isolado; o limite de chamadas por papel.</w:t>
-            </w:r>
-          </w:p>
-        </w:tc>
-        <w:tc>
-          <w:tcPr>
-            <w:tcW w:type="dxa" w:w="3402"/>
-            <w:shd w:val="clear" w:fill="F5F5F2"/>
-          </w:tcPr>
-          <w:p>
-            <w:pPr>
-              <w:spacing w:after="0" w:before="0" w:line="240" w:lineRule="auto"/>
-              <w:jc w:val="left"/>
-            </w:pPr>
-            <w:r/>
-            <w:r>
-              <w:rPr>
-                <w:rFonts w:ascii="Calibri" w:hAnsi="Calibri" w:eastAsia="Calibri"/>
-                <w:b w:val="0"/>
-                <w:color w:val="52514E"/>
-                <w:sz w:val="15"/>
-              </w:rPr>
-              <w:t>Um agente resolve uma tarefa real do começo ao fim, e o custo de cada resposta fica gravado e confere com o total (R11).</w:t>
-            </w:r>
-          </w:p>
-        </w:tc>
-      </w:tr>
-      <w:tr>
-        <w:tc>
-          <w:tcPr>
-            <w:tcW w:type="dxa" w:w="1020"/>
-          </w:tcPr>
-          <w:p>
-            <w:pPr>
-              <w:spacing w:after="0" w:before="0" w:line="240" w:lineRule="auto"/>
-              <w:jc w:val="left"/>
-            </w:pPr>
-            <w:r/>
-            <w:r>
-              <w:rPr>
-                <w:rFonts w:ascii="Calibri" w:hAnsi="Calibri" w:eastAsia="Calibri"/>
-                <w:b/>
-                <w:color w:val="0B0B0B"/>
-                <w:sz w:val="15"/>
-              </w:rPr>
-              <w:t>E7</w:t>
-              <w:br/>
-              <w:t>03/12 a</w:t>
-              <w:br/>
-              <w:t>17/12/26</w:t>
-            </w:r>
-          </w:p>
-        </w:tc>
-        <w:tc>
-          <w:tcPr>
-            <w:tcW w:type="dxa" w:w="5443"/>
-          </w:tcPr>
-          <w:p>
-            <w:pPr>
-              <w:spacing w:after="0" w:before="0" w:line="240" w:lineRule="auto"/>
-              <w:jc w:val="left"/>
-            </w:pPr>
-            <w:r/>
-            <w:r>
-              <w:rPr>
-                <w:rFonts w:ascii="Calibri" w:hAnsi="Calibri" w:eastAsia="Calibri"/>
-                <w:b/>
-                <w:color w:val="0B0B0B"/>
-                <w:sz w:val="15"/>
-              </w:rPr>
-              <w:t>Linha de produção de tarefas.  Implementar os seis estados, com cada mudança gravada de uma vez só; a fila que libera tarefa quando as anteriores terminam; a execução automática dos critérios de aceite; os dois portões; e a escada de resposta à falha.</w:t>
-            </w:r>
-          </w:p>
-        </w:tc>
-        <w:tc>
-          <w:tcPr>
-            <w:tcW w:type="dxa" w:w="3402"/>
-          </w:tcPr>
-          <w:p>
-            <w:pPr>
-              <w:spacing w:after="0" w:before="0" w:line="240" w:lineRule="auto"/>
-              <w:jc w:val="left"/>
-            </w:pPr>
-            <w:r/>
-            <w:r>
-              <w:rPr>
-                <w:rFonts w:ascii="Calibri" w:hAnsi="Calibri" w:eastAsia="Calibri"/>
-                <w:b w:val="0"/>
-                <w:color w:val="52514E"/>
-                <w:sz w:val="15"/>
-              </w:rPr>
-              <w:t>Uma tarefa percorre os seis estados, é reprovada de propósito, é refeita e conclui — com tudo registrado (R1 a R5).</w:t>
-            </w:r>
-          </w:p>
-        </w:tc>
-      </w:tr>
-      <w:tr>
-        <w:tc>
-          <w:tcPr>
-            <w:tcW w:type="dxa" w:w="1020"/>
-            <w:shd w:val="clear" w:fill="F5F5F2"/>
-          </w:tcPr>
-          <w:p>
-            <w:pPr>
-              <w:spacing w:after="0" w:before="0" w:line="240" w:lineRule="auto"/>
-              <w:jc w:val="left"/>
-            </w:pPr>
-            <w:r/>
-            <w:r>
-              <w:rPr>
-                <w:rFonts w:ascii="Calibri" w:hAnsi="Calibri" w:eastAsia="Calibri"/>
-                <w:b/>
-                <w:color w:val="0B0B0B"/>
-                <w:sz w:val="15"/>
-              </w:rPr>
-              <w:t>—</w:t>
-              <w:br/>
-              <w:t>18/12/26 a</w:t>
-              <w:br/>
-              <w:t>01/01/27</w:t>
-            </w:r>
-          </w:p>
-        </w:tc>
-        <w:tc>
-          <w:tcPr>
-            <w:tcW w:type="dxa" w:w="5443"/>
-            <w:shd w:val="clear" w:fill="F5F5F2"/>
-          </w:tcPr>
-          <w:p>
-            <w:pPr>
-              <w:spacing w:after="0" w:before="0" w:line="240" w:lineRule="auto"/>
-              <w:jc w:val="left"/>
-            </w:pPr>
-            <w:r/>
-            <w:r>
-              <w:rPr>
-                <w:rFonts w:ascii="Calibri" w:hAnsi="Calibri" w:eastAsia="Calibri"/>
-                <w:b/>
-                <w:color w:val="0B0B0B"/>
-                <w:sz w:val="15"/>
-              </w:rPr>
-              <w:t>Recesso de fim de ano.  Sem atividade planejada.</w:t>
-            </w:r>
-          </w:p>
-        </w:tc>
-        <w:tc>
-          <w:tcPr>
-            <w:tcW w:type="dxa" w:w="3402"/>
-            <w:shd w:val="clear" w:fill="F5F5F2"/>
-          </w:tcPr>
-          <w:p>
-            <w:pPr>
-              <w:spacing w:after="0" w:before="0" w:line="240" w:lineRule="auto"/>
-              <w:jc w:val="left"/>
-            </w:pPr>
-            <w:r/>
-            <w:r>
-              <w:rPr>
-                <w:rFonts w:ascii="Calibri" w:hAnsi="Calibri" w:eastAsia="Calibri"/>
-                <w:b w:val="0"/>
-                <w:color w:val="52514E"/>
-                <w:sz w:val="15"/>
-              </w:rPr>
-              <w:t>—</w:t>
-            </w:r>
-          </w:p>
-        </w:tc>
-      </w:tr>
-      <w:tr>
-        <w:tc>
-          <w:tcPr>
-            <w:tcW w:type="dxa" w:w="1020"/>
-          </w:tcPr>
-          <w:p>
-            <w:pPr>
-              <w:spacing w:after="0" w:before="0" w:line="240" w:lineRule="auto"/>
-              <w:jc w:val="left"/>
-            </w:pPr>
-            <w:r/>
-            <w:r>
-              <w:rPr>
-                <w:rFonts w:ascii="Calibri" w:hAnsi="Calibri" w:eastAsia="Calibri"/>
-                <w:b/>
-                <w:color w:val="0B0B0B"/>
-                <w:sz w:val="15"/>
-              </w:rPr>
-              <w:t>E8</w:t>
-              <w:br/>
-              <w:t>02/01 a</w:t>
-              <w:br/>
-              <w:t>16/01/27</w:t>
-            </w:r>
-          </w:p>
-        </w:tc>
-        <w:tc>
-          <w:tcPr>
-            <w:tcW w:type="dxa" w:w="5443"/>
-          </w:tcPr>
-          <w:p>
-            <w:pPr>
-              <w:spacing w:after="0" w:before="0" w:line="240" w:lineRule="auto"/>
-              <w:jc w:val="left"/>
-            </w:pPr>
-            <w:r/>
-            <w:r>
-              <w:rPr>
-                <w:rFonts w:ascii="Calibri" w:hAnsi="Calibri" w:eastAsia="Calibri"/>
-                <w:b/>
-                <w:color w:val="0B0B0B"/>
-                <w:sz w:val="15"/>
-              </w:rPr>
-              <w:t>Integração com o fornecedor.  Escrever e guardar o instrumento de medição antes de usá-lo; medir o que o fornecedor realmente oferece de controle — permissões, pasta de trabalho, limite de turnos; provar o confinamento em vez de supor. Etapa com folga reservada para o que a medição revelar.</w:t>
-            </w:r>
-          </w:p>
-        </w:tc>
-        <w:tc>
-          <w:tcPr>
-            <w:tcW w:type="dxa" w:w="3402"/>
-          </w:tcPr>
-          <w:p>
-            <w:pPr>
-              <w:spacing w:after="0" w:before="0" w:line="240" w:lineRule="auto"/>
-              <w:jc w:val="left"/>
-            </w:pPr>
-            <w:r/>
-            <w:r>
-              <w:rPr>
-                <w:rFonts w:ascii="Calibri" w:hAnsi="Calibri" w:eastAsia="Calibri"/>
-                <w:b w:val="0"/>
-                <w:color w:val="52514E"/>
-                <w:sz w:val="15"/>
-              </w:rPr>
-              <w:t>Trocar de fornecedor não mexe no núcleo: dois encaixes definidos só no teste funcionam sem alterar uma linha do sistema (R15).</w:t>
-            </w:r>
-          </w:p>
-        </w:tc>
-      </w:tr>
-      <w:tr>
-        <w:tc>
-          <w:tcPr>
-            <w:tcW w:type="dxa" w:w="1020"/>
-            <w:shd w:val="clear" w:fill="F5F5F2"/>
-          </w:tcPr>
-          <w:p>
-            <w:pPr>
-              <w:spacing w:after="0" w:before="0" w:line="240" w:lineRule="auto"/>
-              <w:jc w:val="left"/>
-            </w:pPr>
-            <w:r/>
-            <w:r>
-              <w:rPr>
-                <w:rFonts w:ascii="Calibri" w:hAnsi="Calibri" w:eastAsia="Calibri"/>
-                <w:b/>
-                <w:color w:val="0B0B0B"/>
-                <w:sz w:val="15"/>
-              </w:rPr>
-              <w:t>E9</w:t>
-              <w:br/>
-              <w:t>17/01 a</w:t>
-              <w:br/>
-              <w:t>31/01/27</w:t>
-            </w:r>
-          </w:p>
-        </w:tc>
-        <w:tc>
-          <w:tcPr>
-            <w:tcW w:type="dxa" w:w="5443"/>
-            <w:shd w:val="clear" w:fill="F5F5F2"/>
-          </w:tcPr>
-          <w:p>
-            <w:pPr>
-              <w:spacing w:after="0" w:before="0" w:line="240" w:lineRule="auto"/>
-              <w:jc w:val="left"/>
-            </w:pPr>
-            <w:r/>
-            <w:r>
-              <w:rPr>
-                <w:rFonts w:ascii="Calibri" w:hAnsi="Calibri" w:eastAsia="Calibri"/>
-                <w:b/>
-                <w:color w:val="0B0B0B"/>
-                <w:sz w:val="15"/>
-              </w:rPr>
-              <w:t>Execução em paralelo.  Montar a supervisão, com um processo por tarefa em andamento; a fila que grava o trabalho junto com a mudança de estado; o travamento por área de arquivo; o teto de gasto que impede começar o que não cabe; e a recuperação de trabalho interrompido.</w:t>
-            </w:r>
-          </w:p>
-        </w:tc>
-        <w:tc>
-          <w:tcPr>
-            <w:tcW w:type="dxa" w:w="3402"/>
-            <w:shd w:val="clear" w:fill="F5F5F2"/>
-          </w:tcPr>
-          <w:p>
-            <w:pPr>
-              <w:spacing w:after="0" w:before="0" w:line="240" w:lineRule="auto"/>
-              <w:jc w:val="left"/>
-            </w:pPr>
-            <w:r/>
-            <w:r>
-              <w:rPr>
-                <w:rFonts w:ascii="Calibri" w:hAnsi="Calibri" w:eastAsia="Calibri"/>
-                <w:b w:val="0"/>
-                <w:color w:val="52514E"/>
-                <w:sz w:val="15"/>
-              </w:rPr>
-              <w:t>Três tarefas em paralelo; matar uma no meio não afeta as outras, e ela volta à fila sem perder o que já foi feito (R6, R13, R14).</w:t>
-            </w:r>
-          </w:p>
-        </w:tc>
-      </w:tr>
-      <w:tr>
-        <w:tc>
-          <w:tcPr>
-            <w:tcW w:type="dxa" w:w="1020"/>
-          </w:tcPr>
-          <w:p>
-            <w:pPr>
-              <w:spacing w:after="0" w:before="0" w:line="240" w:lineRule="auto"/>
-              <w:jc w:val="left"/>
-            </w:pPr>
-            <w:r/>
-            <w:r>
-              <w:rPr>
-                <w:rFonts w:ascii="Calibri" w:hAnsi="Calibri" w:eastAsia="Calibri"/>
-                <w:b/>
-                <w:color w:val="0B0B0B"/>
-                <w:sz w:val="15"/>
-              </w:rPr>
-              <w:t>E10</w:t>
-              <w:br/>
-              <w:t>01/02 a</w:t>
-              <w:br/>
-              <w:t>15/02/27</w:t>
-            </w:r>
-          </w:p>
-        </w:tc>
-        <w:tc>
-          <w:tcPr>
-            <w:tcW w:type="dxa" w:w="5443"/>
-          </w:tcPr>
-          <w:p>
-            <w:pPr>
-              <w:spacing w:after="0" w:before="0" w:line="240" w:lineRule="auto"/>
-              <w:jc w:val="left"/>
-            </w:pPr>
-            <w:r/>
-            <w:r>
-              <w:rPr>
-                <w:rFonts w:ascii="Calibri" w:hAnsi="Calibri" w:eastAsia="Calibri"/>
-                <w:b/>
-                <w:color w:val="0B0B0B"/>
-                <w:sz w:val="15"/>
-              </w:rPr>
-              <w:t>Memória do projeto.  Medir espaço, memória e tempo antes de escolher onde o mecanismo de busca vai rodar; guardar o histórico do projeto conforme ele é escrito; combinar busca por significado com busca por termo exato; montar o trecho de contexto com a fonte citada.</w:t>
-            </w:r>
-          </w:p>
-        </w:tc>
-        <w:tc>
-          <w:tcPr>
-            <w:tcW w:type="dxa" w:w="3402"/>
-          </w:tcPr>
-          <w:p>
-            <w:pPr>
-              <w:spacing w:after="0" w:before="0" w:line="240" w:lineRule="auto"/>
-              <w:jc w:val="left"/>
-            </w:pPr>
-            <w:r/>
-            <w:r>
-              <w:rPr>
-                <w:rFonts w:ascii="Calibri" w:hAnsi="Calibri" w:eastAsia="Calibri"/>
-                <w:b w:val="0"/>
-                <w:color w:val="52514E"/>
-                <w:sz w:val="15"/>
-              </w:rPr>
-              <w:t>Num projeto com histórico, o agente cita a decisão anterior em vez de decidir de novo, e a citação aponta para a fonte certa (R7, R9).</w:t>
-            </w:r>
-          </w:p>
-        </w:tc>
-      </w:tr>
-      <w:tr>
-        <w:tc>
-          <w:tcPr>
-            <w:tcW w:type="dxa" w:w="1020"/>
-            <w:shd w:val="clear" w:fill="F5F5F2"/>
-          </w:tcPr>
-          <w:p>
-            <w:pPr>
-              <w:spacing w:after="0" w:before="0" w:line="240" w:lineRule="auto"/>
-              <w:jc w:val="left"/>
-            </w:pPr>
-            <w:r/>
-            <w:r>
-              <w:rPr>
-                <w:rFonts w:ascii="Calibri" w:hAnsi="Calibri" w:eastAsia="Calibri"/>
-                <w:b/>
-                <w:color w:val="0B0B0B"/>
-                <w:sz w:val="15"/>
-              </w:rPr>
-              <w:t>E11</w:t>
-              <w:br/>
-              <w:t>16/02 a</w:t>
-              <w:br/>
-              <w:t>02/03/27</w:t>
-            </w:r>
-          </w:p>
-        </w:tc>
-        <w:tc>
-          <w:tcPr>
-            <w:tcW w:type="dxa" w:w="5443"/>
-            <w:shd w:val="clear" w:fill="F5F5F2"/>
-          </w:tcPr>
-          <w:p>
-            <w:pPr>
-              <w:spacing w:after="0" w:before="0" w:line="240" w:lineRule="auto"/>
-              <w:jc w:val="left"/>
-            </w:pPr>
-            <w:r/>
-            <w:r>
-              <w:rPr>
-                <w:rFonts w:ascii="Calibri" w:hAnsi="Calibri" w:eastAsia="Calibri"/>
-                <w:b/>
-                <w:color w:val="0B0B0B"/>
-                <w:sz w:val="15"/>
-              </w:rPr>
-              <w:t>Painel de acompanhamento.  Conferir o que o banco realmente grava contra o que a tela pretende mostrar; construir o quadro de tarefas ao vivo, o console do agente e o custo da rodada; o botão de parar e retomar; e o encadeamento automático de rodadas, com teto de gasto obrigatório.</w:t>
-            </w:r>
-          </w:p>
-        </w:tc>
-        <w:tc>
-          <w:tcPr>
-            <w:tcW w:type="dxa" w:w="3402"/>
-            <w:shd w:val="clear" w:fill="F5F5F2"/>
-          </w:tcPr>
-          <w:p>
-            <w:pPr>
-              <w:spacing w:after="0" w:before="0" w:line="240" w:lineRule="auto"/>
-              <w:jc w:val="left"/>
-            </w:pPr>
-            <w:r/>
-            <w:r>
-              <w:rPr>
-                <w:rFonts w:ascii="Calibri" w:hAnsi="Calibri" w:eastAsia="Calibri"/>
-                <w:b/>
-                <w:color w:val="0B0B0B"/>
-                <w:sz w:val="15"/>
-              </w:rPr>
-              <w:t>Fim do desenvolvimento.  Um projeto inteiro é acompanhado na tela do pedido à entrega, com o custo atualizando em tempo real (R8).</w:t>
-            </w:r>
-          </w:p>
-        </w:tc>
-      </w:tr>
-      <w:tr>
-        <w:tc>
-          <w:tcPr>
-            <w:tcW w:type="dxa" w:w="1020"/>
-          </w:tcPr>
-          <w:p>
-            <w:pPr>
-              <w:spacing w:after="0" w:before="0" w:line="240" w:lineRule="auto"/>
-              <w:jc w:val="left"/>
-            </w:pPr>
-            <w:r/>
-            <w:r>
-              <w:rPr>
-                <w:rFonts w:ascii="Calibri" w:hAnsi="Calibri" w:eastAsia="Calibri"/>
-                <w:b/>
-                <w:color w:val="0B0B0B"/>
-                <w:sz w:val="15"/>
-              </w:rPr>
-              <w:t>E12</w:t>
-              <w:br/>
-              <w:t>03/03 a</w:t>
-              <w:br/>
-              <w:t>17/03/27</w:t>
-            </w:r>
-          </w:p>
-        </w:tc>
-        <w:tc>
-          <w:tcPr>
-            <w:tcW w:type="dxa" w:w="5443"/>
-          </w:tcPr>
-          <w:p>
-            <w:pPr>
-              <w:spacing w:after="0" w:before="0" w:line="240" w:lineRule="auto"/>
-              <w:jc w:val="left"/>
-            </w:pPr>
-            <w:r/>
-            <w:r>
-              <w:rPr>
-                <w:rFonts w:ascii="Calibri" w:hAnsi="Calibri" w:eastAsia="Calibri"/>
-                <w:b/>
-                <w:color w:val="0B0B0B"/>
-                <w:sz w:val="15"/>
-              </w:rPr>
-              <w:t>Testes com projetos reais.  Escolher de três a cinco projetos que nunca foram usados durante a construção e executar cada um sem intervenção; testar na máquina de 8 GB medindo o pico de memória; provocar falhas de propósito — matar agentes, derrubar o banco, esgotar a cota; anotar cada defeito com a sua causa.</w:t>
-            </w:r>
-          </w:p>
-        </w:tc>
-        <w:tc>
-          <w:tcPr>
-            <w:tcW w:type="dxa" w:w="3402"/>
-          </w:tcPr>
-          <w:p>
-            <w:pPr>
-              <w:spacing w:after="0" w:before="0" w:line="240" w:lineRule="auto"/>
-              <w:jc w:val="left"/>
-            </w:pPr>
-            <w:r/>
-            <w:r>
-              <w:rPr>
-                <w:rFonts w:ascii="Calibri" w:hAnsi="Calibri" w:eastAsia="Calibri"/>
-                <w:b w:val="0"/>
-                <w:color w:val="52514E"/>
-                <w:sz w:val="15"/>
-              </w:rPr>
-              <w:t>Os projetos rodaram do pedido à entrega, e o comportamento real está documentado — inclusive onde o sistema falhou.</w:t>
-            </w:r>
-          </w:p>
-        </w:tc>
-      </w:tr>
-      <w:tr>
-        <w:tc>
-          <w:tcPr>
-            <w:tcW w:type="dxa" w:w="1020"/>
-            <w:shd w:val="clear" w:fill="F5F5F2"/>
-          </w:tcPr>
-          <w:p>
-            <w:pPr>
-              <w:spacing w:after="0" w:before="0" w:line="240" w:lineRule="auto"/>
-              <w:jc w:val="left"/>
-            </w:pPr>
-            <w:r/>
-            <w:r>
-              <w:rPr>
-                <w:rFonts w:ascii="Calibri" w:hAnsi="Calibri" w:eastAsia="Calibri"/>
-                <w:b/>
-                <w:color w:val="0B0B0B"/>
-                <w:sz w:val="15"/>
-              </w:rPr>
-              <w:t>E13</w:t>
-              <w:br/>
-              <w:t>18/03 a</w:t>
-              <w:br/>
-              <w:t>01/04/27</w:t>
-            </w:r>
-          </w:p>
-        </w:tc>
-        <w:tc>
-          <w:tcPr>
-            <w:tcW w:type="dxa" w:w="5443"/>
-            <w:shd w:val="clear" w:fill="F5F5F2"/>
-          </w:tcPr>
-          <w:p>
-            <w:pPr>
-              <w:spacing w:after="0" w:before="0" w:line="240" w:lineRule="auto"/>
-              <w:jc w:val="left"/>
-            </w:pPr>
-            <w:r/>
-            <w:r>
-              <w:rPr>
-                <w:rFonts w:ascii="Calibri" w:hAnsi="Calibri" w:eastAsia="Calibri"/>
-                <w:b/>
-                <w:color w:val="0B0B0B"/>
-                <w:sz w:val="15"/>
-              </w:rPr>
-              <w:t>Ajustes finais e entrega.  Corrigir o que a E12 revelou, cada correção com o teste que impede o problema de voltar; rodar os projetos de teste de novo; comparar o resultado com a medida inicial da E2 nas mesmas dimensões; escrever o documento de entrega.</w:t>
-            </w:r>
-          </w:p>
-        </w:tc>
-        <w:tc>
-          <w:tcPr>
-            <w:tcW w:type="dxa" w:w="3402"/>
-            <w:shd w:val="clear" w:fill="F5F5F2"/>
-          </w:tcPr>
-          <w:p>
-            <w:pPr>
-              <w:spacing w:after="0" w:before="0" w:line="240" w:lineRule="auto"/>
-              <w:jc w:val="left"/>
-            </w:pPr>
-            <w:r/>
-            <w:r>
-              <w:rPr>
-                <w:rFonts w:ascii="Calibri" w:hAnsi="Calibri" w:eastAsia="Calibri"/>
-                <w:b/>
-                <w:color w:val="0B0B0B"/>
-                <w:sz w:val="15"/>
-              </w:rPr>
-              <w:t>Entrega final.  Um projeto inteiro construído sem intervenção, e o resultado comparado com a medida inicial, com o número publicado.</w:t>
-            </w:r>
-          </w:p>
-        </w:tc>
-      </w:tr>
-    </w:tbl>
-    <w:p>
-      <w:pPr>
-        <w:spacing w:after="20"/>
-      </w:pPr>
-    </w:p>
-    <w:p>
-      <w:pPr>
-        <w:spacing w:after="0"/>
-      </w:pPr>
-      <w:r>
-        <w:br w:type="page"/>
-      </w:r>
-    </w:p>
-    <w:p>
-      <w:pPr>
         <w:spacing w:after="40"/>
       </w:pPr>
     </w:p>
@@ -6421,7 +6766,7 @@
                 <w:color w:val="FFFFFF"/>
                 <w:sz w:val="25"/>
               </w:rPr>
-              <w:t>Riscos, entregas e resultado</w:t>
+              <w:t>Riscos</w:t>
             </w:r>
           </w:p>
           <w:p>
@@ -6436,7 +6781,7 @@
                 <w:color w:val="FFFFFF"/>
                 <w:sz w:val="17"/>
               </w:rPr>
-              <w:t>O que pode dar errado, o que o orientador recebe e como o sucesso será julgado.</w:t>
+              <w:t>O que pode dar errado, e o que já está previsto para cada caso.</w:t>
             </w:r>
           </w:p>
         </w:tc>
@@ -6452,7 +6797,7 @@
         <w:pStyle w:val="Heading1"/>
       </w:pPr>
       <w:r>
-        <w:t>12.  Riscos e o que fazer com eles</w:t>
+        <w:t>14.  Riscos e o que fazer com eles</w:t>
       </w:r>
     </w:p>
     <w:tbl>
@@ -6602,7 +6947,7 @@
                 <w:color w:val="52514E"/>
                 <w:sz w:val="15"/>
               </w:rPr>
-              <w:t>a E8 mede antes de decidir, com o instrumento guardado antes de ser usado, e tem folga para o replanejamento</w:t>
+              <w:t>a E5 mede antes de decidir, com o instrumento de medição escrito antes de ser usado</w:t>
             </w:r>
           </w:p>
         </w:tc>
@@ -6626,7 +6971,273 @@
                 <w:color w:val="0B0B0B"/>
                 <w:sz w:val="15"/>
               </w:rPr>
-              <w:t>As tarefas escritas na E4 envelhecerem até serem executadas</w:t>
+              <w:t>O desenvolvimento, com 60 dias, não caber no prazo</w:t>
+            </w:r>
+          </w:p>
+        </w:tc>
+        <w:tc>
+          <w:tcPr>
+            <w:tcW w:type="dxa" w:w="907"/>
+            <w:shd w:val="clear" w:fill="F5F5F2"/>
+          </w:tcPr>
+          <w:p>
+            <w:pPr>
+              <w:spacing w:after="0" w:before="0" w:line="240" w:lineRule="auto"/>
+              <w:jc w:val="left"/>
+            </w:pPr>
+            <w:r/>
+            <w:r>
+              <w:rPr>
+                <w:rFonts w:ascii="Calibri" w:hAnsi="Calibri" w:eastAsia="Calibri"/>
+                <w:b w:val="0"/>
+                <w:color w:val="52514E"/>
+                <w:sz w:val="15"/>
+              </w:rPr>
+              <w:t>alto</w:t>
+            </w:r>
+          </w:p>
+        </w:tc>
+        <w:tc>
+          <w:tcPr>
+            <w:tcW w:type="dxa" w:w="6123"/>
+            <w:shd w:val="clear" w:fill="F5F5F2"/>
+          </w:tcPr>
+          <w:p>
+            <w:pPr>
+              <w:spacing w:after="0" w:before="0" w:line="240" w:lineRule="auto"/>
+              <w:jc w:val="left"/>
+            </w:pPr>
+            <w:r/>
+            <w:r>
+              <w:rPr>
+                <w:rFonts w:ascii="Calibri" w:hAnsi="Calibri" w:eastAsia="Calibri"/>
+                <w:b w:val="0"/>
+                <w:color w:val="52514E"/>
+                <w:sz w:val="15"/>
+              </w:rPr>
+              <w:t>a ordem das etapas põe primeiro o que sustenta o resto; se algo atrasar, o corte sai da E6 (memória e painel), nunca da E7 e da E8</w:t>
+            </w:r>
+          </w:p>
+        </w:tc>
+      </w:tr>
+      <w:tr>
+        <w:tc>
+          <w:tcPr>
+            <w:tcW w:type="dxa" w:w="2835"/>
+          </w:tcPr>
+          <w:p>
+            <w:pPr>
+              <w:spacing w:after="0" w:before="0" w:line="240" w:lineRule="auto"/>
+              <w:jc w:val="left"/>
+            </w:pPr>
+            <w:r/>
+            <w:r>
+              <w:rPr>
+                <w:rFonts w:ascii="Calibri" w:hAnsi="Calibri" w:eastAsia="Calibri"/>
+                <w:b/>
+                <w:color w:val="0B0B0B"/>
+                <w:sz w:val="15"/>
+              </w:rPr>
+              <w:t>As tarefas escritas na E2 envelhecerem até serem executadas</w:t>
+            </w:r>
+          </w:p>
+        </w:tc>
+        <w:tc>
+          <w:tcPr>
+            <w:tcW w:type="dxa" w:w="907"/>
+          </w:tcPr>
+          <w:p>
+            <w:pPr>
+              <w:spacing w:after="0" w:before="0" w:line="240" w:lineRule="auto"/>
+              <w:jc w:val="left"/>
+            </w:pPr>
+            <w:r/>
+            <w:r>
+              <w:rPr>
+                <w:rFonts w:ascii="Calibri" w:hAnsi="Calibri" w:eastAsia="Calibri"/>
+                <w:b w:val="0"/>
+                <w:color w:val="52514E"/>
+                <w:sz w:val="15"/>
+              </w:rPr>
+              <w:t>médio</w:t>
+            </w:r>
+          </w:p>
+        </w:tc>
+        <w:tc>
+          <w:tcPr>
+            <w:tcW w:type="dxa" w:w="6123"/>
+          </w:tcPr>
+          <w:p>
+            <w:pPr>
+              <w:spacing w:after="0" w:before="0" w:line="240" w:lineRule="auto"/>
+              <w:jc w:val="left"/>
+            </w:pPr>
+            <w:r/>
+            <w:r>
+              <w:rPr>
+                <w:rFonts w:ascii="Calibri" w:hAnsi="Calibri" w:eastAsia="Calibri"/>
+                <w:b w:val="0"/>
+                <w:color w:val="52514E"/>
+                <w:sz w:val="15"/>
+              </w:rPr>
+              <w:t>as etapas E4, E5 e E6 começam conferindo o plano contra o código que já existe</w:t>
+            </w:r>
+          </w:p>
+        </w:tc>
+      </w:tr>
+      <w:tr>
+        <w:tc>
+          <w:tcPr>
+            <w:tcW w:type="dxa" w:w="2835"/>
+            <w:shd w:val="clear" w:fill="F5F5F2"/>
+          </w:tcPr>
+          <w:p>
+            <w:pPr>
+              <w:spacing w:after="0" w:before="0" w:line="240" w:lineRule="auto"/>
+              <w:jc w:val="left"/>
+            </w:pPr>
+            <w:r/>
+            <w:r>
+              <w:rPr>
+                <w:rFonts w:ascii="Calibri" w:hAnsi="Calibri" w:eastAsia="Calibri"/>
+                <w:b/>
+                <w:color w:val="0B0B0B"/>
+                <w:sz w:val="15"/>
+              </w:rPr>
+              <w:t>O custo de execução passar do previsto</w:t>
+            </w:r>
+          </w:p>
+        </w:tc>
+        <w:tc>
+          <w:tcPr>
+            <w:tcW w:type="dxa" w:w="907"/>
+            <w:shd w:val="clear" w:fill="F5F5F2"/>
+          </w:tcPr>
+          <w:p>
+            <w:pPr>
+              <w:spacing w:after="0" w:before="0" w:line="240" w:lineRule="auto"/>
+              <w:jc w:val="left"/>
+            </w:pPr>
+            <w:r/>
+            <w:r>
+              <w:rPr>
+                <w:rFonts w:ascii="Calibri" w:hAnsi="Calibri" w:eastAsia="Calibri"/>
+                <w:b w:val="0"/>
+                <w:color w:val="52514E"/>
+                <w:sz w:val="15"/>
+              </w:rPr>
+              <w:t>alto</w:t>
+            </w:r>
+          </w:p>
+        </w:tc>
+        <w:tc>
+          <w:tcPr>
+            <w:tcW w:type="dxa" w:w="6123"/>
+            <w:shd w:val="clear" w:fill="F5F5F2"/>
+          </w:tcPr>
+          <w:p>
+            <w:pPr>
+              <w:spacing w:after="0" w:before="0" w:line="240" w:lineRule="auto"/>
+              <w:jc w:val="left"/>
+            </w:pPr>
+            <w:r/>
+            <w:r>
+              <w:rPr>
+                <w:rFonts w:ascii="Calibri" w:hAnsi="Calibri" w:eastAsia="Calibri"/>
+                <w:b w:val="0"/>
+                <w:color w:val="52514E"/>
+                <w:sz w:val="15"/>
+              </w:rPr>
+              <w:t>custo gravado desde a E3, e teto de gasto por rodada na E5</w:t>
+            </w:r>
+          </w:p>
+        </w:tc>
+      </w:tr>
+      <w:tr>
+        <w:tc>
+          <w:tcPr>
+            <w:tcW w:type="dxa" w:w="2835"/>
+          </w:tcPr>
+          <w:p>
+            <w:pPr>
+              <w:spacing w:after="0" w:before="0" w:line="240" w:lineRule="auto"/>
+              <w:jc w:val="left"/>
+            </w:pPr>
+            <w:r/>
+            <w:r>
+              <w:rPr>
+                <w:rFonts w:ascii="Calibri" w:hAnsi="Calibri" w:eastAsia="Calibri"/>
+                <w:b/>
+                <w:color w:val="0B0B0B"/>
+                <w:sz w:val="15"/>
+              </w:rPr>
+              <w:t>O limite de cota interromper um trabalho no meio</w:t>
+            </w:r>
+          </w:p>
+        </w:tc>
+        <w:tc>
+          <w:tcPr>
+            <w:tcW w:type="dxa" w:w="907"/>
+          </w:tcPr>
+          <w:p>
+            <w:pPr>
+              <w:spacing w:after="0" w:before="0" w:line="240" w:lineRule="auto"/>
+              <w:jc w:val="left"/>
+            </w:pPr>
+            <w:r/>
+            <w:r>
+              <w:rPr>
+                <w:rFonts w:ascii="Calibri" w:hAnsi="Calibri" w:eastAsia="Calibri"/>
+                <w:b w:val="0"/>
+                <w:color w:val="52514E"/>
+                <w:sz w:val="15"/>
+              </w:rPr>
+              <w:t>médio</w:t>
+            </w:r>
+          </w:p>
+        </w:tc>
+        <w:tc>
+          <w:tcPr>
+            <w:tcW w:type="dxa" w:w="6123"/>
+          </w:tcPr>
+          <w:p>
+            <w:pPr>
+              <w:spacing w:after="0" w:before="0" w:line="240" w:lineRule="auto"/>
+              <w:jc w:val="left"/>
+            </w:pPr>
+            <w:r/>
+            <w:r>
+              <w:rPr>
+                <w:rFonts w:ascii="Calibri" w:hAnsi="Calibri" w:eastAsia="Calibri"/>
+                <w:b w:val="0"/>
+                <w:color w:val="52514E"/>
+                <w:sz w:val="15"/>
+              </w:rPr>
+              <w:t>reconhecer a parada, guardar o que já foi feito e retomar depois</w:t>
+            </w:r>
+          </w:p>
+        </w:tc>
+      </w:tr>
+      <w:tr>
+        <w:tc>
+          <w:tcPr>
+            <w:tcW w:type="dxa" w:w="2835"/>
+            <w:shd w:val="clear" w:fill="F5F5F2"/>
+          </w:tcPr>
+          <w:p>
+            <w:pPr>
+              <w:spacing w:after="0" w:before="0" w:line="240" w:lineRule="auto"/>
+              <w:jc w:val="left"/>
+            </w:pPr>
+            <w:r/>
+            <w:r>
+              <w:rPr>
+                <w:rFonts w:ascii="Calibri" w:hAnsi="Calibri" w:eastAsia="Calibri"/>
+                <w:b/>
+                <w:color w:val="0B0B0B"/>
+                <w:sz w:val="15"/>
+              </w:rPr>
+              <w:t>A busca por significado não caber na máquina de 8 GB</w:t>
             </w:r>
           </w:p>
         </w:tc>
@@ -6670,7 +7281,7 @@
                 <w:color w:val="52514E"/>
                 <w:sz w:val="15"/>
               </w:rPr>
-              <w:t>as etapas E7, E9, E10 e E11 começam conferindo o plano contra o código que já existe</w:t>
+              <w:t>a E6 mede antes de escolher, e o componente é trocável</w:t>
             </w:r>
           </w:p>
         </w:tc>
@@ -6693,140 +7304,7 @@
                 <w:color w:val="0B0B0B"/>
                 <w:sz w:val="15"/>
               </w:rPr>
-              <w:t>O custo de execução passar do previsto</w:t>
-            </w:r>
-          </w:p>
-        </w:tc>
-        <w:tc>
-          <w:tcPr>
-            <w:tcW w:type="dxa" w:w="907"/>
-          </w:tcPr>
-          <w:p>
-            <w:pPr>
-              <w:spacing w:after="0" w:before="0" w:line="240" w:lineRule="auto"/>
-              <w:jc w:val="left"/>
-            </w:pPr>
-            <w:r/>
-            <w:r>
-              <w:rPr>
-                <w:rFonts w:ascii="Calibri" w:hAnsi="Calibri" w:eastAsia="Calibri"/>
-                <w:b w:val="0"/>
-                <w:color w:val="52514E"/>
-                <w:sz w:val="15"/>
-              </w:rPr>
-              <w:t>alto</w:t>
-            </w:r>
-          </w:p>
-        </w:tc>
-        <w:tc>
-          <w:tcPr>
-            <w:tcW w:type="dxa" w:w="6123"/>
-          </w:tcPr>
-          <w:p>
-            <w:pPr>
-              <w:spacing w:after="0" w:before="0" w:line="240" w:lineRule="auto"/>
-              <w:jc w:val="left"/>
-            </w:pPr>
-            <w:r/>
-            <w:r>
-              <w:rPr>
-                <w:rFonts w:ascii="Calibri" w:hAnsi="Calibri" w:eastAsia="Calibri"/>
-                <w:b w:val="0"/>
-                <w:color w:val="52514E"/>
-                <w:sz w:val="15"/>
-              </w:rPr>
-              <w:t>contagem em duas unidades desde a E5, e teto de gasto por rodada na E9</w:t>
-            </w:r>
-          </w:p>
-        </w:tc>
-      </w:tr>
-      <w:tr>
-        <w:tc>
-          <w:tcPr>
-            <w:tcW w:type="dxa" w:w="2835"/>
-            <w:shd w:val="clear" w:fill="F5F5F2"/>
-          </w:tcPr>
-          <w:p>
-            <w:pPr>
-              <w:spacing w:after="0" w:before="0" w:line="240" w:lineRule="auto"/>
-              <w:jc w:val="left"/>
-            </w:pPr>
-            <w:r/>
-            <w:r>
-              <w:rPr>
-                <w:rFonts w:ascii="Calibri" w:hAnsi="Calibri" w:eastAsia="Calibri"/>
-                <w:b/>
-                <w:color w:val="0B0B0B"/>
-                <w:sz w:val="15"/>
-              </w:rPr>
-              <w:t>O limite de cota interromper um trabalho no meio</w:t>
-            </w:r>
-          </w:p>
-        </w:tc>
-        <w:tc>
-          <w:tcPr>
-            <w:tcW w:type="dxa" w:w="907"/>
-            <w:shd w:val="clear" w:fill="F5F5F2"/>
-          </w:tcPr>
-          <w:p>
-            <w:pPr>
-              <w:spacing w:after="0" w:before="0" w:line="240" w:lineRule="auto"/>
-              <w:jc w:val="left"/>
-            </w:pPr>
-            <w:r/>
-            <w:r>
-              <w:rPr>
-                <w:rFonts w:ascii="Calibri" w:hAnsi="Calibri" w:eastAsia="Calibri"/>
-                <w:b w:val="0"/>
-                <w:color w:val="52514E"/>
-                <w:sz w:val="15"/>
-              </w:rPr>
-              <w:t>médio</w:t>
-            </w:r>
-          </w:p>
-        </w:tc>
-        <w:tc>
-          <w:tcPr>
-            <w:tcW w:type="dxa" w:w="6123"/>
-            <w:shd w:val="clear" w:fill="F5F5F2"/>
-          </w:tcPr>
-          <w:p>
-            <w:pPr>
-              <w:spacing w:after="0" w:before="0" w:line="240" w:lineRule="auto"/>
-              <w:jc w:val="left"/>
-            </w:pPr>
-            <w:r/>
-            <w:r>
-              <w:rPr>
-                <w:rFonts w:ascii="Calibri" w:hAnsi="Calibri" w:eastAsia="Calibri"/>
-                <w:b w:val="0"/>
-                <w:color w:val="52514E"/>
-                <w:sz w:val="15"/>
-              </w:rPr>
-              <w:t>reconhecer a parada, guardar o que já foi feito e retomar depois</w:t>
-            </w:r>
-          </w:p>
-        </w:tc>
-      </w:tr>
-      <w:tr>
-        <w:tc>
-          <w:tcPr>
-            <w:tcW w:type="dxa" w:w="2835"/>
-          </w:tcPr>
-          <w:p>
-            <w:pPr>
-              <w:spacing w:after="0" w:before="0" w:line="240" w:lineRule="auto"/>
-              <w:jc w:val="left"/>
-            </w:pPr>
-            <w:r/>
-            <w:r>
-              <w:rPr>
-                <w:rFonts w:ascii="Calibri" w:hAnsi="Calibri" w:eastAsia="Calibri"/>
-                <w:b/>
-                <w:color w:val="0B0B0B"/>
-                <w:sz w:val="15"/>
-              </w:rPr>
-              <w:t>O mecanismo de busca não caber na máquina de 8 GB</w:t>
+              <w:t>Um imprevisto encostar a entrega no prazo</w:t>
             </w:r>
           </w:p>
         </w:tc>
@@ -6868,7 +7346,7 @@
                 <w:color w:val="52514E"/>
                 <w:sz w:val="15"/>
               </w:rPr>
-              <w:t>a E10 mede antes de escolher, e o componente é trocável desde a E5</w:t>
+              <w:t>a E8 termina em 23/01/2027: sobram 3 dias de margem até 26/01/2027</w:t>
             </w:r>
           </w:p>
         </w:tc>
@@ -6892,7 +7370,7 @@
                 <w:color w:val="0B0B0B"/>
                 <w:sz w:val="15"/>
               </w:rPr>
-              <w:t>Atraso acumulado comprimir as etapas finais</w:t>
+              <w:t>Uma medição depender de acesso pago indisponível</w:t>
             </w:r>
           </w:p>
         </w:tc>
@@ -6914,7 +7392,7 @@
                 <w:color w:val="52514E"/>
                 <w:sz w:val="15"/>
               </w:rPr>
-              <w:t>alto</w:t>
+              <w:t>baixo</w:t>
             </w:r>
           </w:p>
         </w:tc>
@@ -6936,639 +7414,7 @@
                 <w:color w:val="52514E"/>
                 <w:sz w:val="15"/>
               </w:rPr>
-              <w:t>E12 e E13 não são negociáveis; se algo atrasar, o corte sai do escopo da E10 ou da E11</w:t>
-            </w:r>
-          </w:p>
-        </w:tc>
-      </w:tr>
-      <w:tr>
-        <w:tc>
-          <w:tcPr>
-            <w:tcW w:type="dxa" w:w="2835"/>
-          </w:tcPr>
-          <w:p>
-            <w:pPr>
-              <w:spacing w:after="0" w:before="0" w:line="240" w:lineRule="auto"/>
-              <w:jc w:val="left"/>
-            </w:pPr>
-            <w:r/>
-            <w:r>
-              <w:rPr>
-                <w:rFonts w:ascii="Calibri" w:hAnsi="Calibri" w:eastAsia="Calibri"/>
-                <w:b/>
-                <w:color w:val="0B0B0B"/>
-                <w:sz w:val="15"/>
-              </w:rPr>
-              <w:t>Uma medição depender de acesso pago indisponível</w:t>
-            </w:r>
-          </w:p>
-        </w:tc>
-        <w:tc>
-          <w:tcPr>
-            <w:tcW w:type="dxa" w:w="907"/>
-          </w:tcPr>
-          <w:p>
-            <w:pPr>
-              <w:spacing w:after="0" w:before="0" w:line="240" w:lineRule="auto"/>
-              <w:jc w:val="left"/>
-            </w:pPr>
-            <w:r/>
-            <w:r>
-              <w:rPr>
-                <w:rFonts w:ascii="Calibri" w:hAnsi="Calibri" w:eastAsia="Calibri"/>
-                <w:b w:val="0"/>
-                <w:color w:val="52514E"/>
-                <w:sz w:val="15"/>
-              </w:rPr>
-              <w:t>baixo</w:t>
-            </w:r>
-          </w:p>
-        </w:tc>
-        <w:tc>
-          <w:tcPr>
-            <w:tcW w:type="dxa" w:w="6123"/>
-          </w:tcPr>
-          <w:p>
-            <w:pPr>
-              <w:spacing w:after="0" w:before="0" w:line="240" w:lineRule="auto"/>
-              <w:jc w:val="left"/>
-            </w:pPr>
-            <w:r/>
-            <w:r>
-              <w:rPr>
-                <w:rFonts w:ascii="Calibri" w:hAnsi="Calibri" w:eastAsia="Calibri"/>
-                <w:b w:val="0"/>
-                <w:color w:val="52514E"/>
-                <w:sz w:val="15"/>
-              </w:rPr>
-              <w:t>cada entrega é dividida em uma parte demonstrável sem custo e outra que exige gasto</w:t>
-            </w:r>
-          </w:p>
-        </w:tc>
-      </w:tr>
-    </w:tbl>
-    <w:p>
-      <w:pPr>
-        <w:spacing w:after="20"/>
-      </w:pPr>
-    </w:p>
-    <w:p>
-      <w:pPr>
-        <w:pStyle w:val="Heading1"/>
-      </w:pPr>
-      <w:r>
-        <w:t>13.  O que o orientador recebe, e quando</w:t>
-      </w:r>
-    </w:p>
-    <w:tbl>
-      <w:tblPr>
-        <w:tblW w:type="auto" w:w="0"/>
-        <w:jc w:val="center"/>
-        <w:tblLook w:firstColumn="1" w:firstRow="1" w:lastColumn="0" w:lastRow="0" w:noHBand="0" w:noVBand="1" w:val="04A0"/>
-        <w:tblBorders>
-          <w:top w:val="single" w:sz="4" w:color="D9D9D6"/>
-          <w:left w:val="single" w:sz="4" w:color="D9D9D6"/>
-          <w:bottom w:val="single" w:sz="4" w:color="D9D9D6"/>
-          <w:right w:val="single" w:sz="4" w:color="D9D9D6"/>
-          <w:insideH w:val="single" w:sz="4" w:color="D9D9D6"/>
-          <w:insideV w:val="single" w:sz="4" w:color="D9D9D6"/>
-        </w:tblBorders>
-      </w:tblPr>
-      <w:tblGrid>
-        <w:gridCol w:w="4876"/>
-        <w:gridCol w:w="4876"/>
-      </w:tblGrid>
-      <w:tr>
-        <w:tc>
-          <w:tcPr>
-            <w:tcW w:type="dxa" w:w="2608"/>
-            <w:shd w:val="clear" w:fill="2A78D6"/>
-          </w:tcPr>
-          <w:p>
-            <w:pPr>
-              <w:spacing w:after="0" w:before="0"/>
-              <w:jc w:val="left"/>
-            </w:pPr>
-            <w:r/>
-            <w:r>
-              <w:rPr>
-                <w:rFonts w:ascii="Calibri" w:hAnsi="Calibri" w:eastAsia="Calibri"/>
-                <w:b/>
-                <w:color w:val="FFFFFF"/>
-                <w:sz w:val="16"/>
-              </w:rPr>
-              <w:t>Data</w:t>
-            </w:r>
-          </w:p>
-        </w:tc>
-        <w:tc>
-          <w:tcPr>
-            <w:tcW w:type="dxa" w:w="7257"/>
-            <w:shd w:val="clear" w:fill="2A78D6"/>
-          </w:tcPr>
-          <w:p>
-            <w:pPr>
-              <w:spacing w:after="0" w:before="0"/>
-              <w:jc w:val="left"/>
-            </w:pPr>
-            <w:r/>
-            <w:r>
-              <w:rPr>
-                <w:rFonts w:ascii="Calibri" w:hAnsi="Calibri" w:eastAsia="Calibri"/>
-                <w:b/>
-                <w:color w:val="FFFFFF"/>
-                <w:sz w:val="16"/>
-              </w:rPr>
-              <w:t>Entrega</w:t>
-            </w:r>
-          </w:p>
-        </w:tc>
-      </w:tr>
-      <w:tr>
-        <w:tc>
-          <w:tcPr>
-            <w:tcW w:type="dxa" w:w="2608"/>
-          </w:tcPr>
-          <w:p>
-            <w:pPr>
-              <w:spacing w:after="0" w:before="0" w:line="240" w:lineRule="auto"/>
-              <w:jc w:val="left"/>
-            </w:pPr>
-            <w:r/>
-            <w:r>
-              <w:rPr>
-                <w:rFonts w:ascii="Calibri" w:hAnsi="Calibri" w:eastAsia="Calibri"/>
-                <w:b/>
-                <w:color w:val="0B0B0B"/>
-                <w:sz w:val="16"/>
-              </w:rPr>
-              <w:t>03/10/2026  ·  fim da E2</w:t>
-            </w:r>
-          </w:p>
-        </w:tc>
-        <w:tc>
-          <w:tcPr>
-            <w:tcW w:type="dxa" w:w="7257"/>
-          </w:tcPr>
-          <w:p>
-            <w:pPr>
-              <w:spacing w:after="0" w:before="0" w:line="240" w:lineRule="auto"/>
-              <w:jc w:val="left"/>
-            </w:pPr>
-            <w:r/>
-            <w:r>
-              <w:rPr>
-                <w:rFonts w:ascii="Calibri" w:hAnsi="Calibri" w:eastAsia="Calibri"/>
-                <w:b w:val="0"/>
-                <w:color w:val="52514E"/>
-                <w:sz w:val="16"/>
-              </w:rPr>
-              <w:t>Requisitos aprovados, estudo dos sistemas parecidos e a medida inicial do protótipo</w:t>
-            </w:r>
-          </w:p>
-        </w:tc>
-      </w:tr>
-      <w:tr>
-        <w:tc>
-          <w:tcPr>
-            <w:tcW w:type="dxa" w:w="2608"/>
-            <w:shd w:val="clear" w:fill="F5F5F2"/>
-          </w:tcPr>
-          <w:p>
-            <w:pPr>
-              <w:spacing w:after="0" w:before="0" w:line="240" w:lineRule="auto"/>
-              <w:jc w:val="left"/>
-            </w:pPr>
-            <w:r/>
-            <w:r>
-              <w:rPr>
-                <w:rFonts w:ascii="Calibri" w:hAnsi="Calibri" w:eastAsia="Calibri"/>
-                <w:b/>
-                <w:color w:val="0B0B0B"/>
-                <w:sz w:val="16"/>
-              </w:rPr>
-              <w:t>02/11/2026  ·  fim da E4</w:t>
-            </w:r>
-          </w:p>
-        </w:tc>
-        <w:tc>
-          <w:tcPr>
-            <w:tcW w:type="dxa" w:w="7257"/>
-            <w:shd w:val="clear" w:fill="F5F5F2"/>
-          </w:tcPr>
-          <w:p>
-            <w:pPr>
-              <w:spacing w:after="0" w:before="0" w:line="240" w:lineRule="auto"/>
-              <w:jc w:val="left"/>
-            </w:pPr>
-            <w:r/>
-            <w:r>
-              <w:rPr>
-                <w:rFonts w:ascii="Calibri" w:hAnsi="Calibri" w:eastAsia="Calibri"/>
-                <w:b w:val="0"/>
-                <w:color w:val="52514E"/>
-                <w:sz w:val="16"/>
-              </w:rPr>
-              <w:t>Arquitetura com as decisões justificadas, e a lista de tarefas completa</w:t>
-            </w:r>
-          </w:p>
-        </w:tc>
-      </w:tr>
-      <w:tr>
-        <w:tc>
-          <w:tcPr>
-            <w:tcW w:type="dxa" w:w="2608"/>
-          </w:tcPr>
-          <w:p>
-            <w:pPr>
-              <w:spacing w:after="0" w:before="0" w:line="240" w:lineRule="auto"/>
-              <w:jc w:val="left"/>
-            </w:pPr>
-            <w:r/>
-            <w:r>
-              <w:rPr>
-                <w:rFonts w:ascii="Calibri" w:hAnsi="Calibri" w:eastAsia="Calibri"/>
-                <w:b/>
-                <w:color w:val="0B0B0B"/>
-                <w:sz w:val="16"/>
-              </w:rPr>
-              <w:t>17/12/2026  ·  fim da E7</w:t>
-            </w:r>
-          </w:p>
-        </w:tc>
-        <w:tc>
-          <w:tcPr>
-            <w:tcW w:type="dxa" w:w="7257"/>
-          </w:tcPr>
-          <w:p>
-            <w:pPr>
-              <w:spacing w:after="0" w:before="0" w:line="240" w:lineRule="auto"/>
-              <w:jc w:val="left"/>
-            </w:pPr>
-            <w:r/>
-            <w:r>
-              <w:rPr>
-                <w:rFonts w:ascii="Calibri" w:hAnsi="Calibri" w:eastAsia="Calibri"/>
-                <w:b w:val="0"/>
-                <w:color w:val="52514E"/>
-                <w:sz w:val="16"/>
-              </w:rPr>
-              <w:t>Demonstração ao vivo: uma tarefa percorrendo os seis estados, com uma reprovação provocada</w:t>
-            </w:r>
-          </w:p>
-        </w:tc>
-      </w:tr>
-      <w:tr>
-        <w:tc>
-          <w:tcPr>
-            <w:tcW w:type="dxa" w:w="2608"/>
-            <w:shd w:val="clear" w:fill="F5F5F2"/>
-          </w:tcPr>
-          <w:p>
-            <w:pPr>
-              <w:spacing w:after="0" w:before="0" w:line="240" w:lineRule="auto"/>
-              <w:jc w:val="left"/>
-            </w:pPr>
-            <w:r/>
-            <w:r>
-              <w:rPr>
-                <w:rFonts w:ascii="Calibri" w:hAnsi="Calibri" w:eastAsia="Calibri"/>
-                <w:b/>
-                <w:color w:val="0B0B0B"/>
-                <w:sz w:val="16"/>
-              </w:rPr>
-              <w:t>31/01/2027  ·  fim da E9</w:t>
-            </w:r>
-          </w:p>
-        </w:tc>
-        <w:tc>
-          <w:tcPr>
-            <w:tcW w:type="dxa" w:w="7257"/>
-            <w:shd w:val="clear" w:fill="F5F5F2"/>
-          </w:tcPr>
-          <w:p>
-            <w:pPr>
-              <w:spacing w:after="0" w:before="0" w:line="240" w:lineRule="auto"/>
-              <w:jc w:val="left"/>
-            </w:pPr>
-            <w:r/>
-            <w:r>
-              <w:rPr>
-                <w:rFonts w:ascii="Calibri" w:hAnsi="Calibri" w:eastAsia="Calibri"/>
-                <w:b w:val="0"/>
-                <w:color w:val="52514E"/>
-                <w:sz w:val="16"/>
-              </w:rPr>
-              <w:t>Demonstração: três tarefas em paralelo, e recuperação de uma falha provocada</w:t>
-            </w:r>
-          </w:p>
-        </w:tc>
-      </w:tr>
-      <w:tr>
-        <w:tc>
-          <w:tcPr>
-            <w:tcW w:type="dxa" w:w="2608"/>
-          </w:tcPr>
-          <w:p>
-            <w:pPr>
-              <w:spacing w:after="0" w:before="0" w:line="240" w:lineRule="auto"/>
-              <w:jc w:val="left"/>
-            </w:pPr>
-            <w:r/>
-            <w:r>
-              <w:rPr>
-                <w:rFonts w:ascii="Calibri" w:hAnsi="Calibri" w:eastAsia="Calibri"/>
-                <w:b/>
-                <w:color w:val="0B0B0B"/>
-                <w:sz w:val="16"/>
-              </w:rPr>
-              <w:t>02/03/2027  ·  fim da E11</w:t>
-            </w:r>
-          </w:p>
-        </w:tc>
-        <w:tc>
-          <w:tcPr>
-            <w:tcW w:type="dxa" w:w="7257"/>
-          </w:tcPr>
-          <w:p>
-            <w:pPr>
-              <w:spacing w:after="0" w:before="0" w:line="240" w:lineRule="auto"/>
-              <w:jc w:val="left"/>
-            </w:pPr>
-            <w:r/>
-            <w:r>
-              <w:rPr>
-                <w:rFonts w:ascii="Calibri" w:hAnsi="Calibri" w:eastAsia="Calibri"/>
-                <w:b w:val="0"/>
-                <w:color w:val="52514E"/>
-                <w:sz w:val="16"/>
-              </w:rPr>
-              <w:t>Demonstração: um projeto inteiro acompanhado na tela, do pedido à entrega</w:t>
-            </w:r>
-          </w:p>
-        </w:tc>
-      </w:tr>
-      <w:tr>
-        <w:tc>
-          <w:tcPr>
-            <w:tcW w:type="dxa" w:w="2608"/>
-            <w:shd w:val="clear" w:fill="F5F5F2"/>
-          </w:tcPr>
-          <w:p>
-            <w:pPr>
-              <w:spacing w:after="0" w:before="0" w:line="240" w:lineRule="auto"/>
-              <w:jc w:val="left"/>
-            </w:pPr>
-            <w:r/>
-            <w:r>
-              <w:rPr>
-                <w:rFonts w:ascii="Calibri" w:hAnsi="Calibri" w:eastAsia="Calibri"/>
-                <w:b/>
-                <w:color w:val="0B0B0B"/>
-                <w:sz w:val="16"/>
-              </w:rPr>
-              <w:t>01/04/2027  ·  fim da E13</w:t>
-            </w:r>
-          </w:p>
-        </w:tc>
-        <w:tc>
-          <w:tcPr>
-            <w:tcW w:type="dxa" w:w="7257"/>
-            <w:shd w:val="clear" w:fill="F5F5F2"/>
-          </w:tcPr>
-          <w:p>
-            <w:pPr>
-              <w:spacing w:after="0" w:before="0" w:line="240" w:lineRule="auto"/>
-              <w:jc w:val="left"/>
-            </w:pPr>
-            <w:r/>
-            <w:r>
-              <w:rPr>
-                <w:rFonts w:ascii="Calibri" w:hAnsi="Calibri" w:eastAsia="Calibri"/>
-                <w:b w:val="0"/>
-                <w:color w:val="52514E"/>
-                <w:sz w:val="16"/>
-              </w:rPr>
-              <w:t>Documento de entrega, com o resultado comparado à medida inicial da E2</w:t>
-            </w:r>
-          </w:p>
-        </w:tc>
-      </w:tr>
-    </w:tbl>
-    <w:p>
-      <w:pPr>
-        <w:spacing w:after="20"/>
-      </w:pPr>
-    </w:p>
-    <w:p>
-      <w:pPr>
-        <w:pStyle w:val="Heading1"/>
-      </w:pPr>
-      <w:r>
-        <w:t>14.  Como o sucesso será julgado</w:t>
-      </w:r>
-    </w:p>
-    <w:p>
-      <w:pPr>
-        <w:spacing w:before="0" w:after="60" w:line="252" w:lineRule="auto"/>
-      </w:pPr>
-      <w:r>
-        <w:rPr>
-          <w:rFonts w:ascii="Calibri" w:hAnsi="Calibri" w:eastAsia="Calibri"/>
-          <w:b w:val="0"/>
-          <w:i w:val="0"/>
-          <w:color w:val="52514E"/>
-          <w:sz w:val="18"/>
-        </w:rPr>
-        <w:t>O trabalho será bem-sucedido se, ao fim da E13, as quatro afirmações abaixo puderem ser demonstradas ao vivo — e não apenas descritas.</w:t>
-      </w:r>
-    </w:p>
-    <w:tbl>
-      <w:tblPr>
-        <w:tblW w:type="auto" w:w="0"/>
-        <w:jc w:val="center"/>
-        <w:tblLook w:firstColumn="1" w:firstRow="1" w:lastColumn="0" w:lastRow="0" w:noHBand="0" w:noVBand="1" w:val="04A0"/>
-        <w:tblBorders>
-          <w:top w:val="none"/>
-          <w:left w:val="none"/>
-          <w:bottom w:val="none"/>
-          <w:right w:val="none"/>
-          <w:insideH w:val="none"/>
-          <w:insideV w:val="none"/>
-        </w:tblBorders>
-      </w:tblPr>
-      <w:tblGrid>
-        <w:gridCol w:w="2438"/>
-        <w:gridCol w:w="2438"/>
-        <w:gridCol w:w="2438"/>
-        <w:gridCol w:w="2438"/>
-      </w:tblGrid>
-      <w:tr>
-        <w:tc>
-          <w:tcPr>
-            <w:tcW w:type="dxa" w:w="2466"/>
-          </w:tcPr>
-          <w:p>
-            <w:pPr>
-              <w:spacing w:before="20" w:after="0" w:line="245" w:lineRule="auto"/>
-            </w:pPr>
-            <w:r/>
-            <w:r>
-              <w:rPr>
-                <w:rFonts w:ascii="Calibri" w:hAnsi="Calibri" w:eastAsia="Calibri"/>
-                <w:b/>
-                <w:color w:val="184F95"/>
-                <w:sz w:val="21"/>
-              </w:rPr>
-              <w:t xml:space="preserve">1  </w:t>
-            </w:r>
-            <w:r>
-              <w:rPr>
-                <w:rFonts w:ascii="Calibri" w:hAnsi="Calibri" w:eastAsia="Calibri"/>
-                <w:b/>
-                <w:color w:val="0B0B0B"/>
-                <w:sz w:val="16"/>
-              </w:rPr>
-              <w:t>Constrói sozinho</w:t>
-            </w:r>
-          </w:p>
-          <w:p>
-            <w:pPr>
-              <w:spacing w:before="0" w:after="40" w:line="245" w:lineRule="auto"/>
-            </w:pPr>
-            <w:r>
-              <w:rPr>
-                <w:rFonts w:ascii="Calibri" w:hAnsi="Calibri" w:eastAsia="Calibri"/>
-                <w:color w:val="52514E"/>
-                <w:sz w:val="15"/>
-              </w:rPr>
-              <w:t>Um projeto real é planejado, construído, testado, revisado e entregue sem intervenção depois do pedido.</w:t>
-            </w:r>
-          </w:p>
-        </w:tc>
-        <w:tc>
-          <w:tcPr>
-            <w:tcW w:type="dxa" w:w="2466"/>
-          </w:tcPr>
-          <w:p>
-            <w:pPr>
-              <w:spacing w:before="20" w:after="0" w:line="245" w:lineRule="auto"/>
-            </w:pPr>
-            <w:r/>
-            <w:r>
-              <w:rPr>
-                <w:rFonts w:ascii="Calibri" w:hAnsi="Calibri" w:eastAsia="Calibri"/>
-                <w:b/>
-                <w:color w:val="184F95"/>
-                <w:sz w:val="21"/>
-              </w:rPr>
-              <w:t xml:space="preserve">2  </w:t>
-            </w:r>
-            <w:r>
-              <w:rPr>
-                <w:rFonts w:ascii="Calibri" w:hAnsi="Calibri" w:eastAsia="Calibri"/>
-                <w:b/>
-                <w:color w:val="0B0B0B"/>
-                <w:sz w:val="16"/>
-              </w:rPr>
-              <w:t>Governa de verdade</w:t>
-            </w:r>
-          </w:p>
-          <w:p>
-            <w:pPr>
-              <w:spacing w:before="0" w:after="40" w:line="245" w:lineRule="auto"/>
-            </w:pPr>
-            <w:r>
-              <w:rPr>
-                <w:rFonts w:ascii="Calibri" w:hAnsi="Calibri" w:eastAsia="Calibri"/>
-                <w:color w:val="52514E"/>
-                <w:sz w:val="15"/>
-              </w:rPr>
-              <w:t>Cada regra da seção 2 tem um teste que a prova, incluindo testes que tentam quebrá-la de propósito e falham.</w:t>
-            </w:r>
-          </w:p>
-        </w:tc>
-        <w:tc>
-          <w:tcPr>
-            <w:tcW w:type="dxa" w:w="2466"/>
-          </w:tcPr>
-          <w:p>
-            <w:pPr>
-              <w:spacing w:before="20" w:after="0" w:line="245" w:lineRule="auto"/>
-            </w:pPr>
-            <w:r/>
-            <w:r>
-              <w:rPr>
-                <w:rFonts w:ascii="Calibri" w:hAnsi="Calibri" w:eastAsia="Calibri"/>
-                <w:b/>
-                <w:color w:val="184F95"/>
-                <w:sz w:val="21"/>
-              </w:rPr>
-              <w:t xml:space="preserve">3  </w:t>
-            </w:r>
-            <w:r>
-              <w:rPr>
-                <w:rFonts w:ascii="Calibri" w:hAnsi="Calibri" w:eastAsia="Calibri"/>
-                <w:b/>
-                <w:color w:val="0B0B0B"/>
-                <w:sz w:val="16"/>
-              </w:rPr>
-              <w:t>Cabe na máquina</w:t>
-            </w:r>
-          </w:p>
-          <w:p>
-            <w:pPr>
-              <w:spacing w:before="0" w:after="40" w:line="245" w:lineRule="auto"/>
-            </w:pPr>
-            <w:r>
-              <w:rPr>
-                <w:rFonts w:ascii="Calibri" w:hAnsi="Calibri" w:eastAsia="Calibri"/>
-                <w:color w:val="52514E"/>
-                <w:sz w:val="15"/>
-              </w:rPr>
-              <w:t>Roda nos 8 GB e 4 núcleos do requisito R9, com o pico de memória medido.</w:t>
-            </w:r>
-          </w:p>
-        </w:tc>
-        <w:tc>
-          <w:tcPr>
-            <w:tcW w:type="dxa" w:w="2466"/>
-          </w:tcPr>
-          <w:p>
-            <w:pPr>
-              <w:spacing w:before="20" w:after="0" w:line="245" w:lineRule="auto"/>
-            </w:pPr>
-            <w:r/>
-            <w:r>
-              <w:rPr>
-                <w:rFonts w:ascii="Calibri" w:hAnsi="Calibri" w:eastAsia="Calibri"/>
-                <w:b/>
-                <w:color w:val="184F95"/>
-                <w:sz w:val="21"/>
-              </w:rPr>
-              <w:t xml:space="preserve">4  </w:t>
-            </w:r>
-            <w:r>
-              <w:rPr>
-                <w:rFonts w:ascii="Calibri" w:hAnsi="Calibri" w:eastAsia="Calibri"/>
-                <w:b/>
-                <w:color w:val="0B0B0B"/>
-                <w:sz w:val="16"/>
-              </w:rPr>
-              <w:t>Melhora o medido</w:t>
-            </w:r>
-          </w:p>
-          <w:p>
-            <w:pPr>
-              <w:spacing w:before="0" w:after="40" w:line="245" w:lineRule="auto"/>
-            </w:pPr>
-            <w:r>
-              <w:rPr>
-                <w:rFonts w:ascii="Calibri" w:hAnsi="Calibri" w:eastAsia="Calibri"/>
-                <w:color w:val="52514E"/>
-                <w:sz w:val="15"/>
-              </w:rPr>
-              <w:t>O resultado é comparado à medida inicial da E2, com o número publicado — inclusive se for desfavorável.</w:t>
+              <w:t>cada entrega tem uma parte demonstrável sem custo e outra que exige gasto</w:t>
             </w:r>
           </w:p>
         </w:tc>

--- a/fabrica-multi-agente-plano-de-desenvolvimento.docx
+++ b/fabrica-multi-agente-plano-de-desenvolvimento.docx
@@ -172,7 +172,7 @@
           <w:color w:val="898781"/>
           <w:sz w:val="15"/>
         </w:rPr>
-        <w:t>Figura 1 — O projeto do começo ao fim: 138 dias corridos até o prazo final, 8 etapas de 15 dias, recesso de fim de ano e 3 dias de margem.</w:t>
+        <w:t>Figura 1 — O projeto do começo ao fim: 145 dias corridos, em 10 etapas, até o início das aulas. A validação e o refinamento ocupam o período entre o fim do semestre e o início das aulas.</w:t>
       </w:r>
     </w:p>
     <w:tbl>
@@ -212,7 +212,7 @@
                 <w:color w:val="184F95"/>
                 <w:sz w:val="21"/>
               </w:rPr>
-              <w:t xml:space="preserve">138  </w:t>
+              <w:t xml:space="preserve">145  </w:t>
             </w:r>
             <w:r>
               <w:rPr>
@@ -234,7 +234,7 @@
                 <w:color w:val="52514E"/>
                 <w:sz w:val="15"/>
               </w:rPr>
-              <w:t>De 11/09/2026 a 26/01/2027. Recesso de 25/12 a 08/01/2027.</w:t>
+              <w:t>De 04/09/2026 a 26/01/2027, sem pausa.</w:t>
             </w:r>
           </w:p>
         </w:tc>
@@ -254,7 +254,7 @@
                 <w:color w:val="184F95"/>
                 <w:sz w:val="21"/>
               </w:rPr>
-              <w:t xml:space="preserve">8  </w:t>
+              <w:t xml:space="preserve">10  </w:t>
             </w:r>
             <w:r>
               <w:rPr>
@@ -263,7 +263,7 @@
                 <w:color w:val="0B0B0B"/>
                 <w:sz w:val="16"/>
               </w:rPr>
-              <w:t>etapas de 15 dias</w:t>
+              <w:t>etapas</w:t>
             </w:r>
           </w:p>
           <w:p>
@@ -276,7 +276,7 @@
                 <w:color w:val="52514E"/>
                 <w:sz w:val="15"/>
               </w:rPr>
-              <w:t>Cada uma termina com uma entrega concreta; a seguinte só começa quando ela está pronta.</w:t>
+              <w:t>9 de 15 dias e a última de 10, que termina no dia em que as aulas começam.</w:t>
             </w:r>
           </w:p>
         </w:tc>
@@ -296,7 +296,7 @@
                 <w:color w:val="184F95"/>
                 <w:sz w:val="21"/>
               </w:rPr>
-              <w:t xml:space="preserve">60  </w:t>
+              <w:t xml:space="preserve">75  </w:t>
             </w:r>
             <w:r>
               <w:rPr>
@@ -318,7 +318,7 @@
                 <w:color w:val="52514E"/>
                 <w:sz w:val="15"/>
               </w:rPr>
-              <w:t>De 11/10/2026 a 09/12/2026 — etapas E3 a E6.</w:t>
+              <w:t>De 04/10/2026 a 17/12/2026 — etapas E3 a E7.</w:t>
             </w:r>
           </w:p>
         </w:tc>
@@ -338,7 +338,7 @@
                 <w:color w:val="184F95"/>
                 <w:sz w:val="21"/>
               </w:rPr>
-              <w:t xml:space="preserve">30  </w:t>
+              <w:t xml:space="preserve">40  </w:t>
             </w:r>
             <w:r>
               <w:rPr>
@@ -360,7 +360,7 @@
                 <w:color w:val="52514E"/>
                 <w:sz w:val="15"/>
               </w:rPr>
-              <w:t>A E7 testa com projetos reais antes do recesso; a E8 ajusta e entrega depois dele.</w:t>
+              <w:t>Do fim do semestre ao início das aulas: testar, medir e refinar até o desempenho ser satisfatório.</w:t>
             </w:r>
           </w:p>
         </w:tc>
@@ -414,7 +414,7 @@
                 <w:color w:val="0B0B0B"/>
                 <w:sz w:val="17"/>
               </w:rPr>
-              <w:t>Duas siglas, do começo ao fim: E1 a E8 são as etapas, e R1 a R15 são os requisitos. Não há código para marco, fase ou tipo de tarefa — o que cada etapa produz é chamado de entrega da etapa, por extenso. A ordem é a de uma apresentação: o problema e o objetivo, o cronograma, os requisitos, como o sistema vai funcionar, as ferramentas e os riscos.</w:t>
+              <w:t>Duas siglas, do começo ao fim: E1 a E10 são as etapas, e R1 a R15 são os requisitos. Não há código para marco, fase ou tipo de tarefa — o que cada etapa produz é chamado de entrega da etapa, por extenso. A ordem é a de uma apresentação: o problema e o objetivo, o cronograma, os requisitos, como o sistema vai funcionar, as ferramentas e os riscos.</w:t>
             </w:r>
           </w:p>
         </w:tc>
@@ -497,7 +497,7 @@
                 <w:color w:val="FFFFFF"/>
                 <w:sz w:val="17"/>
               </w:rPr>
-              <w:t>O que se quer resolver, o objetivo e como o resultado será julgado.</w:t>
+              <w:t>O que se quer resolver, o objetivo, e o que conta como desempenho satisfatório.</w:t>
             </w:r>
           </w:p>
         </w:tc>
@@ -972,7 +972,7 @@
           <w:color w:val="0B0B0B"/>
           <w:sz w:val="19"/>
         </w:rPr>
-        <w:t>Projetar, implementar e avaliar um sistema multi-agente para construção de software em que as regras de governança sejam impostas pela estrutura do programa, e não pedidas em linguagem natural a um modelo. O resultado será comparado com o de um protótipo já existente, medido na E1, nas mesmas dimensões: custo por tarefa concluída, tentativas por tarefa e proporção de tarefas abandonadas.</w:t>
+        <w:t>Projetar, implementar e avaliar um sistema multi-agente para construção de software em que as regras de governança sejam impostas pela estrutura do programa, e não pedidas em linguagem natural a um modelo — e refiná-lo em uso real até atingir desempenho satisfatório, medido contra um protótipo já existente na E1.</w:t>
       </w:r>
     </w:p>
     <w:p>
@@ -980,7 +980,7 @@
         <w:pStyle w:val="Heading1"/>
       </w:pPr>
       <w:r>
-        <w:t>4.  Como o resultado será julgado</w:t>
+        <w:t>4.  O que é desempenho satisfatório</w:t>
       </w:r>
     </w:p>
     <w:p>
@@ -995,7 +995,7 @@
           <w:color w:val="52514E"/>
           <w:sz w:val="18"/>
         </w:rPr>
-        <w:t>O trabalho será bem-sucedido se, ao fim da E8, as quatro afirmações abaixo puderem ser demonstradas ao vivo — e não apenas descritas.</w:t>
+        <w:t>Estes critérios são a condição de parada da validação: as etapas E8 a E10 repetem o ciclo de testar, medir e corrigir até todos serem atingidos. O que for medido no fim é publicado — inclusive o que não tiver chegado lá.</w:t>
       </w:r>
     </w:p>
     <w:tbl>
@@ -1004,39 +1004,98 @@
         <w:jc w:val="center"/>
         <w:tblLook w:firstColumn="1" w:firstRow="1" w:lastColumn="0" w:lastRow="0" w:noHBand="0" w:noVBand="1" w:val="04A0"/>
         <w:tblBorders>
-          <w:top w:val="none"/>
-          <w:left w:val="none"/>
-          <w:bottom w:val="none"/>
-          <w:right w:val="none"/>
-          <w:insideH w:val="none"/>
-          <w:insideV w:val="none"/>
+          <w:top w:val="single" w:sz="4" w:color="D9D9D6"/>
+          <w:left w:val="single" w:sz="4" w:color="D9D9D6"/>
+          <w:bottom w:val="single" w:sz="4" w:color="D9D9D6"/>
+          <w:right w:val="single" w:sz="4" w:color="D9D9D6"/>
+          <w:insideH w:val="single" w:sz="4" w:color="D9D9D6"/>
+          <w:insideV w:val="single" w:sz="4" w:color="D9D9D6"/>
         </w:tblBorders>
       </w:tblPr>
       <w:tblGrid>
-        <w:gridCol w:w="2438"/>
-        <w:gridCol w:w="2438"/>
-        <w:gridCol w:w="2438"/>
-        <w:gridCol w:w="2438"/>
+        <w:gridCol w:w="3251"/>
+        <w:gridCol w:w="3251"/>
+        <w:gridCol w:w="3251"/>
       </w:tblGrid>
       <w:tr>
         <w:tc>
           <w:tcPr>
-            <w:tcW w:type="dxa" w:w="2466"/>
+            <w:tcW w:type="dxa" w:w="1928"/>
+            <w:shd w:val="clear" w:fill="2A78D6"/>
           </w:tcPr>
           <w:p>
             <w:pPr>
-              <w:spacing w:before="20" w:after="0" w:line="245" w:lineRule="auto"/>
+              <w:spacing w:after="0" w:before="0"/>
+              <w:jc w:val="left"/>
             </w:pPr>
             <w:r/>
             <w:r>
               <w:rPr>
                 <w:rFonts w:ascii="Calibri" w:hAnsi="Calibri" w:eastAsia="Calibri"/>
                 <w:b/>
-                <w:color w:val="184F95"/>
-                <w:sz w:val="21"/>
-              </w:rPr>
-              <w:t xml:space="preserve">1  </w:t>
-            </w:r>
+                <w:color w:val="FFFFFF"/>
+                <w:sz w:val="16"/>
+              </w:rPr>
+              <w:t>Critério</w:t>
+            </w:r>
+          </w:p>
+        </w:tc>
+        <w:tc>
+          <w:tcPr>
+            <w:tcW w:type="dxa" w:w="4309"/>
+            <w:shd w:val="clear" w:fill="2A78D6"/>
+          </w:tcPr>
+          <w:p>
+            <w:pPr>
+              <w:spacing w:after="0" w:before="0"/>
+              <w:jc w:val="left"/>
+            </w:pPr>
+            <w:r/>
+            <w:r>
+              <w:rPr>
+                <w:rFonts w:ascii="Calibri" w:hAnsi="Calibri" w:eastAsia="Calibri"/>
+                <w:b/>
+                <w:color w:val="FFFFFF"/>
+                <w:sz w:val="16"/>
+              </w:rPr>
+              <w:t>Como é medido</w:t>
+            </w:r>
+          </w:p>
+        </w:tc>
+        <w:tc>
+          <w:tcPr>
+            <w:tcW w:type="dxa" w:w="3628"/>
+            <w:shd w:val="clear" w:fill="2A78D6"/>
+          </w:tcPr>
+          <w:p>
+            <w:pPr>
+              <w:spacing w:after="0" w:before="0"/>
+              <w:jc w:val="left"/>
+            </w:pPr>
+            <w:r/>
+            <w:r>
+              <w:rPr>
+                <w:rFonts w:ascii="Calibri" w:hAnsi="Calibri" w:eastAsia="Calibri"/>
+                <w:b/>
+                <w:color w:val="FFFFFF"/>
+                <w:sz w:val="16"/>
+              </w:rPr>
+              <w:t>Satisfatório quando</w:t>
+            </w:r>
+          </w:p>
+        </w:tc>
+      </w:tr>
+      <w:tr>
+        <w:tc>
+          <w:tcPr>
+            <w:tcW w:type="dxa" w:w="1928"/>
+          </w:tcPr>
+          <w:p>
+            <w:pPr>
+              <w:spacing w:after="0" w:before="0" w:line="240" w:lineRule="auto"/>
+              <w:jc w:val="left"/>
+            </w:pPr>
+            <w:r/>
             <w:r>
               <w:rPr>
                 <w:rFonts w:ascii="Calibri" w:hAnsi="Calibri" w:eastAsia="Calibri"/>
@@ -1047,38 +1106,62 @@
               <w:t>Constrói sozinho</w:t>
             </w:r>
           </w:p>
+        </w:tc>
+        <w:tc>
+          <w:tcPr>
+            <w:tcW w:type="dxa" w:w="4309"/>
+          </w:tcPr>
           <w:p>
             <w:pPr>
-              <w:spacing w:before="0" w:after="40" w:line="245" w:lineRule="auto"/>
+              <w:spacing w:after="0" w:before="0" w:line="240" w:lineRule="auto"/>
+              <w:jc w:val="left"/>
             </w:pPr>
+            <w:r/>
             <w:r>
               <w:rPr>
                 <w:rFonts w:ascii="Calibri" w:hAnsi="Calibri" w:eastAsia="Calibri"/>
+                <w:b w:val="0"/>
                 <w:color w:val="52514E"/>
-                <w:sz w:val="15"/>
-              </w:rPr>
-              <w:t>Um projeto real é planejado, construído, testado, revisado e entregue sem intervenção depois do pedido.</w:t>
+                <w:sz w:val="16"/>
+              </w:rPr>
+              <w:t>projetos de teste que nunca foram usados na construção, executados do pedido à entrega</w:t>
             </w:r>
           </w:p>
         </w:tc>
         <w:tc>
           <w:tcPr>
-            <w:tcW w:type="dxa" w:w="2466"/>
+            <w:tcW w:type="dxa" w:w="3628"/>
           </w:tcPr>
           <w:p>
             <w:pPr>
-              <w:spacing w:before="20" w:after="0" w:line="245" w:lineRule="auto"/>
+              <w:spacing w:after="0" w:before="0" w:line="240" w:lineRule="auto"/>
+              <w:jc w:val="left"/>
             </w:pPr>
             <w:r/>
             <w:r>
               <w:rPr>
                 <w:rFonts w:ascii="Calibri" w:hAnsi="Calibri" w:eastAsia="Calibri"/>
-                <w:b/>
-                <w:color w:val="184F95"/>
-                <w:sz w:val="21"/>
-              </w:rPr>
-              <w:t xml:space="preserve">2  </w:t>
-            </w:r>
+                <w:b w:val="0"/>
+                <w:color w:val="52514E"/>
+                <w:sz w:val="16"/>
+              </w:rPr>
+              <w:t>pelo menos três projetos chegam à entrega sem intervenção humana</w:t>
+            </w:r>
+          </w:p>
+        </w:tc>
+      </w:tr>
+      <w:tr>
+        <w:tc>
+          <w:tcPr>
+            <w:tcW w:type="dxa" w:w="1928"/>
+            <w:shd w:val="clear" w:fill="F5F5F2"/>
+          </w:tcPr>
+          <w:p>
+            <w:pPr>
+              <w:spacing w:after="0" w:before="0" w:line="240" w:lineRule="auto"/>
+              <w:jc w:val="left"/>
+            </w:pPr>
+            <w:r/>
             <w:r>
               <w:rPr>
                 <w:rFonts w:ascii="Calibri" w:hAnsi="Calibri" w:eastAsia="Calibri"/>
@@ -1089,38 +1172,63 @@
               <w:t>Governa de verdade</w:t>
             </w:r>
           </w:p>
+        </w:tc>
+        <w:tc>
+          <w:tcPr>
+            <w:tcW w:type="dxa" w:w="4309"/>
+            <w:shd w:val="clear" w:fill="F5F5F2"/>
+          </w:tcPr>
           <w:p>
             <w:pPr>
-              <w:spacing w:before="0" w:after="40" w:line="245" w:lineRule="auto"/>
+              <w:spacing w:after="0" w:before="0" w:line="240" w:lineRule="auto"/>
+              <w:jc w:val="left"/>
             </w:pPr>
+            <w:r/>
             <w:r>
               <w:rPr>
                 <w:rFonts w:ascii="Calibri" w:hAnsi="Calibri" w:eastAsia="Calibri"/>
+                <w:b w:val="0"/>
                 <w:color w:val="52514E"/>
-                <w:sz w:val="15"/>
-              </w:rPr>
-              <w:t>Cada regra da tabela acima tem um teste que a prova, incluindo testes que tentam quebrá-la de propósito e falham.</w:t>
+                <w:sz w:val="16"/>
+              </w:rPr>
+              <w:t>testes que tentam quebrar de propósito cada regra da tabela acima</w:t>
             </w:r>
           </w:p>
         </w:tc>
         <w:tc>
           <w:tcPr>
-            <w:tcW w:type="dxa" w:w="2466"/>
+            <w:tcW w:type="dxa" w:w="3628"/>
+            <w:shd w:val="clear" w:fill="F5F5F2"/>
           </w:tcPr>
           <w:p>
             <w:pPr>
-              <w:spacing w:before="20" w:after="0" w:line="245" w:lineRule="auto"/>
+              <w:spacing w:after="0" w:before="0" w:line="240" w:lineRule="auto"/>
+              <w:jc w:val="left"/>
             </w:pPr>
             <w:r/>
             <w:r>
               <w:rPr>
                 <w:rFonts w:ascii="Calibri" w:hAnsi="Calibri" w:eastAsia="Calibri"/>
-                <w:b/>
-                <w:color w:val="184F95"/>
-                <w:sz w:val="21"/>
-              </w:rPr>
-              <w:t xml:space="preserve">3  </w:t>
-            </w:r>
+                <w:b w:val="0"/>
+                <w:color w:val="52514E"/>
+                <w:sz w:val="16"/>
+              </w:rPr>
+              <w:t>todas as tentativas são barradas pela estrutura do programa</w:t>
+            </w:r>
+          </w:p>
+        </w:tc>
+      </w:tr>
+      <w:tr>
+        <w:tc>
+          <w:tcPr>
+            <w:tcW w:type="dxa" w:w="1928"/>
+          </w:tcPr>
+          <w:p>
+            <w:pPr>
+              <w:spacing w:after="0" w:before="0" w:line="240" w:lineRule="auto"/>
+              <w:jc w:val="left"/>
+            </w:pPr>
+            <w:r/>
             <w:r>
               <w:rPr>
                 <w:rFonts w:ascii="Calibri" w:hAnsi="Calibri" w:eastAsia="Calibri"/>
@@ -1128,41 +1236,65 @@
                 <w:color w:val="0B0B0B"/>
                 <w:sz w:val="16"/>
               </w:rPr>
-              <w:t>Cabe na máquina</w:t>
-            </w:r>
-          </w:p>
-          <w:p>
-            <w:pPr>
-              <w:spacing w:before="0" w:after="40" w:line="245" w:lineRule="auto"/>
-            </w:pPr>
-            <w:r>
-              <w:rPr>
-                <w:rFonts w:ascii="Calibri" w:hAnsi="Calibri" w:eastAsia="Calibri"/>
-                <w:color w:val="52514E"/>
-                <w:sz w:val="15"/>
-              </w:rPr>
-              <w:t>Roda nos 8 GB e 4 núcleos do requisito R9, com o pico de memória medido.</w:t>
+              <w:t>Menos retrabalho</w:t>
             </w:r>
           </w:p>
         </w:tc>
         <w:tc>
           <w:tcPr>
-            <w:tcW w:type="dxa" w:w="2466"/>
+            <w:tcW w:type="dxa" w:w="4309"/>
           </w:tcPr>
           <w:p>
             <w:pPr>
-              <w:spacing w:before="20" w:after="0" w:line="245" w:lineRule="auto"/>
+              <w:spacing w:after="0" w:before="0" w:line="240" w:lineRule="auto"/>
+              <w:jc w:val="left"/>
             </w:pPr>
             <w:r/>
             <w:r>
               <w:rPr>
                 <w:rFonts w:ascii="Calibri" w:hAnsi="Calibri" w:eastAsia="Calibri"/>
-                <w:b/>
-                <w:color w:val="184F95"/>
-                <w:sz w:val="21"/>
-              </w:rPr>
-              <w:t xml:space="preserve">4  </w:t>
-            </w:r>
+                <w:b w:val="0"/>
+                <w:color w:val="52514E"/>
+                <w:sz w:val="16"/>
+              </w:rPr>
+              <w:t>tentativas por tarefa concluída</w:t>
+            </w:r>
+          </w:p>
+        </w:tc>
+        <w:tc>
+          <w:tcPr>
+            <w:tcW w:type="dxa" w:w="3628"/>
+          </w:tcPr>
+          <w:p>
+            <w:pPr>
+              <w:spacing w:after="0" w:before="0" w:line="240" w:lineRule="auto"/>
+              <w:jc w:val="left"/>
+            </w:pPr>
+            <w:r/>
+            <w:r>
+              <w:rPr>
+                <w:rFonts w:ascii="Calibri" w:hAnsi="Calibri" w:eastAsia="Calibri"/>
+                <w:b w:val="0"/>
+                <w:color w:val="52514E"/>
+                <w:sz w:val="16"/>
+              </w:rPr>
+              <w:t>menor que a medida inicial do protótipo</w:t>
+            </w:r>
+          </w:p>
+        </w:tc>
+      </w:tr>
+      <w:tr>
+        <w:tc>
+          <w:tcPr>
+            <w:tcW w:type="dxa" w:w="1928"/>
+            <w:shd w:val="clear" w:fill="F5F5F2"/>
+          </w:tcPr>
+          <w:p>
+            <w:pPr>
+              <w:spacing w:after="0" w:before="0" w:line="240" w:lineRule="auto"/>
+              <w:jc w:val="left"/>
+            </w:pPr>
+            <w:r/>
             <w:r>
               <w:rPr>
                 <w:rFonts w:ascii="Calibri" w:hAnsi="Calibri" w:eastAsia="Calibri"/>
@@ -1170,20 +1302,184 @@
                 <w:color w:val="0B0B0B"/>
                 <w:sz w:val="16"/>
               </w:rPr>
-              <w:t>Melhora o medido</w:t>
+              <w:t>Menos abandono</w:t>
             </w:r>
           </w:p>
+        </w:tc>
+        <w:tc>
+          <w:tcPr>
+            <w:tcW w:type="dxa" w:w="4309"/>
+            <w:shd w:val="clear" w:fill="F5F5F2"/>
+          </w:tcPr>
           <w:p>
             <w:pPr>
-              <w:spacing w:before="0" w:after="40" w:line="245" w:lineRule="auto"/>
+              <w:spacing w:after="0" w:before="0" w:line="240" w:lineRule="auto"/>
+              <w:jc w:val="left"/>
             </w:pPr>
+            <w:r/>
             <w:r>
               <w:rPr>
                 <w:rFonts w:ascii="Calibri" w:hAnsi="Calibri" w:eastAsia="Calibri"/>
+                <w:b w:val="0"/>
                 <w:color w:val="52514E"/>
-                <w:sz w:val="15"/>
-              </w:rPr>
-              <w:t>O resultado é comparado à medida inicial da E1, com o número publicado — inclusive se for desfavorável.</w:t>
+                <w:sz w:val="16"/>
+              </w:rPr>
+              <w:t>proporção de tarefas bloqueadas por esgotar as tentativas</w:t>
+            </w:r>
+          </w:p>
+        </w:tc>
+        <w:tc>
+          <w:tcPr>
+            <w:tcW w:type="dxa" w:w="3628"/>
+            <w:shd w:val="clear" w:fill="F5F5F2"/>
+          </w:tcPr>
+          <w:p>
+            <w:pPr>
+              <w:spacing w:after="0" w:before="0" w:line="240" w:lineRule="auto"/>
+              <w:jc w:val="left"/>
+            </w:pPr>
+            <w:r/>
+            <w:r>
+              <w:rPr>
+                <w:rFonts w:ascii="Calibri" w:hAnsi="Calibri" w:eastAsia="Calibri"/>
+                <w:b w:val="0"/>
+                <w:color w:val="52514E"/>
+                <w:sz w:val="16"/>
+              </w:rPr>
+              <w:t>menor que a medida inicial do protótipo</w:t>
+            </w:r>
+          </w:p>
+        </w:tc>
+      </w:tr>
+      <w:tr>
+        <w:tc>
+          <w:tcPr>
+            <w:tcW w:type="dxa" w:w="1928"/>
+          </w:tcPr>
+          <w:p>
+            <w:pPr>
+              <w:spacing w:after="0" w:before="0" w:line="240" w:lineRule="auto"/>
+              <w:jc w:val="left"/>
+            </w:pPr>
+            <w:r/>
+            <w:r>
+              <w:rPr>
+                <w:rFonts w:ascii="Calibri" w:hAnsi="Calibri" w:eastAsia="Calibri"/>
+                <w:b/>
+                <w:color w:val="0B0B0B"/>
+                <w:sz w:val="16"/>
+              </w:rPr>
+              <w:t>Custo sob controle</w:t>
+            </w:r>
+          </w:p>
+        </w:tc>
+        <w:tc>
+          <w:tcPr>
+            <w:tcW w:type="dxa" w:w="4309"/>
+          </w:tcPr>
+          <w:p>
+            <w:pPr>
+              <w:spacing w:after="0" w:before="0" w:line="240" w:lineRule="auto"/>
+              <w:jc w:val="left"/>
+            </w:pPr>
+            <w:r/>
+            <w:r>
+              <w:rPr>
+                <w:rFonts w:ascii="Calibri" w:hAnsi="Calibri" w:eastAsia="Calibri"/>
+                <w:b w:val="0"/>
+                <w:color w:val="52514E"/>
+                <w:sz w:val="16"/>
+              </w:rPr>
+              <w:t>custo por tarefa concluída</w:t>
+            </w:r>
+          </w:p>
+        </w:tc>
+        <w:tc>
+          <w:tcPr>
+            <w:tcW w:type="dxa" w:w="3628"/>
+          </w:tcPr>
+          <w:p>
+            <w:pPr>
+              <w:spacing w:after="0" w:before="0" w:line="240" w:lineRule="auto"/>
+              <w:jc w:val="left"/>
+            </w:pPr>
+            <w:r/>
+            <w:r>
+              <w:rPr>
+                <w:rFonts w:ascii="Calibri" w:hAnsi="Calibri" w:eastAsia="Calibri"/>
+                <w:b w:val="0"/>
+                <w:color w:val="52514E"/>
+                <w:sz w:val="16"/>
+              </w:rPr>
+              <w:t>igual ou menor que a medida inicial do protótipo</w:t>
+            </w:r>
+          </w:p>
+        </w:tc>
+      </w:tr>
+      <w:tr>
+        <w:tc>
+          <w:tcPr>
+            <w:tcW w:type="dxa" w:w="1928"/>
+            <w:shd w:val="clear" w:fill="F5F5F2"/>
+          </w:tcPr>
+          <w:p>
+            <w:pPr>
+              <w:spacing w:after="0" w:before="0" w:line="240" w:lineRule="auto"/>
+              <w:jc w:val="left"/>
+            </w:pPr>
+            <w:r/>
+            <w:r>
+              <w:rPr>
+                <w:rFonts w:ascii="Calibri" w:hAnsi="Calibri" w:eastAsia="Calibri"/>
+                <w:b/>
+                <w:color w:val="0B0B0B"/>
+                <w:sz w:val="16"/>
+              </w:rPr>
+              <w:t>Cabe na máquina</w:t>
+            </w:r>
+          </w:p>
+        </w:tc>
+        <w:tc>
+          <w:tcPr>
+            <w:tcW w:type="dxa" w:w="4309"/>
+            <w:shd w:val="clear" w:fill="F5F5F2"/>
+          </w:tcPr>
+          <w:p>
+            <w:pPr>
+              <w:spacing w:after="0" w:before="0" w:line="240" w:lineRule="auto"/>
+              <w:jc w:val="left"/>
+            </w:pPr>
+            <w:r/>
+            <w:r>
+              <w:rPr>
+                <w:rFonts w:ascii="Calibri" w:hAnsi="Calibri" w:eastAsia="Calibri"/>
+                <w:b w:val="0"/>
+                <w:color w:val="52514E"/>
+                <w:sz w:val="16"/>
+              </w:rPr>
+              <w:t>pico de memória durante os projetos de teste</w:t>
+            </w:r>
+          </w:p>
+        </w:tc>
+        <w:tc>
+          <w:tcPr>
+            <w:tcW w:type="dxa" w:w="3628"/>
+            <w:shd w:val="clear" w:fill="F5F5F2"/>
+          </w:tcPr>
+          <w:p>
+            <w:pPr>
+              <w:spacing w:after="0" w:before="0" w:line="240" w:lineRule="auto"/>
+              <w:jc w:val="left"/>
+            </w:pPr>
+            <w:r/>
+            <w:r>
+              <w:rPr>
+                <w:rFonts w:ascii="Calibri" w:hAnsi="Calibri" w:eastAsia="Calibri"/>
+                <w:b w:val="0"/>
+                <w:color w:val="52514E"/>
+                <w:sz w:val="16"/>
+              </w:rPr>
+              <w:t>dentro dos 8 GB do requisito R9</w:t>
             </w:r>
           </w:p>
         </w:tc>
@@ -1266,7 +1562,7 @@
                 <w:color w:val="FFFFFF"/>
                 <w:sz w:val="17"/>
               </w:rPr>
-              <w:t>As 8 etapas, o que cada uma entrega e quando o orientador recebe cada resultado.</w:t>
+              <w:t>As 10 etapas, o ciclo da validação e quando o orientador recebe cada resultado.</w:t>
             </w:r>
           </w:p>
         </w:tc>
@@ -1285,7 +1581,7 @@
       <w:r>
         <w:drawing>
           <wp:inline xmlns:a="http://schemas.openxmlformats.org/drawingml/2006/main" xmlns:pic="http://schemas.openxmlformats.org/drawingml/2006/picture">
-            <wp:extent cx="5976000" cy="2695716"/>
+            <wp:extent cx="5976000" cy="2900501"/>
             <wp:docPr id="2" name="Picture 2"/>
             <wp:cNvGraphicFramePr>
               <a:graphicFrameLocks noChangeAspect="1"/>
@@ -1306,7 +1602,7 @@
                   <pic:spPr>
                     <a:xfrm>
                       <a:off x="0" y="0"/>
-                      <a:ext cx="5976000" cy="2695716"/>
+                      <a:ext cx="5976000" cy="2900501"/>
                     </a:xfrm>
                     <a:prstGeom prst="rect"/>
                   </pic:spPr>
@@ -1329,7 +1625,7 @@
           <w:color w:val="898781"/>
           <w:sz w:val="15"/>
         </w:rPr>
-        <w:t>Figura 2 — As 8 etapas. As linhas tracejadas marcam o início e o fim do desenvolvimento e o prazo final.</w:t>
+        <w:t>Figura 2 — As 10 etapas. As linhas tracejadas marcam o início e o fim do desenvolvimento e o prazo final.</w:t>
       </w:r>
     </w:p>
     <w:p>
@@ -1344,7 +1640,7 @@
           <w:color w:val="0B0B0B"/>
           <w:sz w:val="19"/>
         </w:rPr>
-        <w:t>Cada etapa dura 15 dias e termina com uma entrega concreta; a seguinte só começa quando essa entrega está pronta. As etapas E1 e E2 planejam, as E3 a E6 constroem e as E7 e E8 validam com projetos reais.</w:t>
+        <w:t>Cada etapa termina com uma entrega concreta, e a seguinte só começa quando essa entrega está pronta. As etapas E1 e E2 planejam, as E3 a E7 constroem e as E8 a E10 validam e refinam o sistema com projetos reais — sem pausa, do fim do semestre ao início das aulas.</w:t>
       </w:r>
     </w:p>
     <w:tbl>
@@ -1453,7 +1749,7 @@
                 <w:color w:val="FFFFFF"/>
                 <w:sz w:val="15"/>
               </w:rPr>
-              <w:t>INÍCIO DO PROJETO   ·   11/09/2026</w:t>
+              <w:t>INÍCIO DO PROJETO   ·   04/09/2026</w:t>
             </w:r>
           </w:p>
         </w:tc>
@@ -1479,9 +1775,9 @@
               </w:rPr>
               <w:t>E1</w:t>
               <w:br/>
-              <w:t>11/09 a</w:t>
+              <w:t>04/09 a</w:t>
               <w:br/>
-              <w:t>25/09/2026</w:t>
+              <w:t>18/09/2026</w:t>
             </w:r>
           </w:p>
         </w:tc>
@@ -1534,7 +1830,7 @@
                 <w:color w:val="52514E"/>
                 <w:sz w:val="15"/>
               </w:rPr>
-              <w:t>Requisitos aprovados e a medida inicial do protótipo registrada. É contra essa medida que o resultado final será comparado.</w:t>
+              <w:t>Requisitos aprovados e a medida inicial do protótipo registrada. É contra ela que o desempenho do sistema será julgado.</w:t>
             </w:r>
           </w:p>
         </w:tc>
@@ -1559,9 +1855,9 @@
               </w:rPr>
               <w:t>E2</w:t>
               <w:br/>
-              <w:t>26/09 a</w:t>
+              <w:t>19/09 a</w:t>
               <w:br/>
-              <w:t>10/10/2026</w:t>
+              <w:t>03/10/2026</w:t>
             </w:r>
           </w:p>
         </w:tc>
@@ -1636,7 +1932,7 @@
                 <w:color w:val="FFFFFF"/>
                 <w:sz w:val="15"/>
               </w:rPr>
-              <w:t>INÍCIO DO DESENVOLVIMENTO   ·   11/10/2026</w:t>
+              <w:t>INÍCIO DO DESENVOLVIMENTO   ·   04/10/2026</w:t>
             </w:r>
           </w:p>
         </w:tc>
@@ -1661,9 +1957,9 @@
               </w:rPr>
               <w:t>E3</w:t>
               <w:br/>
-              <w:t>11/10 a</w:t>
+              <w:t>04/10 a</w:t>
               <w:br/>
-              <w:t>25/10/2026</w:t>
+              <w:t>18/10/2026</w:t>
             </w:r>
           </w:p>
         </w:tc>
@@ -1740,9 +2036,9 @@
               </w:rPr>
               <w:t>E4</w:t>
               <w:br/>
-              <w:t>26/10 a</w:t>
+              <w:t>19/10 a</w:t>
               <w:br/>
-              <w:t>09/11/2026</w:t>
+              <w:t>02/11/2026</w:t>
             </w:r>
           </w:p>
         </w:tc>
@@ -1820,9 +2116,9 @@
               </w:rPr>
               <w:t>E5</w:t>
               <w:br/>
-              <w:t>10/11 a</w:t>
+              <w:t>03/11 a</w:t>
               <w:br/>
-              <w:t>24/11/2026</w:t>
+              <w:t>17/11/2026</w:t>
             </w:r>
           </w:p>
         </w:tc>
@@ -1899,9 +2195,9 @@
               </w:rPr>
               <w:t>E6</w:t>
               <w:br/>
-              <w:t>25/11 a</w:t>
+              <w:t>18/11 a</w:t>
               <w:br/>
-              <w:t>09/12/2026</w:t>
+              <w:t>02/12/2026</w:t>
             </w:r>
           </w:p>
         </w:tc>
@@ -1923,7 +2219,7 @@
                 <w:color w:val="0B0B0B"/>
                 <w:sz w:val="15"/>
               </w:rPr>
-              <w:t xml:space="preserve">Memória e painel.  </w:t>
+              <w:t xml:space="preserve">Memória do projeto.  </w:t>
             </w:r>
             <w:r>
               <w:rPr>
@@ -1932,7 +2228,7 @@
                 <w:color w:val="52514E"/>
                 <w:sz w:val="15"/>
               </w:rPr>
-              <w:t>Guardar o histórico do projeto conforme ele é escrito e buscá-lo por significado e por termo exato, citando a fonte; medir memória e tempo antes de escolher onde essa busca vai rodar; construir a tela com o quadro de tarefas ao vivo, o console do agente, o custo da rodada e o botão de parar.</w:t>
+              <w:t>Medir memória e tempo antes de escolher onde a busca vai rodar; guardar o histórico do projeto conforme ele é escrito; combinar a busca por significado com a busca por termo exato; montar o trecho de contexto que o agente recebe, com a fonte citada.</w:t>
             </w:r>
           </w:p>
         </w:tc>
@@ -1954,7 +2250,85 @@
                 <w:color w:val="52514E"/>
                 <w:sz w:val="15"/>
               </w:rPr>
-              <w:t>Um projeto inteiro é acompanhado na tela do pedido à entrega, e o agente cita decisões anteriores em vez de decidir de novo.</w:t>
+              <w:t>Num projeto com histórico, o agente cita a decisão anterior em vez de decidir de novo, e a citação aponta para a fonte certa.</w:t>
+            </w:r>
+          </w:p>
+        </w:tc>
+      </w:tr>
+      <w:tr>
+        <w:tc>
+          <w:tcPr>
+            <w:tcW w:type="dxa" w:w="1077"/>
+          </w:tcPr>
+          <w:p>
+            <w:pPr>
+              <w:spacing w:after="0" w:before="0" w:line="240" w:lineRule="auto"/>
+              <w:jc w:val="left"/>
+            </w:pPr>
+            <w:r/>
+            <w:r>
+              <w:rPr>
+                <w:rFonts w:ascii="Calibri" w:hAnsi="Calibri" w:eastAsia="Calibri"/>
+                <w:b/>
+                <w:color w:val="0B0B0B"/>
+                <w:sz w:val="15"/>
+              </w:rPr>
+              <w:t>E7</w:t>
+              <w:br/>
+              <w:t>03/12 a</w:t>
+              <w:br/>
+              <w:t>17/12/2026</w:t>
+            </w:r>
+          </w:p>
+        </w:tc>
+        <w:tc>
+          <w:tcPr>
+            <w:tcW w:type="dxa" w:w="5499"/>
+          </w:tcPr>
+          <w:p>
+            <w:pPr>
+              <w:spacing w:after="0" w:before="0" w:line="240" w:lineRule="auto"/>
+              <w:jc w:val="left"/>
+            </w:pPr>
+            <w:r/>
+            <w:r>
+              <w:rPr>
+                <w:rFonts w:ascii="Calibri" w:hAnsi="Calibri" w:eastAsia="Calibri"/>
+                <w:b/>
+                <w:color w:val="0B0B0B"/>
+                <w:sz w:val="15"/>
+              </w:rPr>
+              <w:t xml:space="preserve">Painel e automação.  </w:t>
+            </w:r>
+            <w:r>
+              <w:rPr>
+                <w:rFonts w:ascii="Calibri" w:hAnsi="Calibri" w:eastAsia="Calibri"/>
+                <w:b w:val="0"/>
+                <w:color w:val="52514E"/>
+                <w:sz w:val="15"/>
+              </w:rPr>
+              <w:t>Conferir o que o banco realmente grava contra o que a tela pretende mostrar; construir o quadro de tarefas ao vivo, o console do agente e o custo da rodada; o botão de parar e retomar; e o encadeamento automático de rodadas, com teto de gasto obrigatório.</w:t>
+            </w:r>
+          </w:p>
+        </w:tc>
+        <w:tc>
+          <w:tcPr>
+            <w:tcW w:type="dxa" w:w="3288"/>
+          </w:tcPr>
+          <w:p>
+            <w:pPr>
+              <w:spacing w:after="0" w:before="0" w:line="240" w:lineRule="auto"/>
+              <w:jc w:val="left"/>
+            </w:pPr>
+            <w:r/>
+            <w:r>
+              <w:rPr>
+                <w:rFonts w:ascii="Calibri" w:hAnsi="Calibri" w:eastAsia="Calibri"/>
+                <w:b w:val="0"/>
+                <w:color w:val="52514E"/>
+                <w:sz w:val="15"/>
+              </w:rPr>
+              <w:t>Um projeto inteiro é acompanhado na tela do pedido à entrega, com o custo atualizando em tempo real. O sistema está completo para ser validado.</w:t>
             </w:r>
           </w:p>
         </w:tc>
@@ -1978,7 +2352,85 @@
                 <w:color w:val="FFFFFF"/>
                 <w:sz w:val="15"/>
               </w:rPr>
-              <w:t>FIM DO DESENVOLVIMENTO   ·   09/12/2026</w:t>
+              <w:t>FIM DO DESENVOLVIMENTO   ·   17/12/2026   ·   começa a validação e o refinamento</w:t>
+            </w:r>
+          </w:p>
+        </w:tc>
+      </w:tr>
+      <w:tr>
+        <w:tc>
+          <w:tcPr>
+            <w:tcW w:type="dxa" w:w="1077"/>
+          </w:tcPr>
+          <w:p>
+            <w:pPr>
+              <w:spacing w:after="0" w:before="0" w:line="240" w:lineRule="auto"/>
+              <w:jc w:val="left"/>
+            </w:pPr>
+            <w:r/>
+            <w:r>
+              <w:rPr>
+                <w:rFonts w:ascii="Calibri" w:hAnsi="Calibri" w:eastAsia="Calibri"/>
+                <w:b/>
+                <w:color w:val="0B0B0B"/>
+                <w:sz w:val="15"/>
+              </w:rPr>
+              <w:t>E8</w:t>
+              <w:br/>
+              <w:t>18/12 a</w:t>
+              <w:br/>
+              <w:t>01/01/2027</w:t>
+            </w:r>
+          </w:p>
+        </w:tc>
+        <w:tc>
+          <w:tcPr>
+            <w:tcW w:type="dxa" w:w="5499"/>
+          </w:tcPr>
+          <w:p>
+            <w:pPr>
+              <w:spacing w:after="0" w:before="0" w:line="240" w:lineRule="auto"/>
+              <w:jc w:val="left"/>
+            </w:pPr>
+            <w:r/>
+            <w:r>
+              <w:rPr>
+                <w:rFonts w:ascii="Calibri" w:hAnsi="Calibri" w:eastAsia="Calibri"/>
+                <w:b/>
+                <w:color w:val="0B0B0B"/>
+                <w:sz w:val="15"/>
+              </w:rPr>
+              <w:t xml:space="preserve">Testes com projetos reais.  </w:t>
+            </w:r>
+            <w:r>
+              <w:rPr>
+                <w:rFonts w:ascii="Calibri" w:hAnsi="Calibri" w:eastAsia="Calibri"/>
+                <w:b w:val="0"/>
+                <w:color w:val="52514E"/>
+                <w:sz w:val="15"/>
+              </w:rPr>
+              <w:t>Executar de três a cinco projetos que nunca foram usados durante a construção, sem intervenção; medir cada critério de desempenho contra a medida inicial da E1; testar na máquina de 8 GB; provocar falhas de propósito — matar agentes, derrubar o banco, esgotar a cota; anotar cada defeito com a sua causa.</w:t>
+            </w:r>
+          </w:p>
+        </w:tc>
+        <w:tc>
+          <w:tcPr>
+            <w:tcW w:type="dxa" w:w="3288"/>
+          </w:tcPr>
+          <w:p>
+            <w:pPr>
+              <w:spacing w:after="0" w:before="0" w:line="240" w:lineRule="auto"/>
+              <w:jc w:val="left"/>
+            </w:pPr>
+            <w:r/>
+            <w:r>
+              <w:rPr>
+                <w:rFonts w:ascii="Calibri" w:hAnsi="Calibri" w:eastAsia="Calibri"/>
+                <w:b w:val="0"/>
+                <w:color w:val="52514E"/>
+                <w:sz w:val="15"/>
+              </w:rPr>
+              <w:t>A primeira medição completa: o que já está satisfatório, o que não está, e a lista de correções em ordem de impacto.</w:t>
             </w:r>
           </w:p>
         </w:tc>
@@ -2002,11 +2454,11 @@
                 <w:color w:val="0B0B0B"/>
                 <w:sz w:val="15"/>
               </w:rPr>
-              <w:t>E7</w:t>
+              <w:t>E9</w:t>
               <w:br/>
-              <w:t>10/12 a</w:t>
+              <w:t>02/01 a</w:t>
               <w:br/>
-              <w:t>24/12/2026</w:t>
+              <w:t>16/01/2027</w:t>
             </w:r>
           </w:p>
         </w:tc>
@@ -2028,7 +2480,7 @@
                 <w:color w:val="0B0B0B"/>
                 <w:sz w:val="15"/>
               </w:rPr>
-              <w:t xml:space="preserve">Testes com projetos reais.  </w:t>
+              <w:t xml:space="preserve">Refinamento.  </w:t>
             </w:r>
             <w:r>
               <w:rPr>
@@ -2037,7 +2489,7 @@
                 <w:color w:val="52514E"/>
                 <w:sz w:val="15"/>
               </w:rPr>
-              <w:t>Executar de três a cinco projetos que nunca foram usados durante a construção, sem intervenção; testar na máquina de 8 GB medindo o pico de memória; provocar falhas de propósito — matar agentes, derrubar o banco, esgotar a cota; anotar cada defeito com a sua causa.</w:t>
+              <w:t>Corrigir os defeitos na ordem de impacto, cada correção com um teste que impede o problema de voltar; mudar o que a medição mostrou que precisa mudar, registrando o motivo; rodar os projetos de teste de novo e medir outra vez — quantas voltas forem necessárias.</w:t>
             </w:r>
           </w:p>
         </w:tc>
@@ -2059,31 +2511,7 @@
                 <w:color w:val="52514E"/>
                 <w:sz w:val="15"/>
               </w:rPr>
-              <w:t>O comportamento real do sistema documentado, inclusive onde falhou, e a lista de correções priorizada para a etapa seguinte.</w:t>
-            </w:r>
-          </w:p>
-        </w:tc>
-      </w:tr>
-      <w:tr>
-        <w:tc>
-          <w:tcPr>
-            <w:tcW w:type="dxa" w:w="9864"/>
-            <w:gridSpan w:val="3"/>
-            <w:shd w:val="clear" w:fill="E4E4DF"/>
-          </w:tcPr>
-          <w:p>
-            <w:pPr>
-              <w:spacing w:after="30" w:before="30" w:line="240" w:lineRule="auto"/>
-              <w:jc w:val="center"/>
-            </w:pPr>
-            <w:r>
-              <w:rPr>
-                <w:rFonts w:ascii="Calibri" w:hAnsi="Calibri" w:eastAsia="Calibri"/>
-                <w:b/>
-                <w:color w:val="52514E"/>
-                <w:sz w:val="15"/>
-              </w:rPr>
-              <w:t>RECESSO DE FIM DE ANO   ·   25/12/2026 a 08/01/2027</w:t>
+              <w:t>Nova medição de todos os critérios, comparada com a da E8, e a lista do que ainda falta para o desempenho ser satisfatório.</w:t>
             </w:r>
           </w:p>
         </w:tc>
@@ -2092,7 +2520,6 @@
         <w:tc>
           <w:tcPr>
             <w:tcW w:type="dxa" w:w="1077"/>
-            <w:shd w:val="clear" w:fill="F5F5F2"/>
           </w:tcPr>
           <w:p>
             <w:pPr>
@@ -2107,18 +2534,19 @@
                 <w:color w:val="0B0B0B"/>
                 <w:sz w:val="15"/>
               </w:rPr>
-              <w:t>E8</w:t>
+              <w:t>E10</w:t>
               <w:br/>
-              <w:t>09/01 a</w:t>
+              <w:t>17/01 a</w:t>
               <w:br/>
-              <w:t>23/01/2027</w:t>
+              <w:t>26/01/2027</w:t>
+              <w:br/>
+              <w:t>(10 dias)</w:t>
             </w:r>
           </w:p>
         </w:tc>
         <w:tc>
           <w:tcPr>
             <w:tcW w:type="dxa" w:w="5499"/>
-            <w:shd w:val="clear" w:fill="F5F5F2"/>
           </w:tcPr>
           <w:p>
             <w:pPr>
@@ -2133,7 +2561,7 @@
                 <w:color w:val="0B0B0B"/>
                 <w:sz w:val="15"/>
               </w:rPr>
-              <w:t xml:space="preserve">Ajustes finais e entrega.  </w:t>
+              <w:t xml:space="preserve">Refinamento final e entrega.  </w:t>
             </w:r>
             <w:r>
               <w:rPr>
@@ -2142,14 +2570,13 @@
                 <w:color w:val="52514E"/>
                 <w:sz w:val="15"/>
               </w:rPr>
-              <w:t>Corrigir o que a E7 revelou, cada correção com um teste que impede o problema de voltar; rodar os projetos de teste de novo; comparar o resultado com a medida inicial da E1; escrever o documento de entrega.</w:t>
+              <w:t>Último ciclo de correção e medição; congelar a versão entregue; comparar o resultado final com a medida inicial da E1, critério por critério; escrever o documento de entrega com o que foi atingido e o que não foi.</w:t>
             </w:r>
           </w:p>
         </w:tc>
         <w:tc>
           <w:tcPr>
             <w:tcW w:type="dxa" w:w="3288"/>
-            <w:shd w:val="clear" w:fill="F5F5F2"/>
           </w:tcPr>
           <w:p>
             <w:pPr>
@@ -2164,7 +2591,7 @@
                 <w:color w:val="52514E"/>
                 <w:sz w:val="15"/>
               </w:rPr>
-              <w:t>Um projeto construído sem intervenção e o resultado comparado com a medida inicial, com o número publicado.</w:t>
+              <w:t>O sistema em desempenho satisfatório — ou, no critério que não chegar lá, o número medido publicado — e o documento de entrega.</w:t>
             </w:r>
           </w:p>
         </w:tc>
@@ -2188,7 +2615,7 @@
                 <w:color w:val="FFFFFF"/>
                 <w:sz w:val="15"/>
               </w:rPr>
-              <w:t>PRAZO FINAL DE ENTREGA   ·   26/01/2027   ·   3 dias de margem depois da E8</w:t>
+              <w:t>PRAZO FINAL   ·   26/01/2027   ·   início das aulas</w:t>
             </w:r>
           </w:p>
         </w:tc>
@@ -2204,7 +2631,85 @@
         <w:pStyle w:val="Heading1"/>
       </w:pPr>
       <w:r>
-        <w:t>5.  O que o orientador recebe, e quando</w:t>
+        <w:t>5.  A validação: refinar até o desempenho ser satisfatório</w:t>
+      </w:r>
+    </w:p>
+    <w:p>
+      <w:pPr>
+        <w:spacing w:before="0" w:after="40" w:line="252" w:lineRule="auto"/>
+      </w:pPr>
+      <w:r>
+        <w:rPr>
+          <w:rFonts w:ascii="Calibri" w:hAnsi="Calibri" w:eastAsia="Calibri"/>
+          <w:b w:val="0"/>
+          <w:i w:val="0"/>
+          <w:color w:val="0B0B0B"/>
+          <w:sz w:val="19"/>
+        </w:rPr>
+        <w:t>As etapas E8 a E10 não seguem uma lista fechada de tarefas: repetem o mesmo ciclo até os critérios de desempenho satisfatório, da Parte I, serem atingidos. Cada defeito encontrado vira uma correção com a causa registrada e um teste que impede a volta dele. Se a medição mostrar que uma parte do desenho precisa mudar, a mudança entra aqui, registrada com o motivo.</w:t>
+      </w:r>
+    </w:p>
+    <w:p>
+      <w:pPr>
+        <w:spacing w:before="60" w:after="20"/>
+        <w:jc w:val="center"/>
+      </w:pPr>
+      <w:r>
+        <w:drawing>
+          <wp:inline xmlns:a="http://schemas.openxmlformats.org/drawingml/2006/main" xmlns:pic="http://schemas.openxmlformats.org/drawingml/2006/picture">
+            <wp:extent cx="5903999" cy="1614862"/>
+            <wp:docPr id="3" name="Picture 3"/>
+            <wp:cNvGraphicFramePr>
+              <a:graphicFrameLocks noChangeAspect="1"/>
+            </wp:cNvGraphicFramePr>
+            <a:graphic>
+              <a:graphicData uri="http://schemas.openxmlformats.org/drawingml/2006/picture">
+                <pic:pic>
+                  <pic:nvPicPr>
+                    <pic:cNvPr id="0" name="fig3_validacao.png"/>
+                    <pic:cNvPicPr/>
+                  </pic:nvPicPr>
+                  <pic:blipFill>
+                    <a:blip r:embed="rId11"/>
+                    <a:stretch>
+                      <a:fillRect/>
+                    </a:stretch>
+                  </pic:blipFill>
+                  <pic:spPr>
+                    <a:xfrm>
+                      <a:off x="0" y="0"/>
+                      <a:ext cx="5903999" cy="1614862"/>
+                    </a:xfrm>
+                    <a:prstGeom prst="rect"/>
+                  </pic:spPr>
+                </pic:pic>
+              </a:graphicData>
+            </a:graphic>
+          </wp:inline>
+        </w:drawing>
+      </w:r>
+    </w:p>
+    <w:p>
+      <w:pPr>
+        <w:spacing w:after="100"/>
+        <w:jc w:val="center"/>
+      </w:pPr>
+      <w:r>
+        <w:rPr>
+          <w:rFonts w:ascii="Calibri" w:hAnsi="Calibri" w:eastAsia="Calibri"/>
+          <w:i/>
+          <w:color w:val="898781"/>
+          <w:sz w:val="15"/>
+        </w:rPr>
+        <w:t>Figura 3 — O ciclo da validação. Cada volta termina numa medição; o refinamento para quando os critérios são atingidos, ou quando chega o início das aulas.</w:t>
+      </w:r>
+    </w:p>
+    <w:p>
+      <w:pPr>
+        <w:pStyle w:val="Heading1"/>
+      </w:pPr>
+      <w:r>
+        <w:t>6.  O que o orientador recebe, e quando</w:t>
       </w:r>
     </w:p>
     <w:tbl>
@@ -2289,7 +2794,7 @@
                 <w:color w:val="0B0B0B"/>
                 <w:sz w:val="16"/>
               </w:rPr>
-              <w:t>25/09/2026  ·  fim da E1</w:t>
+              <w:t>18/09/2026  ·  fim da E1</w:t>
             </w:r>
           </w:p>
         </w:tc>
@@ -2334,7 +2839,7 @@
                 <w:color w:val="0B0B0B"/>
                 <w:sz w:val="16"/>
               </w:rPr>
-              <w:t>10/10/2026  ·  fim da E2</w:t>
+              <w:t>03/10/2026  ·  fim da E2</w:t>
             </w:r>
           </w:p>
         </w:tc>
@@ -2379,7 +2884,7 @@
                 <w:color w:val="0B0B0B"/>
                 <w:sz w:val="16"/>
               </w:rPr>
-              <w:t>09/11/2026  ·  fim da E4</w:t>
+              <w:t>02/11/2026  ·  fim da E4</w:t>
             </w:r>
           </w:p>
         </w:tc>
@@ -2424,7 +2929,7 @@
                 <w:color w:val="0B0B0B"/>
                 <w:sz w:val="16"/>
               </w:rPr>
-              <w:t>24/11/2026  ·  fim da E5</w:t>
+              <w:t>17/11/2026  ·  fim da E5</w:t>
             </w:r>
           </w:p>
         </w:tc>
@@ -2469,7 +2974,7 @@
                 <w:color w:val="0B0B0B"/>
                 <w:sz w:val="16"/>
               </w:rPr>
-              <w:t>09/12/2026  ·  fim da E6</w:t>
+              <w:t>17/12/2026  ·  fim da E7</w:t>
             </w:r>
           </w:p>
         </w:tc>
@@ -2490,7 +2995,7 @@
                 <w:color w:val="52514E"/>
                 <w:sz w:val="16"/>
               </w:rPr>
-              <w:t>Demonstração: um projeto inteiro acompanhado na tela, do pedido à entrega</w:t>
+              <w:t>Demonstração do sistema completo: um projeto inteiro acompanhado na tela</w:t>
             </w:r>
           </w:p>
         </w:tc>
@@ -2514,7 +3019,7 @@
                 <w:color w:val="0B0B0B"/>
                 <w:sz w:val="16"/>
               </w:rPr>
-              <w:t>24/12/2026  ·  fim da E7</w:t>
+              <w:t>01/01/2027  ·  fim da E8</w:t>
             </w:r>
           </w:p>
         </w:tc>
@@ -2536,7 +3041,7 @@
                 <w:color w:val="52514E"/>
                 <w:sz w:val="16"/>
               </w:rPr>
-              <w:t>Relatório dos testes com projetos reais e a lista de correções</w:t>
+              <w:t>Primeira medição dos critérios de desempenho, com os projetos de teste reais</w:t>
             </w:r>
           </w:p>
         </w:tc>
@@ -2580,7 +3085,7 @@
                 <w:color w:val="52514E"/>
                 <w:sz w:val="16"/>
               </w:rPr>
-              <w:t>Documento de entrega, com o resultado comparado à medida inicial da E1</w:t>
+              <w:t>Documento de entrega, com o resultado final comparado à medida inicial da E1</w:t>
             </w:r>
           </w:p>
         </w:tc>
@@ -2679,7 +3184,7 @@
         <w:pStyle w:val="Heading1"/>
       </w:pPr>
       <w:r>
-        <w:t>6.  O que o sistema precisa fazer</w:t>
+        <w:t>7.  O que o sistema precisa fazer</w:t>
       </w:r>
     </w:p>
     <w:tbl>
@@ -3491,7 +3996,7 @@
                 <w:color w:val="52514E"/>
                 <w:sz w:val="16"/>
               </w:rPr>
-              <w:t>E6</w:t>
+              <w:t>E7</w:t>
             </w:r>
           </w:p>
         </w:tc>
@@ -3507,7 +4012,7 @@
         <w:pStyle w:val="Heading1"/>
       </w:pPr>
       <w:r>
-        <w:t>7.  Sob que restrições</w:t>
+        <w:t>8.  Sob que restrições</w:t>
       </w:r>
     </w:p>
     <w:tbl>
@@ -4320,7 +4825,7 @@
         <w:pStyle w:val="Heading1"/>
       </w:pPr>
       <w:r>
-        <w:t>8.  As quatro camadas</w:t>
+        <w:t>9.  As quatro camadas</w:t>
       </w:r>
     </w:p>
     <w:p>
@@ -4347,7 +4852,7 @@
         <w:drawing>
           <wp:inline xmlns:a="http://schemas.openxmlformats.org/drawingml/2006/main" xmlns:pic="http://schemas.openxmlformats.org/drawingml/2006/picture">
             <wp:extent cx="5400000" cy="2772336"/>
-            <wp:docPr id="3" name="Picture 3"/>
+            <wp:docPr id="4" name="Picture 4"/>
             <wp:cNvGraphicFramePr>
               <a:graphicFrameLocks noChangeAspect="1"/>
             </wp:cNvGraphicFramePr>
@@ -4355,11 +4860,11 @@
               <a:graphicData uri="http://schemas.openxmlformats.org/drawingml/2006/picture">
                 <pic:pic>
                   <pic:nvPicPr>
-                    <pic:cNvPr id="0" name="fig3_arquitetura.png"/>
+                    <pic:cNvPr id="0" name="fig4_arquitetura.png"/>
                     <pic:cNvPicPr/>
                   </pic:nvPicPr>
                   <pic:blipFill>
-                    <a:blip r:embed="rId11"/>
+                    <a:blip r:embed="rId12"/>
                     <a:stretch>
                       <a:fillRect/>
                     </a:stretch>
@@ -4390,7 +4895,7 @@
           <w:color w:val="898781"/>
           <w:sz w:val="15"/>
         </w:rPr>
-        <w:t>Figura 3 — As quatro camadas. As duas fronteiras do meio, em roxo, permitem trocar o fornecedor do modelo ou o mecanismo de busca sem mexer no motor (R15).</w:t>
+        <w:t>Figura 4 — As quatro camadas. As duas fronteiras do meio, em roxo, permitem trocar o fornecedor do modelo ou o mecanismo de busca sem mexer no motor (R15).</w:t>
       </w:r>
     </w:p>
     <w:p>
@@ -4398,7 +4903,7 @@
         <w:pStyle w:val="Heading1"/>
       </w:pPr>
       <w:r>
-        <w:t>9.  O caminho de uma tarefa</w:t>
+        <w:t>10.  O caminho de uma tarefa</w:t>
       </w:r>
     </w:p>
     <w:p>
@@ -4425,7 +4930,7 @@
         <w:drawing>
           <wp:inline xmlns:a="http://schemas.openxmlformats.org/drawingml/2006/main" xmlns:pic="http://schemas.openxmlformats.org/drawingml/2006/picture">
             <wp:extent cx="5760000" cy="1769271"/>
-            <wp:docPr id="4" name="Picture 4"/>
+            <wp:docPr id="5" name="Picture 5"/>
             <wp:cNvGraphicFramePr>
               <a:graphicFrameLocks noChangeAspect="1"/>
             </wp:cNvGraphicFramePr>
@@ -4433,11 +4938,11 @@
               <a:graphicData uri="http://schemas.openxmlformats.org/drawingml/2006/picture">
                 <pic:pic>
                   <pic:nvPicPr>
-                    <pic:cNvPr id="0" name="fig4_ciclo.png"/>
+                    <pic:cNvPr id="0" name="fig5_ciclo.png"/>
                     <pic:cNvPicPr/>
                   </pic:nvPicPr>
                   <pic:blipFill>
-                    <a:blip r:embed="rId12"/>
+                    <a:blip r:embed="rId13"/>
                     <a:stretch>
                       <a:fillRect/>
                     </a:stretch>
@@ -4468,7 +4973,7 @@
           <w:color w:val="898781"/>
           <w:sz w:val="15"/>
         </w:rPr>
-        <w:t>Figura 4 — Os seis estados e os dois portões. As perguntas são independentes: uma entrega pode funcionar perfeitamente e ainda assim não ser a que foi pedida.</w:t>
+        <w:t>Figura 5 — Os seis estados e os dois portões. As perguntas são independentes: uma entrega pode funcionar perfeitamente e ainda assim não ser a que foi pedida.</w:t>
       </w:r>
     </w:p>
     <w:p>
@@ -4500,7 +5005,7 @@
         <w:pStyle w:val="Heading1"/>
       </w:pPr>
       <w:r>
-        <w:t>10.  O que acontece quando uma tarefa falha</w:t>
+        <w:t>11.  O que acontece quando uma tarefa falha</w:t>
       </w:r>
     </w:p>
     <w:p>
@@ -4957,7 +5462,7 @@
         <w:pStyle w:val="Heading1"/>
       </w:pPr>
       <w:r>
-        <w:t>11.  Por que Elixir</w:t>
+        <w:t>12.  Por que Elixir</w:t>
       </w:r>
     </w:p>
     <w:p>
@@ -4980,7 +5485,7 @@
         <w:pStyle w:val="Heading1"/>
       </w:pPr>
       <w:r>
-        <w:t>12.  A pilha, ferramenta por ferramenta</w:t>
+        <w:t>13.  A pilha, ferramenta por ferramenta</w:t>
       </w:r>
     </w:p>
     <w:tbl>
@@ -6598,7 +7103,7 @@
         <w:pStyle w:val="Heading1"/>
       </w:pPr>
       <w:r>
-        <w:t>13.  A verificação, num comando só</w:t>
+        <w:t>14.  A verificação, num comando só</w:t>
       </w:r>
     </w:p>
     <w:p>
@@ -6797,7 +7302,7 @@
         <w:pStyle w:val="Heading1"/>
       </w:pPr>
       <w:r>
-        <w:t>14.  Riscos e o que fazer com eles</w:t>
+        <w:t>15.  Riscos e o que fazer com eles</w:t>
       </w:r>
     </w:p>
     <w:tbl>
@@ -6971,7 +7476,7 @@
                 <w:color w:val="0B0B0B"/>
                 <w:sz w:val="15"/>
               </w:rPr>
-              <w:t>O desenvolvimento, com 60 dias, não caber no prazo</w:t>
+              <w:t>O desenvolvimento, com 75 dias, não caber no prazo</w:t>
             </w:r>
           </w:p>
         </w:tc>
@@ -7015,7 +7520,7 @@
                 <w:color w:val="52514E"/>
                 <w:sz w:val="15"/>
               </w:rPr>
-              <w:t>a ordem das etapas põe primeiro o que sustenta o resto; se algo atrasar, o corte sai da E6 (memória e painel), nunca da E7 e da E8</w:t>
+              <w:t>a ordem das etapas põe primeiro o que sustenta o resto; se algo atrasar, o corte sai do painel (E7) ou da memória (E6), nunca da validação</w:t>
             </w:r>
           </w:p>
         </w:tc>
@@ -7038,7 +7543,7 @@
                 <w:color w:val="0B0B0B"/>
                 <w:sz w:val="15"/>
               </w:rPr>
-              <w:t>As tarefas escritas na E2 envelhecerem até serem executadas</w:t>
+              <w:t>O desempenho não chegar ao satisfatório até o início das aulas</w:t>
             </w:r>
           </w:p>
         </w:tc>
@@ -7059,7 +7564,7 @@
                 <w:color w:val="52514E"/>
                 <w:sz w:val="15"/>
               </w:rPr>
-              <w:t>médio</w:t>
+              <w:t>alto</w:t>
             </w:r>
           </w:p>
         </w:tc>
@@ -7080,7 +7585,7 @@
                 <w:color w:val="52514E"/>
                 <w:sz w:val="15"/>
               </w:rPr>
-              <w:t>as etapas E4, E5 e E6 começam conferindo o plano contra o código que já existe</w:t>
+              <w:t>os critérios são medidos a cada ciclo desde a E8; o que não for atingido é publicado com o número medido, e o que faltou fica registrado como trabalho futuro</w:t>
             </w:r>
           </w:p>
         </w:tc>
@@ -7104,7 +7609,7 @@
                 <w:color w:val="0B0B0B"/>
                 <w:sz w:val="15"/>
               </w:rPr>
-              <w:t>O custo de execução passar do previsto</w:t>
+              <w:t>As tarefas escritas na E2 envelhecerem até serem executadas</w:t>
             </w:r>
           </w:p>
         </w:tc>
@@ -7126,7 +7631,7 @@
                 <w:color w:val="52514E"/>
                 <w:sz w:val="15"/>
               </w:rPr>
-              <w:t>alto</w:t>
+              <w:t>médio</w:t>
             </w:r>
           </w:p>
         </w:tc>
@@ -7148,7 +7653,7 @@
                 <w:color w:val="52514E"/>
                 <w:sz w:val="15"/>
               </w:rPr>
-              <w:t>custo gravado desde a E3, e teto de gasto por rodada na E5</w:t>
+              <w:t>as etapas E4 a E7 começam conferindo o plano contra o código que já existe</w:t>
             </w:r>
           </w:p>
         </w:tc>
@@ -7171,7 +7676,7 @@
                 <w:color w:val="0B0B0B"/>
                 <w:sz w:val="15"/>
               </w:rPr>
-              <w:t>O limite de cota interromper um trabalho no meio</w:t>
+              <w:t>O custo de execução passar do previsto</w:t>
             </w:r>
           </w:p>
         </w:tc>
@@ -7192,7 +7697,7 @@
                 <w:color w:val="52514E"/>
                 <w:sz w:val="15"/>
               </w:rPr>
-              <w:t>médio</w:t>
+              <w:t>alto</w:t>
             </w:r>
           </w:p>
         </w:tc>
@@ -7213,7 +7718,7 @@
                 <w:color w:val="52514E"/>
                 <w:sz w:val="15"/>
               </w:rPr>
-              <w:t>reconhecer a parada, guardar o que já foi feito e retomar depois</w:t>
+              <w:t>custo gravado desde a E3, e teto de gasto por rodada na E5</w:t>
             </w:r>
           </w:p>
         </w:tc>
@@ -7237,7 +7742,7 @@
                 <w:color w:val="0B0B0B"/>
                 <w:sz w:val="15"/>
               </w:rPr>
-              <w:t>A busca por significado não caber na máquina de 8 GB</w:t>
+              <w:t>O limite de cota interromper um trabalho no meio</w:t>
             </w:r>
           </w:p>
         </w:tc>
@@ -7281,7 +7786,7 @@
                 <w:color w:val="52514E"/>
                 <w:sz w:val="15"/>
               </w:rPr>
-              <w:t>a E6 mede antes de escolher, e o componente é trocável</w:t>
+              <w:t>reconhecer a parada, guardar o que já foi feito e retomar depois</w:t>
             </w:r>
           </w:p>
         </w:tc>
@@ -7304,7 +7809,7 @@
                 <w:color w:val="0B0B0B"/>
                 <w:sz w:val="15"/>
               </w:rPr>
-              <w:t>Um imprevisto encostar a entrega no prazo</w:t>
+              <w:t>A busca por significado não caber na máquina de 8 GB</w:t>
             </w:r>
           </w:p>
         </w:tc>
@@ -7346,7 +7851,7 @@
                 <w:color w:val="52514E"/>
                 <w:sz w:val="15"/>
               </w:rPr>
-              <w:t>a E8 termina em 23/01/2027: sobram 3 dias de margem até 26/01/2027</w:t>
+              <w:t>a E6 mede antes de escolher, e o componente é trocável</w:t>
             </w:r>
           </w:p>
         </w:tc>

--- a/fabrica-multi-agente-plano-de-desenvolvimento.docx
+++ b/fabrica-multi-agente-plano-de-desenvolvimento.docx
@@ -360,7 +360,7 @@
                 <w:color w:val="52514E"/>
                 <w:sz w:val="15"/>
               </w:rPr>
-              <w:t>Do fim do semestre ao início das aulas: testar, medir e refinar até o desempenho ser satisfatório.</w:t>
+              <w:t>Do fim do semestre ao início das aulas: testar, medir e refinar até os critérios de desempenho serem atingidos.</w:t>
             </w:r>
           </w:p>
         </w:tc>
@@ -497,7 +497,7 @@
                 <w:color w:val="FFFFFF"/>
                 <w:sz w:val="17"/>
               </w:rPr>
-              <w:t>O que se quer resolver, o objetivo, e o que conta como desempenho satisfatório.</w:t>
+              <w:t>O que se quer resolver, o objetivo, e os critérios pelos quais o sistema será julgado.</w:t>
             </w:r>
           </w:p>
         </w:tc>
@@ -972,7 +972,7 @@
           <w:color w:val="0B0B0B"/>
           <w:sz w:val="19"/>
         </w:rPr>
-        <w:t>Projetar, implementar e avaliar um sistema multi-agente para construção de software em que as regras de governança sejam impostas pela estrutura do programa, e não pedidas em linguagem natural a um modelo — e refiná-lo em uso real até atingir desempenho satisfatório, medido contra um protótipo já existente na E1.</w:t>
+        <w:t>Projetar, implementar e avaliar um sistema multi-agente para construção de software em que as regras de governança sejam impostas pela estrutura do programa, e não pedidas em linguagem natural a um modelo — e refiná-lo em uso real, com projetos de teste, até atingir os critérios de desempenho definidos a seguir.</w:t>
       </w:r>
     </w:p>
     <w:p>
@@ -980,7 +980,7 @@
         <w:pStyle w:val="Heading1"/>
       </w:pPr>
       <w:r>
-        <w:t>4.  O que é desempenho satisfatório</w:t>
+        <w:t>4.  Critérios de desempenho</w:t>
       </w:r>
     </w:p>
     <w:p>
@@ -995,7 +995,7 @@
           <w:color w:val="52514E"/>
           <w:sz w:val="18"/>
         </w:rPr>
-        <w:t>Estes critérios são a condição de parada da validação: as etapas E8 a E10 repetem o ciclo de testar, medir e corrigir até todos serem atingidos. O que for medido no fim é publicado — inclusive o que não tiver chegado lá.</w:t>
+        <w:t>São os critérios pelos quais o sistema será julgado, e a condição de parada da validação: as etapas E8 a E10 repetem o ciclo de testar, medir e corrigir até todos serem atingidos. Os limites são aprovados na E1, antes de existir código, e não mudam durante a validação — o que se ajusta é o sistema, nunca a régua. Os cinco projetos de teste são definidos na E2 e não são usados durante a construção, para que o sistema não seja moldado para eles.</w:t>
       </w:r>
     </w:p>
     <w:tbl>
@@ -1020,7 +1020,7 @@
       <w:tr>
         <w:tc>
           <w:tcPr>
-            <w:tcW w:type="dxa" w:w="1928"/>
+            <w:tcW w:type="dxa" w:w="1871"/>
             <w:shd w:val="clear" w:fill="2A78D6"/>
           </w:tcPr>
           <w:p>
@@ -1042,7 +1042,7 @@
         </w:tc>
         <w:tc>
           <w:tcPr>
-            <w:tcW w:type="dxa" w:w="4309"/>
+            <w:tcW w:type="dxa" w:w="4535"/>
             <w:shd w:val="clear" w:fill="2A78D6"/>
           </w:tcPr>
           <w:p>
@@ -1064,7 +1064,7 @@
         </w:tc>
         <w:tc>
           <w:tcPr>
-            <w:tcW w:type="dxa" w:w="3628"/>
+            <w:tcW w:type="dxa" w:w="3458"/>
             <w:shd w:val="clear" w:fill="2A78D6"/>
           </w:tcPr>
           <w:p>
@@ -1080,7 +1080,7 @@
                 <w:color w:val="FFFFFF"/>
                 <w:sz w:val="16"/>
               </w:rPr>
-              <w:t>Satisfatório quando</w:t>
+              <w:t>Atingido quando</w:t>
             </w:r>
           </w:p>
         </w:tc>
@@ -1088,7 +1088,7 @@
       <w:tr>
         <w:tc>
           <w:tcPr>
-            <w:tcW w:type="dxa" w:w="1928"/>
+            <w:tcW w:type="dxa" w:w="1871"/>
           </w:tcPr>
           <w:p>
             <w:pPr>
@@ -1109,7 +1109,7 @@
         </w:tc>
         <w:tc>
           <w:tcPr>
-            <w:tcW w:type="dxa" w:w="4309"/>
+            <w:tcW w:type="dxa" w:w="4535"/>
           </w:tcPr>
           <w:p>
             <w:pPr>
@@ -1124,13 +1124,13 @@
                 <w:color w:val="52514E"/>
                 <w:sz w:val="16"/>
               </w:rPr>
-              <w:t>projetos de teste que nunca foram usados na construção, executados do pedido à entrega</w:t>
+              <w:t>os cinco projetos de teste, executados do pedido à entrega</w:t>
             </w:r>
           </w:p>
         </w:tc>
         <w:tc>
           <w:tcPr>
-            <w:tcW w:type="dxa" w:w="3628"/>
+            <w:tcW w:type="dxa" w:w="3458"/>
           </w:tcPr>
           <w:p>
             <w:pPr>
@@ -1145,7 +1145,7 @@
                 <w:color w:val="52514E"/>
                 <w:sz w:val="16"/>
               </w:rPr>
-              <w:t>pelo menos três projetos chegam à entrega sem intervenção humana</w:t>
+              <w:t>pelo menos 3 dos 5 chegam à entrega sem nenhuma intervenção</w:t>
             </w:r>
           </w:p>
         </w:tc>
@@ -1153,7 +1153,7 @@
       <w:tr>
         <w:tc>
           <w:tcPr>
-            <w:tcW w:type="dxa" w:w="1928"/>
+            <w:tcW w:type="dxa" w:w="1871"/>
             <w:shd w:val="clear" w:fill="F5F5F2"/>
           </w:tcPr>
           <w:p>
@@ -1169,13 +1169,13 @@
                 <w:color w:val="0B0B0B"/>
                 <w:sz w:val="16"/>
               </w:rPr>
-              <w:t>Governa de verdade</w:t>
+              <w:t>Conclui as tarefas</w:t>
             </w:r>
           </w:p>
         </w:tc>
         <w:tc>
           <w:tcPr>
-            <w:tcW w:type="dxa" w:w="4309"/>
+            <w:tcW w:type="dxa" w:w="4535"/>
             <w:shd w:val="clear" w:fill="F5F5F2"/>
           </w:tcPr>
           <w:p>
@@ -1191,13 +1191,13 @@
                 <w:color w:val="52514E"/>
                 <w:sz w:val="16"/>
               </w:rPr>
-              <w:t>testes que tentam quebrar de propósito cada regra da tabela acima</w:t>
+              <w:t>proporção de tarefas concluídas, somando os cinco projetos</w:t>
             </w:r>
           </w:p>
         </w:tc>
         <w:tc>
           <w:tcPr>
-            <w:tcW w:type="dxa" w:w="3628"/>
+            <w:tcW w:type="dxa" w:w="3458"/>
             <w:shd w:val="clear" w:fill="F5F5F2"/>
           </w:tcPr>
           <w:p>
@@ -1213,7 +1213,7 @@
                 <w:color w:val="52514E"/>
                 <w:sz w:val="16"/>
               </w:rPr>
-              <w:t>todas as tentativas são barradas pela estrutura do programa</w:t>
+              <w:t>80% ou mais</w:t>
             </w:r>
           </w:p>
         </w:tc>
@@ -1221,7 +1221,7 @@
       <w:tr>
         <w:tc>
           <w:tcPr>
-            <w:tcW w:type="dxa" w:w="1928"/>
+            <w:tcW w:type="dxa" w:w="1871"/>
           </w:tcPr>
           <w:p>
             <w:pPr>
@@ -1236,13 +1236,13 @@
                 <w:color w:val="0B0B0B"/>
                 <w:sz w:val="16"/>
               </w:rPr>
-              <w:t>Menos retrabalho</w:t>
+              <w:t>Pouco retrabalho</w:t>
             </w:r>
           </w:p>
         </w:tc>
         <w:tc>
           <w:tcPr>
-            <w:tcW w:type="dxa" w:w="4309"/>
+            <w:tcW w:type="dxa" w:w="4535"/>
           </w:tcPr>
           <w:p>
             <w:pPr>
@@ -1257,13 +1257,13 @@
                 <w:color w:val="52514E"/>
                 <w:sz w:val="16"/>
               </w:rPr>
-              <w:t>tentativas por tarefa concluída</w:t>
+              <w:t>média de execuções por tarefa concluída</w:t>
             </w:r>
           </w:p>
         </w:tc>
         <w:tc>
           <w:tcPr>
-            <w:tcW w:type="dxa" w:w="3628"/>
+            <w:tcW w:type="dxa" w:w="3458"/>
           </w:tcPr>
           <w:p>
             <w:pPr>
@@ -1278,7 +1278,7 @@
                 <w:color w:val="52514E"/>
                 <w:sz w:val="16"/>
               </w:rPr>
-              <w:t>menor que a medida inicial do protótipo</w:t>
+              <w:t>até 2 execuções por tarefa</w:t>
             </w:r>
           </w:p>
         </w:tc>
@@ -1286,7 +1286,7 @@
       <w:tr>
         <w:tc>
           <w:tcPr>
-            <w:tcW w:type="dxa" w:w="1928"/>
+            <w:tcW w:type="dxa" w:w="1871"/>
             <w:shd w:val="clear" w:fill="F5F5F2"/>
           </w:tcPr>
           <w:p>
@@ -1302,13 +1302,13 @@
                 <w:color w:val="0B0B0B"/>
                 <w:sz w:val="16"/>
               </w:rPr>
-              <w:t>Menos abandono</w:t>
+              <w:t>Não aprova errado</w:t>
             </w:r>
           </w:p>
         </w:tc>
         <w:tc>
           <w:tcPr>
-            <w:tcW w:type="dxa" w:w="4309"/>
+            <w:tcW w:type="dxa" w:w="4535"/>
             <w:shd w:val="clear" w:fill="F5F5F2"/>
           </w:tcPr>
           <w:p>
@@ -1324,13 +1324,13 @@
                 <w:color w:val="52514E"/>
                 <w:sz w:val="16"/>
               </w:rPr>
-              <w:t>proporção de tarefas bloqueadas por esgotar as tentativas</w:t>
+              <w:t>tarefas concluídas que falham nos próprios critérios de aceite quando verificadas de novo</w:t>
             </w:r>
           </w:p>
         </w:tc>
         <w:tc>
           <w:tcPr>
-            <w:tcW w:type="dxa" w:w="3628"/>
+            <w:tcW w:type="dxa" w:w="3458"/>
             <w:shd w:val="clear" w:fill="F5F5F2"/>
           </w:tcPr>
           <w:p>
@@ -1346,7 +1346,7 @@
                 <w:color w:val="52514E"/>
                 <w:sz w:val="16"/>
               </w:rPr>
-              <w:t>menor que a medida inicial do protótipo</w:t>
+              <w:t>nenhuma</w:t>
             </w:r>
           </w:p>
         </w:tc>
@@ -1354,7 +1354,7 @@
       <w:tr>
         <w:tc>
           <w:tcPr>
-            <w:tcW w:type="dxa" w:w="1928"/>
+            <w:tcW w:type="dxa" w:w="1871"/>
           </w:tcPr>
           <w:p>
             <w:pPr>
@@ -1369,13 +1369,13 @@
                 <w:color w:val="0B0B0B"/>
                 <w:sz w:val="16"/>
               </w:rPr>
-              <w:t>Custo sob controle</w:t>
+              <w:t>Governa de verdade</w:t>
             </w:r>
           </w:p>
         </w:tc>
         <w:tc>
           <w:tcPr>
-            <w:tcW w:type="dxa" w:w="4309"/>
+            <w:tcW w:type="dxa" w:w="4535"/>
           </w:tcPr>
           <w:p>
             <w:pPr>
@@ -1390,13 +1390,13 @@
                 <w:color w:val="52514E"/>
                 <w:sz w:val="16"/>
               </w:rPr>
-              <w:t>custo por tarefa concluída</w:t>
+              <w:t>tentativas provocadas de quebrar cada uma das quatro regras da tabela acima</w:t>
             </w:r>
           </w:p>
         </w:tc>
         <w:tc>
           <w:tcPr>
-            <w:tcW w:type="dxa" w:w="3628"/>
+            <w:tcW w:type="dxa" w:w="3458"/>
           </w:tcPr>
           <w:p>
             <w:pPr>
@@ -1411,7 +1411,7 @@
                 <w:color w:val="52514E"/>
                 <w:sz w:val="16"/>
               </w:rPr>
-              <w:t>igual ou menor que a medida inicial do protótipo</w:t>
+              <w:t>todas barradas pela estrutura do programa</w:t>
             </w:r>
           </w:p>
         </w:tc>
@@ -1419,7 +1419,7 @@
       <w:tr>
         <w:tc>
           <w:tcPr>
-            <w:tcW w:type="dxa" w:w="1928"/>
+            <w:tcW w:type="dxa" w:w="1871"/>
             <w:shd w:val="clear" w:fill="F5F5F2"/>
           </w:tcPr>
           <w:p>
@@ -1435,13 +1435,13 @@
                 <w:color w:val="0B0B0B"/>
                 <w:sz w:val="16"/>
               </w:rPr>
-              <w:t>Cabe na máquina</w:t>
+              <w:t>Aguenta falha</w:t>
             </w:r>
           </w:p>
         </w:tc>
         <w:tc>
           <w:tcPr>
-            <w:tcW w:type="dxa" w:w="4309"/>
+            <w:tcW w:type="dxa" w:w="4535"/>
             <w:shd w:val="clear" w:fill="F5F5F2"/>
           </w:tcPr>
           <w:p>
@@ -1457,13 +1457,13 @@
                 <w:color w:val="52514E"/>
                 <w:sz w:val="16"/>
               </w:rPr>
-              <w:t>pico de memória durante os projetos de teste</w:t>
+              <w:t>falhas provocadas: agente encerrado no meio da tarefa, banco de dados derrubado</w:t>
             </w:r>
           </w:p>
         </w:tc>
         <w:tc>
           <w:tcPr>
-            <w:tcW w:type="dxa" w:w="3628"/>
+            <w:tcW w:type="dxa" w:w="3458"/>
             <w:shd w:val="clear" w:fill="F5F5F2"/>
           </w:tcPr>
           <w:p>
@@ -1479,7 +1479,140 @@
                 <w:color w:val="52514E"/>
                 <w:sz w:val="16"/>
               </w:rPr>
-              <w:t>dentro dos 8 GB do requisito R9</w:t>
+              <w:t>todas recuperadas sem perder trabalho, e as demais tarefas seguem</w:t>
+            </w:r>
+          </w:p>
+        </w:tc>
+      </w:tr>
+      <w:tr>
+        <w:tc>
+          <w:tcPr>
+            <w:tcW w:type="dxa" w:w="1871"/>
+          </w:tcPr>
+          <w:p>
+            <w:pPr>
+              <w:spacing w:after="0" w:before="0" w:line="240" w:lineRule="auto"/>
+              <w:jc w:val="left"/>
+            </w:pPr>
+            <w:r/>
+            <w:r>
+              <w:rPr>
+                <w:rFonts w:ascii="Calibri" w:hAnsi="Calibri" w:eastAsia="Calibri"/>
+                <w:b/>
+                <w:color w:val="0B0B0B"/>
+                <w:sz w:val="16"/>
+              </w:rPr>
+              <w:t>Custo sob controle</w:t>
+            </w:r>
+          </w:p>
+        </w:tc>
+        <w:tc>
+          <w:tcPr>
+            <w:tcW w:type="dxa" w:w="4535"/>
+          </w:tcPr>
+          <w:p>
+            <w:pPr>
+              <w:spacing w:after="0" w:before="0" w:line="240" w:lineRule="auto"/>
+              <w:jc w:val="left"/>
+            </w:pPr>
+            <w:r/>
+            <w:r>
+              <w:rPr>
+                <w:rFonts w:ascii="Calibri" w:hAnsi="Calibri" w:eastAsia="Calibri"/>
+                <w:b w:val="0"/>
+                <w:color w:val="52514E"/>
+                <w:sz w:val="16"/>
+              </w:rPr>
+              <w:t>rodadas que ultrapassam o teto de gasto declarado antes delas</w:t>
+            </w:r>
+          </w:p>
+        </w:tc>
+        <w:tc>
+          <w:tcPr>
+            <w:tcW w:type="dxa" w:w="3458"/>
+          </w:tcPr>
+          <w:p>
+            <w:pPr>
+              <w:spacing w:after="0" w:before="0" w:line="240" w:lineRule="auto"/>
+              <w:jc w:val="left"/>
+            </w:pPr>
+            <w:r/>
+            <w:r>
+              <w:rPr>
+                <w:rFonts w:ascii="Calibri" w:hAnsi="Calibri" w:eastAsia="Calibri"/>
+                <w:b w:val="0"/>
+                <w:color w:val="52514E"/>
+                <w:sz w:val="16"/>
+              </w:rPr>
+              <w:t>nenhuma</w:t>
+            </w:r>
+          </w:p>
+        </w:tc>
+      </w:tr>
+      <w:tr>
+        <w:tc>
+          <w:tcPr>
+            <w:tcW w:type="dxa" w:w="1871"/>
+            <w:shd w:val="clear" w:fill="F5F5F2"/>
+          </w:tcPr>
+          <w:p>
+            <w:pPr>
+              <w:spacing w:after="0" w:before="0" w:line="240" w:lineRule="auto"/>
+              <w:jc w:val="left"/>
+            </w:pPr>
+            <w:r/>
+            <w:r>
+              <w:rPr>
+                <w:rFonts w:ascii="Calibri" w:hAnsi="Calibri" w:eastAsia="Calibri"/>
+                <w:b/>
+                <w:color w:val="0B0B0B"/>
+                <w:sz w:val="16"/>
+              </w:rPr>
+              <w:t>Cabe na máquina</w:t>
+            </w:r>
+          </w:p>
+        </w:tc>
+        <w:tc>
+          <w:tcPr>
+            <w:tcW w:type="dxa" w:w="4535"/>
+            <w:shd w:val="clear" w:fill="F5F5F2"/>
+          </w:tcPr>
+          <w:p>
+            <w:pPr>
+              <w:spacing w:after="0" w:before="0" w:line="240" w:lineRule="auto"/>
+              <w:jc w:val="left"/>
+            </w:pPr>
+            <w:r/>
+            <w:r>
+              <w:rPr>
+                <w:rFonts w:ascii="Calibri" w:hAnsi="Calibri" w:eastAsia="Calibri"/>
+                <w:b w:val="0"/>
+                <w:color w:val="52514E"/>
+                <w:sz w:val="16"/>
+              </w:rPr>
+              <w:t>pico de memória com três tarefas em paralelo</w:t>
+            </w:r>
+          </w:p>
+        </w:tc>
+        <w:tc>
+          <w:tcPr>
+            <w:tcW w:type="dxa" w:w="3458"/>
+            <w:shd w:val="clear" w:fill="F5F5F2"/>
+          </w:tcPr>
+          <w:p>
+            <w:pPr>
+              <w:spacing w:after="0" w:before="0" w:line="240" w:lineRule="auto"/>
+              <w:jc w:val="left"/>
+            </w:pPr>
+            <w:r/>
+            <w:r>
+              <w:rPr>
+                <w:rFonts w:ascii="Calibri" w:hAnsi="Calibri" w:eastAsia="Calibri"/>
+                <w:b w:val="0"/>
+                <w:color w:val="52514E"/>
+                <w:sz w:val="16"/>
+              </w:rPr>
+              <w:t>até 8 GB (requisito R9)</w:t>
             </w:r>
           </w:p>
         </w:tc>
@@ -1640,7 +1773,7 @@
           <w:color w:val="0B0B0B"/>
           <w:sz w:val="19"/>
         </w:rPr>
-        <w:t>Cada etapa termina com uma entrega concreta, e a seguinte só começa quando essa entrega está pronta. As etapas E1 e E2 planejam, as E3 a E7 constroem e as E8 a E10 validam e refinam o sistema com projetos reais — sem pausa, do fim do semestre ao início das aulas.</w:t>
+        <w:t>Cada etapa termina com uma entrega concreta, e a seguinte só começa quando essa entrega está pronta. As etapas E1 e E2 planejam, as E3 a E7 constroem e as E8 a E10 validam e refinam o sistema com os projetos de teste — sem pausa, do fim do semestre ao início das aulas.</w:t>
       </w:r>
     </w:p>
     <w:tbl>
@@ -1808,7 +1941,7 @@
                 <w:color w:val="52514E"/>
                 <w:sz w:val="15"/>
               </w:rPr>
-              <w:t>Descrever o problema com precisão; levantar os requisitos R1 a R15 e definir como cada um será verificado; estudar os sistemas parecidos e escrever o que este trabalho tem de diferente; medir o protótipo existente — custo por tarefa, tentativas por tarefa e tarefas abandonadas.</w:t>
+              <w:t>Descrever o problema com precisão; levantar os requisitos R1 a R15 e definir como cada um será verificado; estudar os sistemas parecidos e escrever o que este trabalho tem de diferente; revisar e aprovar os critérios de desempenho e o limite de cada um.</w:t>
             </w:r>
           </w:p>
         </w:tc>
@@ -1830,7 +1963,7 @@
                 <w:color w:val="52514E"/>
                 <w:sz w:val="15"/>
               </w:rPr>
-              <w:t>Requisitos aprovados e a medida inicial do protótipo registrada. É contra ela que o desempenho do sistema será julgado.</w:t>
+              <w:t>Requisitos e critérios de desempenho aprovados, com os limites fixados. É contra esses limites que o sistema será julgado.</w:t>
             </w:r>
           </w:p>
         </w:tc>
@@ -1887,7 +2020,7 @@
                 <w:color w:val="52514E"/>
                 <w:sz w:val="15"/>
               </w:rPr>
-              <w:t>Escolher a linguagem e as ferramentas, registrando por que cada alternativa foi recusada; desenhar as camadas, o caminho da tarefa e os dois portões; quebrar o sistema em tarefas com critérios de aceite que são comandos; instalar e testar o ambiente com um roteiro que possa ser repetido.</w:t>
+              <w:t>Escolher a linguagem e as ferramentas, registrando por que cada alternativa foi recusada; desenhar as camadas, o caminho da tarefa e os dois portões; quebrar o sistema em tarefas com critérios de aceite que são comandos; definir os cinco projetos de teste da validação; instalar e testar o ambiente com um roteiro que possa ser repetido.</w:t>
             </w:r>
           </w:p>
         </w:tc>
@@ -1908,7 +2041,7 @@
                 <w:color w:val="52514E"/>
                 <w:sz w:val="15"/>
               </w:rPr>
-              <w:t>Arquitetura aprovada, lista de tarefas escrita e ambiente funcionando. É a última etapa antes de programar.</w:t>
+              <w:t>Arquitetura aprovada, lista de tarefas escrita, projetos de teste definidos e ambiente funcionando. É a última etapa antes de programar.</w:t>
             </w:r>
           </w:p>
         </w:tc>
@@ -2010,7 +2143,7 @@
                 <w:color w:val="52514E"/>
                 <w:sz w:val="15"/>
               </w:rPr>
-              <w:t>Um agente resolve uma tarefa real do começo ao fim, com o custo gravado — e os testes rodam sem internet e sem gastar cota.</w:t>
+              <w:t>Um agente resolve uma tarefa real do começo ao fim, com o custo gravado — e os testes rodam sem internet e sem consumir o serviço do modelo.</w:t>
             </w:r>
           </w:p>
         </w:tc>
@@ -2409,7 +2542,7 @@
                 <w:color w:val="52514E"/>
                 <w:sz w:val="15"/>
               </w:rPr>
-              <w:t>Executar de três a cinco projetos que nunca foram usados durante a construção, sem intervenção; medir cada critério de desempenho contra a medida inicial da E1; testar na máquina de 8 GB; provocar falhas de propósito — matar agentes, derrubar o banco, esgotar a cota; anotar cada defeito com a sua causa.</w:t>
+              <w:t>Executar os cinco projetos de teste do pedido à entrega, sem intervenção; medir cada critério de desempenho; testar na máquina de 8 GB com três tarefas em paralelo; provocar falhas de propósito — encerrar agentes, derrubar o banco, esgotar o limite de uso do fornecedor; anotar cada defeito com a sua causa.</w:t>
             </w:r>
           </w:p>
         </w:tc>
@@ -2430,7 +2563,7 @@
                 <w:color w:val="52514E"/>
                 <w:sz w:val="15"/>
               </w:rPr>
-              <w:t>A primeira medição completa: o que já está satisfatório, o que não está, e a lista de correções em ordem de impacto.</w:t>
+              <w:t>A primeira medição completa: quais critérios já foram atingidos, quais não, e a lista de correções em ordem de impacto.</w:t>
             </w:r>
           </w:p>
         </w:tc>
@@ -2511,7 +2644,7 @@
                 <w:color w:val="52514E"/>
                 <w:sz w:val="15"/>
               </w:rPr>
-              <w:t>Nova medição de todos os critérios, comparada com a da E8, e a lista do que ainda falta para o desempenho ser satisfatório.</w:t>
+              <w:t>Nova medição de todos os critérios e a lista do que ainda falta para atingi-los.</w:t>
             </w:r>
           </w:p>
         </w:tc>
@@ -2570,7 +2703,7 @@
                 <w:color w:val="52514E"/>
                 <w:sz w:val="15"/>
               </w:rPr>
-              <w:t>Último ciclo de correção e medição; congelar a versão entregue; comparar o resultado final com a medida inicial da E1, critério por critério; escrever o documento de entrega com o que foi atingido e o que não foi.</w:t>
+              <w:t>Último ciclo de correção e medição; congelar a versão entregue; medir o valor final de cada critério de desempenho; escrever o documento de entrega com o que foi atingido e o que não foi.</w:t>
             </w:r>
           </w:p>
         </w:tc>
@@ -2591,7 +2724,7 @@
                 <w:color w:val="52514E"/>
                 <w:sz w:val="15"/>
               </w:rPr>
-              <w:t>O sistema em desempenho satisfatório — ou, no critério que não chegar lá, o número medido publicado — e o documento de entrega.</w:t>
+              <w:t>O sistema com os critérios de desempenho atingidos — ou, no que não chegar lá, o valor medido publicado — e o documento de entrega.</w:t>
             </w:r>
           </w:p>
         </w:tc>
@@ -2631,7 +2764,7 @@
         <w:pStyle w:val="Heading1"/>
       </w:pPr>
       <w:r>
-        <w:t>5.  A validação: refinar até o desempenho ser satisfatório</w:t>
+        <w:t>5.  A validação: refinar até os critérios serem atingidos</w:t>
       </w:r>
     </w:p>
     <w:p>
@@ -2646,7 +2779,7 @@
           <w:color w:val="0B0B0B"/>
           <w:sz w:val="19"/>
         </w:rPr>
-        <w:t>As etapas E8 a E10 não seguem uma lista fechada de tarefas: repetem o mesmo ciclo até os critérios de desempenho satisfatório, da Parte I, serem atingidos. Cada defeito encontrado vira uma correção com a causa registrada e um teste que impede a volta dele. Se a medição mostrar que uma parte do desenho precisa mudar, a mudança entra aqui, registrada com o motivo.</w:t>
+        <w:t>As etapas E8 a E10 não seguem uma lista fechada de tarefas: repetem o mesmo ciclo até os critérios de desempenho, da Parte I, serem atingidos. Cada defeito encontrado vira uma correção com a causa registrada e um teste que impede a volta dele. Se a medição mostrar que uma parte do desenho precisa mudar, a mudança entra aqui, registrada com o motivo.</w:t>
       </w:r>
     </w:p>
     <w:p>
@@ -2815,7 +2948,7 @@
                 <w:color w:val="52514E"/>
                 <w:sz w:val="16"/>
               </w:rPr>
-              <w:t>Requisitos aprovados, estudo dos sistemas parecidos e a medida inicial do protótipo</w:t>
+              <w:t>Requisitos e critérios de desempenho aprovados, e o estudo dos sistemas parecidos</w:t>
             </w:r>
           </w:p>
         </w:tc>
@@ -2861,7 +2994,7 @@
                 <w:color w:val="52514E"/>
                 <w:sz w:val="16"/>
               </w:rPr>
-              <w:t>Arquitetura com as decisões justificadas, lista de tarefas e ambiente funcionando</w:t>
+              <w:t>Arquitetura com as decisões justificadas, projetos de teste definidos e ambiente funcionando</w:t>
             </w:r>
           </w:p>
         </w:tc>
@@ -3041,7 +3174,7 @@
                 <w:color w:val="52514E"/>
                 <w:sz w:val="16"/>
               </w:rPr>
-              <w:t>Primeira medição dos critérios de desempenho, com os projetos de teste reais</w:t>
+              <w:t>Primeira medição dos critérios de desempenho, com os cinco projetos de teste</w:t>
             </w:r>
           </w:p>
         </w:tc>
@@ -3085,7 +3218,7 @@
                 <w:color w:val="52514E"/>
                 <w:sz w:val="16"/>
               </w:rPr>
-              <w:t>Documento de entrega, com o resultado final comparado à medida inicial da E1</w:t>
+              <w:t>Documento de entrega, com o valor final medido de cada critério de desempenho</w:t>
             </w:r>
           </w:p>
         </w:tc>
@@ -4428,7 +4561,7 @@
                 <w:color w:val="52514E"/>
                 <w:sz w:val="16"/>
               </w:rPr>
-              <w:t>Os testes rodam sem internet, sem consumir cota e sem chave de acesso</w:t>
+              <w:t>Os testes rodam sem internet e sem consumir o serviço do modelo</w:t>
             </w:r>
           </w:p>
         </w:tc>
@@ -4450,7 +4583,7 @@
                 <w:color w:val="52514E"/>
                 <w:sz w:val="16"/>
               </w:rPr>
-              <w:t>substitutos de mentira, e um teste que falha se a chave existir</w:t>
+              <w:t>substitutos de mentira, e um teste que falha se a chave de acesso existir</w:t>
             </w:r>
           </w:p>
         </w:tc>
@@ -7211,7 +7344,7 @@
                 <w:color w:val="0B0B0B"/>
                 <w:sz w:val="14"/>
               </w:rPr>
-              <w:t xml:space="preserve">  4. testes automaticos            # sem internet, sem cota</w:t>
+              <w:t xml:space="preserve">  4. testes automaticos            # sem internet, sem custo</w:t>
             </w:r>
           </w:p>
         </w:tc>
@@ -7543,7 +7676,7 @@
                 <w:color w:val="0B0B0B"/>
                 <w:sz w:val="15"/>
               </w:rPr>
-              <w:t>O desempenho não chegar ao satisfatório até o início das aulas</w:t>
+              <w:t>Os critérios de desempenho não serem atingidos até o início das aulas</w:t>
             </w:r>
           </w:p>
         </w:tc>
@@ -7585,7 +7718,7 @@
                 <w:color w:val="52514E"/>
                 <w:sz w:val="15"/>
               </w:rPr>
-              <w:t>os critérios são medidos a cada ciclo desde a E8; o que não for atingido é publicado com o número medido, e o que faltou fica registrado como trabalho futuro</w:t>
+              <w:t>os critérios são medidos a cada ciclo desde a E8; o que não for atingido é publicado com o valor medido e registrado como trabalho futuro</w:t>
             </w:r>
           </w:p>
         </w:tc>
@@ -7676,7 +7809,7 @@
                 <w:color w:val="0B0B0B"/>
                 <w:sz w:val="15"/>
               </w:rPr>
-              <w:t>O custo de execução passar do previsto</w:t>
+              <w:t>O custo de uso do modelo passar do previsto</w:t>
             </w:r>
           </w:p>
         </w:tc>
@@ -7718,7 +7851,7 @@
                 <w:color w:val="52514E"/>
                 <w:sz w:val="15"/>
               </w:rPr>
-              <w:t>custo gravado desde a E3, e teto de gasto por rodada na E5</w:t>
+              <w:t>custo gravado a cada resposta desde a E3, e teto de gasto por rodada na E5</w:t>
             </w:r>
           </w:p>
         </w:tc>
@@ -7742,7 +7875,7 @@
                 <w:color w:val="0B0B0B"/>
                 <w:sz w:val="15"/>
               </w:rPr>
-              <w:t>O limite de cota interromper um trabalho no meio</w:t>
+              <w:t>O limite de uso do fornecedor interromper uma execução do sistema no meio</w:t>
             </w:r>
           </w:p>
         </w:tc>
@@ -7786,7 +7919,7 @@
                 <w:color w:val="52514E"/>
                 <w:sz w:val="15"/>
               </w:rPr>
-              <w:t>reconhecer a parada, guardar o que já foi feito e retomar depois</w:t>
+              <w:t>o sistema reconhece a parada, guarda o que já foi feito e retoma quando o limite libera</w:t>
             </w:r>
           </w:p>
         </w:tc>
@@ -7875,7 +8008,7 @@
                 <w:color w:val="0B0B0B"/>
                 <w:sz w:val="15"/>
               </w:rPr>
-              <w:t>Uma medição depender de acesso pago indisponível</w:t>
+              <w:t>Um teste depender de acesso pago ao fornecedor do modelo</w:t>
             </w:r>
           </w:p>
         </w:tc>

--- a/fabrica-multi-agente-plano-de-desenvolvimento.docx
+++ b/fabrica-multi-agente-plano-de-desenvolvimento.docx
@@ -84,6 +84,9 @@
         <w:gridCol w:w="9752"/>
       </w:tblGrid>
       <w:tr>
+        <w:trPr>
+          <w:cantSplit/>
+        </w:trPr>
         <w:tc>
           <w:tcPr>
             <w:tcW w:type="dxa" w:w="9865"/>
@@ -109,7 +112,7 @@
                 <w:color w:val="0B0B0B"/>
                 <w:sz w:val="17"/>
               </w:rPr>
-              <w:t>Um sistema que recebe a descrição de um projeto em linguagem natural e o constrói de ponta a ponta. Agentes especializados planejam, implementam, testam, revisam e documentam — cada um com papel definido e autoridade limitada. Depois do pedido inicial, o sistema trabalha sozinho.</w:t>
+              <w:t>Um sistema que recebe a descrição de um projeto em linguagem natural e o constrói de ponta a ponta: agentes especializados planejam, implementam, testam e revisam, cada um com autoridade limitada. Depois do pedido, o sistema trabalha sozinho.</w:t>
             </w:r>
           </w:p>
         </w:tc>
@@ -117,11 +120,12 @@
     </w:tbl>
     <w:p>
       <w:pPr>
-        <w:spacing w:after="20"/>
+        <w:spacing w:before="0" w:after="0" w:line="100" w:lineRule="exact"/>
       </w:pPr>
     </w:p>
     <w:p>
       <w:pPr>
+        <w:keepNext/>
         <w:spacing w:before="60" w:after="20"/>
         <w:jc w:val="center"/>
       </w:pPr>
@@ -162,7 +166,7 @@
     </w:p>
     <w:p>
       <w:pPr>
-        <w:spacing w:after="100"/>
+        <w:spacing w:after="120"/>
         <w:jc w:val="center"/>
       </w:pPr>
       <w:r>
@@ -172,7 +176,7 @@
           <w:color w:val="898781"/>
           <w:sz w:val="15"/>
         </w:rPr>
-        <w:t>Figura 1 — O projeto do começo ao fim: 145 dias corridos, em 10 etapas, até o início das aulas. A validação e o refinamento ocupam o período entre o fim do semestre e o início das aulas.</w:t>
+        <w:t>Figura 1 — O projeto do começo ao fim: 145 dias em 10 etapas, sem pausa até o início das aulas.</w:t>
       </w:r>
     </w:p>
     <w:tbl>
@@ -196,6 +200,9 @@
         <w:gridCol w:w="2438"/>
       </w:tblGrid>
       <w:tr>
+        <w:trPr>
+          <w:cantSplit/>
+        </w:trPr>
         <w:tc>
           <w:tcPr>
             <w:tcW w:type="dxa" w:w="2466"/>
@@ -203,6 +210,7 @@
           <w:p>
             <w:pPr>
               <w:spacing w:before="20" w:after="0" w:line="245" w:lineRule="auto"/>
+              <w:jc w:val="left"/>
             </w:pPr>
             <w:r/>
             <w:r>
@@ -227,6 +235,7 @@
           <w:p>
             <w:pPr>
               <w:spacing w:before="0" w:after="40" w:line="245" w:lineRule="auto"/>
+              <w:jc w:val="left"/>
             </w:pPr>
             <w:r>
               <w:rPr>
@@ -245,6 +254,7 @@
           <w:p>
             <w:pPr>
               <w:spacing w:before="20" w:after="0" w:line="245" w:lineRule="auto"/>
+              <w:jc w:val="left"/>
             </w:pPr>
             <w:r/>
             <w:r>
@@ -269,6 +279,7 @@
           <w:p>
             <w:pPr>
               <w:spacing w:before="0" w:after="40" w:line="245" w:lineRule="auto"/>
+              <w:jc w:val="left"/>
             </w:pPr>
             <w:r>
               <w:rPr>
@@ -276,7 +287,7 @@
                 <w:color w:val="52514E"/>
                 <w:sz w:val="15"/>
               </w:rPr>
-              <w:t>9 de 15 dias e a última de 10, que termina no dia em que as aulas começam.</w:t>
+              <w:t>9 de 15 dias e a última de 10, até o início das aulas.</w:t>
             </w:r>
           </w:p>
         </w:tc>
@@ -287,6 +298,7 @@
           <w:p>
             <w:pPr>
               <w:spacing w:before="20" w:after="0" w:line="245" w:lineRule="auto"/>
+              <w:jc w:val="left"/>
             </w:pPr>
             <w:r/>
             <w:r>
@@ -296,7 +308,7 @@
                 <w:color w:val="184F95"/>
                 <w:sz w:val="21"/>
               </w:rPr>
-              <w:t xml:space="preserve">75  </w:t>
+              <w:t xml:space="preserve">90  </w:t>
             </w:r>
             <w:r>
               <w:rPr>
@@ -311,6 +323,7 @@
           <w:p>
             <w:pPr>
               <w:spacing w:before="0" w:after="40" w:line="245" w:lineRule="auto"/>
+              <w:jc w:val="left"/>
             </w:pPr>
             <w:r>
               <w:rPr>
@@ -318,7 +331,7 @@
                 <w:color w:val="52514E"/>
                 <w:sz w:val="15"/>
               </w:rPr>
-              <w:t>De 04/10/2026 a 17/12/2026 — etapas E3 a E7.</w:t>
+              <w:t>De 19/09 a 17/12/2026: da E2 à E7, uma parte do sistema por etapa.</w:t>
             </w:r>
           </w:p>
         </w:tc>
@@ -329,6 +342,7 @@
           <w:p>
             <w:pPr>
               <w:spacing w:before="20" w:after="0" w:line="245" w:lineRule="auto"/>
+              <w:jc w:val="left"/>
             </w:pPr>
             <w:r/>
             <w:r>
@@ -353,6 +367,7 @@
           <w:p>
             <w:pPr>
               <w:spacing w:before="0" w:after="40" w:line="245" w:lineRule="auto"/>
+              <w:jc w:val="left"/>
             </w:pPr>
             <w:r>
               <w:rPr>
@@ -360,7 +375,7 @@
                 <w:color w:val="52514E"/>
                 <w:sz w:val="15"/>
               </w:rPr>
-              <w:t>Do fim do semestre ao início das aulas: testar, medir e refinar até os critérios de desempenho serem atingidos.</w:t>
+              <w:t>Do fim do semestre ao início das aulas, até os critérios serem atingidos.</w:t>
             </w:r>
           </w:p>
         </w:tc>
@@ -368,7 +383,7 @@
     </w:tbl>
     <w:p>
       <w:pPr>
-        <w:spacing w:after="20"/>
+        <w:spacing w:before="0" w:after="0" w:line="100" w:lineRule="exact"/>
       </w:pPr>
     </w:p>
     <w:tbl>
@@ -389,6 +404,9 @@
         <w:gridCol w:w="9752"/>
       </w:tblGrid>
       <w:tr>
+        <w:trPr>
+          <w:cantSplit/>
+        </w:trPr>
         <w:tc>
           <w:tcPr>
             <w:tcW w:type="dxa" w:w="9865"/>
@@ -406,7 +424,7 @@
                 <w:color w:val="14865D"/>
                 <w:sz w:val="17"/>
               </w:rPr>
-              <w:t xml:space="preserve">COMO LER ESTE DOCUMENTO  </w:t>
+              <w:t xml:space="preserve">COMO LER  </w:t>
             </w:r>
             <w:r>
               <w:rPr>
@@ -414,7 +432,7 @@
                 <w:color w:val="0B0B0B"/>
                 <w:sz w:val="17"/>
               </w:rPr>
-              <w:t>Duas siglas, do começo ao fim: E1 a E10 são as etapas, e R1 a R15 são os requisitos. Não há código para marco, fase ou tipo de tarefa — o que cada etapa produz é chamado de entrega da etapa, por extenso. A ordem é a de uma apresentação: o problema e o objetivo, o cronograma, os requisitos, como o sistema vai funcionar, as ferramentas e os riscos.</w:t>
+              <w:t>Duas siglas: E1 a E10 são as etapas; R1 a R15, os requisitos. Cada etapa termina numa entrega demonstrável, apresentada ao orientador.</w:t>
             </w:r>
           </w:p>
         </w:tc>
@@ -422,20 +440,12 @@
     </w:tbl>
     <w:p>
       <w:pPr>
-        <w:spacing w:after="20"/>
+        <w:spacing w:before="0" w:after="0" w:line="100" w:lineRule="exact"/>
       </w:pPr>
     </w:p>
     <w:p>
       <w:pPr>
-        <w:spacing w:after="0"/>
-      </w:pPr>
-      <w:r>
-        <w:br w:type="page"/>
-      </w:r>
-    </w:p>
-    <w:p>
-      <w:pPr>
-        <w:spacing w:after="40"/>
+        <w:spacing w:before="0" w:after="0" w:line="160" w:lineRule="exact"/>
       </w:pPr>
     </w:p>
     <w:tbl>
@@ -456,6 +466,9 @@
         <w:gridCol w:w="9752"/>
       </w:tblGrid>
       <w:tr>
+        <w:trPr>
+          <w:cantSplit/>
+        </w:trPr>
         <w:tc>
           <w:tcPr>
             <w:tcW w:type="dxa" w:w="9865"/>
@@ -463,6 +476,7 @@
           </w:tcPr>
           <w:p>
             <w:pPr>
+              <w:keepNext/>
               <w:spacing w:before="60" w:after="20"/>
               <w:jc w:val="left"/>
             </w:pPr>
@@ -487,6 +501,7 @@
           </w:p>
           <w:p>
             <w:pPr>
+              <w:keepNext/>
               <w:spacing w:before="0" w:after="60"/>
               <w:jc w:val="left"/>
             </w:pPr>
@@ -497,7 +512,7 @@
                 <w:color w:val="FFFFFF"/>
                 <w:sz w:val="17"/>
               </w:rPr>
-              <w:t>O que se quer resolver, o objetivo, e os critérios pelos quais o sistema será julgado.</w:t>
+              <w:t>O problema, o objetivo e os critérios pelos quais o sistema será julgado.</w:t>
             </w:r>
           </w:p>
         </w:tc>
@@ -505,7 +520,8 @@
     </w:tbl>
     <w:p>
       <w:pPr>
-        <w:spacing w:after="40"/>
+        <w:keepNext/>
+        <w:spacing w:before="0" w:after="0" w:line="40" w:lineRule="exact"/>
       </w:pPr>
     </w:p>
     <w:p>
@@ -528,7 +544,7 @@
           <w:color w:val="0B0B0B"/>
           <w:sz w:val="19"/>
         </w:rPr>
-        <w:t>Modelos de linguagem já escrevem código competente; o gargalo aparece no trabalho longo — uma tarefa com vinte decisões encadeadas, verificação no meio e correção depois. Os sistemas que existem hoje colocam vários modelos para conversar, mas a coordenação entre eles é escrita como texto dentro do pedido ao modelo: "não modifique arquivos fora do projeto", "não tente mais de três vezes", "não aprove seu próprio trabalho". Instrução dirigida a um modelo é pedido, não garantia.</w:t>
+        <w:t>Modelos de linguagem já escrevem código competente; o gargalo é o trabalho longo, com muitas decisões encadeadas. Os sistemas multi-agente atuais coordenam os agentes com instruções escritas no pedido — "não saia do projeto", "não tente mais de três vezes" — e instrução dirigida a um modelo é pedido, não garantia.</w:t>
       </w:r>
     </w:p>
     <w:tbl>
@@ -549,6 +565,9 @@
         <w:gridCol w:w="9752"/>
       </w:tblGrid>
       <w:tr>
+        <w:trPr>
+          <w:cantSplit/>
+        </w:trPr>
         <w:tc>
           <w:tcPr>
             <w:tcW w:type="dxa" w:w="9865"/>
@@ -566,7 +585,7 @@
                 <w:color w:val="B52C2C"/>
                 <w:sz w:val="17"/>
               </w:rPr>
-              <w:t xml:space="preserve">A IDEIA CENTRAL DO TRABALHO  </w:t>
+              <w:t xml:space="preserve">A IDEIA CENTRAL  </w:t>
             </w:r>
             <w:r>
               <w:rPr>
@@ -574,7 +593,7 @@
                 <w:color w:val="0B0B0B"/>
                 <w:sz w:val="17"/>
               </w:rPr>
-              <w:t>Um sistema multi-agente não falha por escrever mal: falha por governar mal. A proposta é mover cada regra de convivência para onde ela deixe de ser opcional — do texto do pedido para a estrutura do programa. O sistema não precisa ser mais esperto que os existentes; precisa ser mais difícil de operar errado.</w:t>
+              <w:t>Um sistema multi-agente não falha por escrever mal, e sim por governar mal. A proposta é tirar as regras do texto do pedido e colocá-las na estrutura do programa, onde deixam de ser opcionais.</w:t>
             </w:r>
           </w:p>
         </w:tc>
@@ -582,7 +601,7 @@
     </w:tbl>
     <w:p>
       <w:pPr>
-        <w:spacing w:after="20"/>
+        <w:spacing w:before="0" w:after="0" w:line="100" w:lineRule="exact"/>
       </w:pPr>
     </w:p>
     <w:p>
@@ -613,6 +632,32 @@
         <w:gridCol w:w="3251"/>
       </w:tblGrid>
       <w:tr>
+        <w:trPr>
+          <w:cantSplit/>
+          <w:tblHeader/>
+        </w:trPr>
+        <w:tc>
+          <w:tcPr>
+            <w:tcW w:type="dxa" w:w="2438"/>
+            <w:shd w:val="clear" w:fill="2A78D6"/>
+          </w:tcPr>
+          <w:p>
+            <w:pPr>
+              <w:spacing w:after="0" w:before="0"/>
+              <w:jc w:val="left"/>
+            </w:pPr>
+            <w:r/>
+            <w:r>
+              <w:rPr>
+                <w:rFonts w:ascii="Calibri" w:hAnsi="Calibri" w:eastAsia="Calibri"/>
+                <w:b/>
+                <w:color w:val="FFFFFF"/>
+                <w:sz w:val="16"/>
+              </w:rPr>
+              <w:t>A regra</w:t>
+            </w:r>
+          </w:p>
+        </w:tc>
         <w:tc>
           <w:tcPr>
             <w:tcW w:type="dxa" w:w="2268"/>
@@ -631,13 +676,13 @@
                 <w:color w:val="FFFFFF"/>
                 <w:sz w:val="16"/>
               </w:rPr>
-              <w:t>A regra</w:t>
+              <w:t>Como costuma existir</w:t>
             </w:r>
           </w:p>
         </w:tc>
         <w:tc>
           <w:tcPr>
-            <w:tcW w:type="dxa" w:w="2494"/>
+            <w:tcW w:type="dxa" w:w="5159"/>
             <w:shd w:val="clear" w:fill="2A78D6"/>
           </w:tcPr>
           <w:p>
@@ -653,34 +698,36 @@
                 <w:color w:val="FFFFFF"/>
                 <w:sz w:val="16"/>
               </w:rPr>
-              <w:t>Como ela costuma existir</w:t>
-            </w:r>
-          </w:p>
-        </w:tc>
-        <w:tc>
-          <w:tcPr>
-            <w:tcW w:type="dxa" w:w="5102"/>
-            <w:shd w:val="clear" w:fill="2A78D6"/>
-          </w:tcPr>
-          <w:p>
-            <w:pPr>
-              <w:spacing w:after="0" w:before="0"/>
-              <w:jc w:val="left"/>
-            </w:pPr>
-            <w:r/>
-            <w:r>
-              <w:rPr>
-                <w:rFonts w:ascii="Calibri" w:hAnsi="Calibri" w:eastAsia="Calibri"/>
-                <w:b/>
-                <w:color w:val="FFFFFF"/>
-                <w:sz w:val="16"/>
-              </w:rPr>
-              <w:t>Onde ela vai passar a morar</w:t>
+              <w:t>Onde vai morar</w:t>
             </w:r>
           </w:p>
         </w:tc>
       </w:tr>
       <w:tr>
+        <w:trPr>
+          <w:cantSplit/>
+        </w:trPr>
+        <w:tc>
+          <w:tcPr>
+            <w:tcW w:type="dxa" w:w="2438"/>
+          </w:tcPr>
+          <w:p>
+            <w:pPr>
+              <w:spacing w:after="0" w:before="0" w:line="240" w:lineRule="auto"/>
+              <w:jc w:val="left"/>
+            </w:pPr>
+            <w:r/>
+            <w:r>
+              <w:rPr>
+                <w:rFonts w:ascii="Calibri" w:hAnsi="Calibri" w:eastAsia="Calibri"/>
+                <w:b/>
+                <w:color w:val="0B0B0B"/>
+                <w:sz w:val="16"/>
+              </w:rPr>
+              <w:t>Não escrever fora do projeto</w:t>
+            </w:r>
+          </w:p>
+        </w:tc>
         <w:tc>
           <w:tcPr>
             <w:tcW w:type="dxa" w:w="2268"/>
@@ -694,17 +741,17 @@
             <w:r>
               <w:rPr>
                 <w:rFonts w:ascii="Calibri" w:hAnsi="Calibri" w:eastAsia="Calibri"/>
-                <w:b/>
-                <w:color w:val="0B0B0B"/>
+                <w:b w:val="0"/>
+                <w:color w:val="52514E"/>
                 <w:sz w:val="16"/>
               </w:rPr>
-              <w:t>Não escrever fora do projeto</w:t>
+              <w:t>pedido no texto</w:t>
             </w:r>
           </w:p>
         </w:tc>
         <w:tc>
           <w:tcPr>
-            <w:tcW w:type="dxa" w:w="2494"/>
+            <w:tcW w:type="dxa" w:w="5159"/>
           </w:tcPr>
           <w:p>
             <w:pPr>
@@ -719,13 +766,19 @@
                 <w:color w:val="52514E"/>
                 <w:sz w:val="16"/>
               </w:rPr>
-              <w:t>um pedido no texto</w:t>
+              <w:t>a ferramenta de escrita recusa o caminho — o agente não tem como tentar</w:t>
             </w:r>
           </w:p>
         </w:tc>
+      </w:tr>
+      <w:tr>
+        <w:trPr>
+          <w:cantSplit/>
+        </w:trPr>
         <w:tc>
           <w:tcPr>
-            <w:tcW w:type="dxa" w:w="5102"/>
+            <w:tcW w:type="dxa" w:w="2438"/>
+            <w:shd w:val="clear" w:fill="F5F5F2"/>
           </w:tcPr>
           <w:p>
             <w:pPr>
@@ -736,16 +789,14 @@
             <w:r>
               <w:rPr>
                 <w:rFonts w:ascii="Calibri" w:hAnsi="Calibri" w:eastAsia="Calibri"/>
-                <w:b w:val="0"/>
-                <w:color w:val="52514E"/>
+                <w:b/>
+                <w:color w:val="0B0B0B"/>
                 <w:sz w:val="16"/>
               </w:rPr>
-              <w:t>a ferramenta de escrita resolve o caminho e recusa — o agente não tem como tentar</w:t>
+              <w:t>No máximo três tentativas</w:t>
             </w:r>
           </w:p>
         </w:tc>
-      </w:tr>
-      <w:tr>
         <w:tc>
           <w:tcPr>
             <w:tcW w:type="dxa" w:w="2268"/>
@@ -760,17 +811,17 @@
             <w:r>
               <w:rPr>
                 <w:rFonts w:ascii="Calibri" w:hAnsi="Calibri" w:eastAsia="Calibri"/>
-                <w:b/>
-                <w:color w:val="0B0B0B"/>
+                <w:b w:val="0"/>
+                <w:color w:val="52514E"/>
                 <w:sz w:val="16"/>
               </w:rPr>
-              <w:t>No máximo três tentativas</w:t>
+              <w:t>lembrete que pode ser ignorado</w:t>
             </w:r>
           </w:p>
         </w:tc>
         <w:tc>
           <w:tcPr>
-            <w:tcW w:type="dxa" w:w="2494"/>
+            <w:tcW w:type="dxa" w:w="5159"/>
             <w:shd w:val="clear" w:fill="F5F5F2"/>
           </w:tcPr>
           <w:p>
@@ -786,14 +837,18 @@
                 <w:color w:val="52514E"/>
                 <w:sz w:val="16"/>
               </w:rPr>
-              <w:t>um lembrete que pode ser ignorado</w:t>
+              <w:t>contador no banco de dados, que o agente não consegue alterar</w:t>
             </w:r>
           </w:p>
         </w:tc>
+      </w:tr>
+      <w:tr>
+        <w:trPr>
+          <w:cantSplit/>
+        </w:trPr>
         <w:tc>
           <w:tcPr>
-            <w:tcW w:type="dxa" w:w="5102"/>
-            <w:shd w:val="clear" w:fill="F5F5F2"/>
+            <w:tcW w:type="dxa" w:w="2438"/>
           </w:tcPr>
           <w:p>
             <w:pPr>
@@ -804,16 +859,14 @@
             <w:r>
               <w:rPr>
                 <w:rFonts w:ascii="Calibri" w:hAnsi="Calibri" w:eastAsia="Calibri"/>
-                <w:b w:val="0"/>
-                <w:color w:val="52514E"/>
+                <w:b/>
+                <w:color w:val="0B0B0B"/>
                 <w:sz w:val="16"/>
               </w:rPr>
-              <w:t>uma coluna do banco de dados, contada pelo sistema; o agente não recebe ferramenta para alterá-la</w:t>
+              <w:t>Quem constrói não aprova</w:t>
             </w:r>
           </w:p>
         </w:tc>
-      </w:tr>
-      <w:tr>
         <w:tc>
           <w:tcPr>
             <w:tcW w:type="dxa" w:w="2268"/>
@@ -827,17 +880,17 @@
             <w:r>
               <w:rPr>
                 <w:rFonts w:ascii="Calibri" w:hAnsi="Calibri" w:eastAsia="Calibri"/>
-                <w:b/>
-                <w:color w:val="0B0B0B"/>
+                <w:b w:val="0"/>
+                <w:color w:val="52514E"/>
                 <w:sz w:val="16"/>
               </w:rPr>
-              <w:t>Quem constrói não aprova</w:t>
+              <w:t>combinação de papéis</w:t>
             </w:r>
           </w:p>
         </w:tc>
         <w:tc>
           <w:tcPr>
-            <w:tcW w:type="dxa" w:w="2494"/>
+            <w:tcW w:type="dxa" w:w="5159"/>
           </w:tcPr>
           <w:p>
             <w:pPr>
@@ -852,13 +905,19 @@
                 <w:color w:val="52514E"/>
                 <w:sz w:val="16"/>
               </w:rPr>
-              <w:t>uma combinação de papéis</w:t>
+              <w:t>quem revisa não recebe nenhuma ferramenta de escrita</w:t>
             </w:r>
           </w:p>
         </w:tc>
+      </w:tr>
+      <w:tr>
+        <w:trPr>
+          <w:cantSplit/>
+        </w:trPr>
         <w:tc>
           <w:tcPr>
-            <w:tcW w:type="dxa" w:w="5102"/>
+            <w:tcW w:type="dxa" w:w="2438"/>
+            <w:shd w:val="clear" w:fill="F5F5F2"/>
           </w:tcPr>
           <w:p>
             <w:pPr>
@@ -869,16 +928,14 @@
             <w:r>
               <w:rPr>
                 <w:rFonts w:ascii="Calibri" w:hAnsi="Calibri" w:eastAsia="Calibri"/>
-                <w:b w:val="0"/>
-                <w:color w:val="52514E"/>
+                <w:b/>
+                <w:color w:val="0B0B0B"/>
                 <w:sz w:val="16"/>
               </w:rPr>
-              <w:t>quem revisa não recebe nenhuma ferramenta que escreva em arquivo</w:t>
+              <w:t>Não estourar o orçamento</w:t>
             </w:r>
           </w:p>
         </w:tc>
-      </w:tr>
-      <w:tr>
         <w:tc>
           <w:tcPr>
             <w:tcW w:type="dxa" w:w="2268"/>
@@ -893,17 +950,17 @@
             <w:r>
               <w:rPr>
                 <w:rFonts w:ascii="Calibri" w:hAnsi="Calibri" w:eastAsia="Calibri"/>
-                <w:b/>
-                <w:color w:val="0B0B0B"/>
+                <w:b w:val="0"/>
+                <w:color w:val="52514E"/>
                 <w:sz w:val="16"/>
               </w:rPr>
-              <w:t>Não estourar o orçamento</w:t>
+              <w:t>recomendação</w:t>
             </w:r>
           </w:p>
         </w:tc>
         <w:tc>
           <w:tcPr>
-            <w:tcW w:type="dxa" w:w="2494"/>
+            <w:tcW w:type="dxa" w:w="5159"/>
             <w:shd w:val="clear" w:fill="F5F5F2"/>
           </w:tcPr>
           <w:p>
@@ -919,29 +976,7 @@
                 <w:color w:val="52514E"/>
                 <w:sz w:val="16"/>
               </w:rPr>
-              <w:t>uma recomendação</w:t>
-            </w:r>
-          </w:p>
-        </w:tc>
-        <w:tc>
-          <w:tcPr>
-            <w:tcW w:type="dxa" w:w="5102"/>
-            <w:shd w:val="clear" w:fill="F5F5F2"/>
-          </w:tcPr>
-          <w:p>
-            <w:pPr>
-              <w:spacing w:after="0" w:before="0" w:line="240" w:lineRule="auto"/>
-              <w:jc w:val="left"/>
-            </w:pPr>
-            <w:r/>
-            <w:r>
-              <w:rPr>
-                <w:rFonts w:ascii="Calibri" w:hAnsi="Calibri" w:eastAsia="Calibri"/>
-                <w:b w:val="0"/>
-                <w:color w:val="52514E"/>
-                <w:sz w:val="16"/>
-              </w:rPr>
-              <w:t>o sistema impede o trabalho de começar quando o custo estimado não cabe</w:t>
+              <w:t>o sistema não deixa começar o trabalho que não cabe</w:t>
             </w:r>
           </w:p>
         </w:tc>
@@ -949,7 +984,7 @@
     </w:tbl>
     <w:p>
       <w:pPr>
-        <w:spacing w:after="20"/>
+        <w:spacing w:before="0" w:after="0" w:line="100" w:lineRule="exact"/>
       </w:pPr>
     </w:p>
     <w:p>
@@ -972,7 +1007,7 @@
           <w:color w:val="0B0B0B"/>
           <w:sz w:val="19"/>
         </w:rPr>
-        <w:t>Projetar, implementar e avaliar um sistema multi-agente para construção de software em que as regras de governança sejam impostas pela estrutura do programa, e não pedidas em linguagem natural a um modelo — e refiná-lo em uso real, com projetos de teste, até atingir os critérios de desempenho definidos a seguir.</w:t>
+        <w:t>Construir um sistema multi-agente de construção de software em que as regras de governança sejam impostas pela estrutura do programa, e refiná-lo com projetos de teste até atingir os critérios de desempenho abaixo.</w:t>
       </w:r>
     </w:p>
     <w:p>
@@ -995,7 +1030,7 @@
           <w:color w:val="52514E"/>
           <w:sz w:val="18"/>
         </w:rPr>
-        <w:t>São os critérios pelos quais o sistema será julgado, e a condição de parada da validação: as etapas E8 a E10 repetem o ciclo de testar, medir e corrigir até todos serem atingidos. Os limites são aprovados na E1, antes de existir código, e não mudam durante a validação — o que se ajusta é o sistema, nunca a régua. Os cinco projetos de teste são definidos na E2 e não são usados durante a construção, para que o sistema não seja moldado para eles.</w:t>
+        <w:t>São a condição de parada da validação: as etapas da E8 à E10 repetem testar, medir e corrigir até todos serem atingidos. Os limites e os cinco projetos de teste são definidos na E1, não são usados na construção e não mudam — ajusta-se o sistema, nunca a régua.</w:t>
       </w:r>
     </w:p>
     <w:tbl>
@@ -1018,9 +1053,13 @@
         <w:gridCol w:w="3251"/>
       </w:tblGrid>
       <w:tr>
+        <w:trPr>
+          <w:cantSplit/>
+          <w:tblHeader/>
+        </w:trPr>
         <w:tc>
           <w:tcPr>
-            <w:tcW w:type="dxa" w:w="1871"/>
+            <w:tcW w:type="dxa" w:w="1984"/>
             <w:shd w:val="clear" w:fill="2A78D6"/>
           </w:tcPr>
           <w:p>
@@ -1042,7 +1081,7 @@
         </w:tc>
         <w:tc>
           <w:tcPr>
-            <w:tcW w:type="dxa" w:w="4535"/>
+            <w:tcW w:type="dxa" w:w="4706"/>
             <w:shd w:val="clear" w:fill="2A78D6"/>
           </w:tcPr>
           <w:p>
@@ -1064,7 +1103,7 @@
         </w:tc>
         <w:tc>
           <w:tcPr>
-            <w:tcW w:type="dxa" w:w="3458"/>
+            <w:tcW w:type="dxa" w:w="3175"/>
             <w:shd w:val="clear" w:fill="2A78D6"/>
           </w:tcPr>
           <w:p>
@@ -1086,9 +1125,12 @@
         </w:tc>
       </w:tr>
       <w:tr>
+        <w:trPr>
+          <w:cantSplit/>
+        </w:trPr>
         <w:tc>
           <w:tcPr>
-            <w:tcW w:type="dxa" w:w="1871"/>
+            <w:tcW w:type="dxa" w:w="1984"/>
           </w:tcPr>
           <w:p>
             <w:pPr>
@@ -1109,7 +1151,7 @@
         </w:tc>
         <w:tc>
           <w:tcPr>
-            <w:tcW w:type="dxa" w:w="4535"/>
+            <w:tcW w:type="dxa" w:w="4706"/>
           </w:tcPr>
           <w:p>
             <w:pPr>
@@ -1124,13 +1166,13 @@
                 <w:color w:val="52514E"/>
                 <w:sz w:val="16"/>
               </w:rPr>
-              <w:t>os cinco projetos de teste, executados do pedido à entrega</w:t>
+              <w:t>os cinco projetos de teste, do pedido à entrega</w:t>
             </w:r>
           </w:p>
         </w:tc>
         <w:tc>
           <w:tcPr>
-            <w:tcW w:type="dxa" w:w="3458"/>
+            <w:tcW w:type="dxa" w:w="3175"/>
           </w:tcPr>
           <w:p>
             <w:pPr>
@@ -1145,15 +1187,18 @@
                 <w:color w:val="52514E"/>
                 <w:sz w:val="16"/>
               </w:rPr>
-              <w:t>pelo menos 3 dos 5 chegam à entrega sem nenhuma intervenção</w:t>
+              <w:t>pelo menos 3 sem nenhuma intervenção</w:t>
             </w:r>
           </w:p>
         </w:tc>
       </w:tr>
       <w:tr>
+        <w:trPr>
+          <w:cantSplit/>
+        </w:trPr>
         <w:tc>
           <w:tcPr>
-            <w:tcW w:type="dxa" w:w="1871"/>
+            <w:tcW w:type="dxa" w:w="1984"/>
             <w:shd w:val="clear" w:fill="F5F5F2"/>
           </w:tcPr>
           <w:p>
@@ -1175,7 +1220,7 @@
         </w:tc>
         <w:tc>
           <w:tcPr>
-            <w:tcW w:type="dxa" w:w="4535"/>
+            <w:tcW w:type="dxa" w:w="4706"/>
             <w:shd w:val="clear" w:fill="F5F5F2"/>
           </w:tcPr>
           <w:p>
@@ -1191,13 +1236,13 @@
                 <w:color w:val="52514E"/>
                 <w:sz w:val="16"/>
               </w:rPr>
-              <w:t>proporção de tarefas concluídas, somando os cinco projetos</w:t>
+              <w:t>tarefas concluídas nos cinco projetos</w:t>
             </w:r>
           </w:p>
         </w:tc>
         <w:tc>
           <w:tcPr>
-            <w:tcW w:type="dxa" w:w="3458"/>
+            <w:tcW w:type="dxa" w:w="3175"/>
             <w:shd w:val="clear" w:fill="F5F5F2"/>
           </w:tcPr>
           <w:p>
@@ -1219,9 +1264,12 @@
         </w:tc>
       </w:tr>
       <w:tr>
+        <w:trPr>
+          <w:cantSplit/>
+        </w:trPr>
         <w:tc>
           <w:tcPr>
-            <w:tcW w:type="dxa" w:w="1871"/>
+            <w:tcW w:type="dxa" w:w="1984"/>
           </w:tcPr>
           <w:p>
             <w:pPr>
@@ -1242,7 +1290,7 @@
         </w:tc>
         <w:tc>
           <w:tcPr>
-            <w:tcW w:type="dxa" w:w="4535"/>
+            <w:tcW w:type="dxa" w:w="4706"/>
           </w:tcPr>
           <w:p>
             <w:pPr>
@@ -1257,13 +1305,13 @@
                 <w:color w:val="52514E"/>
                 <w:sz w:val="16"/>
               </w:rPr>
-              <w:t>média de execuções por tarefa concluída</w:t>
+              <w:t>execuções por tarefa concluída, em média</w:t>
             </w:r>
           </w:p>
         </w:tc>
         <w:tc>
           <w:tcPr>
-            <w:tcW w:type="dxa" w:w="3458"/>
+            <w:tcW w:type="dxa" w:w="3175"/>
           </w:tcPr>
           <w:p>
             <w:pPr>
@@ -1278,15 +1326,18 @@
                 <w:color w:val="52514E"/>
                 <w:sz w:val="16"/>
               </w:rPr>
-              <w:t>até 2 execuções por tarefa</w:t>
+              <w:t>até 2</w:t>
             </w:r>
           </w:p>
         </w:tc>
       </w:tr>
       <w:tr>
+        <w:trPr>
+          <w:cantSplit/>
+        </w:trPr>
         <w:tc>
           <w:tcPr>
-            <w:tcW w:type="dxa" w:w="1871"/>
+            <w:tcW w:type="dxa" w:w="1984"/>
             <w:shd w:val="clear" w:fill="F5F5F2"/>
           </w:tcPr>
           <w:p>
@@ -1308,7 +1359,7 @@
         </w:tc>
         <w:tc>
           <w:tcPr>
-            <w:tcW w:type="dxa" w:w="4535"/>
+            <w:tcW w:type="dxa" w:w="4706"/>
             <w:shd w:val="clear" w:fill="F5F5F2"/>
           </w:tcPr>
           <w:p>
@@ -1324,13 +1375,13 @@
                 <w:color w:val="52514E"/>
                 <w:sz w:val="16"/>
               </w:rPr>
-              <w:t>tarefas concluídas que falham nos próprios critérios de aceite quando verificadas de novo</w:t>
+              <w:t>tarefas concluídas que falham ao ser verificadas de novo</w:t>
             </w:r>
           </w:p>
         </w:tc>
         <w:tc>
           <w:tcPr>
-            <w:tcW w:type="dxa" w:w="3458"/>
+            <w:tcW w:type="dxa" w:w="3175"/>
             <w:shd w:val="clear" w:fill="F5F5F2"/>
           </w:tcPr>
           <w:p>
@@ -1352,9 +1403,12 @@
         </w:tc>
       </w:tr>
       <w:tr>
+        <w:trPr>
+          <w:cantSplit/>
+        </w:trPr>
         <w:tc>
           <w:tcPr>
-            <w:tcW w:type="dxa" w:w="1871"/>
+            <w:tcW w:type="dxa" w:w="1984"/>
           </w:tcPr>
           <w:p>
             <w:pPr>
@@ -1375,7 +1429,7 @@
         </w:tc>
         <w:tc>
           <w:tcPr>
-            <w:tcW w:type="dxa" w:w="4535"/>
+            <w:tcW w:type="dxa" w:w="4706"/>
           </w:tcPr>
           <w:p>
             <w:pPr>
@@ -1390,13 +1444,13 @@
                 <w:color w:val="52514E"/>
                 <w:sz w:val="16"/>
               </w:rPr>
-              <w:t>tentativas provocadas de quebrar cada uma das quatro regras da tabela acima</w:t>
+              <w:t>tentativas provocadas de quebrar as quatro regras acima</w:t>
             </w:r>
           </w:p>
         </w:tc>
         <w:tc>
           <w:tcPr>
-            <w:tcW w:type="dxa" w:w="3458"/>
+            <w:tcW w:type="dxa" w:w="3175"/>
           </w:tcPr>
           <w:p>
             <w:pPr>
@@ -1411,15 +1465,18 @@
                 <w:color w:val="52514E"/>
                 <w:sz w:val="16"/>
               </w:rPr>
-              <w:t>todas barradas pela estrutura do programa</w:t>
+              <w:t>todas barradas</w:t>
             </w:r>
           </w:p>
         </w:tc>
       </w:tr>
       <w:tr>
+        <w:trPr>
+          <w:cantSplit/>
+        </w:trPr>
         <w:tc>
           <w:tcPr>
-            <w:tcW w:type="dxa" w:w="1871"/>
+            <w:tcW w:type="dxa" w:w="1984"/>
             <w:shd w:val="clear" w:fill="F5F5F2"/>
           </w:tcPr>
           <w:p>
@@ -1441,7 +1498,7 @@
         </w:tc>
         <w:tc>
           <w:tcPr>
-            <w:tcW w:type="dxa" w:w="4535"/>
+            <w:tcW w:type="dxa" w:w="4706"/>
             <w:shd w:val="clear" w:fill="F5F5F2"/>
           </w:tcPr>
           <w:p>
@@ -1457,13 +1514,13 @@
                 <w:color w:val="52514E"/>
                 <w:sz w:val="16"/>
               </w:rPr>
-              <w:t>falhas provocadas: agente encerrado no meio da tarefa, banco de dados derrubado</w:t>
+              <w:t>agente encerrado no meio da tarefa; banco de dados derrubado</w:t>
             </w:r>
           </w:p>
         </w:tc>
         <w:tc>
           <w:tcPr>
-            <w:tcW w:type="dxa" w:w="3458"/>
+            <w:tcW w:type="dxa" w:w="3175"/>
             <w:shd w:val="clear" w:fill="F5F5F2"/>
           </w:tcPr>
           <w:p>
@@ -1479,15 +1536,18 @@
                 <w:color w:val="52514E"/>
                 <w:sz w:val="16"/>
               </w:rPr>
-              <w:t>todas recuperadas sem perder trabalho, e as demais tarefas seguem</w:t>
+              <w:t>recuperação sem perder trabalho</w:t>
             </w:r>
           </w:p>
         </w:tc>
       </w:tr>
       <w:tr>
+        <w:trPr>
+          <w:cantSplit/>
+        </w:trPr>
         <w:tc>
           <w:tcPr>
-            <w:tcW w:type="dxa" w:w="1871"/>
+            <w:tcW w:type="dxa" w:w="1984"/>
           </w:tcPr>
           <w:p>
             <w:pPr>
@@ -1508,7 +1568,7 @@
         </w:tc>
         <w:tc>
           <w:tcPr>
-            <w:tcW w:type="dxa" w:w="4535"/>
+            <w:tcW w:type="dxa" w:w="4706"/>
           </w:tcPr>
           <w:p>
             <w:pPr>
@@ -1523,13 +1583,13 @@
                 <w:color w:val="52514E"/>
                 <w:sz w:val="16"/>
               </w:rPr>
-              <w:t>rodadas que ultrapassam o teto de gasto declarado antes delas</w:t>
+              <w:t>rodadas que passam do teto de gasto</w:t>
             </w:r>
           </w:p>
         </w:tc>
         <w:tc>
           <w:tcPr>
-            <w:tcW w:type="dxa" w:w="3458"/>
+            <w:tcW w:type="dxa" w:w="3175"/>
           </w:tcPr>
           <w:p>
             <w:pPr>
@@ -1550,9 +1610,12 @@
         </w:tc>
       </w:tr>
       <w:tr>
+        <w:trPr>
+          <w:cantSplit/>
+        </w:trPr>
         <w:tc>
           <w:tcPr>
-            <w:tcW w:type="dxa" w:w="1871"/>
+            <w:tcW w:type="dxa" w:w="1984"/>
             <w:shd w:val="clear" w:fill="F5F5F2"/>
           </w:tcPr>
           <w:p>
@@ -1574,7 +1637,7 @@
         </w:tc>
         <w:tc>
           <w:tcPr>
-            <w:tcW w:type="dxa" w:w="4535"/>
+            <w:tcW w:type="dxa" w:w="4706"/>
             <w:shd w:val="clear" w:fill="F5F5F2"/>
           </w:tcPr>
           <w:p>
@@ -1596,7 +1659,7 @@
         </w:tc>
         <w:tc>
           <w:tcPr>
-            <w:tcW w:type="dxa" w:w="3458"/>
+            <w:tcW w:type="dxa" w:w="3175"/>
             <w:shd w:val="clear" w:fill="F5F5F2"/>
           </w:tcPr>
           <w:p>
@@ -1612,7 +1675,7 @@
                 <w:color w:val="52514E"/>
                 <w:sz w:val="16"/>
               </w:rPr>
-              <w:t>até 8 GB (requisito R9)</w:t>
+              <w:t>até 8 GB</w:t>
             </w:r>
           </w:p>
         </w:tc>
@@ -1620,20 +1683,12 @@
     </w:tbl>
     <w:p>
       <w:pPr>
-        <w:spacing w:after="20"/>
+        <w:spacing w:before="0" w:after="0" w:line="100" w:lineRule="exact"/>
       </w:pPr>
     </w:p>
     <w:p>
       <w:pPr>
-        <w:spacing w:after="0"/>
-      </w:pPr>
-      <w:r>
-        <w:br w:type="page"/>
-      </w:r>
-    </w:p>
-    <w:p>
-      <w:pPr>
-        <w:spacing w:after="40"/>
+        <w:spacing w:before="0" w:after="0" w:line="160" w:lineRule="exact"/>
       </w:pPr>
     </w:p>
     <w:tbl>
@@ -1654,6 +1709,9 @@
         <w:gridCol w:w="9752"/>
       </w:tblGrid>
       <w:tr>
+        <w:trPr>
+          <w:cantSplit/>
+        </w:trPr>
         <w:tc>
           <w:tcPr>
             <w:tcW w:type="dxa" w:w="9865"/>
@@ -1661,6 +1719,7 @@
           </w:tcPr>
           <w:p>
             <w:pPr>
+              <w:keepNext/>
               <w:spacing w:before="60" w:after="20"/>
               <w:jc w:val="left"/>
             </w:pPr>
@@ -1685,6 +1744,7 @@
           </w:p>
           <w:p>
             <w:pPr>
+              <w:keepNext/>
               <w:spacing w:before="0" w:after="60"/>
               <w:jc w:val="left"/>
             </w:pPr>
@@ -1695,7 +1755,7 @@
                 <w:color w:val="FFFFFF"/>
                 <w:sz w:val="17"/>
               </w:rPr>
-              <w:t>As 10 etapas, o ciclo da validação e quando o orientador recebe cada resultado.</w:t>
+              <w:t>As 10 etapas, a validação e as apresentações ao orientador.</w:t>
             </w:r>
           </w:p>
         </w:tc>
@@ -1703,11 +1763,13 @@
     </w:tbl>
     <w:p>
       <w:pPr>
-        <w:spacing w:after="40"/>
+        <w:keepNext/>
+        <w:spacing w:before="0" w:after="0" w:line="40" w:lineRule="exact"/>
       </w:pPr>
     </w:p>
     <w:p>
       <w:pPr>
+        <w:keepNext/>
         <w:spacing w:before="60" w:after="20"/>
         <w:jc w:val="center"/>
       </w:pPr>
@@ -1748,7 +1810,7 @@
     </w:p>
     <w:p>
       <w:pPr>
-        <w:spacing w:after="100"/>
+        <w:spacing w:after="120"/>
         <w:jc w:val="center"/>
       </w:pPr>
       <w:r>
@@ -1758,7 +1820,7 @@
           <w:color w:val="898781"/>
           <w:sz w:val="15"/>
         </w:rPr>
-        <w:t>Figura 2 — As 10 etapas. As linhas tracejadas marcam o início e o fim do desenvolvimento e o prazo final.</w:t>
+        <w:t>Figura 2 — As 10 etapas, com o início e o fim do desenvolvimento e o prazo final.</w:t>
       </w:r>
     </w:p>
     <w:p>
@@ -1773,7 +1835,7 @@
           <w:color w:val="0B0B0B"/>
           <w:sz w:val="19"/>
         </w:rPr>
-        <w:t>Cada etapa termina com uma entrega concreta, e a seguinte só começa quando essa entrega está pronta. As etapas E1 e E2 planejam, as E3 a E7 constroem e as E8 a E10 validam e refinam o sistema com os projetos de teste — sem pausa, do fim do semestre ao início das aulas.</w:t>
+        <w:t>Cada etapa termina numa entrega demonstrável, apresentada ao orientador; a seguinte só começa com ela pronta. A E1 planeja; da E2 à E7, cada etapa constrói uma parte completa do sistema; da E8 à E10, o sistema é validado e refinado.</w:t>
       </w:r>
     </w:p>
     <w:tbl>
@@ -1796,6 +1858,10 @@
         <w:gridCol w:w="3251"/>
       </w:tblGrid>
       <w:tr>
+        <w:trPr>
+          <w:cantSplit/>
+          <w:tblHeader/>
+        </w:trPr>
         <w:tc>
           <w:tcPr>
             <w:tcW w:type="dxa" w:w="1077"/>
@@ -1820,7 +1886,7 @@
         </w:tc>
         <w:tc>
           <w:tcPr>
-            <w:tcW w:type="dxa" w:w="5499"/>
+            <w:tcW w:type="dxa" w:w="5669"/>
             <w:shd w:val="clear" w:fill="2A78D6"/>
           </w:tcPr>
           <w:p>
@@ -1842,7 +1908,7 @@
         </w:tc>
         <w:tc>
           <w:tcPr>
-            <w:tcW w:type="dxa" w:w="3288"/>
+            <w:tcW w:type="dxa" w:w="3118"/>
             <w:shd w:val="clear" w:fill="2A78D6"/>
           </w:tcPr>
           <w:p>
@@ -1864,6 +1930,9 @@
         </w:tc>
       </w:tr>
       <w:tr>
+        <w:trPr>
+          <w:cantSplit/>
+        </w:trPr>
         <w:tc>
           <w:tcPr>
             <w:tcW w:type="dxa" w:w="9864"/>
@@ -1888,6 +1957,9 @@
         </w:tc>
       </w:tr>
       <w:tr>
+        <w:trPr>
+          <w:cantSplit/>
+        </w:trPr>
         <w:tc>
           <w:tcPr>
             <w:tcW w:type="dxa" w:w="1077"/>
@@ -1908,15 +1980,13 @@
               </w:rPr>
               <w:t>E1</w:t>
               <w:br/>
-              <w:t>04/09 a</w:t>
-              <w:br/>
-              <w:t>18/09/2026</w:t>
+              <w:t>04/09–18/09</w:t>
             </w:r>
           </w:p>
         </w:tc>
         <w:tc>
           <w:tcPr>
-            <w:tcW w:type="dxa" w:w="5499"/>
+            <w:tcW w:type="dxa" w:w="5669"/>
             <w:shd w:val="clear" w:fill="F5F5F2"/>
           </w:tcPr>
           <w:p>
@@ -1932,7 +2002,7 @@
                 <w:color w:val="0B0B0B"/>
                 <w:sz w:val="15"/>
               </w:rPr>
-              <w:t xml:space="preserve">Requisitos e estado da arte.  </w:t>
+              <w:t xml:space="preserve">Planejamento e arquitetura.  </w:t>
             </w:r>
             <w:r>
               <w:rPr>
@@ -1941,13 +2011,13 @@
                 <w:color w:val="52514E"/>
                 <w:sz w:val="15"/>
               </w:rPr>
-              <w:t>Descrever o problema com precisão; levantar os requisitos R1 a R15 e definir como cada um será verificado; estudar os sistemas parecidos e escrever o que este trabalho tem de diferente; revisar e aprovar os critérios de desempenho e o limite de cada um.</w:t>
+              <w:t>Levantar os requisitos R1 a R15 e o estado da arte; escolher as ferramentas e desenhar a arquitetura; dividir o trabalho em tarefas; definir os critérios de desempenho e os cinco projetos de teste.</w:t>
             </w:r>
           </w:p>
         </w:tc>
         <w:tc>
           <w:tcPr>
-            <w:tcW w:type="dxa" w:w="3288"/>
+            <w:tcW w:type="dxa" w:w="3118"/>
             <w:shd w:val="clear" w:fill="F5F5F2"/>
           </w:tcPr>
           <w:p>
@@ -1963,90 +2033,15 @@
                 <w:color w:val="52514E"/>
                 <w:sz w:val="15"/>
               </w:rPr>
-              <w:t>Requisitos e critérios de desempenho aprovados, com os limites fixados. É contra esses limites que o sistema será julgado.</w:t>
+              <w:t>Requisitos, arquitetura, tarefas, critérios e projetos de teste aprovados.</w:t>
             </w:r>
           </w:p>
         </w:tc>
       </w:tr>
       <w:tr>
-        <w:tc>
-          <w:tcPr>
-            <w:tcW w:type="dxa" w:w="1077"/>
-          </w:tcPr>
-          <w:p>
-            <w:pPr>
-              <w:spacing w:after="0" w:before="0" w:line="240" w:lineRule="auto"/>
-              <w:jc w:val="left"/>
-            </w:pPr>
-            <w:r/>
-            <w:r>
-              <w:rPr>
-                <w:rFonts w:ascii="Calibri" w:hAnsi="Calibri" w:eastAsia="Calibri"/>
-                <w:b/>
-                <w:color w:val="0B0B0B"/>
-                <w:sz w:val="15"/>
-              </w:rPr>
-              <w:t>E2</w:t>
-              <w:br/>
-              <w:t>19/09 a</w:t>
-              <w:br/>
-              <w:t>03/10/2026</w:t>
-            </w:r>
-          </w:p>
-        </w:tc>
-        <w:tc>
-          <w:tcPr>
-            <w:tcW w:type="dxa" w:w="5499"/>
-          </w:tcPr>
-          <w:p>
-            <w:pPr>
-              <w:spacing w:after="0" w:before="0" w:line="240" w:lineRule="auto"/>
-              <w:jc w:val="left"/>
-            </w:pPr>
-            <w:r/>
-            <w:r>
-              <w:rPr>
-                <w:rFonts w:ascii="Calibri" w:hAnsi="Calibri" w:eastAsia="Calibri"/>
-                <w:b/>
-                <w:color w:val="0B0B0B"/>
-                <w:sz w:val="15"/>
-              </w:rPr>
-              <w:t xml:space="preserve">Arquitetura e ambiente.  </w:t>
-            </w:r>
-            <w:r>
-              <w:rPr>
-                <w:rFonts w:ascii="Calibri" w:hAnsi="Calibri" w:eastAsia="Calibri"/>
-                <w:b w:val="0"/>
-                <w:color w:val="52514E"/>
-                <w:sz w:val="15"/>
-              </w:rPr>
-              <w:t>Escolher a linguagem e as ferramentas, registrando por que cada alternativa foi recusada; desenhar as camadas, o caminho da tarefa e os dois portões; quebrar o sistema em tarefas com critérios de aceite que são comandos; definir os cinco projetos de teste da validação; instalar e testar o ambiente com um roteiro que possa ser repetido.</w:t>
-            </w:r>
-          </w:p>
-        </w:tc>
-        <w:tc>
-          <w:tcPr>
-            <w:tcW w:type="dxa" w:w="3288"/>
-          </w:tcPr>
-          <w:p>
-            <w:pPr>
-              <w:spacing w:after="0" w:before="0" w:line="240" w:lineRule="auto"/>
-              <w:jc w:val="left"/>
-            </w:pPr>
-            <w:r/>
-            <w:r>
-              <w:rPr>
-                <w:rFonts w:ascii="Calibri" w:hAnsi="Calibri" w:eastAsia="Calibri"/>
-                <w:b w:val="0"/>
-                <w:color w:val="52514E"/>
-                <w:sz w:val="15"/>
-              </w:rPr>
-              <w:t>Arquitetura aprovada, lista de tarefas escrita, projetos de teste definidos e ambiente funcionando. É a última etapa antes de programar.</w:t>
-            </w:r>
-          </w:p>
-        </w:tc>
-      </w:tr>
-      <w:tr>
+        <w:trPr>
+          <w:cantSplit/>
+        </w:trPr>
         <w:tc>
           <w:tcPr>
             <w:tcW w:type="dxa" w:w="9864"/>
@@ -2065,90 +2060,15 @@
                 <w:color w:val="FFFFFF"/>
                 <w:sz w:val="15"/>
               </w:rPr>
-              <w:t>INÍCIO DO DESENVOLVIMENTO   ·   04/10/2026</w:t>
+              <w:t>INÍCIO DO DESENVOLVIMENTO   ·   19/09/2026</w:t>
             </w:r>
           </w:p>
         </w:tc>
       </w:tr>
       <w:tr>
-        <w:tc>
-          <w:tcPr>
-            <w:tcW w:type="dxa" w:w="1077"/>
-          </w:tcPr>
-          <w:p>
-            <w:pPr>
-              <w:spacing w:after="0" w:before="0" w:line="240" w:lineRule="auto"/>
-              <w:jc w:val="left"/>
-            </w:pPr>
-            <w:r/>
-            <w:r>
-              <w:rPr>
-                <w:rFonts w:ascii="Calibri" w:hAnsi="Calibri" w:eastAsia="Calibri"/>
-                <w:b/>
-                <w:color w:val="0B0B0B"/>
-                <w:sz w:val="15"/>
-              </w:rPr>
-              <w:t>E3</w:t>
-              <w:br/>
-              <w:t>04/10 a</w:t>
-              <w:br/>
-              <w:t>18/10/2026</w:t>
-            </w:r>
-          </w:p>
-        </w:tc>
-        <w:tc>
-          <w:tcPr>
-            <w:tcW w:type="dxa" w:w="5499"/>
-          </w:tcPr>
-          <w:p>
-            <w:pPr>
-              <w:spacing w:after="0" w:before="0" w:line="240" w:lineRule="auto"/>
-              <w:jc w:val="left"/>
-            </w:pPr>
-            <w:r/>
-            <w:r>
-              <w:rPr>
-                <w:rFonts w:ascii="Calibri" w:hAnsi="Calibri" w:eastAsia="Calibri"/>
-                <w:b/>
-                <w:color w:val="0B0B0B"/>
-                <w:sz w:val="15"/>
-              </w:rPr>
-              <w:t xml:space="preserve">Fundação, agente e ferramentas.  </w:t>
-            </w:r>
-            <w:r>
-              <w:rPr>
-                <w:rFonts w:ascii="Calibri" w:hAnsi="Calibri" w:eastAsia="Calibri"/>
-                <w:b w:val="0"/>
-                <w:color w:val="52514E"/>
-                <w:sz w:val="15"/>
-              </w:rPr>
-              <w:t>Criar o projeto com a verificação de qualidade ligada desde o início; criar o banco de dados com projetos, tarefas, ciclos e custos; construir as ferramentas de arquivo com o confinamento por dentro e a de comando com prazo; colocar o agente para rodar como processo isolado, com o custo de cada resposta gravado.</w:t>
-            </w:r>
-          </w:p>
-        </w:tc>
-        <w:tc>
-          <w:tcPr>
-            <w:tcW w:type="dxa" w:w="3288"/>
-          </w:tcPr>
-          <w:p>
-            <w:pPr>
-              <w:spacing w:after="0" w:before="0" w:line="240" w:lineRule="auto"/>
-              <w:jc w:val="left"/>
-            </w:pPr>
-            <w:r/>
-            <w:r>
-              <w:rPr>
-                <w:rFonts w:ascii="Calibri" w:hAnsi="Calibri" w:eastAsia="Calibri"/>
-                <w:b w:val="0"/>
-                <w:color w:val="52514E"/>
-                <w:sz w:val="15"/>
-              </w:rPr>
-              <w:t>Um agente resolve uma tarefa real do começo ao fim, com o custo gravado — e os testes rodam sem internet e sem consumir o serviço do modelo.</w:t>
-            </w:r>
-          </w:p>
-        </w:tc>
-      </w:tr>
-      <w:tr>
+        <w:trPr>
+          <w:cantSplit/>
+        </w:trPr>
         <w:tc>
           <w:tcPr>
             <w:tcW w:type="dxa" w:w="1077"/>
@@ -2167,17 +2087,15 @@
                 <w:color w:val="0B0B0B"/>
                 <w:sz w:val="15"/>
               </w:rPr>
-              <w:t>E4</w:t>
+              <w:t>E2</w:t>
               <w:br/>
-              <w:t>19/10 a</w:t>
-              <w:br/>
-              <w:t>02/11/2026</w:t>
+              <w:t>19/09–03/10</w:t>
             </w:r>
           </w:p>
         </w:tc>
         <w:tc>
           <w:tcPr>
-            <w:tcW w:type="dxa" w:w="5499"/>
+            <w:tcW w:type="dxa" w:w="5669"/>
             <w:shd w:val="clear" w:fill="F5F5F2"/>
           </w:tcPr>
           <w:p>
@@ -2193,7 +2111,7 @@
                 <w:color w:val="0B0B0B"/>
                 <w:sz w:val="15"/>
               </w:rPr>
-              <w:t xml:space="preserve">Linha de produção de tarefas.  </w:t>
+              <w:t xml:space="preserve">Fundação do sistema.  </w:t>
             </w:r>
             <w:r>
               <w:rPr>
@@ -2202,13 +2120,13 @@
                 <w:color w:val="52514E"/>
                 <w:sz w:val="15"/>
               </w:rPr>
-              <w:t>Implementar os seis estados de uma tarefa, com cada mudança gravada de uma vez só; a fila que libera a tarefa quando as anteriores terminam; a execução automática dos critérios de aceite; os dois portões; e a resposta em quatro degraus quando uma tarefa falha.</w:t>
+              <w:t>Montar o ambiente e o projeto com verificação de qualidade; criar o banco de dados e a contagem de custo; criar as fronteiras do modelo e da busca, com substitutos para teste; cópia de segurança do banco.</w:t>
             </w:r>
           </w:p>
         </w:tc>
         <w:tc>
           <w:tcPr>
-            <w:tcW w:type="dxa" w:w="3288"/>
+            <w:tcW w:type="dxa" w:w="3118"/>
             <w:shd w:val="clear" w:fill="F5F5F2"/>
           </w:tcPr>
           <w:p>
@@ -2224,12 +2142,15 @@
                 <w:color w:val="52514E"/>
                 <w:sz w:val="15"/>
               </w:rPr>
-              <w:t>Uma tarefa percorre os seis estados, é reprovada de propósito, é refeita e conclui — com tudo registrado.</w:t>
+              <w:t>Os testes rodam sem internet e sem consumir o serviço do modelo.</w:t>
             </w:r>
           </w:p>
         </w:tc>
       </w:tr>
       <w:tr>
+        <w:trPr>
+          <w:cantSplit/>
+        </w:trPr>
         <w:tc>
           <w:tcPr>
             <w:tcW w:type="dxa" w:w="1077"/>
@@ -2247,17 +2168,15 @@
                 <w:color w:val="0B0B0B"/>
                 <w:sz w:val="15"/>
               </w:rPr>
-              <w:t>E5</w:t>
+              <w:t>E3</w:t>
               <w:br/>
-              <w:t>03/11 a</w:t>
-              <w:br/>
-              <w:t>17/11/2026</w:t>
+              <w:t>04/10–18/10</w:t>
             </w:r>
           </w:p>
         </w:tc>
         <w:tc>
           <w:tcPr>
-            <w:tcW w:type="dxa" w:w="5499"/>
+            <w:tcW w:type="dxa" w:w="5669"/>
           </w:tcPr>
           <w:p>
             <w:pPr>
@@ -2272,7 +2191,7 @@
                 <w:color w:val="0B0B0B"/>
                 <w:sz w:val="15"/>
               </w:rPr>
-              <w:t xml:space="preserve">Integração e execução em paralelo.  </w:t>
+              <w:t xml:space="preserve">O agente e as ferramentas.  </w:t>
             </w:r>
             <w:r>
               <w:rPr>
@@ -2281,13 +2200,13 @@
                 <w:color w:val="52514E"/>
                 <w:sz w:val="15"/>
               </w:rPr>
-              <w:t>Medir o que o fornecedor do modelo realmente permite controlar, com o instrumento de medição escrito antes de ser usado; provar o confinamento em vez de supor; supervisionar um processo por tarefa em andamento; impedir que duas tarefas mexam no mesmo arquivo e que comece o que não cabe no orçamento.</w:t>
+              <w:t>Ferramentas de arquivo, confinadas, e de comando, com prazo; resumo do projeto para orientar o agente; o agente como processo supervisionado, com limite de chamadas; os adaptadores do fornecedor, com o controle dele medido antes.</w:t>
             </w:r>
           </w:p>
         </w:tc>
         <w:tc>
           <w:tcPr>
-            <w:tcW w:type="dxa" w:w="3288"/>
+            <w:tcW w:type="dxa" w:w="3118"/>
           </w:tcPr>
           <w:p>
             <w:pPr>
@@ -2302,12 +2221,15 @@
                 <w:color w:val="52514E"/>
                 <w:sz w:val="15"/>
               </w:rPr>
-              <w:t>Três tarefas rodam em paralelo; matar uma no meio não afeta as outras, e ela volta à fila. Trocar de fornecedor não exige mexer no núcleo.</w:t>
+              <w:t>Um agente resolve uma tarefa real com o custo gravado, e trocar de fornecedor não mexe no núcleo.</w:t>
             </w:r>
           </w:p>
         </w:tc>
       </w:tr>
       <w:tr>
+        <w:trPr>
+          <w:cantSplit/>
+        </w:trPr>
         <w:tc>
           <w:tcPr>
             <w:tcW w:type="dxa" w:w="1077"/>
@@ -2326,17 +2248,15 @@
                 <w:color w:val="0B0B0B"/>
                 <w:sz w:val="15"/>
               </w:rPr>
-              <w:t>E6</w:t>
+              <w:t>E4</w:t>
               <w:br/>
-              <w:t>18/11 a</w:t>
-              <w:br/>
-              <w:t>02/12/2026</w:t>
+              <w:t>19/10–02/11</w:t>
             </w:r>
           </w:p>
         </w:tc>
         <w:tc>
           <w:tcPr>
-            <w:tcW w:type="dxa" w:w="5499"/>
+            <w:tcW w:type="dxa" w:w="5669"/>
             <w:shd w:val="clear" w:fill="F5F5F2"/>
           </w:tcPr>
           <w:p>
@@ -2352,7 +2272,7 @@
                 <w:color w:val="0B0B0B"/>
                 <w:sz w:val="15"/>
               </w:rPr>
-              <w:t xml:space="preserve">Memória do projeto.  </w:t>
+              <w:t xml:space="preserve">Linha de produção de tarefas.  </w:t>
             </w:r>
             <w:r>
               <w:rPr>
@@ -2361,13 +2281,13 @@
                 <w:color w:val="52514E"/>
                 <w:sz w:val="15"/>
               </w:rPr>
-              <w:t>Medir memória e tempo antes de escolher onde a busca vai rodar; guardar o histórico do projeto conforme ele é escrito; combinar a busca por significado com a busca por termo exato; montar o trecho de contexto que o agente recebe, com a fonte citada.</w:t>
+              <w:t>Os seis estados, com mudança gravada de uma vez só; fila por dependências; equipe de agentes especializados; critérios de aceite executados sozinhos; os dois portões; diagnóstico da reprovação; teto de gasto.</w:t>
             </w:r>
           </w:p>
         </w:tc>
         <w:tc>
           <w:tcPr>
-            <w:tcW w:type="dxa" w:w="3288"/>
+            <w:tcW w:type="dxa" w:w="3118"/>
             <w:shd w:val="clear" w:fill="F5F5F2"/>
           </w:tcPr>
           <w:p>
@@ -2383,12 +2303,15 @@
                 <w:color w:val="52514E"/>
                 <w:sz w:val="15"/>
               </w:rPr>
-              <w:t>Num projeto com histórico, o agente cita a decisão anterior em vez de decidir de novo, e a citação aponta para a fonte certa.</w:t>
+              <w:t>Uma tarefa percorre os seis estados, é reprovada de propósito, é refeita e conclui.</w:t>
             </w:r>
           </w:p>
         </w:tc>
       </w:tr>
       <w:tr>
+        <w:trPr>
+          <w:cantSplit/>
+        </w:trPr>
         <w:tc>
           <w:tcPr>
             <w:tcW w:type="dxa" w:w="1077"/>
@@ -2406,17 +2329,15 @@
                 <w:color w:val="0B0B0B"/>
                 <w:sz w:val="15"/>
               </w:rPr>
-              <w:t>E7</w:t>
+              <w:t>E5</w:t>
               <w:br/>
-              <w:t>03/12 a</w:t>
-              <w:br/>
-              <w:t>17/12/2026</w:t>
+              <w:t>03/11–17/11</w:t>
             </w:r>
           </w:p>
         </w:tc>
         <w:tc>
           <w:tcPr>
-            <w:tcW w:type="dxa" w:w="5499"/>
+            <w:tcW w:type="dxa" w:w="5669"/>
           </w:tcPr>
           <w:p>
             <w:pPr>
@@ -2431,7 +2352,7 @@
                 <w:color w:val="0B0B0B"/>
                 <w:sz w:val="15"/>
               </w:rPr>
-              <w:t xml:space="preserve">Painel e automação.  </w:t>
+              <w:t xml:space="preserve">Paralelismo e tolerância a falhas.  </w:t>
             </w:r>
             <w:r>
               <w:rPr>
@@ -2440,13 +2361,13 @@
                 <w:color w:val="52514E"/>
                 <w:sz w:val="15"/>
               </w:rPr>
-              <w:t>Conferir o que o banco realmente grava contra o que a tela pretende mostrar; construir o quadro de tarefas ao vivo, o console do agente e o custo da rodada; o botão de parar e retomar; e o encadeamento automático de rodadas, com teto de gasto obrigatório.</w:t>
+              <w:t>Um processo supervisionado por tarefa; fila durável no banco; tarefas em paralelo sem disputar arquivo; reconhecer o limite de uso do fornecedor e retomar; recuperar trabalho interrompido.</w:t>
             </w:r>
           </w:p>
         </w:tc>
         <w:tc>
           <w:tcPr>
-            <w:tcW w:type="dxa" w:w="3288"/>
+            <w:tcW w:type="dxa" w:w="3118"/>
           </w:tcPr>
           <w:p>
             <w:pPr>
@@ -2461,12 +2382,176 @@
                 <w:color w:val="52514E"/>
                 <w:sz w:val="15"/>
               </w:rPr>
-              <w:t>Um projeto inteiro é acompanhado na tela do pedido à entrega, com o custo atualizando em tempo real. O sistema está completo para ser validado.</w:t>
+              <w:t>Três tarefas em paralelo; encerrar uma no meio não afeta as outras, e ela volta à fila.</w:t>
             </w:r>
           </w:p>
         </w:tc>
       </w:tr>
       <w:tr>
+        <w:trPr>
+          <w:cantSplit/>
+        </w:trPr>
+        <w:tc>
+          <w:tcPr>
+            <w:tcW w:type="dxa" w:w="1077"/>
+            <w:shd w:val="clear" w:fill="F5F5F2"/>
+          </w:tcPr>
+          <w:p>
+            <w:pPr>
+              <w:spacing w:after="0" w:before="0" w:line="240" w:lineRule="auto"/>
+              <w:jc w:val="left"/>
+            </w:pPr>
+            <w:r/>
+            <w:r>
+              <w:rPr>
+                <w:rFonts w:ascii="Calibri" w:hAnsi="Calibri" w:eastAsia="Calibri"/>
+                <w:b/>
+                <w:color w:val="0B0B0B"/>
+                <w:sz w:val="15"/>
+              </w:rPr>
+              <w:t>E6</w:t>
+              <w:br/>
+              <w:t>18/11–02/12</w:t>
+            </w:r>
+          </w:p>
+        </w:tc>
+        <w:tc>
+          <w:tcPr>
+            <w:tcW w:type="dxa" w:w="5669"/>
+            <w:shd w:val="clear" w:fill="F5F5F2"/>
+          </w:tcPr>
+          <w:p>
+            <w:pPr>
+              <w:spacing w:after="0" w:before="0" w:line="240" w:lineRule="auto"/>
+              <w:jc w:val="left"/>
+            </w:pPr>
+            <w:r/>
+            <w:r>
+              <w:rPr>
+                <w:rFonts w:ascii="Calibri" w:hAnsi="Calibri" w:eastAsia="Calibri"/>
+                <w:b/>
+                <w:color w:val="0B0B0B"/>
+                <w:sz w:val="15"/>
+              </w:rPr>
+              <w:t xml:space="preserve">Memória do projeto.  </w:t>
+            </w:r>
+            <w:r>
+              <w:rPr>
+                <w:rFonts w:ascii="Calibri" w:hAnsi="Calibri" w:eastAsia="Calibri"/>
+                <w:b w:val="0"/>
+                <w:color w:val="52514E"/>
+                <w:sz w:val="15"/>
+              </w:rPr>
+              <w:t>Medir memória e tempo antes de escolher onde a busca roda; guardar o histórico a cada alteração; buscar por significado e por termo exato; entregar o contexto com a fonte citada; avaliar a qualidade da busca.</w:t>
+            </w:r>
+          </w:p>
+        </w:tc>
+        <w:tc>
+          <w:tcPr>
+            <w:tcW w:type="dxa" w:w="3118"/>
+            <w:shd w:val="clear" w:fill="F5F5F2"/>
+          </w:tcPr>
+          <w:p>
+            <w:pPr>
+              <w:spacing w:after="0" w:before="0" w:line="240" w:lineRule="auto"/>
+              <w:jc w:val="left"/>
+            </w:pPr>
+            <w:r/>
+            <w:r>
+              <w:rPr>
+                <w:rFonts w:ascii="Calibri" w:hAnsi="Calibri" w:eastAsia="Calibri"/>
+                <w:b w:val="0"/>
+                <w:color w:val="52514E"/>
+                <w:sz w:val="15"/>
+              </w:rPr>
+              <w:t>O agente cita a decisão anterior, com a fonte certa, em vez de decidir de novo.</w:t>
+            </w:r>
+          </w:p>
+        </w:tc>
+      </w:tr>
+      <w:tr>
+        <w:trPr>
+          <w:cantSplit/>
+        </w:trPr>
+        <w:tc>
+          <w:tcPr>
+            <w:tcW w:type="dxa" w:w="1077"/>
+          </w:tcPr>
+          <w:p>
+            <w:pPr>
+              <w:spacing w:after="0" w:before="0" w:line="240" w:lineRule="auto"/>
+              <w:jc w:val="left"/>
+            </w:pPr>
+            <w:r/>
+            <w:r>
+              <w:rPr>
+                <w:rFonts w:ascii="Calibri" w:hAnsi="Calibri" w:eastAsia="Calibri"/>
+                <w:b/>
+                <w:color w:val="0B0B0B"/>
+                <w:sz w:val="15"/>
+              </w:rPr>
+              <w:t>E7</w:t>
+              <w:br/>
+              <w:t>03/12–17/12</w:t>
+            </w:r>
+          </w:p>
+        </w:tc>
+        <w:tc>
+          <w:tcPr>
+            <w:tcW w:type="dxa" w:w="5669"/>
+          </w:tcPr>
+          <w:p>
+            <w:pPr>
+              <w:spacing w:after="0" w:before="0" w:line="240" w:lineRule="auto"/>
+              <w:jc w:val="left"/>
+            </w:pPr>
+            <w:r/>
+            <w:r>
+              <w:rPr>
+                <w:rFonts w:ascii="Calibri" w:hAnsi="Calibri" w:eastAsia="Calibri"/>
+                <w:b/>
+                <w:color w:val="0B0B0B"/>
+                <w:sz w:val="15"/>
+              </w:rPr>
+              <w:t xml:space="preserve">Painel e automação.  </w:t>
+            </w:r>
+            <w:r>
+              <w:rPr>
+                <w:rFonts w:ascii="Calibri" w:hAnsi="Calibri" w:eastAsia="Calibri"/>
+                <w:b w:val="0"/>
+                <w:color w:val="52514E"/>
+                <w:sz w:val="15"/>
+              </w:rPr>
+              <w:t>Medidas de cada execução; quadro de tarefas e console ao vivo, com custo; parar e retomar; rodadas automáticas com teto de gasto; entregas que não são código; busca de segredos antes de publicar.</w:t>
+            </w:r>
+          </w:p>
+        </w:tc>
+        <w:tc>
+          <w:tcPr>
+            <w:tcW w:type="dxa" w:w="3118"/>
+          </w:tcPr>
+          <w:p>
+            <w:pPr>
+              <w:spacing w:after="0" w:before="0" w:line="240" w:lineRule="auto"/>
+              <w:jc w:val="left"/>
+            </w:pPr>
+            <w:r/>
+            <w:r>
+              <w:rPr>
+                <w:rFonts w:ascii="Calibri" w:hAnsi="Calibri" w:eastAsia="Calibri"/>
+                <w:b w:val="0"/>
+                <w:color w:val="52514E"/>
+                <w:sz w:val="15"/>
+              </w:rPr>
+              <w:t>Um projeto inteiro acompanhado na tela, do pedido à entrega, com o custo em tempo real.</w:t>
+            </w:r>
+          </w:p>
+        </w:tc>
+      </w:tr>
+      <w:tr>
+        <w:trPr>
+          <w:cantSplit/>
+        </w:trPr>
         <w:tc>
           <w:tcPr>
             <w:tcW w:type="dxa" w:w="9864"/>
@@ -2485,12 +2570,15 @@
                 <w:color w:val="FFFFFF"/>
                 <w:sz w:val="15"/>
               </w:rPr>
-              <w:t>FIM DO DESENVOLVIMENTO   ·   17/12/2026   ·   começa a validação e o refinamento</w:t>
+              <w:t>FIM DO DESENVOLVIMENTO   ·   17/12/2026   ·   COMEÇA A VALIDAÇÃO</w:t>
             </w:r>
           </w:p>
         </w:tc>
       </w:tr>
       <w:tr>
+        <w:trPr>
+          <w:cantSplit/>
+        </w:trPr>
         <w:tc>
           <w:tcPr>
             <w:tcW w:type="dxa" w:w="1077"/>
@@ -2510,15 +2598,13 @@
               </w:rPr>
               <w:t>E8</w:t>
               <w:br/>
-              <w:t>18/12 a</w:t>
-              <w:br/>
-              <w:t>01/01/2027</w:t>
+              <w:t>18/12–01/01</w:t>
             </w:r>
           </w:p>
         </w:tc>
         <w:tc>
           <w:tcPr>
-            <w:tcW w:type="dxa" w:w="5499"/>
+            <w:tcW w:type="dxa" w:w="5669"/>
           </w:tcPr>
           <w:p>
             <w:pPr>
@@ -2542,13 +2628,13 @@
                 <w:color w:val="52514E"/>
                 <w:sz w:val="15"/>
               </w:rPr>
-              <w:t>Executar os cinco projetos de teste do pedido à entrega, sem intervenção; medir cada critério de desempenho; testar na máquina de 8 GB com três tarefas em paralelo; provocar falhas de propósito — encerrar agentes, derrubar o banco, esgotar o limite de uso do fornecedor; anotar cada defeito com a sua causa.</w:t>
+              <w:t>Executar os cinco projetos de teste sem intervenção; medir cada critério; testar na máquina de 8 GB; provocar falhas de propósito; registrar cada defeito com a causa.</w:t>
             </w:r>
           </w:p>
         </w:tc>
         <w:tc>
           <w:tcPr>
-            <w:tcW w:type="dxa" w:w="3288"/>
+            <w:tcW w:type="dxa" w:w="3118"/>
           </w:tcPr>
           <w:p>
             <w:pPr>
@@ -2563,12 +2649,15 @@
                 <w:color w:val="52514E"/>
                 <w:sz w:val="15"/>
               </w:rPr>
-              <w:t>A primeira medição completa: quais critérios já foram atingidos, quais não, e a lista de correções em ordem de impacto.</w:t>
+              <w:t>Primeira medição dos critérios e lista de correções por ordem de impacto.</w:t>
             </w:r>
           </w:p>
         </w:tc>
       </w:tr>
       <w:tr>
+        <w:trPr>
+          <w:cantSplit/>
+        </w:trPr>
         <w:tc>
           <w:tcPr>
             <w:tcW w:type="dxa" w:w="1077"/>
@@ -2589,15 +2678,13 @@
               </w:rPr>
               <w:t>E9</w:t>
               <w:br/>
-              <w:t>02/01 a</w:t>
-              <w:br/>
-              <w:t>16/01/2027</w:t>
+              <w:t>02/01–16/01</w:t>
             </w:r>
           </w:p>
         </w:tc>
         <w:tc>
           <w:tcPr>
-            <w:tcW w:type="dxa" w:w="5499"/>
+            <w:tcW w:type="dxa" w:w="5669"/>
             <w:shd w:val="clear" w:fill="F5F5F2"/>
           </w:tcPr>
           <w:p>
@@ -2622,13 +2709,13 @@
                 <w:color w:val="52514E"/>
                 <w:sz w:val="15"/>
               </w:rPr>
-              <w:t>Corrigir os defeitos na ordem de impacto, cada correção com um teste que impede o problema de voltar; mudar o que a medição mostrou que precisa mudar, registrando o motivo; rodar os projetos de teste de novo e medir outra vez — quantas voltas forem necessárias.</w:t>
+              <w:t>Corrigir por ordem de impacto, cada correção com um teste; ajustar o desenho onde a medição indicar; repetir os testes e a medição quantas vezes for preciso.</w:t>
             </w:r>
           </w:p>
         </w:tc>
         <w:tc>
           <w:tcPr>
-            <w:tcW w:type="dxa" w:w="3288"/>
+            <w:tcW w:type="dxa" w:w="3118"/>
             <w:shd w:val="clear" w:fill="F5F5F2"/>
           </w:tcPr>
           <w:p>
@@ -2644,12 +2731,15 @@
                 <w:color w:val="52514E"/>
                 <w:sz w:val="15"/>
               </w:rPr>
-              <w:t>Nova medição de todos os critérios e a lista do que ainda falta para atingi-los.</w:t>
+              <w:t>Nova medição dos critérios e o que ainda falta para atingi-los.</w:t>
             </w:r>
           </w:p>
         </w:tc>
       </w:tr>
       <w:tr>
+        <w:trPr>
+          <w:cantSplit/>
+        </w:trPr>
         <w:tc>
           <w:tcPr>
             <w:tcW w:type="dxa" w:w="1077"/>
@@ -2669,17 +2759,15 @@
               </w:rPr>
               <w:t>E10</w:t>
               <w:br/>
-              <w:t>17/01 a</w:t>
+              <w:t>17/01–26/01</w:t>
               <w:br/>
-              <w:t>26/01/2027</w:t>
-              <w:br/>
-              <w:t>(10 dias)</w:t>
+              <w:t>10 dias</w:t>
             </w:r>
           </w:p>
         </w:tc>
         <w:tc>
           <w:tcPr>
-            <w:tcW w:type="dxa" w:w="5499"/>
+            <w:tcW w:type="dxa" w:w="5669"/>
           </w:tcPr>
           <w:p>
             <w:pPr>
@@ -2703,13 +2791,13 @@
                 <w:color w:val="52514E"/>
                 <w:sz w:val="15"/>
               </w:rPr>
-              <w:t>Último ciclo de correção e medição; congelar a versão entregue; medir o valor final de cada critério de desempenho; escrever o documento de entrega com o que foi atingido e o que não foi.</w:t>
+              <w:t>Último ciclo de correção; congelar a versão; medir o valor final de cada critério; escrever o documento de entrega.</w:t>
             </w:r>
           </w:p>
         </w:tc>
         <w:tc>
           <w:tcPr>
-            <w:tcW w:type="dxa" w:w="3288"/>
+            <w:tcW w:type="dxa" w:w="3118"/>
           </w:tcPr>
           <w:p>
             <w:pPr>
@@ -2724,12 +2812,15 @@
                 <w:color w:val="52514E"/>
                 <w:sz w:val="15"/>
               </w:rPr>
-              <w:t>O sistema com os critérios de desempenho atingidos — ou, no que não chegar lá, o valor medido publicado — e o documento de entrega.</w:t>
+              <w:t>Critérios atingidos — ou o valor medido publicado — e documento de entrega.</w:t>
             </w:r>
           </w:p>
         </w:tc>
       </w:tr>
       <w:tr>
+        <w:trPr>
+          <w:cantSplit/>
+        </w:trPr>
         <w:tc>
           <w:tcPr>
             <w:tcW w:type="dxa" w:w="9864"/>
@@ -2748,7 +2839,7 @@
                 <w:color w:val="FFFFFF"/>
                 <w:sz w:val="15"/>
               </w:rPr>
-              <w:t>PRAZO FINAL   ·   26/01/2027   ·   início das aulas</w:t>
+              <w:t>PRAZO FINAL   ·   26/01/2027   ·   INÍCIO DAS AULAS</w:t>
             </w:r>
           </w:p>
         </w:tc>
@@ -2756,7 +2847,7 @@
     </w:tbl>
     <w:p>
       <w:pPr>
-        <w:spacing w:after="20"/>
+        <w:spacing w:before="0" w:after="0" w:line="100" w:lineRule="exact"/>
       </w:pPr>
     </w:p>
     <w:p>
@@ -2779,11 +2870,12 @@
           <w:color w:val="0B0B0B"/>
           <w:sz w:val="19"/>
         </w:rPr>
-        <w:t>As etapas E8 a E10 não seguem uma lista fechada de tarefas: repetem o mesmo ciclo até os critérios de desempenho, da Parte I, serem atingidos. Cada defeito encontrado vira uma correção com a causa registrada e um teste que impede a volta dele. Se a medição mostrar que uma parte do desenho precisa mudar, a mudança entra aqui, registrada com o motivo.</w:t>
+        <w:t>As etapas E8 a E10 não têm lista fechada de tarefas: repetem o ciclo até os critérios serem atingidos. Cada defeito vira uma correção com a causa registrada e um teste; se a medição pedir mudança no desenho, ela entra aqui.</w:t>
       </w:r>
     </w:p>
     <w:p>
       <w:pPr>
+        <w:keepNext/>
         <w:spacing w:before="60" w:after="20"/>
         <w:jc w:val="center"/>
       </w:pPr>
@@ -2824,7 +2916,7 @@
     </w:p>
     <w:p>
       <w:pPr>
-        <w:spacing w:after="100"/>
+        <w:spacing w:after="120"/>
         <w:jc w:val="center"/>
       </w:pPr>
       <w:r>
@@ -2834,7 +2926,7 @@
           <w:color w:val="898781"/>
           <w:sz w:val="15"/>
         </w:rPr>
-        <w:t>Figura 3 — O ciclo da validação. Cada volta termina numa medição; o refinamento para quando os critérios são atingidos, ou quando chega o início das aulas.</w:t>
+        <w:t>Figura 3 — O ciclo da validação: para quando os critérios são atingidos, ou no início das aulas.</w:t>
       </w:r>
     </w:p>
     <w:p>
@@ -2842,7 +2934,7 @@
         <w:pStyle w:val="Heading1"/>
       </w:pPr>
       <w:r>
-        <w:t>6.  O que o orientador recebe, e quando</w:t>
+        <w:t>6.  Apresentações ao orientador</w:t>
       </w:r>
     </w:p>
     <w:tbl>
@@ -2864,6 +2956,10 @@
         <w:gridCol w:w="4876"/>
       </w:tblGrid>
       <w:tr>
+        <w:trPr>
+          <w:cantSplit/>
+          <w:tblHeader/>
+        </w:trPr>
         <w:tc>
           <w:tcPr>
             <w:tcW w:type="dxa" w:w="2494"/>
@@ -2904,12 +3000,15 @@
                 <w:color w:val="FFFFFF"/>
                 <w:sz w:val="16"/>
               </w:rPr>
-              <w:t>O que será entregue</w:t>
+              <w:t>O que será apresentado</w:t>
             </w:r>
           </w:p>
         </w:tc>
       </w:tr>
       <w:tr>
+        <w:trPr>
+          <w:cantSplit/>
+        </w:trPr>
         <w:tc>
           <w:tcPr>
             <w:tcW w:type="dxa" w:w="2494"/>
@@ -2948,12 +3047,15 @@
                 <w:color w:val="52514E"/>
                 <w:sz w:val="16"/>
               </w:rPr>
-              <w:t>Requisitos e critérios de desempenho aprovados, e o estudo dos sistemas parecidos</w:t>
+              <w:t>Requisitos, arquitetura, critérios de desempenho e projetos de teste</w:t>
             </w:r>
           </w:p>
         </w:tc>
       </w:tr>
       <w:tr>
+        <w:trPr>
+          <w:cantSplit/>
+        </w:trPr>
         <w:tc>
           <w:tcPr>
             <w:tcW w:type="dxa" w:w="2494"/>
@@ -2972,7 +3074,7 @@
                 <w:color w:val="0B0B0B"/>
                 <w:sz w:val="16"/>
               </w:rPr>
-              <w:t>03/10/2026  ·  fim da E2</w:t>
+              <w:t>18/10/2026  ·  fim da E3</w:t>
             </w:r>
           </w:p>
         </w:tc>
@@ -2994,12 +3096,15 @@
                 <w:color w:val="52514E"/>
                 <w:sz w:val="16"/>
               </w:rPr>
-              <w:t>Arquitetura com as decisões justificadas, projetos de teste definidos e ambiente funcionando</w:t>
+              <w:t>Um agente resolvendo uma tarefa real, com o custo gravado</w:t>
             </w:r>
           </w:p>
         </w:tc>
       </w:tr>
       <w:tr>
+        <w:trPr>
+          <w:cantSplit/>
+        </w:trPr>
         <w:tc>
           <w:tcPr>
             <w:tcW w:type="dxa" w:w="2494"/>
@@ -3038,12 +3143,15 @@
                 <w:color w:val="52514E"/>
                 <w:sz w:val="16"/>
               </w:rPr>
-              <w:t>Demonstração ao vivo: uma tarefa percorrendo os seis estados, com uma reprovação provocada</w:t>
+              <w:t>Uma tarefa reprovada de propósito, refeita e concluída</w:t>
             </w:r>
           </w:p>
         </w:tc>
       </w:tr>
       <w:tr>
+        <w:trPr>
+          <w:cantSplit/>
+        </w:trPr>
         <w:tc>
           <w:tcPr>
             <w:tcW w:type="dxa" w:w="2494"/>
@@ -3084,12 +3192,15 @@
                 <w:color w:val="52514E"/>
                 <w:sz w:val="16"/>
               </w:rPr>
-              <w:t>Demonstração: três tarefas em paralelo e a recuperação de uma falha provocada</w:t>
+              <w:t>Três tarefas em paralelo e a recuperação de uma falha</w:t>
             </w:r>
           </w:p>
         </w:tc>
       </w:tr>
       <w:tr>
+        <w:trPr>
+          <w:cantSplit/>
+        </w:trPr>
         <w:tc>
           <w:tcPr>
             <w:tcW w:type="dxa" w:w="2494"/>
@@ -3128,12 +3239,15 @@
                 <w:color w:val="52514E"/>
                 <w:sz w:val="16"/>
               </w:rPr>
-              <w:t>Demonstração do sistema completo: um projeto inteiro acompanhado na tela</w:t>
+              <w:t>O sistema completo, acompanhado na tela</w:t>
             </w:r>
           </w:p>
         </w:tc>
       </w:tr>
       <w:tr>
+        <w:trPr>
+          <w:cantSplit/>
+        </w:trPr>
         <w:tc>
           <w:tcPr>
             <w:tcW w:type="dxa" w:w="2494"/>
@@ -3174,12 +3288,15 @@
                 <w:color w:val="52514E"/>
                 <w:sz w:val="16"/>
               </w:rPr>
-              <w:t>Primeira medição dos critérios de desempenho, com os cinco projetos de teste</w:t>
+              <w:t>A primeira medição dos critérios de desempenho</w:t>
             </w:r>
           </w:p>
         </w:tc>
       </w:tr>
       <w:tr>
+        <w:trPr>
+          <w:cantSplit/>
+        </w:trPr>
         <w:tc>
           <w:tcPr>
             <w:tcW w:type="dxa" w:w="2494"/>
@@ -3218,7 +3335,7 @@
                 <w:color w:val="52514E"/>
                 <w:sz w:val="16"/>
               </w:rPr>
-              <w:t>Documento de entrega, com o valor final medido de cada critério de desempenho</w:t>
+              <w:t>O documento de entrega, com o valor final de cada critério</w:t>
             </w:r>
           </w:p>
         </w:tc>
@@ -3226,20 +3343,12 @@
     </w:tbl>
     <w:p>
       <w:pPr>
-        <w:spacing w:after="20"/>
+        <w:spacing w:before="0" w:after="0" w:line="100" w:lineRule="exact"/>
       </w:pPr>
     </w:p>
     <w:p>
       <w:pPr>
-        <w:spacing w:after="0"/>
-      </w:pPr>
-      <w:r>
-        <w:br w:type="page"/>
-      </w:r>
-    </w:p>
-    <w:p>
-      <w:pPr>
-        <w:spacing w:after="40"/>
+        <w:spacing w:before="0" w:after="0" w:line="160" w:lineRule="exact"/>
       </w:pPr>
     </w:p>
     <w:tbl>
@@ -3260,6 +3369,9 @@
         <w:gridCol w:w="9752"/>
       </w:tblGrid>
       <w:tr>
+        <w:trPr>
+          <w:cantSplit/>
+        </w:trPr>
         <w:tc>
           <w:tcPr>
             <w:tcW w:type="dxa" w:w="9865"/>
@@ -3267,6 +3379,7 @@
           </w:tcPr>
           <w:p>
             <w:pPr>
+              <w:keepNext/>
               <w:spacing w:before="60" w:after="20"/>
               <w:jc w:val="left"/>
             </w:pPr>
@@ -3291,6 +3404,7 @@
           </w:p>
           <w:p>
             <w:pPr>
+              <w:keepNext/>
               <w:spacing w:before="0" w:after="60"/>
               <w:jc w:val="left"/>
             </w:pPr>
@@ -3309,7 +3423,8 @@
     </w:tbl>
     <w:p>
       <w:pPr>
-        <w:spacing w:after="40"/>
+        <w:keepNext/>
+        <w:spacing w:before="0" w:after="0" w:line="40" w:lineRule="exact"/>
       </w:pPr>
     </w:p>
     <w:p>
@@ -3341,6 +3456,10 @@
         <w:gridCol w:w="2438"/>
       </w:tblGrid>
       <w:tr>
+        <w:trPr>
+          <w:cantSplit/>
+          <w:tblHeader/>
+        </w:trPr>
         <w:tc>
           <w:tcPr>
             <w:tcW w:type="dxa" w:w="624"/>
@@ -3365,7 +3484,7 @@
         </w:tc>
         <w:tc>
           <w:tcPr>
-            <w:tcW w:type="dxa" w:w="3969"/>
+            <w:tcW w:type="dxa" w:w="4309"/>
             <w:shd w:val="clear" w:fill="2A78D6"/>
           </w:tcPr>
           <w:p>
@@ -3387,7 +3506,7 @@
         </w:tc>
         <w:tc>
           <w:tcPr>
-            <w:tcW w:type="dxa" w:w="3912"/>
+            <w:tcW w:type="dxa" w:w="3798"/>
             <w:shd w:val="clear" w:fill="2A78D6"/>
           </w:tcPr>
           <w:p>
@@ -3409,7 +3528,7 @@
         </w:tc>
         <w:tc>
           <w:tcPr>
-            <w:tcW w:type="dxa" w:w="1361"/>
+            <w:tcW w:type="dxa" w:w="1134"/>
             <w:shd w:val="clear" w:fill="2A78D6"/>
           </w:tcPr>
           <w:p>
@@ -3431,6 +3550,9 @@
         </w:tc>
       </w:tr>
       <w:tr>
+        <w:trPr>
+          <w:cantSplit/>
+        </w:trPr>
         <w:tc>
           <w:tcPr>
             <w:tcW w:type="dxa" w:w="624"/>
@@ -3454,7 +3576,7 @@
         </w:tc>
         <w:tc>
           <w:tcPr>
-            <w:tcW w:type="dxa" w:w="3969"/>
+            <w:tcW w:type="dxa" w:w="4309"/>
           </w:tcPr>
           <w:p>
             <w:pPr>
@@ -3469,13 +3591,13 @@
                 <w:color w:val="52514E"/>
                 <w:sz w:val="16"/>
               </w:rPr>
-              <w:t>Transformar uma descrição em linguagem natural em especificação, plano e lista de tarefas</w:t>
+              <w:t>Transformar a descrição de um projeto em especificação, plano e tarefas</w:t>
             </w:r>
           </w:p>
         </w:tc>
         <w:tc>
           <w:tcPr>
-            <w:tcW w:type="dxa" w:w="3912"/>
+            <w:tcW w:type="dxa" w:w="3798"/>
           </w:tcPr>
           <w:p>
             <w:pPr>
@@ -3490,13 +3612,13 @@
                 <w:color w:val="52514E"/>
                 <w:sz w:val="16"/>
               </w:rPr>
-              <w:t>um pedido real produz as três coisas</w:t>
+              <w:t>um pedido real gera as três coisas</w:t>
             </w:r>
           </w:p>
         </w:tc>
         <w:tc>
           <w:tcPr>
-            <w:tcW w:type="dxa" w:w="1361"/>
+            <w:tcW w:type="dxa" w:w="1134"/>
           </w:tcPr>
           <w:p>
             <w:pPr>
@@ -3517,6 +3639,9 @@
         </w:tc>
       </w:tr>
       <w:tr>
+        <w:trPr>
+          <w:cantSplit/>
+        </w:trPr>
         <w:tc>
           <w:tcPr>
             <w:tcW w:type="dxa" w:w="624"/>
@@ -3541,7 +3666,7 @@
         </w:tc>
         <w:tc>
           <w:tcPr>
-            <w:tcW w:type="dxa" w:w="3969"/>
+            <w:tcW w:type="dxa" w:w="4309"/>
             <w:shd w:val="clear" w:fill="F5F5F2"/>
           </w:tcPr>
           <w:p>
@@ -3557,13 +3682,13 @@
                 <w:color w:val="52514E"/>
                 <w:sz w:val="16"/>
               </w:rPr>
-              <w:t>Fazer cada tarefa percorrer seis estados, registrando cada mudança junto com o relatório e o custo</w:t>
+              <w:t>Levar cada tarefa por seis estados, registrando relatório e custo</w:t>
             </w:r>
           </w:p>
         </w:tc>
         <w:tc>
           <w:tcPr>
-            <w:tcW w:type="dxa" w:w="3912"/>
+            <w:tcW w:type="dxa" w:w="3798"/>
             <w:shd w:val="clear" w:fill="F5F5F2"/>
           </w:tcPr>
           <w:p>
@@ -3579,13 +3704,13 @@
                 <w:color w:val="52514E"/>
                 <w:sz w:val="16"/>
               </w:rPr>
-              <w:t>o histórico de uma tarefa mostra as seis passagens</w:t>
+              <w:t>o histórico mostra as seis passagens</w:t>
             </w:r>
           </w:p>
         </w:tc>
         <w:tc>
           <w:tcPr>
-            <w:tcW w:type="dxa" w:w="1361"/>
+            <w:tcW w:type="dxa" w:w="1134"/>
             <w:shd w:val="clear" w:fill="F5F5F2"/>
           </w:tcPr>
           <w:p>
@@ -3607,6 +3732,9 @@
         </w:tc>
       </w:tr>
       <w:tr>
+        <w:trPr>
+          <w:cantSplit/>
+        </w:trPr>
         <w:tc>
           <w:tcPr>
             <w:tcW w:type="dxa" w:w="624"/>
@@ -3630,7 +3758,7 @@
         </w:tc>
         <w:tc>
           <w:tcPr>
-            <w:tcW w:type="dxa" w:w="3969"/>
+            <w:tcW w:type="dxa" w:w="4309"/>
           </w:tcPr>
           <w:p>
             <w:pPr>
@@ -3645,13 +3773,13 @@
                 <w:color w:val="52514E"/>
                 <w:sz w:val="16"/>
               </w:rPr>
-              <w:t>Submeter toda entrega a dois julgamentos independentes: um verifica se funciona, outro se é o que foi pedido</w:t>
+              <w:t>Julgar toda entrega duas vezes: se funciona e se é o que foi pedido</w:t>
             </w:r>
           </w:p>
         </w:tc>
         <w:tc>
           <w:tcPr>
-            <w:tcW w:type="dxa" w:w="3912"/>
+            <w:tcW w:type="dxa" w:w="3798"/>
           </w:tcPr>
           <w:p>
             <w:pPr>
@@ -3672,7 +3800,7 @@
         </w:tc>
         <w:tc>
           <w:tcPr>
-            <w:tcW w:type="dxa" w:w="1361"/>
+            <w:tcW w:type="dxa" w:w="1134"/>
           </w:tcPr>
           <w:p>
             <w:pPr>
@@ -3693,6 +3821,9 @@
         </w:tc>
       </w:tr>
       <w:tr>
+        <w:trPr>
+          <w:cantSplit/>
+        </w:trPr>
         <w:tc>
           <w:tcPr>
             <w:tcW w:type="dxa" w:w="624"/>
@@ -3717,7 +3848,7 @@
         </w:tc>
         <w:tc>
           <w:tcPr>
-            <w:tcW w:type="dxa" w:w="3969"/>
+            <w:tcW w:type="dxa" w:w="4309"/>
             <w:shd w:val="clear" w:fill="F5F5F2"/>
           </w:tcPr>
           <w:p>
@@ -3733,13 +3864,13 @@
                 <w:color w:val="52514E"/>
                 <w:sz w:val="16"/>
               </w:rPr>
-              <w:t>Devolver a entrega reprovada com o relatório do que faltou, decidindo como refazer a partir da causa</w:t>
+              <w:t>Devolver a entrega reprovada com o que faltou e decidir como refazer</w:t>
             </w:r>
           </w:p>
         </w:tc>
         <w:tc>
           <w:tcPr>
-            <w:tcW w:type="dxa" w:w="3912"/>
+            <w:tcW w:type="dxa" w:w="3798"/>
             <w:shd w:val="clear" w:fill="F5F5F2"/>
           </w:tcPr>
           <w:p>
@@ -3755,13 +3886,13 @@
                 <w:color w:val="52514E"/>
                 <w:sz w:val="16"/>
               </w:rPr>
-              <w:t>uma reprovação provocada gera a decisão correta</w:t>
+              <w:t>uma reprovação provocada gera a decisão certa</w:t>
             </w:r>
           </w:p>
         </w:tc>
         <w:tc>
           <w:tcPr>
-            <w:tcW w:type="dxa" w:w="1361"/>
+            <w:tcW w:type="dxa" w:w="1134"/>
             <w:shd w:val="clear" w:fill="F5F5F2"/>
           </w:tcPr>
           <w:p>
@@ -3783,6 +3914,9 @@
         </w:tc>
       </w:tr>
       <w:tr>
+        <w:trPr>
+          <w:cantSplit/>
+        </w:trPr>
         <w:tc>
           <w:tcPr>
             <w:tcW w:type="dxa" w:w="624"/>
@@ -3806,7 +3940,7 @@
         </w:tc>
         <w:tc>
           <w:tcPr>
-            <w:tcW w:type="dxa" w:w="3969"/>
+            <w:tcW w:type="dxa" w:w="4309"/>
           </w:tcPr>
           <w:p>
             <w:pPr>
@@ -3821,13 +3955,13 @@
                 <w:color w:val="52514E"/>
                 <w:sz w:val="16"/>
               </w:rPr>
-              <w:t>Limitar o retrabalho, replanejar a tarefa uma vez e, se ainda falhar, entregá-la ao humano</w:t>
+              <w:t>Limitar o retrabalho: replanejar uma vez e, se falhar, passar ao humano</w:t>
             </w:r>
           </w:p>
         </w:tc>
         <w:tc>
           <w:tcPr>
-            <w:tcW w:type="dxa" w:w="3912"/>
+            <w:tcW w:type="dxa" w:w="3798"/>
           </w:tcPr>
           <w:p>
             <w:pPr>
@@ -3848,7 +3982,7 @@
         </w:tc>
         <w:tc>
           <w:tcPr>
-            <w:tcW w:type="dxa" w:w="1361"/>
+            <w:tcW w:type="dxa" w:w="1134"/>
           </w:tcPr>
           <w:p>
             <w:pPr>
@@ -3869,6 +4003,9 @@
         </w:tc>
       </w:tr>
       <w:tr>
+        <w:trPr>
+          <w:cantSplit/>
+        </w:trPr>
         <w:tc>
           <w:tcPr>
             <w:tcW w:type="dxa" w:w="624"/>
@@ -3893,7 +4030,7 @@
         </w:tc>
         <w:tc>
           <w:tcPr>
-            <w:tcW w:type="dxa" w:w="3969"/>
+            <w:tcW w:type="dxa" w:w="4309"/>
             <w:shd w:val="clear" w:fill="F5F5F2"/>
           </w:tcPr>
           <w:p>
@@ -3909,13 +4046,13 @@
                 <w:color w:val="52514E"/>
                 <w:sz w:val="16"/>
               </w:rPr>
-              <w:t>Construir tarefas independentes ao mesmo tempo, sem que uma interfira no arquivo da outra</w:t>
+              <w:t>Executar tarefas independentes em paralelo, sem disputa de arquivo</w:t>
             </w:r>
           </w:p>
         </w:tc>
         <w:tc>
           <w:tcPr>
-            <w:tcW w:type="dxa" w:w="3912"/>
+            <w:tcW w:type="dxa" w:w="3798"/>
             <w:shd w:val="clear" w:fill="F5F5F2"/>
           </w:tcPr>
           <w:p>
@@ -3937,7 +4074,7 @@
         </w:tc>
         <w:tc>
           <w:tcPr>
-            <w:tcW w:type="dxa" w:w="1361"/>
+            <w:tcW w:type="dxa" w:w="1134"/>
             <w:shd w:val="clear" w:fill="F5F5F2"/>
           </w:tcPr>
           <w:p>
@@ -3959,6 +4096,9 @@
         </w:tc>
       </w:tr>
       <w:tr>
+        <w:trPr>
+          <w:cantSplit/>
+        </w:trPr>
         <w:tc>
           <w:tcPr>
             <w:tcW w:type="dxa" w:w="624"/>
@@ -3982,7 +4122,7 @@
         </w:tc>
         <w:tc>
           <w:tcPr>
-            <w:tcW w:type="dxa" w:w="3969"/>
+            <w:tcW w:type="dxa" w:w="4309"/>
           </w:tcPr>
           <w:p>
             <w:pPr>
@@ -3997,13 +4137,13 @@
                 <w:color w:val="52514E"/>
                 <w:sz w:val="16"/>
               </w:rPr>
-              <w:t>Consultar o histórico do próprio projeto antes de decidir, citando a fonte</w:t>
+              <w:t>Consultar o histórico do projeto antes de decidir, citando a fonte</w:t>
             </w:r>
           </w:p>
         </w:tc>
         <w:tc>
           <w:tcPr>
-            <w:tcW w:type="dxa" w:w="3912"/>
+            <w:tcW w:type="dxa" w:w="3798"/>
           </w:tcPr>
           <w:p>
             <w:pPr>
@@ -4018,13 +4158,13 @@
                 <w:color w:val="52514E"/>
                 <w:sz w:val="16"/>
               </w:rPr>
-              <w:t>o agente cita a decisão anterior, e a citação confere</w:t>
+              <w:t>o agente cita a decisão anterior correta</w:t>
             </w:r>
           </w:p>
         </w:tc>
         <w:tc>
           <w:tcPr>
-            <w:tcW w:type="dxa" w:w="1361"/>
+            <w:tcW w:type="dxa" w:w="1134"/>
           </w:tcPr>
           <w:p>
             <w:pPr>
@@ -4045,6 +4185,9 @@
         </w:tc>
       </w:tr>
       <w:tr>
+        <w:trPr>
+          <w:cantSplit/>
+        </w:trPr>
         <w:tc>
           <w:tcPr>
             <w:tcW w:type="dxa" w:w="624"/>
@@ -4069,7 +4212,7 @@
         </w:tc>
         <w:tc>
           <w:tcPr>
-            <w:tcW w:type="dxa" w:w="3969"/>
+            <w:tcW w:type="dxa" w:w="4309"/>
             <w:shd w:val="clear" w:fill="F5F5F2"/>
           </w:tcPr>
           <w:p>
@@ -4085,13 +4228,13 @@
                 <w:color w:val="52514E"/>
                 <w:sz w:val="16"/>
               </w:rPr>
-              <w:t>Mostrar andamento, custo e saída de cada agente numa tela, ao vivo</w:t>
+              <w:t>Mostrar andamento, custo e saída dos agentes, ao vivo</w:t>
             </w:r>
           </w:p>
         </w:tc>
         <w:tc>
           <w:tcPr>
-            <w:tcW w:type="dxa" w:w="3912"/>
+            <w:tcW w:type="dxa" w:w="3798"/>
             <w:shd w:val="clear" w:fill="F5F5F2"/>
           </w:tcPr>
           <w:p>
@@ -4107,13 +4250,13 @@
                 <w:color w:val="52514E"/>
                 <w:sz w:val="16"/>
               </w:rPr>
-              <w:t>um projeto inteiro acompanhado do pedido à entrega</w:t>
+              <w:t>um projeto inteiro acompanhado na tela</w:t>
             </w:r>
           </w:p>
         </w:tc>
         <w:tc>
           <w:tcPr>
-            <w:tcW w:type="dxa" w:w="1361"/>
+            <w:tcW w:type="dxa" w:w="1134"/>
             <w:shd w:val="clear" w:fill="F5F5F2"/>
           </w:tcPr>
           <w:p>
@@ -4137,7 +4280,7 @@
     </w:tbl>
     <w:p>
       <w:pPr>
-        <w:spacing w:after="20"/>
+        <w:spacing w:before="0" w:after="0" w:line="100" w:lineRule="exact"/>
       </w:pPr>
     </w:p>
     <w:p>
@@ -4169,6 +4312,10 @@
         <w:gridCol w:w="2438"/>
       </w:tblGrid>
       <w:tr>
+        <w:trPr>
+          <w:cantSplit/>
+          <w:tblHeader/>
+        </w:trPr>
         <w:tc>
           <w:tcPr>
             <w:tcW w:type="dxa" w:w="680"/>
@@ -4193,7 +4340,7 @@
         </w:tc>
         <w:tc>
           <w:tcPr>
-            <w:tcW w:type="dxa" w:w="3685"/>
+            <w:tcW w:type="dxa" w:w="3855"/>
             <w:shd w:val="clear" w:fill="2A78D6"/>
           </w:tcPr>
           <w:p>
@@ -4215,7 +4362,7 @@
         </w:tc>
         <w:tc>
           <w:tcPr>
-            <w:tcW w:type="dxa" w:w="4139"/>
+            <w:tcW w:type="dxa" w:w="4195"/>
             <w:shd w:val="clear" w:fill="2A78D6"/>
           </w:tcPr>
           <w:p>
@@ -4237,7 +4384,7 @@
         </w:tc>
         <w:tc>
           <w:tcPr>
-            <w:tcW w:type="dxa" w:w="1361"/>
+            <w:tcW w:type="dxa" w:w="1134"/>
             <w:shd w:val="clear" w:fill="2A78D6"/>
           </w:tcPr>
           <w:p>
@@ -4259,6 +4406,9 @@
         </w:tc>
       </w:tr>
       <w:tr>
+        <w:trPr>
+          <w:cantSplit/>
+        </w:trPr>
         <w:tc>
           <w:tcPr>
             <w:tcW w:type="dxa" w:w="680"/>
@@ -4282,7 +4432,7 @@
         </w:tc>
         <w:tc>
           <w:tcPr>
-            <w:tcW w:type="dxa" w:w="3685"/>
+            <w:tcW w:type="dxa" w:w="3855"/>
           </w:tcPr>
           <w:p>
             <w:pPr>
@@ -4297,13 +4447,13 @@
                 <w:color w:val="52514E"/>
                 <w:sz w:val="16"/>
               </w:rPr>
-              <w:t>Roda em uma máquina modesta: 8 GB de memória e 4 núcleos</w:t>
+              <w:t>Rodar em 8 GB de memória e 4 núcleos</w:t>
             </w:r>
           </w:p>
         </w:tc>
         <w:tc>
           <w:tcPr>
-            <w:tcW w:type="dxa" w:w="4139"/>
+            <w:tcW w:type="dxa" w:w="4195"/>
           </w:tcPr>
           <w:p>
             <w:pPr>
@@ -4318,13 +4468,13 @@
                 <w:color w:val="52514E"/>
                 <w:sz w:val="16"/>
               </w:rPr>
-              <w:t>o único componente pesado — a busca por significado — é trocável e escolhido por medição</w:t>
+              <w:t>o único componente pesado, a busca, é trocável e escolhido por medição</w:t>
             </w:r>
           </w:p>
         </w:tc>
         <w:tc>
           <w:tcPr>
-            <w:tcW w:type="dxa" w:w="1361"/>
+            <w:tcW w:type="dxa" w:w="1134"/>
           </w:tcPr>
           <w:p>
             <w:pPr>
@@ -4345,6 +4495,9 @@
         </w:tc>
       </w:tr>
       <w:tr>
+        <w:trPr>
+          <w:cantSplit/>
+        </w:trPr>
         <w:tc>
           <w:tcPr>
             <w:tcW w:type="dxa" w:w="680"/>
@@ -4369,7 +4522,7 @@
         </w:tc>
         <w:tc>
           <w:tcPr>
-            <w:tcW w:type="dxa" w:w="3685"/>
+            <w:tcW w:type="dxa" w:w="3855"/>
             <w:shd w:val="clear" w:fill="F5F5F2"/>
           </w:tcPr>
           <w:p>
@@ -4385,13 +4538,13 @@
                 <w:color w:val="52514E"/>
                 <w:sz w:val="16"/>
               </w:rPr>
-              <w:t>O custo é contado em duas unidades: cota consumida e valor em dinheiro</w:t>
+              <w:t>Contar o custo em cota consumida e em dinheiro</w:t>
             </w:r>
           </w:p>
         </w:tc>
         <w:tc>
           <w:tcPr>
-            <w:tcW w:type="dxa" w:w="4139"/>
+            <w:tcW w:type="dxa" w:w="4195"/>
             <w:shd w:val="clear" w:fill="F5F5F2"/>
           </w:tcPr>
           <w:p>
@@ -4407,13 +4560,13 @@
                 <w:color w:val="52514E"/>
                 <w:sz w:val="16"/>
               </w:rPr>
-              <w:t>uma tabela própria, alimentada a cada resposta do modelo</w:t>
+              <w:t>tabela alimentada a cada resposta do modelo</w:t>
             </w:r>
           </w:p>
         </w:tc>
         <w:tc>
           <w:tcPr>
-            <w:tcW w:type="dxa" w:w="1361"/>
+            <w:tcW w:type="dxa" w:w="1134"/>
             <w:shd w:val="clear" w:fill="F5F5F2"/>
           </w:tcPr>
           <w:p>
@@ -4429,12 +4582,15 @@
                 <w:color w:val="52514E"/>
                 <w:sz w:val="16"/>
               </w:rPr>
-              <w:t>E3</w:t>
+              <w:t>E2</w:t>
             </w:r>
           </w:p>
         </w:tc>
       </w:tr>
       <w:tr>
+        <w:trPr>
+          <w:cantSplit/>
+        </w:trPr>
         <w:tc>
           <w:tcPr>
             <w:tcW w:type="dxa" w:w="680"/>
@@ -4458,7 +4614,7 @@
         </w:tc>
         <w:tc>
           <w:tcPr>
-            <w:tcW w:type="dxa" w:w="3685"/>
+            <w:tcW w:type="dxa" w:w="3855"/>
           </w:tcPr>
           <w:p>
             <w:pPr>
@@ -4479,7 +4635,7 @@
         </w:tc>
         <w:tc>
           <w:tcPr>
-            <w:tcW w:type="dxa" w:w="4139"/>
+            <w:tcW w:type="dxa" w:w="4195"/>
           </w:tcPr>
           <w:p>
             <w:pPr>
@@ -4494,13 +4650,13 @@
                 <w:color w:val="52514E"/>
                 <w:sz w:val="16"/>
               </w:rPr>
-              <w:t>a própria ferramenta de escrita recusa o caminho de fora</w:t>
+              <w:t>a própria ferramenta de escrita recusa o caminho</w:t>
             </w:r>
           </w:p>
         </w:tc>
         <w:tc>
           <w:tcPr>
-            <w:tcW w:type="dxa" w:w="1361"/>
+            <w:tcW w:type="dxa" w:w="1134"/>
           </w:tcPr>
           <w:p>
             <w:pPr>
@@ -4521,6 +4677,9 @@
         </w:tc>
       </w:tr>
       <w:tr>
+        <w:trPr>
+          <w:cantSplit/>
+        </w:trPr>
         <w:tc>
           <w:tcPr>
             <w:tcW w:type="dxa" w:w="680"/>
@@ -4545,7 +4704,7 @@
         </w:tc>
         <w:tc>
           <w:tcPr>
-            <w:tcW w:type="dxa" w:w="3685"/>
+            <w:tcW w:type="dxa" w:w="3855"/>
             <w:shd w:val="clear" w:fill="F5F5F2"/>
           </w:tcPr>
           <w:p>
@@ -4561,13 +4720,13 @@
                 <w:color w:val="52514E"/>
                 <w:sz w:val="16"/>
               </w:rPr>
-              <w:t>Os testes rodam sem internet e sem consumir o serviço do modelo</w:t>
+              <w:t>Testes sem internet e sem consumir o serviço do modelo</w:t>
             </w:r>
           </w:p>
         </w:tc>
         <w:tc>
           <w:tcPr>
-            <w:tcW w:type="dxa" w:w="4139"/>
+            <w:tcW w:type="dxa" w:w="4195"/>
             <w:shd w:val="clear" w:fill="F5F5F2"/>
           </w:tcPr>
           <w:p>
@@ -4583,13 +4742,13 @@
                 <w:color w:val="52514E"/>
                 <w:sz w:val="16"/>
               </w:rPr>
-              <w:t>substitutos de mentira, e um teste que falha se a chave de acesso existir</w:t>
+              <w:t>substitutos para teste; um teste falha se a chave de acesso existir</w:t>
             </w:r>
           </w:p>
         </w:tc>
         <w:tc>
           <w:tcPr>
-            <w:tcW w:type="dxa" w:w="1361"/>
+            <w:tcW w:type="dxa" w:w="1134"/>
             <w:shd w:val="clear" w:fill="F5F5F2"/>
           </w:tcPr>
           <w:p>
@@ -4605,12 +4764,15 @@
                 <w:color w:val="52514E"/>
                 <w:sz w:val="16"/>
               </w:rPr>
-              <w:t>E3</w:t>
+              <w:t>E2</w:t>
             </w:r>
           </w:p>
         </w:tc>
       </w:tr>
       <w:tr>
+        <w:trPr>
+          <w:cantSplit/>
+        </w:trPr>
         <w:tc>
           <w:tcPr>
             <w:tcW w:type="dxa" w:w="680"/>
@@ -4634,7 +4796,7 @@
         </w:tc>
         <w:tc>
           <w:tcPr>
-            <w:tcW w:type="dxa" w:w="3685"/>
+            <w:tcW w:type="dxa" w:w="3855"/>
           </w:tcPr>
           <w:p>
             <w:pPr>
@@ -4649,13 +4811,13 @@
                 <w:color w:val="52514E"/>
                 <w:sz w:val="16"/>
               </w:rPr>
-              <w:t>A morte de um agente não derruba os outros nem perde o trabalho</w:t>
+              <w:t>A queda de um agente não derruba os outros nem perde trabalho</w:t>
             </w:r>
           </w:p>
         </w:tc>
         <w:tc>
           <w:tcPr>
-            <w:tcW w:type="dxa" w:w="4139"/>
+            <w:tcW w:type="dxa" w:w="4195"/>
           </w:tcPr>
           <w:p>
             <w:pPr>
@@ -4670,13 +4832,13 @@
                 <w:color w:val="52514E"/>
                 <w:sz w:val="16"/>
               </w:rPr>
-              <w:t>cada agente é um processo isolado, e a fila devolve a tarefa</w:t>
+              <w:t>processos isolados; a fila devolve a tarefa</w:t>
             </w:r>
           </w:p>
         </w:tc>
         <w:tc>
           <w:tcPr>
-            <w:tcW w:type="dxa" w:w="1361"/>
+            <w:tcW w:type="dxa" w:w="1134"/>
           </w:tcPr>
           <w:p>
             <w:pPr>
@@ -4697,6 +4859,9 @@
         </w:tc>
       </w:tr>
       <w:tr>
+        <w:trPr>
+          <w:cantSplit/>
+        </w:trPr>
         <w:tc>
           <w:tcPr>
             <w:tcW w:type="dxa" w:w="680"/>
@@ -4721,7 +4886,7 @@
         </w:tc>
         <w:tc>
           <w:tcPr>
-            <w:tcW w:type="dxa" w:w="3685"/>
+            <w:tcW w:type="dxa" w:w="3855"/>
             <w:shd w:val="clear" w:fill="F5F5F2"/>
           </w:tcPr>
           <w:p>
@@ -4737,13 +4902,13 @@
                 <w:color w:val="52514E"/>
                 <w:sz w:val="16"/>
               </w:rPr>
-              <w:t>O gasto de uma rodada não passa de um teto declarado</w:t>
+              <w:t>Nenhuma rodada passa do teto de gasto</w:t>
             </w:r>
           </w:p>
         </w:tc>
         <w:tc>
           <w:tcPr>
-            <w:tcW w:type="dxa" w:w="4139"/>
+            <w:tcW w:type="dxa" w:w="4195"/>
             <w:shd w:val="clear" w:fill="F5F5F2"/>
           </w:tcPr>
           <w:p>
@@ -4759,13 +4924,13 @@
                 <w:color w:val="52514E"/>
                 <w:sz w:val="16"/>
               </w:rPr>
-              <w:t>o sistema impede começar o que não cabe, e nunca corta no meio</w:t>
+              <w:t>impede começar o que não cabe, e nunca corta no meio</w:t>
             </w:r>
           </w:p>
         </w:tc>
         <w:tc>
           <w:tcPr>
-            <w:tcW w:type="dxa" w:w="1361"/>
+            <w:tcW w:type="dxa" w:w="1134"/>
             <w:shd w:val="clear" w:fill="F5F5F2"/>
           </w:tcPr>
           <w:p>
@@ -4781,12 +4946,15 @@
                 <w:color w:val="52514E"/>
                 <w:sz w:val="16"/>
               </w:rPr>
-              <w:t>E5</w:t>
+              <w:t>E4</w:t>
             </w:r>
           </w:p>
         </w:tc>
       </w:tr>
       <w:tr>
+        <w:trPr>
+          <w:cantSplit/>
+        </w:trPr>
         <w:tc>
           <w:tcPr>
             <w:tcW w:type="dxa" w:w="680"/>
@@ -4810,7 +4978,7 @@
         </w:tc>
         <w:tc>
           <w:tcPr>
-            <w:tcW w:type="dxa" w:w="3685"/>
+            <w:tcW w:type="dxa" w:w="3855"/>
           </w:tcPr>
           <w:p>
             <w:pPr>
@@ -4825,13 +4993,13 @@
                 <w:color w:val="52514E"/>
                 <w:sz w:val="16"/>
               </w:rPr>
-              <w:t>Trocar o fornecedor do modelo não exige mexer no núcleo</w:t>
+              <w:t>Trocar o fornecedor do modelo sem mexer no núcleo</w:t>
             </w:r>
           </w:p>
         </w:tc>
         <w:tc>
           <w:tcPr>
-            <w:tcW w:type="dxa" w:w="4139"/>
+            <w:tcW w:type="dxa" w:w="4195"/>
           </w:tcPr>
           <w:p>
             <w:pPr>
@@ -4846,13 +5014,13 @@
                 <w:color w:val="52514E"/>
                 <w:sz w:val="16"/>
               </w:rPr>
-              <w:t>o fornecedor entra por uma fronteira, como peça encaixável</w:t>
+              <w:t>o fornecedor entra por uma fronteira</w:t>
             </w:r>
           </w:p>
         </w:tc>
         <w:tc>
           <w:tcPr>
-            <w:tcW w:type="dxa" w:w="1361"/>
+            <w:tcW w:type="dxa" w:w="1134"/>
           </w:tcPr>
           <w:p>
             <w:pPr>
@@ -4867,7 +5035,7 @@
                 <w:color w:val="52514E"/>
                 <w:sz w:val="16"/>
               </w:rPr>
-              <w:t>E5</w:t>
+              <w:t>E3</w:t>
             </w:r>
           </w:p>
         </w:tc>
@@ -4875,12 +5043,12 @@
     </w:tbl>
     <w:p>
       <w:pPr>
-        <w:spacing w:after="20"/>
+        <w:spacing w:before="0" w:after="0" w:line="100" w:lineRule="exact"/>
       </w:pPr>
     </w:p>
     <w:p>
       <w:pPr>
-        <w:spacing w:after="40"/>
+        <w:spacing w:before="0" w:after="0" w:line="160" w:lineRule="exact"/>
       </w:pPr>
     </w:p>
     <w:tbl>
@@ -4901,6 +5069,9 @@
         <w:gridCol w:w="9752"/>
       </w:tblGrid>
       <w:tr>
+        <w:trPr>
+          <w:cantSplit/>
+        </w:trPr>
         <w:tc>
           <w:tcPr>
             <w:tcW w:type="dxa" w:w="9865"/>
@@ -4908,6 +5079,7 @@
           </w:tcPr>
           <w:p>
             <w:pPr>
+              <w:keepNext/>
               <w:spacing w:before="60" w:after="20"/>
               <w:jc w:val="left"/>
             </w:pPr>
@@ -4932,6 +5104,7 @@
           </w:p>
           <w:p>
             <w:pPr>
+              <w:keepNext/>
               <w:spacing w:before="0" w:after="60"/>
               <w:jc w:val="left"/>
             </w:pPr>
@@ -4950,7 +5123,8 @@
     </w:tbl>
     <w:p>
       <w:pPr>
-        <w:spacing w:after="40"/>
+        <w:keepNext/>
+        <w:spacing w:before="0" w:after="0" w:line="40" w:lineRule="exact"/>
       </w:pPr>
     </w:p>
     <w:p>
@@ -4973,11 +5147,12 @@
           <w:color w:val="0B0B0B"/>
           <w:sz w:val="19"/>
         </w:rPr>
-        <w:t>Cada camada só conhece a de baixo. A tela não conversa com o modelo: ela lê o mesmo banco de dados e escuta os mesmos avisos que o motor emite — assim nunca mostra um estado diferente do real.</w:t>
+        <w:t>Cada camada só conhece a de baixo. A tela lê o mesmo banco e os mesmos avisos do motor, então nunca mostra um estado diferente do real.</w:t>
       </w:r>
     </w:p>
     <w:p>
       <w:pPr>
+        <w:keepNext/>
         <w:spacing w:before="60" w:after="20"/>
         <w:jc w:val="center"/>
       </w:pPr>
@@ -5018,7 +5193,7 @@
     </w:p>
     <w:p>
       <w:pPr>
-        <w:spacing w:after="100"/>
+        <w:spacing w:after="120"/>
         <w:jc w:val="center"/>
       </w:pPr>
       <w:r>
@@ -5028,7 +5203,7 @@
           <w:color w:val="898781"/>
           <w:sz w:val="15"/>
         </w:rPr>
-        <w:t>Figura 4 — As quatro camadas. As duas fronteiras do meio, em roxo, permitem trocar o fornecedor do modelo ou o mecanismo de busca sem mexer no motor (R15).</w:t>
+        <w:t>Figura 4 — As quatro camadas. As fronteiras, em roxo, permitem trocar o fornecedor do modelo ou a busca sem mexer no motor.</w:t>
       </w:r>
     </w:p>
     <w:p>
@@ -5051,11 +5226,12 @@
           <w:color w:val="0B0B0B"/>
           <w:sz w:val="19"/>
         </w:rPr>
-        <w:t>A unidade de trabalho é a tarefa: pequena, com objetivo escrito e critérios de aceite que são comandos, não opiniões. Ela percorre seis estados, e cada passagem é feita por um agente diferente daquele que construiu.</w:t>
+        <w:t>A unidade de trabalho é a tarefa: pequena, com critérios de aceite que são comandos. Cada passagem de estado é feita por um agente diferente de quem construiu.</w:t>
       </w:r>
     </w:p>
     <w:p>
       <w:pPr>
+        <w:keepNext/>
         <w:spacing w:before="60" w:after="20"/>
         <w:jc w:val="center"/>
       </w:pPr>
@@ -5096,7 +5272,7 @@
     </w:p>
     <w:p>
       <w:pPr>
-        <w:spacing w:after="100"/>
+        <w:spacing w:after="120"/>
         <w:jc w:val="center"/>
       </w:pPr>
       <w:r>
@@ -5106,7 +5282,7 @@
           <w:color w:val="898781"/>
           <w:sz w:val="15"/>
         </w:rPr>
-        <w:t>Figura 5 — Os seis estados e os dois portões. As perguntas são independentes: uma entrega pode funcionar perfeitamente e ainda assim não ser a que foi pedida.</w:t>
+        <w:t>Figura 5 — Os seis estados e os dois portões: funcionar e ser o que foi pedido são perguntas diferentes.</w:t>
       </w:r>
     </w:p>
     <w:p>
@@ -5130,7 +5306,7 @@
           <w:color w:val="0B0B0B"/>
           <w:sz w:val="18"/>
         </w:rPr>
-        <w:t>Quem revisa não tem nenhuma ferramenta que escreva em arquivo. Não é uma instrução para que não corrija: é a ausência da capacidade — a separação entre construir e aprovar deixa de depender de disciplina e passa a depender da estrutura.</w:t>
+        <w:t>Quem revisa não tem ferramenta de escrita: a separação entre construir e aprovar vem da estrutura, não da disciplina.</w:t>
       </w:r>
     </w:p>
     <w:p>
@@ -5153,7 +5329,7 @@
           <w:color w:val="0B0B0B"/>
           <w:sz w:val="19"/>
         </w:rPr>
-        <w:t>Cada reprovação muda a estratégia, em vez de repetir a aposta que já falhou. Quem conta os ciclos é o sistema: o agente não tem ferramenta para mexer no contador.</w:t>
+        <w:t>Cada reprovação muda a estratégia. Quem conta os ciclos é o sistema, não o agente.</w:t>
       </w:r>
     </w:p>
     <w:tbl>
@@ -5176,6 +5352,10 @@
         <w:gridCol w:w="3251"/>
       </w:tblGrid>
       <w:tr>
+        <w:trPr>
+          <w:cantSplit/>
+          <w:tblHeader/>
+        </w:trPr>
         <w:tc>
           <w:tcPr>
             <w:tcW w:type="dxa" w:w="794"/>
@@ -5200,7 +5380,7 @@
         </w:tc>
         <w:tc>
           <w:tcPr>
-            <w:tcW w:type="dxa" w:w="2948"/>
+            <w:tcW w:type="dxa" w:w="3061"/>
             <w:shd w:val="clear" w:fill="2A78D6"/>
           </w:tcPr>
           <w:p>
@@ -5222,7 +5402,7 @@
         </w:tc>
         <w:tc>
           <w:tcPr>
-            <w:tcW w:type="dxa" w:w="6123"/>
+            <w:tcW w:type="dxa" w:w="6009"/>
             <w:shd w:val="clear" w:fill="2A78D6"/>
           </w:tcPr>
           <w:p>
@@ -5244,6 +5424,9 @@
         </w:tc>
       </w:tr>
       <w:tr>
+        <w:trPr>
+          <w:cantSplit/>
+        </w:trPr>
         <w:tc>
           <w:tcPr>
             <w:tcW w:type="dxa" w:w="794"/>
@@ -5267,7 +5450,7 @@
         </w:tc>
         <w:tc>
           <w:tcPr>
-            <w:tcW w:type="dxa" w:w="2948"/>
+            <w:tcW w:type="dxa" w:w="3061"/>
           </w:tcPr>
           <w:p>
             <w:pPr>
@@ -5288,7 +5471,7 @@
         </w:tc>
         <w:tc>
           <w:tcPr>
-            <w:tcW w:type="dxa" w:w="6123"/>
+            <w:tcW w:type="dxa" w:w="6009"/>
           </w:tcPr>
           <w:p>
             <w:pPr>
@@ -5303,12 +5486,15 @@
                 <w:color w:val="52514E"/>
                 <w:sz w:val="16"/>
               </w:rPr>
-              <w:t>o gatilho é um fato — a tarefa voltou reprovada —, não um palpite feito antes de tentar</w:t>
+              <w:t>a reprovação é o gatilho, não um palpite</w:t>
             </w:r>
           </w:p>
         </w:tc>
       </w:tr>
       <w:tr>
+        <w:trPr>
+          <w:cantSplit/>
+        </w:trPr>
         <w:tc>
           <w:tcPr>
             <w:tcW w:type="dxa" w:w="794"/>
@@ -5333,7 +5519,7 @@
         </w:tc>
         <w:tc>
           <w:tcPr>
-            <w:tcW w:type="dxa" w:w="2948"/>
+            <w:tcW w:type="dxa" w:w="3061"/>
             <w:shd w:val="clear" w:fill="F5F5F2"/>
           </w:tcPr>
           <w:p>
@@ -5355,7 +5541,7 @@
         </w:tc>
         <w:tc>
           <w:tcPr>
-            <w:tcW w:type="dxa" w:w="6123"/>
+            <w:tcW w:type="dxa" w:w="6009"/>
             <w:shd w:val="clear" w:fill="F5F5F2"/>
           </w:tcPr>
           <w:p>
@@ -5371,12 +5557,15 @@
                 <w:color w:val="52514E"/>
                 <w:sz w:val="16"/>
               </w:rPr>
-              <w:t>duas reprovações seguidas sob a mesma abordagem indicam viés, não dificuldade da tarefa</w:t>
+              <w:t>duas reprovações seguidas indicam viés da abordagem</w:t>
             </w:r>
           </w:p>
         </w:tc>
       </w:tr>
       <w:tr>
+        <w:trPr>
+          <w:cantSplit/>
+        </w:trPr>
         <w:tc>
           <w:tcPr>
             <w:tcW w:type="dxa" w:w="794"/>
@@ -5400,7 +5589,7 @@
         </w:tc>
         <w:tc>
           <w:tcPr>
-            <w:tcW w:type="dxa" w:w="2948"/>
+            <w:tcW w:type="dxa" w:w="3061"/>
           </w:tcPr>
           <w:p>
             <w:pPr>
@@ -5415,13 +5604,13 @@
                 <w:color w:val="52514E"/>
                 <w:sz w:val="16"/>
               </w:rPr>
-              <w:t>Replaneja: quebra ou reescreve a tarefa</w:t>
+              <w:t>Quebra ou reescreve a tarefa</w:t>
             </w:r>
           </w:p>
         </w:tc>
         <w:tc>
           <w:tcPr>
-            <w:tcW w:type="dxa" w:w="6123"/>
+            <w:tcW w:type="dxa" w:w="6009"/>
           </w:tcPr>
           <w:p>
             <w:pPr>
@@ -5436,12 +5625,15 @@
                 <w:color w:val="52514E"/>
                 <w:sz w:val="16"/>
               </w:rPr>
-              <w:t>se a abordagem não funciona, o problema pode estar no tamanho ou no recorte da tarefa</w:t>
+              <w:t>o problema pode ser o tamanho da tarefa</w:t>
             </w:r>
           </w:p>
         </w:tc>
       </w:tr>
       <w:tr>
+        <w:trPr>
+          <w:cantSplit/>
+        </w:trPr>
         <w:tc>
           <w:tcPr>
             <w:tcW w:type="dxa" w:w="794"/>
@@ -5466,7 +5658,7 @@
         </w:tc>
         <w:tc>
           <w:tcPr>
-            <w:tcW w:type="dxa" w:w="2948"/>
+            <w:tcW w:type="dxa" w:w="3061"/>
             <w:shd w:val="clear" w:fill="F5F5F2"/>
           </w:tcPr>
           <w:p>
@@ -5482,13 +5674,13 @@
                 <w:color w:val="52514E"/>
                 <w:sz w:val="16"/>
               </w:rPr>
-              <w:t>Bloqueia e entrega ao humano</w:t>
+              <w:t>Bloqueia e passa ao humano</w:t>
             </w:r>
           </w:p>
         </w:tc>
         <w:tc>
           <w:tcPr>
-            <w:tcW w:type="dxa" w:w="6123"/>
+            <w:tcW w:type="dxa" w:w="6009"/>
             <w:shd w:val="clear" w:fill="F5F5F2"/>
           </w:tcPr>
           <w:p>
@@ -5504,7 +5696,7 @@
                 <w:color w:val="52514E"/>
                 <w:sz w:val="16"/>
               </w:rPr>
-              <w:t>com o motivo registrado; insistir mais custa dinheiro sem aumentar a chance de acerto</w:t>
+              <w:t>insistir custa sem aumentar a chance de acerto</w:t>
             </w:r>
           </w:p>
         </w:tc>
@@ -5512,12 +5704,12 @@
     </w:tbl>
     <w:p>
       <w:pPr>
-        <w:spacing w:after="20"/>
+        <w:spacing w:before="0" w:after="0" w:line="100" w:lineRule="exact"/>
       </w:pPr>
     </w:p>
     <w:p>
       <w:pPr>
-        <w:spacing w:after="40"/>
+        <w:spacing w:before="0" w:after="0" w:line="160" w:lineRule="exact"/>
       </w:pPr>
     </w:p>
     <w:tbl>
@@ -5538,6 +5730,9 @@
         <w:gridCol w:w="9752"/>
       </w:tblGrid>
       <w:tr>
+        <w:trPr>
+          <w:cantSplit/>
+        </w:trPr>
         <w:tc>
           <w:tcPr>
             <w:tcW w:type="dxa" w:w="9865"/>
@@ -5545,6 +5740,7 @@
           </w:tcPr>
           <w:p>
             <w:pPr>
+              <w:keepNext/>
               <w:spacing w:before="60" w:after="20"/>
               <w:jc w:val="left"/>
             </w:pPr>
@@ -5569,6 +5765,7 @@
           </w:p>
           <w:p>
             <w:pPr>
+              <w:keepNext/>
               <w:spacing w:before="0" w:after="60"/>
               <w:jc w:val="left"/>
             </w:pPr>
@@ -5587,7 +5784,8 @@
     </w:tbl>
     <w:p>
       <w:pPr>
-        <w:spacing w:after="40"/>
+        <w:keepNext/>
+        <w:spacing w:before="0" w:after="0" w:line="40" w:lineRule="exact"/>
       </w:pPr>
     </w:p>
     <w:p>
@@ -5610,7 +5808,7 @@
           <w:color w:val="0B0B0B"/>
           <w:sz w:val="19"/>
         </w:rPr>
-        <w:t>O sistema não faz contas pesadas: ele espera. Cada agente passa a maior parte do tempo aguardando um serviço remoto que demora dezenas de segundos e pode falhar, e o desafio é manter dezenas desses trabalhos em andamento, cortar um com segurança e sobreviver quando um morre. Elixir roda sobre uma plataforma feita para isso: cada agente vira um processo isolado, com dono, com quem o encerre e com quem perceba que ele morreu. O custo da escolha é um ecossistema de inteligência artificial menor que o de Python — aceitável, porque a parte pesada aqui é espera de rede, não cálculo.</w:t>
+        <w:t>O sistema não faz contas pesadas: ele espera respostas lentas de um serviço remoto, que podem falhar. Elixir roda sobre uma plataforma feita para manter muitos trabalhos assim ao mesmo tempo: cada agente é um processo isolado e supervisionado, e a queda de um não afeta os outros. O custo da escolha é um ecossistema de inteligência artificial menor que o de Python.</w:t>
       </w:r>
     </w:p>
     <w:p>
@@ -5642,6 +5840,10 @@
         <w:gridCol w:w="2438"/>
       </w:tblGrid>
       <w:tr>
+        <w:trPr>
+          <w:cantSplit/>
+          <w:tblHeader/>
+        </w:trPr>
         <w:tc>
           <w:tcPr>
             <w:tcW w:type="dxa" w:w="1531"/>
@@ -5688,7 +5890,7 @@
         </w:tc>
         <w:tc>
           <w:tcPr>
-            <w:tcW w:type="dxa" w:w="3118"/>
+            <w:tcW w:type="dxa" w:w="3175"/>
             <w:shd w:val="clear" w:fill="2A78D6"/>
           </w:tcPr>
           <w:p>
@@ -5710,7 +5912,7 @@
         </w:tc>
         <w:tc>
           <w:tcPr>
-            <w:tcW w:type="dxa" w:w="4649"/>
+            <w:tcW w:type="dxa" w:w="4592"/>
             <w:shd w:val="clear" w:fill="2A78D6"/>
           </w:tcPr>
           <w:p>
@@ -5732,6 +5934,9 @@
         </w:tc>
       </w:tr>
       <w:tr>
+        <w:trPr>
+          <w:cantSplit/>
+        </w:trPr>
         <w:tc>
           <w:tcPr>
             <w:tcW w:type="dxa" w:w="1531"/>
@@ -5776,7 +5981,7 @@
         </w:tc>
         <w:tc>
           <w:tcPr>
-            <w:tcW w:type="dxa" w:w="3118"/>
+            <w:tcW w:type="dxa" w:w="3175"/>
           </w:tcPr>
           <w:p>
             <w:pPr>
@@ -5797,7 +6002,7 @@
         </w:tc>
         <w:tc>
           <w:tcPr>
-            <w:tcW w:type="dxa" w:w="4649"/>
+            <w:tcW w:type="dxa" w:w="4592"/>
           </w:tcPr>
           <w:p>
             <w:pPr>
@@ -5812,12 +6017,15 @@
                 <w:color w:val="52514E"/>
                 <w:sz w:val="15"/>
               </w:rPr>
-              <w:t>acesso à plataforma descrita acima</w:t>
+              <w:t>dá acesso à plataforma de processos supervisionados</w:t>
             </w:r>
           </w:p>
         </w:tc>
       </w:tr>
       <w:tr>
+        <w:trPr>
+          <w:cantSplit/>
+        </w:trPr>
         <w:tc>
           <w:tcPr>
             <w:tcW w:type="dxa" w:w="1531"/>
@@ -5864,7 +6072,7 @@
         </w:tc>
         <w:tc>
           <w:tcPr>
-            <w:tcW w:type="dxa" w:w="3118"/>
+            <w:tcW w:type="dxa" w:w="3175"/>
             <w:shd w:val="clear" w:fill="F5F5F2"/>
           </w:tcPr>
           <w:p>
@@ -5880,13 +6088,13 @@
                 <w:color w:val="52514E"/>
                 <w:sz w:val="15"/>
               </w:rPr>
-              <w:t>Base que roda os processos e os supervisiona</w:t>
+              <w:t>Roda e supervisiona os processos</w:t>
             </w:r>
           </w:p>
         </w:tc>
         <w:tc>
           <w:tcPr>
-            <w:tcW w:type="dxa" w:w="4649"/>
+            <w:tcW w:type="dxa" w:w="4592"/>
             <w:shd w:val="clear" w:fill="F5F5F2"/>
           </w:tcPr>
           <w:p>
@@ -5902,12 +6110,15 @@
                 <w:color w:val="52514E"/>
                 <w:sz w:val="15"/>
               </w:rPr>
-              <w:t>é a razão da escolha da linguagem</w:t>
+              <w:t>é a razão da escolha</w:t>
             </w:r>
           </w:p>
         </w:tc>
       </w:tr>
       <w:tr>
+        <w:trPr>
+          <w:cantSplit/>
+        </w:trPr>
         <w:tc>
           <w:tcPr>
             <w:tcW w:type="dxa" w:w="1531"/>
@@ -5952,7 +6163,7 @@
         </w:tc>
         <w:tc>
           <w:tcPr>
-            <w:tcW w:type="dxa" w:w="3118"/>
+            <w:tcW w:type="dxa" w:w="3175"/>
           </w:tcPr>
           <w:p>
             <w:pPr>
@@ -5967,13 +6178,13 @@
                 <w:color w:val="52514E"/>
                 <w:sz w:val="15"/>
               </w:rPr>
-              <w:t>Compila, baixa dependências e roda comandos do projeto</w:t>
+              <w:t>Compila, instala dependências e roda comandos</w:t>
             </w:r>
           </w:p>
         </w:tc>
         <w:tc>
           <w:tcPr>
-            <w:tcW w:type="dxa" w:w="4649"/>
+            <w:tcW w:type="dxa" w:w="4592"/>
           </w:tcPr>
           <w:p>
             <w:pPr>
@@ -5988,12 +6199,15 @@
                 <w:color w:val="52514E"/>
                 <w:sz w:val="15"/>
               </w:rPr>
-              <w:t>vem junto com a linguagem</w:t>
+              <w:t>vem com a linguagem</w:t>
             </w:r>
           </w:p>
         </w:tc>
       </w:tr>
       <w:tr>
+        <w:trPr>
+          <w:cantSplit/>
+        </w:trPr>
         <w:tc>
           <w:tcPr>
             <w:tcW w:type="dxa" w:w="1531"/>
@@ -6040,7 +6254,7 @@
         </w:tc>
         <w:tc>
           <w:tcPr>
-            <w:tcW w:type="dxa" w:w="3118"/>
+            <w:tcW w:type="dxa" w:w="3175"/>
             <w:shd w:val="clear" w:fill="F5F5F2"/>
           </w:tcPr>
           <w:p>
@@ -6056,13 +6270,13 @@
                 <w:color w:val="52514E"/>
                 <w:sz w:val="15"/>
               </w:rPr>
-              <w:t>Estrutura da aplicação web que serve a tela</w:t>
+              <w:t>Aplicação web que serve a tela</w:t>
             </w:r>
           </w:p>
         </w:tc>
         <w:tc>
           <w:tcPr>
-            <w:tcW w:type="dxa" w:w="4649"/>
+            <w:tcW w:type="dxa" w:w="4592"/>
             <w:shd w:val="clear" w:fill="F5F5F2"/>
           </w:tcPr>
           <w:p>
@@ -6078,12 +6292,15 @@
                 <w:color w:val="52514E"/>
                 <w:sz w:val="15"/>
               </w:rPr>
-              <w:t>padrão do ecossistema, e conversa com a supervisão</w:t>
+              <w:t>padrão do ecossistema</w:t>
             </w:r>
           </w:p>
         </w:tc>
       </w:tr>
       <w:tr>
+        <w:trPr>
+          <w:cantSplit/>
+        </w:trPr>
         <w:tc>
           <w:tcPr>
             <w:tcW w:type="dxa" w:w="1531"/>
@@ -6128,7 +6345,7 @@
         </w:tc>
         <w:tc>
           <w:tcPr>
-            <w:tcW w:type="dxa" w:w="3118"/>
+            <w:tcW w:type="dxa" w:w="3175"/>
           </w:tcPr>
           <w:p>
             <w:pPr>
@@ -6143,13 +6360,13 @@
                 <w:color w:val="52514E"/>
                 <w:sz w:val="15"/>
               </w:rPr>
-              <w:t>Atualiza a tela ao vivo, a partir do servidor</w:t>
+              <w:t>Tela atualizada ao vivo pelo servidor</w:t>
             </w:r>
           </w:p>
         </w:tc>
         <w:tc>
           <w:tcPr>
-            <w:tcW w:type="dxa" w:w="4649"/>
+            <w:tcW w:type="dxa" w:w="4592"/>
           </w:tcPr>
           <w:p>
             <w:pPr>
@@ -6164,12 +6381,15 @@
                 <w:color w:val="52514E"/>
                 <w:sz w:val="15"/>
               </w:rPr>
-              <w:t>evita construir um segundo sistema só para mostrar o que o servidor já sabe</w:t>
+              <w:t>dispensa um segundo sistema só para a interface</w:t>
             </w:r>
           </w:p>
         </w:tc>
       </w:tr>
       <w:tr>
+        <w:trPr>
+          <w:cantSplit/>
+        </w:trPr>
         <w:tc>
           <w:tcPr>
             <w:tcW w:type="dxa" w:w="1531"/>
@@ -6216,7 +6436,7 @@
         </w:tc>
         <w:tc>
           <w:tcPr>
-            <w:tcW w:type="dxa" w:w="3118"/>
+            <w:tcW w:type="dxa" w:w="3175"/>
             <w:shd w:val="clear" w:fill="F5F5F2"/>
           </w:tcPr>
           <w:p>
@@ -6232,13 +6452,13 @@
                 <w:color w:val="52514E"/>
                 <w:sz w:val="15"/>
               </w:rPr>
-              <w:t>Servidor que atende as requisições</w:t>
+              <w:t>Servidor HTTP</w:t>
             </w:r>
           </w:p>
         </w:tc>
         <w:tc>
           <w:tcPr>
-            <w:tcW w:type="dxa" w:w="4649"/>
+            <w:tcW w:type="dxa" w:w="4592"/>
             <w:shd w:val="clear" w:fill="F5F5F2"/>
           </w:tcPr>
           <w:p>
@@ -6260,6 +6480,9 @@
         </w:tc>
       </w:tr>
       <w:tr>
+        <w:trPr>
+          <w:cantSplit/>
+        </w:trPr>
         <w:tc>
           <w:tcPr>
             <w:tcW w:type="dxa" w:w="1531"/>
@@ -6304,7 +6527,7 @@
         </w:tc>
         <w:tc>
           <w:tcPr>
-            <w:tcW w:type="dxa" w:w="3118"/>
+            <w:tcW w:type="dxa" w:w="3175"/>
           </w:tcPr>
           <w:p>
             <w:pPr>
@@ -6325,7 +6548,7 @@
         </w:tc>
         <w:tc>
           <w:tcPr>
-            <w:tcW w:type="dxa" w:w="4649"/>
+            <w:tcW w:type="dxa" w:w="4592"/>
           </w:tcPr>
           <w:p>
             <w:pPr>
@@ -6340,12 +6563,15 @@
                 <w:color w:val="52514E"/>
                 <w:sz w:val="15"/>
               </w:rPr>
-              <w:t>componentes prontos; a tela é ferramenta de uso próprio, não produto</w:t>
+              <w:t>componentes prontos</w:t>
             </w:r>
           </w:p>
         </w:tc>
       </w:tr>
       <w:tr>
+        <w:trPr>
+          <w:cantSplit/>
+        </w:trPr>
         <w:tc>
           <w:tcPr>
             <w:tcW w:type="dxa" w:w="1531"/>
@@ -6392,7 +6618,7 @@
         </w:tc>
         <w:tc>
           <w:tcPr>
-            <w:tcW w:type="dxa" w:w="3118"/>
+            <w:tcW w:type="dxa" w:w="3175"/>
             <w:shd w:val="clear" w:fill="F5F5F2"/>
           </w:tcPr>
           <w:p>
@@ -6408,13 +6634,13 @@
                 <w:color w:val="52514E"/>
                 <w:sz w:val="15"/>
               </w:rPr>
-              <w:t>Banco de dados com todo o estado do sistema</w:t>
+              <w:t>Banco com todo o estado do sistema</w:t>
             </w:r>
           </w:p>
         </w:tc>
         <w:tc>
           <w:tcPr>
-            <w:tcW w:type="dxa" w:w="4649"/>
+            <w:tcW w:type="dxa" w:w="4592"/>
             <w:shd w:val="clear" w:fill="F5F5F2"/>
           </w:tcPr>
           <w:p>
@@ -6430,12 +6656,15 @@
                 <w:color w:val="52514E"/>
                 <w:sz w:val="15"/>
               </w:rPr>
-              <w:t>permite mudar o estado, gravar o relatório e lançar o custo de uma vez só, sem meio-termo</w:t>
+              <w:t>muda estado, relatório e custo numa só transação</w:t>
             </w:r>
           </w:p>
         </w:tc>
       </w:tr>
       <w:tr>
+        <w:trPr>
+          <w:cantSplit/>
+        </w:trPr>
         <w:tc>
           <w:tcPr>
             <w:tcW w:type="dxa" w:w="1531"/>
@@ -6480,7 +6709,7 @@
         </w:tc>
         <w:tc>
           <w:tcPr>
-            <w:tcW w:type="dxa" w:w="3118"/>
+            <w:tcW w:type="dxa" w:w="3175"/>
           </w:tcPr>
           <w:p>
             <w:pPr>
@@ -6495,13 +6724,13 @@
                 <w:color w:val="52514E"/>
                 <w:sz w:val="15"/>
               </w:rPr>
-              <w:t>Conversa com o banco e controla as mudanças de esquema</w:t>
+              <w:t>Acesso ao banco e mudanças de esquema</w:t>
             </w:r>
           </w:p>
         </w:tc>
         <w:tc>
           <w:tcPr>
-            <w:tcW w:type="dxa" w:w="4649"/>
+            <w:tcW w:type="dxa" w:w="4592"/>
           </w:tcPr>
           <w:p>
             <w:pPr>
@@ -6522,6 +6751,9 @@
         </w:tc>
       </w:tr>
       <w:tr>
+        <w:trPr>
+          <w:cantSplit/>
+        </w:trPr>
         <w:tc>
           <w:tcPr>
             <w:tcW w:type="dxa" w:w="1531"/>
@@ -6568,7 +6800,7 @@
         </w:tc>
         <w:tc>
           <w:tcPr>
-            <w:tcW w:type="dxa" w:w="3118"/>
+            <w:tcW w:type="dxa" w:w="3175"/>
             <w:shd w:val="clear" w:fill="F5F5F2"/>
           </w:tcPr>
           <w:p>
@@ -6584,13 +6816,13 @@
                 <w:color w:val="52514E"/>
                 <w:sz w:val="15"/>
               </w:rPr>
-              <w:t>Fila de trabalhos, guardada dentro do próprio banco</w:t>
+              <w:t>Fila de trabalhos dentro do banco</w:t>
             </w:r>
           </w:p>
         </w:tc>
         <w:tc>
           <w:tcPr>
-            <w:tcW w:type="dxa" w:w="4649"/>
+            <w:tcW w:type="dxa" w:w="4592"/>
             <w:shd w:val="clear" w:fill="F5F5F2"/>
           </w:tcPr>
           <w:p>
@@ -6606,12 +6838,15 @@
                 <w:color w:val="52514E"/>
                 <w:sz w:val="15"/>
               </w:rPr>
-              <w:t>enfileirar o trabalho e mudar o estado da tarefa acontecem juntos; fila separada não permitiria</w:t>
+              <w:t>enfileira e muda o estado da tarefa juntos</w:t>
             </w:r>
           </w:p>
         </w:tc>
       </w:tr>
       <w:tr>
+        <w:trPr>
+          <w:cantSplit/>
+        </w:trPr>
         <w:tc>
           <w:tcPr>
             <w:tcW w:type="dxa" w:w="1531"/>
@@ -6656,7 +6891,7 @@
         </w:tc>
         <w:tc>
           <w:tcPr>
-            <w:tcW w:type="dxa" w:w="3118"/>
+            <w:tcW w:type="dxa" w:w="3175"/>
           </w:tcPr>
           <w:p>
             <w:pPr>
@@ -6677,7 +6912,7 @@
         </w:tc>
         <w:tc>
           <w:tcPr>
-            <w:tcW w:type="dxa" w:w="4649"/>
+            <w:tcW w:type="dxa" w:w="4592"/>
           </w:tcPr>
           <w:p>
             <w:pPr>
@@ -6692,12 +6927,15 @@
                 <w:color w:val="52514E"/>
                 <w:sz w:val="15"/>
               </w:rPr>
-              <w:t>extensão do próprio banco: a memória mora junto do estado, sem um segundo serviço</w:t>
+              <w:t>a memória fica no mesmo banco, sem outro serviço</w:t>
             </w:r>
           </w:p>
         </w:tc>
       </w:tr>
       <w:tr>
+        <w:trPr>
+          <w:cantSplit/>
+        </w:trPr>
         <w:tc>
           <w:tcPr>
             <w:tcW w:type="dxa" w:w="1531"/>
@@ -6744,7 +6982,7 @@
         </w:tc>
         <w:tc>
           <w:tcPr>
-            <w:tcW w:type="dxa" w:w="3118"/>
+            <w:tcW w:type="dxa" w:w="3175"/>
             <w:shd w:val="clear" w:fill="F5F5F2"/>
           </w:tcPr>
           <w:p>
@@ -6766,7 +7004,7 @@
         </w:tc>
         <w:tc>
           <w:tcPr>
-            <w:tcW w:type="dxa" w:w="4649"/>
+            <w:tcW w:type="dxa" w:w="4592"/>
             <w:shd w:val="clear" w:fill="F5F5F2"/>
           </w:tcPr>
           <w:p>
@@ -6782,12 +7020,15 @@
                 <w:color w:val="52514E"/>
                 <w:sz w:val="15"/>
               </w:rPr>
-              <w:t>vem junto com a linguagem</w:t>
+              <w:t>vem com a linguagem</w:t>
             </w:r>
           </w:p>
         </w:tc>
       </w:tr>
       <w:tr>
+        <w:trPr>
+          <w:cantSplit/>
+        </w:trPr>
         <w:tc>
           <w:tcPr>
             <w:tcW w:type="dxa" w:w="1531"/>
@@ -6832,7 +7073,7 @@
         </w:tc>
         <w:tc>
           <w:tcPr>
-            <w:tcW w:type="dxa" w:w="3118"/>
+            <w:tcW w:type="dxa" w:w="3175"/>
           </w:tcPr>
           <w:p>
             <w:pPr>
@@ -6847,13 +7088,13 @@
                 <w:color w:val="52514E"/>
                 <w:sz w:val="15"/>
               </w:rPr>
-              <w:t>Confere estilo e consistência do código</w:t>
+              <w:t>Estilo e consistência do código</w:t>
             </w:r>
           </w:p>
         </w:tc>
         <w:tc>
           <w:tcPr>
-            <w:tcW w:type="dxa" w:w="4649"/>
+            <w:tcW w:type="dxa" w:w="4592"/>
           </w:tcPr>
           <w:p>
             <w:pPr>
@@ -6868,12 +7109,15 @@
                 <w:color w:val="52514E"/>
                 <w:sz w:val="15"/>
               </w:rPr>
-              <w:t>roda em modo estrito, e reprovar nele interrompe a verificação</w:t>
+              <w:t>em modo estrito, reprova a verificação</w:t>
             </w:r>
           </w:p>
         </w:tc>
       </w:tr>
       <w:tr>
+        <w:trPr>
+          <w:cantSplit/>
+        </w:trPr>
         <w:tc>
           <w:tcPr>
             <w:tcW w:type="dxa" w:w="1531"/>
@@ -6920,7 +7164,7 @@
         </w:tc>
         <w:tc>
           <w:tcPr>
-            <w:tcW w:type="dxa" w:w="3118"/>
+            <w:tcW w:type="dxa" w:w="3175"/>
             <w:shd w:val="clear" w:fill="F5F5F2"/>
           </w:tcPr>
           <w:p>
@@ -6936,13 +7180,13 @@
                 <w:color w:val="52514E"/>
                 <w:sz w:val="15"/>
               </w:rPr>
-              <w:t>Confere tipos antes de rodar</w:t>
+              <w:t>Checagem de tipos</w:t>
             </w:r>
           </w:p>
         </w:tc>
         <w:tc>
           <w:tcPr>
-            <w:tcW w:type="dxa" w:w="4649"/>
+            <w:tcW w:type="dxa" w:w="4592"/>
             <w:shd w:val="clear" w:fill="F5F5F2"/>
           </w:tcPr>
           <w:p>
@@ -6958,12 +7202,15 @@
                 <w:color w:val="52514E"/>
                 <w:sz w:val="15"/>
               </w:rPr>
-              <w:t>é uma das formas de mover a regra para o compilador</w:t>
+              <w:t>leva regras para o compilador</w:t>
             </w:r>
           </w:p>
         </w:tc>
       </w:tr>
       <w:tr>
+        <w:trPr>
+          <w:cantSplit/>
+        </w:trPr>
         <w:tc>
           <w:tcPr>
             <w:tcW w:type="dxa" w:w="1531"/>
@@ -7008,7 +7255,7 @@
         </w:tc>
         <w:tc>
           <w:tcPr>
-            <w:tcW w:type="dxa" w:w="3118"/>
+            <w:tcW w:type="dxa" w:w="3175"/>
           </w:tcPr>
           <w:p>
             <w:pPr>
@@ -7023,13 +7270,13 @@
                 <w:color w:val="52514E"/>
                 <w:sz w:val="15"/>
               </w:rPr>
-              <w:t>Conversa pela rede com o fornecedor do modelo</w:t>
+              <w:t>Conversa com o fornecedor do modelo</w:t>
             </w:r>
           </w:p>
         </w:tc>
         <w:tc>
           <w:tcPr>
-            <w:tcW w:type="dxa" w:w="4649"/>
+            <w:tcW w:type="dxa" w:w="4592"/>
           </w:tcPr>
           <w:p>
             <w:pPr>
@@ -7044,12 +7291,15 @@
                 <w:color w:val="52514E"/>
                 <w:sz w:val="15"/>
               </w:rPr>
-              <w:t>de baixo nível de propósito, para o sistema controlar o reaproveitamento de contexto</w:t>
+              <w:t>permite controlar o reaproveitamento de contexto</w:t>
             </w:r>
           </w:p>
         </w:tc>
       </w:tr>
       <w:tr>
+        <w:trPr>
+          <w:cantSplit/>
+        </w:trPr>
         <w:tc>
           <w:tcPr>
             <w:tcW w:type="dxa" w:w="1531"/>
@@ -7096,7 +7346,7 @@
         </w:tc>
         <w:tc>
           <w:tcPr>
-            <w:tcW w:type="dxa" w:w="3118"/>
+            <w:tcW w:type="dxa" w:w="3175"/>
             <w:shd w:val="clear" w:fill="F5F5F2"/>
           </w:tcPr>
           <w:p>
@@ -7112,13 +7362,13 @@
                 <w:color w:val="52514E"/>
                 <w:sz w:val="15"/>
               </w:rPr>
-              <w:t>Emite os avisos e as medidas de cada execução</w:t>
+              <w:t>Medidas de cada execução</w:t>
             </w:r>
           </w:p>
         </w:tc>
         <w:tc>
           <w:tcPr>
-            <w:tcW w:type="dxa" w:w="4649"/>
+            <w:tcW w:type="dxa" w:w="4592"/>
             <w:shd w:val="clear" w:fill="F5F5F2"/>
           </w:tcPr>
           <w:p>
@@ -7134,12 +7384,15 @@
                 <w:color w:val="52514E"/>
                 <w:sz w:val="15"/>
               </w:rPr>
-              <w:t>a tela lê os mesmos avisos que o motor emite</w:t>
+              <w:t>a tela lê os mesmos avisos do motor</w:t>
             </w:r>
           </w:p>
         </w:tc>
       </w:tr>
       <w:tr>
+        <w:trPr>
+          <w:cantSplit/>
+        </w:trPr>
         <w:tc>
           <w:tcPr>
             <w:tcW w:type="dxa" w:w="1531"/>
@@ -7184,7 +7437,7 @@
         </w:tc>
         <w:tc>
           <w:tcPr>
-            <w:tcW w:type="dxa" w:w="3118"/>
+            <w:tcW w:type="dxa" w:w="3175"/>
           </w:tcPr>
           <w:p>
             <w:pPr>
@@ -7199,13 +7452,13 @@
                 <w:color w:val="52514E"/>
                 <w:sz w:val="15"/>
               </w:rPr>
-              <w:t>Versiona o sistema e cada projeto construído</w:t>
+              <w:t>Versiona o sistema e os projetos gerados</w:t>
             </w:r>
           </w:p>
         </w:tc>
         <w:tc>
           <w:tcPr>
-            <w:tcW w:type="dxa" w:w="4649"/>
+            <w:tcW w:type="dxa" w:w="4592"/>
           </w:tcPr>
           <w:p>
             <w:pPr>
@@ -7220,7 +7473,7 @@
                 <w:color w:val="52514E"/>
                 <w:sz w:val="15"/>
               </w:rPr>
-              <w:t>cada projeto gerado nasce como repositório próprio, com um registro por tarefa</w:t>
+              <w:t>um registro por tarefa</w:t>
             </w:r>
           </w:p>
         </w:tc>
@@ -7228,7 +7481,7 @@
     </w:tbl>
     <w:p>
       <w:pPr>
-        <w:spacing w:after="20"/>
+        <w:spacing w:before="0" w:after="0" w:line="100" w:lineRule="exact"/>
       </w:pPr>
     </w:p>
     <w:p>
@@ -7241,7 +7494,7 @@
     </w:p>
     <w:p>
       <w:pPr>
-        <w:spacing w:before="0" w:after="60" w:line="252" w:lineRule="auto"/>
+        <w:spacing w:before="0" w:after="40" w:line="252" w:lineRule="auto"/>
       </w:pPr>
       <w:r>
         <w:rPr>
@@ -7251,7 +7504,7 @@
           <w:color w:val="0B0B0B"/>
           <w:sz w:val="19"/>
         </w:rPr>
-        <w:t>Todo o controle de qualidade fica atrás de um comando. O que falha mais rápido e mais barato roda primeiro, e o primeiro estágio que falhar interrompe os seguintes. É este comando que roda em toda verificação — à mão ou quando um agente confere a própria entrega.</w:t>
+        <w:t>Todo o controle de qualidade roda num comando, do estágio mais barato ao mais caro; o primeiro que falhar interrompe os seguintes.</w:t>
       </w:r>
     </w:p>
     <w:tbl>
@@ -7272,6 +7525,9 @@
         <w:gridCol w:w="9752"/>
       </w:tblGrid>
       <w:tr>
+        <w:trPr>
+          <w:cantSplit/>
+        </w:trPr>
         <w:tc>
           <w:tcPr>
             <w:tcW w:type="dxa" w:w="9865"/>
@@ -7335,7 +7591,7 @@
           </w:p>
           <w:p>
             <w:pPr>
-              <w:spacing w:before="0" w:after="0" w:line="240" w:lineRule="auto"/>
+              <w:spacing w:before="0" w:after="40" w:line="240" w:lineRule="auto"/>
               <w:jc w:val="left"/>
             </w:pPr>
             <w:r>
@@ -7352,12 +7608,12 @@
     </w:tbl>
     <w:p>
       <w:pPr>
-        <w:spacing w:after="20"/>
+        <w:spacing w:before="0" w:after="0" w:line="100" w:lineRule="exact"/>
       </w:pPr>
     </w:p>
     <w:p>
       <w:pPr>
-        <w:spacing w:after="40"/>
+        <w:spacing w:before="0" w:after="0" w:line="160" w:lineRule="exact"/>
       </w:pPr>
     </w:p>
     <w:tbl>
@@ -7378,6 +7634,9 @@
         <w:gridCol w:w="9752"/>
       </w:tblGrid>
       <w:tr>
+        <w:trPr>
+          <w:cantSplit/>
+        </w:trPr>
         <w:tc>
           <w:tcPr>
             <w:tcW w:type="dxa" w:w="9865"/>
@@ -7385,6 +7644,7 @@
           </w:tcPr>
           <w:p>
             <w:pPr>
+              <w:keepNext/>
               <w:spacing w:before="60" w:after="20"/>
               <w:jc w:val="left"/>
             </w:pPr>
@@ -7409,6 +7669,7 @@
           </w:p>
           <w:p>
             <w:pPr>
+              <w:keepNext/>
               <w:spacing w:before="0" w:after="60"/>
               <w:jc w:val="left"/>
             </w:pPr>
@@ -7419,7 +7680,7 @@
                 <w:color w:val="FFFFFF"/>
                 <w:sz w:val="17"/>
               </w:rPr>
-              <w:t>O que pode dar errado, e o que já está previsto para cada caso.</w:t>
+              <w:t>O que pode dar errado, e o que já está previsto.</w:t>
             </w:r>
           </w:p>
         </w:tc>
@@ -7427,7 +7688,8 @@
     </w:tbl>
     <w:p>
       <w:pPr>
-        <w:spacing w:after="40"/>
+        <w:keepNext/>
+        <w:spacing w:before="0" w:after="0" w:line="40" w:lineRule="exact"/>
       </w:pPr>
     </w:p>
     <w:p>
@@ -7458,9 +7720,13 @@
         <w:gridCol w:w="3251"/>
       </w:tblGrid>
       <w:tr>
+        <w:trPr>
+          <w:cantSplit/>
+          <w:tblHeader/>
+        </w:trPr>
         <w:tc>
           <w:tcPr>
-            <w:tcW w:type="dxa" w:w="2835"/>
+            <w:tcW w:type="dxa" w:w="3061"/>
             <w:shd w:val="clear" w:fill="2A78D6"/>
           </w:tcPr>
           <w:p>
@@ -7504,7 +7770,7 @@
         </w:tc>
         <w:tc>
           <w:tcPr>
-            <w:tcW w:type="dxa" w:w="6123"/>
+            <w:tcW w:type="dxa" w:w="5896"/>
             <w:shd w:val="clear" w:fill="2A78D6"/>
           </w:tcPr>
           <w:p>
@@ -7526,9 +7792,12 @@
         </w:tc>
       </w:tr>
       <w:tr>
+        <w:trPr>
+          <w:cantSplit/>
+        </w:trPr>
         <w:tc>
           <w:tcPr>
-            <w:tcW w:type="dxa" w:w="2835"/>
+            <w:tcW w:type="dxa" w:w="3061"/>
           </w:tcPr>
           <w:p>
             <w:pPr>
@@ -7543,7 +7812,7 @@
                 <w:color w:val="0B0B0B"/>
                 <w:sz w:val="15"/>
               </w:rPr>
-              <w:t>O fornecedor do modelo não oferecer o controle que o projeto supõe</w:t>
+              <w:t>O fornecedor do modelo não oferecer o controle esperado</w:t>
             </w:r>
           </w:p>
         </w:tc>
@@ -7570,7 +7839,7 @@
         </w:tc>
         <w:tc>
           <w:tcPr>
-            <w:tcW w:type="dxa" w:w="6123"/>
+            <w:tcW w:type="dxa" w:w="5896"/>
           </w:tcPr>
           <w:p>
             <w:pPr>
@@ -7585,15 +7854,18 @@
                 <w:color w:val="52514E"/>
                 <w:sz w:val="15"/>
               </w:rPr>
-              <w:t>a E5 mede antes de decidir, com o instrumento de medição escrito antes de ser usado</w:t>
+              <w:t>a E3 mede antes de decidir</w:t>
             </w:r>
           </w:p>
         </w:tc>
       </w:tr>
       <w:tr>
+        <w:trPr>
+          <w:cantSplit/>
+        </w:trPr>
         <w:tc>
           <w:tcPr>
-            <w:tcW w:type="dxa" w:w="2835"/>
+            <w:tcW w:type="dxa" w:w="3061"/>
             <w:shd w:val="clear" w:fill="F5F5F2"/>
           </w:tcPr>
           <w:p>
@@ -7609,7 +7881,7 @@
                 <w:color w:val="0B0B0B"/>
                 <w:sz w:val="15"/>
               </w:rPr>
-              <w:t>O desenvolvimento, com 75 dias, não caber no prazo</w:t>
+              <w:t>O desenvolvimento (90 dias) não caber no prazo</w:t>
             </w:r>
           </w:p>
         </w:tc>
@@ -7637,7 +7909,7 @@
         </w:tc>
         <w:tc>
           <w:tcPr>
-            <w:tcW w:type="dxa" w:w="6123"/>
+            <w:tcW w:type="dxa" w:w="5896"/>
             <w:shd w:val="clear" w:fill="F5F5F2"/>
           </w:tcPr>
           <w:p>
@@ -7653,15 +7925,18 @@
                 <w:color w:val="52514E"/>
                 <w:sz w:val="15"/>
               </w:rPr>
-              <w:t>a ordem das etapas põe primeiro o que sustenta o resto; se algo atrasar, o corte sai do painel (E7) ou da memória (E6), nunca da validação</w:t>
+              <w:t>o essencial vem primeiro; se atrasar, corta-se do painel (E7) ou da memória (E6), nunca da validação</w:t>
             </w:r>
           </w:p>
         </w:tc>
       </w:tr>
       <w:tr>
+        <w:trPr>
+          <w:cantSplit/>
+        </w:trPr>
         <w:tc>
           <w:tcPr>
-            <w:tcW w:type="dxa" w:w="2835"/>
+            <w:tcW w:type="dxa" w:w="3061"/>
           </w:tcPr>
           <w:p>
             <w:pPr>
@@ -7676,7 +7951,7 @@
                 <w:color w:val="0B0B0B"/>
                 <w:sz w:val="15"/>
               </w:rPr>
-              <w:t>Os critérios de desempenho não serem atingidos até o início das aulas</w:t>
+              <w:t>Os critérios não serem atingidos até o início das aulas</w:t>
             </w:r>
           </w:p>
         </w:tc>
@@ -7703,7 +7978,7 @@
         </w:tc>
         <w:tc>
           <w:tcPr>
-            <w:tcW w:type="dxa" w:w="6123"/>
+            <w:tcW w:type="dxa" w:w="5896"/>
           </w:tcPr>
           <w:p>
             <w:pPr>
@@ -7718,15 +7993,18 @@
                 <w:color w:val="52514E"/>
                 <w:sz w:val="15"/>
               </w:rPr>
-              <w:t>os critérios são medidos a cada ciclo desde a E8; o que não for atingido é publicado com o valor medido e registrado como trabalho futuro</w:t>
+              <w:t>medição a cada ciclo desde a E8; o não atingido é publicado com o valor medido</w:t>
             </w:r>
           </w:p>
         </w:tc>
       </w:tr>
       <w:tr>
+        <w:trPr>
+          <w:cantSplit/>
+        </w:trPr>
         <w:tc>
           <w:tcPr>
-            <w:tcW w:type="dxa" w:w="2835"/>
+            <w:tcW w:type="dxa" w:w="3061"/>
             <w:shd w:val="clear" w:fill="F5F5F2"/>
           </w:tcPr>
           <w:p>
@@ -7742,7 +8020,7 @@
                 <w:color w:val="0B0B0B"/>
                 <w:sz w:val="15"/>
               </w:rPr>
-              <w:t>As tarefas escritas na E2 envelhecerem até serem executadas</w:t>
+              <w:t>As tarefas planejadas envelhecerem</w:t>
             </w:r>
           </w:p>
         </w:tc>
@@ -7770,7 +8048,7 @@
         </w:tc>
         <w:tc>
           <w:tcPr>
-            <w:tcW w:type="dxa" w:w="6123"/>
+            <w:tcW w:type="dxa" w:w="5896"/>
             <w:shd w:val="clear" w:fill="F5F5F2"/>
           </w:tcPr>
           <w:p>
@@ -7786,15 +8064,18 @@
                 <w:color w:val="52514E"/>
                 <w:sz w:val="15"/>
               </w:rPr>
-              <w:t>as etapas E4 a E7 começam conferindo o plano contra o código que já existe</w:t>
+              <w:t>da E4 à E7, cada etapa começa conferindo o plano contra o código</w:t>
             </w:r>
           </w:p>
         </w:tc>
       </w:tr>
       <w:tr>
+        <w:trPr>
+          <w:cantSplit/>
+        </w:trPr>
         <w:tc>
           <w:tcPr>
-            <w:tcW w:type="dxa" w:w="2835"/>
+            <w:tcW w:type="dxa" w:w="3061"/>
           </w:tcPr>
           <w:p>
             <w:pPr>
@@ -7836,7 +8117,7 @@
         </w:tc>
         <w:tc>
           <w:tcPr>
-            <w:tcW w:type="dxa" w:w="6123"/>
+            <w:tcW w:type="dxa" w:w="5896"/>
           </w:tcPr>
           <w:p>
             <w:pPr>
@@ -7851,15 +8132,18 @@
                 <w:color w:val="52514E"/>
                 <w:sz w:val="15"/>
               </w:rPr>
-              <w:t>custo gravado a cada resposta desde a E3, e teto de gasto por rodada na E5</w:t>
+              <w:t>custo gravado desde a E2 e teto por rodada desde a E4</w:t>
             </w:r>
           </w:p>
         </w:tc>
       </w:tr>
       <w:tr>
+        <w:trPr>
+          <w:cantSplit/>
+        </w:trPr>
         <w:tc>
           <w:tcPr>
-            <w:tcW w:type="dxa" w:w="2835"/>
+            <w:tcW w:type="dxa" w:w="3061"/>
             <w:shd w:val="clear" w:fill="F5F5F2"/>
           </w:tcPr>
           <w:p>
@@ -7875,7 +8159,7 @@
                 <w:color w:val="0B0B0B"/>
                 <w:sz w:val="15"/>
               </w:rPr>
-              <w:t>O limite de uso do fornecedor interromper uma execução do sistema no meio</w:t>
+              <w:t>O limite de uso do fornecedor interromper uma execução</w:t>
             </w:r>
           </w:p>
         </w:tc>
@@ -7903,7 +8187,7 @@
         </w:tc>
         <w:tc>
           <w:tcPr>
-            <w:tcW w:type="dxa" w:w="6123"/>
+            <w:tcW w:type="dxa" w:w="5896"/>
             <w:shd w:val="clear" w:fill="F5F5F2"/>
           </w:tcPr>
           <w:p>
@@ -7919,15 +8203,18 @@
                 <w:color w:val="52514E"/>
                 <w:sz w:val="15"/>
               </w:rPr>
-              <w:t>o sistema reconhece a parada, guarda o que já foi feito e retoma quando o limite libera</w:t>
+              <w:t>o sistema reconhece a parada, guarda o que foi feito e retoma (E5)</w:t>
             </w:r>
           </w:p>
         </w:tc>
       </w:tr>
       <w:tr>
+        <w:trPr>
+          <w:cantSplit/>
+        </w:trPr>
         <w:tc>
           <w:tcPr>
-            <w:tcW w:type="dxa" w:w="2835"/>
+            <w:tcW w:type="dxa" w:w="3061"/>
           </w:tcPr>
           <w:p>
             <w:pPr>
@@ -7942,7 +8229,7 @@
                 <w:color w:val="0B0B0B"/>
                 <w:sz w:val="15"/>
               </w:rPr>
-              <w:t>A busca por significado não caber na máquina de 8 GB</w:t>
+              <w:t>A busca não caber na máquina de 8 GB</w:t>
             </w:r>
           </w:p>
         </w:tc>
@@ -7969,7 +8256,7 @@
         </w:tc>
         <w:tc>
           <w:tcPr>
-            <w:tcW w:type="dxa" w:w="6123"/>
+            <w:tcW w:type="dxa" w:w="5896"/>
           </w:tcPr>
           <w:p>
             <w:pPr>
@@ -7990,9 +8277,12 @@
         </w:tc>
       </w:tr>
       <w:tr>
+        <w:trPr>
+          <w:cantSplit/>
+        </w:trPr>
         <w:tc>
           <w:tcPr>
-            <w:tcW w:type="dxa" w:w="2835"/>
+            <w:tcW w:type="dxa" w:w="3061"/>
             <w:shd w:val="clear" w:fill="F5F5F2"/>
           </w:tcPr>
           <w:p>
@@ -8008,7 +8298,7 @@
                 <w:color w:val="0B0B0B"/>
                 <w:sz w:val="15"/>
               </w:rPr>
-              <w:t>Um teste depender de acesso pago ao fornecedor do modelo</w:t>
+              <w:t>Um teste depender de acesso pago ao fornecedor</w:t>
             </w:r>
           </w:p>
         </w:tc>
@@ -8036,7 +8326,7 @@
         </w:tc>
         <w:tc>
           <w:tcPr>
-            <w:tcW w:type="dxa" w:w="6123"/>
+            <w:tcW w:type="dxa" w:w="5896"/>
             <w:shd w:val="clear" w:fill="F5F5F2"/>
           </w:tcPr>
           <w:p>
@@ -8052,7 +8342,7 @@
                 <w:color w:val="52514E"/>
                 <w:sz w:val="15"/>
               </w:rPr>
-              <w:t>cada entrega tem uma parte demonstrável sem custo e outra que exige gasto</w:t>
+              <w:t>cada entrega tem uma parte demonstrável sem custo</w:t>
             </w:r>
           </w:p>
         </w:tc>
@@ -8060,7 +8350,7 @@
     </w:tbl>
     <w:p>
       <w:pPr>
-        <w:spacing w:after="20"/>
+        <w:spacing w:before="0" w:after="0" w:line="100" w:lineRule="exact"/>
       </w:pPr>
     </w:p>
     <w:tbl>
@@ -8081,6 +8371,9 @@
         <w:gridCol w:w="9752"/>
       </w:tblGrid>
       <w:tr>
+        <w:trPr>
+          <w:cantSplit/>
+        </w:trPr>
         <w:tc>
           <w:tcPr>
             <w:tcW w:type="dxa" w:w="9865"/>
@@ -8106,7 +8399,7 @@
                 <w:color w:val="0B0B0B"/>
                 <w:sz w:val="17"/>
               </w:rPr>
-              <w:t>Modelos vão melhorar, ficar mais baratos e mudar de nome. A parte deste trabalho que não depende disso é a estrutura: tarefas pequenas com estado explícito, dois julgamentos independentes feitos por quem não construiu, falha limitada com uma tentativa de redimensionamento antes de desistir, e tudo registrado no instante em que acontece.</w:t>
+              <w:t>Modelos vão melhorar e mudar de nome. O que não depende deles é a estrutura: tarefas com estado explícito, dois julgamentos independentes, falha limitada e tudo registrado no momento em que acontece.</w:t>
             </w:r>
           </w:p>
         </w:tc>
@@ -8114,7 +8407,7 @@
     </w:tbl>
     <w:p>
       <w:pPr>
-        <w:spacing w:after="20"/>
+        <w:spacing w:before="0" w:after="0" w:line="100" w:lineRule="exact"/>
       </w:pPr>
     </w:p>
     <w:sectPr>

--- a/fabrica-multi-agente-plano-de-desenvolvimento.docx
+++ b/fabrica-multi-agente-plano-de-desenvolvimento.docx
@@ -176,7 +176,7 @@
           <w:color w:val="898781"/>
           <w:sz w:val="15"/>
         </w:rPr>
-        <w:t>Figura 1 — O projeto do começo ao fim: 145 dias em 10 etapas, sem pausa até o início das aulas.</w:t>
+        <w:t>Figura 1 — O projeto do começo ao fim: 145 dias em 10 etapas, sem pausa até o início das aulas. As três faixas são as fases do modelo em cascata.</w:t>
       </w:r>
     </w:p>
     <w:tbl>
@@ -1755,7 +1755,7 @@
                 <w:color w:val="FFFFFF"/>
                 <w:sz w:val="17"/>
               </w:rPr>
-              <w:t>As 10 etapas, a validação e as apresentações ao orientador.</w:t>
+              <w:t>O modelo, as 10 etapas, a divisão do trabalho e a validação.</w:t>
             </w:r>
           </w:p>
         </w:tc>
@@ -1769,6 +1769,93 @@
     </w:p>
     <w:p>
       <w:pPr>
+        <w:pStyle w:val="Heading1"/>
+      </w:pPr>
+      <w:r>
+        <w:t>5.  O modelo de desenvolvimento</w:t>
+      </w:r>
+    </w:p>
+    <w:p>
+      <w:pPr>
+        <w:spacing w:before="0" w:after="40" w:line="252" w:lineRule="auto"/>
+      </w:pPr>
+      <w:r>
+        <w:rPr>
+          <w:rFonts w:ascii="Calibri" w:hAnsi="Calibri" w:eastAsia="Calibri"/>
+          <w:b w:val="0"/>
+          <w:i w:val="0"/>
+          <w:color w:val="0B0B0B"/>
+          <w:sz w:val="19"/>
+        </w:rPr>
+        <w:t>O desenvolvimento segue o modelo em cascata: as fases acontecem em sequência, e cada uma termina numa entrega que precisa estar pronta para a seguinte começar. Requisitos e arquitetura são fechados na E1, antes de programar; a construção vai da E2 à E7; a validação começa com o sistema completo. O modelo cabe aqui porque o escopo está definido desde o início e a data de entrega é fixa.</w:t>
+      </w:r>
+    </w:p>
+    <w:p>
+      <w:pPr>
+        <w:keepNext/>
+        <w:spacing w:before="60" w:after="20"/>
+        <w:jc w:val="center"/>
+      </w:pPr>
+      <w:r>
+        <w:drawing>
+          <wp:inline xmlns:a="http://schemas.openxmlformats.org/drawingml/2006/main" xmlns:pic="http://schemas.openxmlformats.org/drawingml/2006/picture">
+            <wp:extent cx="5976000" cy="1515409"/>
+            <wp:docPr id="2" name="Picture 2"/>
+            <wp:cNvGraphicFramePr>
+              <a:graphicFrameLocks noChangeAspect="1"/>
+            </wp:cNvGraphicFramePr>
+            <a:graphic>
+              <a:graphicData uri="http://schemas.openxmlformats.org/drawingml/2006/picture">
+                <pic:pic>
+                  <pic:nvPicPr>
+                    <pic:cNvPr id="0" name="fig2_cascata.png"/>
+                    <pic:cNvPicPr/>
+                  </pic:nvPicPr>
+                  <pic:blipFill>
+                    <a:blip r:embed="rId10"/>
+                    <a:stretch>
+                      <a:fillRect/>
+                    </a:stretch>
+                  </pic:blipFill>
+                  <pic:spPr>
+                    <a:xfrm>
+                      <a:off x="0" y="0"/>
+                      <a:ext cx="5976000" cy="1515409"/>
+                    </a:xfrm>
+                    <a:prstGeom prst="rect"/>
+                  </pic:spPr>
+                </pic:pic>
+              </a:graphicData>
+            </a:graphic>
+          </wp:inline>
+        </w:drawing>
+      </w:r>
+    </w:p>
+    <w:p>
+      <w:pPr>
+        <w:spacing w:after="120"/>
+        <w:jc w:val="center"/>
+      </w:pPr>
+      <w:r>
+        <w:rPr>
+          <w:rFonts w:ascii="Calibri" w:hAnsi="Calibri" w:eastAsia="Calibri"/>
+          <w:i/>
+          <w:color w:val="898781"/>
+          <w:sz w:val="15"/>
+        </w:rPr>
+        <w:t>Figura 2 — O modelo em cascata: três fases em sequência, cada uma com um portão de saída.</w:t>
+      </w:r>
+    </w:p>
+    <w:p>
+      <w:pPr>
+        <w:pStyle w:val="Heading1"/>
+      </w:pPr>
+      <w:r>
+        <w:t>6.  As etapas</w:t>
+      </w:r>
+    </w:p>
+    <w:p>
+      <w:pPr>
         <w:keepNext/>
         <w:spacing w:before="60" w:after="20"/>
         <w:jc w:val="center"/>
@@ -1777,7 +1864,7 @@
         <w:drawing>
           <wp:inline xmlns:a="http://schemas.openxmlformats.org/drawingml/2006/main" xmlns:pic="http://schemas.openxmlformats.org/drawingml/2006/picture">
             <wp:extent cx="5976000" cy="2900501"/>
-            <wp:docPr id="2" name="Picture 2"/>
+            <wp:docPr id="3" name="Picture 3"/>
             <wp:cNvGraphicFramePr>
               <a:graphicFrameLocks noChangeAspect="1"/>
             </wp:cNvGraphicFramePr>
@@ -1785,11 +1872,11 @@
               <a:graphicData uri="http://schemas.openxmlformats.org/drawingml/2006/picture">
                 <pic:pic>
                   <pic:nvPicPr>
-                    <pic:cNvPr id="0" name="fig2_cronograma.png"/>
+                    <pic:cNvPr id="0" name="fig3_cronograma.png"/>
                     <pic:cNvPicPr/>
                   </pic:nvPicPr>
                   <pic:blipFill>
-                    <a:blip r:embed="rId10"/>
+                    <a:blip r:embed="rId11"/>
                     <a:stretch>
                       <a:fillRect/>
                     </a:stretch>
@@ -1820,7 +1907,7 @@
           <w:color w:val="898781"/>
           <w:sz w:val="15"/>
         </w:rPr>
-        <w:t>Figura 2 — As 10 etapas, com o início e o fim do desenvolvimento e o prazo final.</w:t>
+        <w:t>Figura 3 — As 10 etapas, com o início e o fim do desenvolvimento e o prazo final. A cor de cada barra é a fase.</w:t>
       </w:r>
     </w:p>
     <w:p>
@@ -2855,7 +2942,86 @@
         <w:pStyle w:val="Heading1"/>
       </w:pPr>
       <w:r>
-        <w:t>5.  A validação: refinar até os critérios serem atingidos</w:t>
+        <w:t>7.  A divisão do trabalho</w:t>
+      </w:r>
+    </w:p>
+    <w:p>
+      <w:pPr>
+        <w:spacing w:before="0" w:after="40" w:line="252" w:lineRule="auto"/>
+      </w:pPr>
+      <w:r>
+        <w:rPr>
+          <w:rFonts w:ascii="Calibri" w:hAnsi="Calibri" w:eastAsia="Calibri"/>
+          <w:b w:val="0"/>
+          <w:i w:val="0"/>
+          <w:color w:val="0B0B0B"/>
+          <w:sz w:val="19"/>
+        </w:rPr>
+        <w:t>A figura abre cada etapa nos pacotes de trabalho que a compõem — a mesma decomposição da coluna "O que será feito", vista em árvore. Os pacotes são numerados por etapa: E3.1, E3.2, e assim por diante.</w:t>
+      </w:r>
+    </w:p>
+    <w:p>
+      <w:pPr>
+        <w:keepNext/>
+        <w:spacing w:before="60" w:after="20"/>
+        <w:jc w:val="center"/>
+      </w:pPr>
+      <w:r>
+        <w:drawing>
+          <wp:inline xmlns:a="http://schemas.openxmlformats.org/drawingml/2006/main" xmlns:pic="http://schemas.openxmlformats.org/drawingml/2006/picture">
+            <wp:extent cx="6120000" cy="3260187"/>
+            <wp:docPr id="4" name="Picture 4"/>
+            <wp:cNvGraphicFramePr>
+              <a:graphicFrameLocks noChangeAspect="1"/>
+            </wp:cNvGraphicFramePr>
+            <a:graphic>
+              <a:graphicData uri="http://schemas.openxmlformats.org/drawingml/2006/picture">
+                <pic:pic>
+                  <pic:nvPicPr>
+                    <pic:cNvPr id="0" name="fig4_wbs.png"/>
+                    <pic:cNvPicPr/>
+                  </pic:nvPicPr>
+                  <pic:blipFill>
+                    <a:blip r:embed="rId12"/>
+                    <a:stretch>
+                      <a:fillRect/>
+                    </a:stretch>
+                  </pic:blipFill>
+                  <pic:spPr>
+                    <a:xfrm>
+                      <a:off x="0" y="0"/>
+                      <a:ext cx="6120000" cy="3260187"/>
+                    </a:xfrm>
+                    <a:prstGeom prst="rect"/>
+                  </pic:spPr>
+                </pic:pic>
+              </a:graphicData>
+            </a:graphic>
+          </wp:inline>
+        </w:drawing>
+      </w:r>
+    </w:p>
+    <w:p>
+      <w:pPr>
+        <w:spacing w:after="120"/>
+        <w:jc w:val="center"/>
+      </w:pPr>
+      <w:r>
+        <w:rPr>
+          <w:rFonts w:ascii="Calibri" w:hAnsi="Calibri" w:eastAsia="Calibri"/>
+          <w:i/>
+          <w:color w:val="898781"/>
+          <w:sz w:val="15"/>
+        </w:rPr>
+        <w:t>Figura 4 — A divisão do trabalho: o projeto, as três fases, as 10 etapas e os pacotes de cada uma.</w:t>
+      </w:r>
+    </w:p>
+    <w:p>
+      <w:pPr>
+        <w:pStyle w:val="Heading1"/>
+      </w:pPr>
+      <w:r>
+        <w:t>8.  A validação: refinar até os critérios serem atingidos</w:t>
       </w:r>
     </w:p>
     <w:p>
@@ -2883,7 +3049,7 @@
         <w:drawing>
           <wp:inline xmlns:a="http://schemas.openxmlformats.org/drawingml/2006/main" xmlns:pic="http://schemas.openxmlformats.org/drawingml/2006/picture">
             <wp:extent cx="5903999" cy="1614862"/>
-            <wp:docPr id="3" name="Picture 3"/>
+            <wp:docPr id="5" name="Picture 5"/>
             <wp:cNvGraphicFramePr>
               <a:graphicFrameLocks noChangeAspect="1"/>
             </wp:cNvGraphicFramePr>
@@ -2891,11 +3057,11 @@
               <a:graphicData uri="http://schemas.openxmlformats.org/drawingml/2006/picture">
                 <pic:pic>
                   <pic:nvPicPr>
-                    <pic:cNvPr id="0" name="fig3_validacao.png"/>
+                    <pic:cNvPr id="0" name="fig5_validacao.png"/>
                     <pic:cNvPicPr/>
                   </pic:nvPicPr>
                   <pic:blipFill>
-                    <a:blip r:embed="rId11"/>
+                    <a:blip r:embed="rId13"/>
                     <a:stretch>
                       <a:fillRect/>
                     </a:stretch>
@@ -2926,7 +3092,7 @@
           <w:color w:val="898781"/>
           <w:sz w:val="15"/>
         </w:rPr>
-        <w:t>Figura 3 — O ciclo da validação: para quando os critérios são atingidos, ou no início das aulas.</w:t>
+        <w:t>Figura 5 — O ciclo da validação: para quando os critérios são atingidos, ou no início das aulas.</w:t>
       </w:r>
     </w:p>
     <w:p>
@@ -2934,7 +3100,7 @@
         <w:pStyle w:val="Heading1"/>
       </w:pPr>
       <w:r>
-        <w:t>6.  Apresentações ao orientador</w:t>
+        <w:t>9.  Apresentações ao orientador</w:t>
       </w:r>
     </w:p>
     <w:tbl>
@@ -3432,7 +3598,7 @@
         <w:pStyle w:val="Heading1"/>
       </w:pPr>
       <w:r>
-        <w:t>7.  O que o sistema precisa fazer</w:t>
+        <w:t>10.  O que o sistema precisa fazer</w:t>
       </w:r>
     </w:p>
     <w:tbl>
@@ -4288,7 +4454,7 @@
         <w:pStyle w:val="Heading1"/>
       </w:pPr>
       <w:r>
-        <w:t>8.  Sob que restrições</w:t>
+        <w:t>11.  Sob que restrições</w:t>
       </w:r>
     </w:p>
     <w:tbl>
@@ -5115,7 +5281,7 @@
                 <w:color w:val="FFFFFF"/>
                 <w:sz w:val="17"/>
               </w:rPr>
-              <w:t>As quatro camadas, o caminho de uma tarefa e o que acontece quando ela falha.</w:t>
+              <w:t>As quatro camadas, onde ele roda, o caminho de uma tarefa e o que acontece quando ela falha.</w:t>
             </w:r>
           </w:p>
         </w:tc>
@@ -5132,7 +5298,7 @@
         <w:pStyle w:val="Heading1"/>
       </w:pPr>
       <w:r>
-        <w:t>9.  As quatro camadas</w:t>
+        <w:t>12.  As quatro camadas</w:t>
       </w:r>
     </w:p>
     <w:p>
@@ -5160,7 +5326,7 @@
         <w:drawing>
           <wp:inline xmlns:a="http://schemas.openxmlformats.org/drawingml/2006/main" xmlns:pic="http://schemas.openxmlformats.org/drawingml/2006/picture">
             <wp:extent cx="5400000" cy="2772336"/>
-            <wp:docPr id="4" name="Picture 4"/>
+            <wp:docPr id="6" name="Picture 6"/>
             <wp:cNvGraphicFramePr>
               <a:graphicFrameLocks noChangeAspect="1"/>
             </wp:cNvGraphicFramePr>
@@ -5168,11 +5334,11 @@
               <a:graphicData uri="http://schemas.openxmlformats.org/drawingml/2006/picture">
                 <pic:pic>
                   <pic:nvPicPr>
-                    <pic:cNvPr id="0" name="fig4_arquitetura.png"/>
+                    <pic:cNvPr id="0" name="fig6_arquitetura.png"/>
                     <pic:cNvPicPr/>
                   </pic:nvPicPr>
                   <pic:blipFill>
-                    <a:blip r:embed="rId12"/>
+                    <a:blip r:embed="rId14"/>
                     <a:stretch>
                       <a:fillRect/>
                     </a:stretch>
@@ -5203,7 +5369,7 @@
           <w:color w:val="898781"/>
           <w:sz w:val="15"/>
         </w:rPr>
-        <w:t>Figura 4 — As quatro camadas. As fronteiras, em roxo, permitem trocar o fornecedor do modelo ou a busca sem mexer no motor.</w:t>
+        <w:t>Figura 6 — As quatro camadas. As fronteiras, em roxo, permitem trocar o fornecedor do modelo ou a busca sem mexer no motor.</w:t>
       </w:r>
     </w:p>
     <w:p>
@@ -5211,7 +5377,86 @@
         <w:pStyle w:val="Heading1"/>
       </w:pPr>
       <w:r>
-        <w:t>10.  O caminho de uma tarefa</w:t>
+        <w:t>13.  Onde o sistema roda</w:t>
+      </w:r>
+    </w:p>
+    <w:p>
+      <w:pPr>
+        <w:spacing w:before="0" w:after="40" w:line="252" w:lineRule="auto"/>
+      </w:pPr>
+      <w:r>
+        <w:rPr>
+          <w:rFonts w:ascii="Calibri" w:hAnsi="Calibri" w:eastAsia="Calibri"/>
+          <w:b w:val="0"/>
+          <w:i w:val="0"/>
+          <w:color w:val="0B0B0B"/>
+          <w:sz w:val="19"/>
+        </w:rPr>
+        <w:t>Tudo roda numa máquina só. O navegador abre o painel na porta 4000; a aplicação guarda estado, fila e busca no banco de dados, e escreve cada projeto gerado em sua própria pasta com controle de versão. A única saída para a internet é o fornecedor do modelo. O banco sobe por script quando se vai trabalhar, e não como serviço permanente, para não ocupar memória fora do uso (R9).</w:t>
+      </w:r>
+    </w:p>
+    <w:p>
+      <w:pPr>
+        <w:keepNext/>
+        <w:spacing w:before="60" w:after="20"/>
+        <w:jc w:val="center"/>
+      </w:pPr>
+      <w:r>
+        <w:drawing>
+          <wp:inline xmlns:a="http://schemas.openxmlformats.org/drawingml/2006/main" xmlns:pic="http://schemas.openxmlformats.org/drawingml/2006/picture">
+            <wp:extent cx="5976000" cy="1943596"/>
+            <wp:docPr id="7" name="Picture 7"/>
+            <wp:cNvGraphicFramePr>
+              <a:graphicFrameLocks noChangeAspect="1"/>
+            </wp:cNvGraphicFramePr>
+            <a:graphic>
+              <a:graphicData uri="http://schemas.openxmlformats.org/drawingml/2006/picture">
+                <pic:pic>
+                  <pic:nvPicPr>
+                    <pic:cNvPr id="0" name="fig7_infra.png"/>
+                    <pic:cNvPicPr/>
+                  </pic:nvPicPr>
+                  <pic:blipFill>
+                    <a:blip r:embed="rId15"/>
+                    <a:stretch>
+                      <a:fillRect/>
+                    </a:stretch>
+                  </pic:blipFill>
+                  <pic:spPr>
+                    <a:xfrm>
+                      <a:off x="0" y="0"/>
+                      <a:ext cx="5976000" cy="1943596"/>
+                    </a:xfrm>
+                    <a:prstGeom prst="rect"/>
+                  </pic:spPr>
+                </pic:pic>
+              </a:graphicData>
+            </a:graphic>
+          </wp:inline>
+        </w:drawing>
+      </w:r>
+    </w:p>
+    <w:p>
+      <w:pPr>
+        <w:spacing w:after="120"/>
+        <w:jc w:val="center"/>
+      </w:pPr>
+      <w:r>
+        <w:rPr>
+          <w:rFonts w:ascii="Calibri" w:hAnsi="Calibri" w:eastAsia="Calibri"/>
+          <w:i/>
+          <w:color w:val="898781"/>
+          <w:sz w:val="15"/>
+        </w:rPr>
+        <w:t>Figura 7 — Onde o sistema roda. Tudo numa máquina só; a única saída para a internet é o fornecedor do modelo.</w:t>
+      </w:r>
+    </w:p>
+    <w:p>
+      <w:pPr>
+        <w:pStyle w:val="Heading1"/>
+      </w:pPr>
+      <w:r>
+        <w:t>14.  O caminho de uma tarefa</w:t>
       </w:r>
     </w:p>
     <w:p>
@@ -5239,7 +5484,7 @@
         <w:drawing>
           <wp:inline xmlns:a="http://schemas.openxmlformats.org/drawingml/2006/main" xmlns:pic="http://schemas.openxmlformats.org/drawingml/2006/picture">
             <wp:extent cx="5760000" cy="1769271"/>
-            <wp:docPr id="5" name="Picture 5"/>
+            <wp:docPr id="8" name="Picture 8"/>
             <wp:cNvGraphicFramePr>
               <a:graphicFrameLocks noChangeAspect="1"/>
             </wp:cNvGraphicFramePr>
@@ -5247,11 +5492,11 @@
               <a:graphicData uri="http://schemas.openxmlformats.org/drawingml/2006/picture">
                 <pic:pic>
                   <pic:nvPicPr>
-                    <pic:cNvPr id="0" name="fig5_ciclo.png"/>
+                    <pic:cNvPr id="0" name="fig8_ciclo.png"/>
                     <pic:cNvPicPr/>
                   </pic:nvPicPr>
                   <pic:blipFill>
-                    <a:blip r:embed="rId13"/>
+                    <a:blip r:embed="rId16"/>
                     <a:stretch>
                       <a:fillRect/>
                     </a:stretch>
@@ -5282,7 +5527,7 @@
           <w:color w:val="898781"/>
           <w:sz w:val="15"/>
         </w:rPr>
-        <w:t>Figura 5 — Os seis estados e os dois portões: funcionar e ser o que foi pedido são perguntas diferentes.</w:t>
+        <w:t>Figura 8 — Os seis estados e os dois portões: funcionar e ser o que foi pedido são perguntas diferentes.</w:t>
       </w:r>
     </w:p>
     <w:p>
@@ -5314,7 +5559,7 @@
         <w:pStyle w:val="Heading1"/>
       </w:pPr>
       <w:r>
-        <w:t>11.  O que acontece quando uma tarefa falha</w:t>
+        <w:t>15.  O que acontece quando uma tarefa falha</w:t>
       </w:r>
     </w:p>
     <w:p>
@@ -5793,7 +6038,7 @@
         <w:pStyle w:val="Heading1"/>
       </w:pPr>
       <w:r>
-        <w:t>12.  Por que Elixir</w:t>
+        <w:t>16.  Por que Elixir</w:t>
       </w:r>
     </w:p>
     <w:p>
@@ -5816,7 +6061,7 @@
         <w:pStyle w:val="Heading1"/>
       </w:pPr>
       <w:r>
-        <w:t>13.  A pilha, ferramenta por ferramenta</w:t>
+        <w:t>17.  A pilha, ferramenta por ferramenta</w:t>
       </w:r>
     </w:p>
     <w:tbl>
@@ -7489,7 +7734,7 @@
         <w:pStyle w:val="Heading1"/>
       </w:pPr>
       <w:r>
-        <w:t>14.  A verificação, num comando só</w:t>
+        <w:t>18.  A verificação, num comando só</w:t>
       </w:r>
     </w:p>
     <w:p>
@@ -7697,7 +7942,7 @@
         <w:pStyle w:val="Heading1"/>
       </w:pPr>
       <w:r>
-        <w:t>15.  Riscos e o que fazer com eles</w:t>
+        <w:t>19.  Riscos e o que fazer com eles</w:t>
       </w:r>
     </w:p>
     <w:tbl>

--- a/fabrica-multi-agente-plano-de-desenvolvimento.docx
+++ b/fabrica-multi-agente-plano-de-desenvolvimento.docx
@@ -3013,7 +3013,7 @@
           <w:color w:val="898781"/>
           <w:sz w:val="15"/>
         </w:rPr>
-        <w:t>Figura 4 — A divisão do trabalho: o projeto, as três fases, as 10 etapas e os pacotes de cada uma.</w:t>
+        <w:t>Figura 4 — A divisão do trabalho: o projeto, as três fases, as 10 etapas e os pacotes de cada uma. Cada pacote é uma tarefa, com prazo próprio.</w:t>
       </w:r>
     </w:p>
     <w:p>
@@ -3021,7 +3021,1060 @@
         <w:pStyle w:val="Heading1"/>
       </w:pPr>
       <w:r>
-        <w:t>8.  A validação: refinar até os critérios serem atingidos</w:t>
+        <w:t>8.  As tarefas e o prazo de cada uma</w:t>
+      </w:r>
+    </w:p>
+    <w:p>
+      <w:pPr>
+        <w:spacing w:before="0" w:after="60" w:line="252" w:lineRule="auto"/>
+      </w:pPr>
+      <w:r>
+        <w:rPr>
+          <w:rFonts w:ascii="Calibri" w:hAnsi="Calibri" w:eastAsia="Calibri"/>
+          <w:b w:val="0"/>
+          <w:i w:val="0"/>
+          <w:color w:val="52514E"/>
+          <w:sz w:val="18"/>
+        </w:rPr>
+        <w:t>Os prazos estão em dias úteis, descontados fins de semana e feriados. A soma das tarefas de uma etapa não ocupa todos os dias dela: a folga é de propósito, porque a entrega precisa ser verificada antes de a etapa fechar e imprevisto acontece. São 91 dias úteis planejados em 101 disponíveis.</w:t>
+      </w:r>
+    </w:p>
+    <w:tbl>
+      <w:tblPr>
+        <w:tblW w:type="auto" w:w="0"/>
+        <w:jc w:val="center"/>
+        <w:tblLook w:firstColumn="1" w:firstRow="1" w:lastColumn="0" w:lastRow="0" w:noHBand="0" w:noVBand="1" w:val="04A0"/>
+        <w:tblBorders>
+          <w:top w:val="single" w:sz="4" w:color="D9D9D6"/>
+          <w:left w:val="single" w:sz="4" w:color="D9D9D6"/>
+          <w:bottom w:val="single" w:sz="4" w:color="D9D9D6"/>
+          <w:right w:val="single" w:sz="4" w:color="D9D9D6"/>
+          <w:insideH w:val="single" w:sz="4" w:color="D9D9D6"/>
+          <w:insideV w:val="single" w:sz="4" w:color="D9D9D6"/>
+        </w:tblBorders>
+      </w:tblPr>
+      <w:tblGrid>
+        <w:gridCol w:w="2438"/>
+        <w:gridCol w:w="2438"/>
+        <w:gridCol w:w="2438"/>
+        <w:gridCol w:w="2438"/>
+      </w:tblGrid>
+      <w:tr>
+        <w:trPr>
+          <w:cantSplit/>
+          <w:tblHeader/>
+        </w:trPr>
+        <w:tc>
+          <w:tcPr>
+            <w:tcW w:type="dxa" w:w="794"/>
+            <w:shd w:val="clear" w:fill="2A78D6"/>
+          </w:tcPr>
+          <w:p>
+            <w:pPr>
+              <w:spacing w:after="0" w:before="0"/>
+              <w:jc w:val="left"/>
+            </w:pPr>
+            <w:r/>
+            <w:r>
+              <w:rPr>
+                <w:rFonts w:ascii="Calibri" w:hAnsi="Calibri" w:eastAsia="Calibri"/>
+                <w:b/>
+                <w:color w:val="FFFFFF"/>
+                <w:sz w:val="15"/>
+              </w:rPr>
+              <w:t>Etapa</w:t>
+            </w:r>
+          </w:p>
+        </w:tc>
+        <w:tc>
+          <w:tcPr>
+            <w:tcW w:type="dxa" w:w="7030"/>
+            <w:shd w:val="clear" w:fill="2A78D6"/>
+          </w:tcPr>
+          <w:p>
+            <w:pPr>
+              <w:spacing w:after="0" w:before="0"/>
+              <w:jc w:val="left"/>
+            </w:pPr>
+            <w:r/>
+            <w:r>
+              <w:rPr>
+                <w:rFonts w:ascii="Calibri" w:hAnsi="Calibri" w:eastAsia="Calibri"/>
+                <w:b/>
+                <w:color w:val="FFFFFF"/>
+                <w:sz w:val="15"/>
+              </w:rPr>
+              <w:t>Tarefas, com o prazo de cada uma em dias úteis</w:t>
+            </w:r>
+          </w:p>
+        </w:tc>
+        <w:tc>
+          <w:tcPr>
+            <w:tcW w:type="dxa" w:w="1191"/>
+            <w:shd w:val="clear" w:fill="2A78D6"/>
+          </w:tcPr>
+          <w:p>
+            <w:pPr>
+              <w:spacing w:after="0" w:before="0"/>
+              <w:jc w:val="left"/>
+            </w:pPr>
+            <w:r/>
+            <w:r>
+              <w:rPr>
+                <w:rFonts w:ascii="Calibri" w:hAnsi="Calibri" w:eastAsia="Calibri"/>
+                <w:b/>
+                <w:color w:val="FFFFFF"/>
+                <w:sz w:val="15"/>
+              </w:rPr>
+              <w:t>Dias</w:t>
+            </w:r>
+          </w:p>
+        </w:tc>
+        <w:tc>
+          <w:tcPr>
+            <w:tcW w:type="dxa" w:w="850"/>
+            <w:shd w:val="clear" w:fill="2A78D6"/>
+          </w:tcPr>
+          <w:p>
+            <w:pPr>
+              <w:spacing w:after="0" w:before="0"/>
+              <w:jc w:val="left"/>
+            </w:pPr>
+            <w:r/>
+            <w:r>
+              <w:rPr>
+                <w:rFonts w:ascii="Calibri" w:hAnsi="Calibri" w:eastAsia="Calibri"/>
+                <w:b/>
+                <w:color w:val="FFFFFF"/>
+                <w:sz w:val="15"/>
+              </w:rPr>
+              <w:t>Folga</w:t>
+            </w:r>
+          </w:p>
+        </w:tc>
+      </w:tr>
+      <w:tr>
+        <w:trPr>
+          <w:cantSplit/>
+        </w:trPr>
+        <w:tc>
+          <w:tcPr>
+            <w:tcW w:type="dxa" w:w="794"/>
+          </w:tcPr>
+          <w:p>
+            <w:pPr>
+              <w:spacing w:after="0" w:before="0" w:line="240" w:lineRule="auto"/>
+              <w:jc w:val="left"/>
+            </w:pPr>
+            <w:r/>
+            <w:r>
+              <w:rPr>
+                <w:rFonts w:ascii="Calibri" w:hAnsi="Calibri" w:eastAsia="Calibri"/>
+                <w:b/>
+                <w:color w:val="0B0B0B"/>
+                <w:sz w:val="15"/>
+              </w:rPr>
+              <w:t>E1</w:t>
+            </w:r>
+          </w:p>
+        </w:tc>
+        <w:tc>
+          <w:tcPr>
+            <w:tcW w:type="dxa" w:w="7030"/>
+          </w:tcPr>
+          <w:p>
+            <w:pPr>
+              <w:spacing w:after="0" w:before="0" w:line="240" w:lineRule="auto"/>
+              <w:jc w:val="left"/>
+            </w:pPr>
+            <w:r/>
+            <w:r>
+              <w:rPr>
+                <w:rFonts w:ascii="Calibri" w:hAnsi="Calibri" w:eastAsia="Calibri"/>
+                <w:b w:val="0"/>
+                <w:color w:val="52514E"/>
+                <w:sz w:val="15"/>
+              </w:rPr>
+              <w:t>1.1 Requisitos (3)  ·  1.2 Estado da arte (3)  ·  1.3 Arquitetura (2)  ·  1.4 Tarefas e critérios (2)</w:t>
+            </w:r>
+          </w:p>
+        </w:tc>
+        <w:tc>
+          <w:tcPr>
+            <w:tcW w:type="dxa" w:w="1191"/>
+          </w:tcPr>
+          <w:p>
+            <w:pPr>
+              <w:spacing w:after="0" w:before="0" w:line="240" w:lineRule="auto"/>
+              <w:jc w:val="left"/>
+            </w:pPr>
+            <w:r/>
+            <w:r>
+              <w:rPr>
+                <w:rFonts w:ascii="Calibri" w:hAnsi="Calibri" w:eastAsia="Calibri"/>
+                <w:b w:val="0"/>
+                <w:color w:val="52514E"/>
+                <w:sz w:val="15"/>
+              </w:rPr>
+              <w:t>10 de 11</w:t>
+            </w:r>
+          </w:p>
+        </w:tc>
+        <w:tc>
+          <w:tcPr>
+            <w:tcW w:type="dxa" w:w="850"/>
+          </w:tcPr>
+          <w:p>
+            <w:pPr>
+              <w:spacing w:after="0" w:before="0" w:line="240" w:lineRule="auto"/>
+              <w:jc w:val="left"/>
+            </w:pPr>
+            <w:r/>
+            <w:r>
+              <w:rPr>
+                <w:rFonts w:ascii="Calibri" w:hAnsi="Calibri" w:eastAsia="Calibri"/>
+                <w:b w:val="0"/>
+                <w:color w:val="52514E"/>
+                <w:sz w:val="15"/>
+              </w:rPr>
+              <w:t>1</w:t>
+            </w:r>
+          </w:p>
+        </w:tc>
+      </w:tr>
+      <w:tr>
+        <w:trPr>
+          <w:cantSplit/>
+        </w:trPr>
+        <w:tc>
+          <w:tcPr>
+            <w:tcW w:type="dxa" w:w="794"/>
+            <w:shd w:val="clear" w:fill="F5F5F2"/>
+          </w:tcPr>
+          <w:p>
+            <w:pPr>
+              <w:spacing w:after="0" w:before="0" w:line="240" w:lineRule="auto"/>
+              <w:jc w:val="left"/>
+            </w:pPr>
+            <w:r/>
+            <w:r>
+              <w:rPr>
+                <w:rFonts w:ascii="Calibri" w:hAnsi="Calibri" w:eastAsia="Calibri"/>
+                <w:b/>
+                <w:color w:val="0B0B0B"/>
+                <w:sz w:val="15"/>
+              </w:rPr>
+              <w:t>E2</w:t>
+            </w:r>
+          </w:p>
+        </w:tc>
+        <w:tc>
+          <w:tcPr>
+            <w:tcW w:type="dxa" w:w="7030"/>
+            <w:shd w:val="clear" w:fill="F5F5F2"/>
+          </w:tcPr>
+          <w:p>
+            <w:pPr>
+              <w:spacing w:after="0" w:before="0" w:line="240" w:lineRule="auto"/>
+              <w:jc w:val="left"/>
+            </w:pPr>
+            <w:r/>
+            <w:r>
+              <w:rPr>
+                <w:rFonts w:ascii="Calibri" w:hAnsi="Calibri" w:eastAsia="Calibri"/>
+                <w:b w:val="0"/>
+                <w:color w:val="52514E"/>
+                <w:sz w:val="15"/>
+              </w:rPr>
+              <w:t>2.1 Ambiente (2)  ·  2.2 Banco e custo (3)  ·  2.3 Fronteiras (3)  ·  2.4 Cópia de segurança (1)</w:t>
+            </w:r>
+          </w:p>
+        </w:tc>
+        <w:tc>
+          <w:tcPr>
+            <w:tcW w:type="dxa" w:w="1191"/>
+            <w:shd w:val="clear" w:fill="F5F5F2"/>
+          </w:tcPr>
+          <w:p>
+            <w:pPr>
+              <w:spacing w:after="0" w:before="0" w:line="240" w:lineRule="auto"/>
+              <w:jc w:val="left"/>
+            </w:pPr>
+            <w:r/>
+            <w:r>
+              <w:rPr>
+                <w:rFonts w:ascii="Calibri" w:hAnsi="Calibri" w:eastAsia="Calibri"/>
+                <w:b w:val="0"/>
+                <w:color w:val="52514E"/>
+                <w:sz w:val="15"/>
+              </w:rPr>
+              <w:t>9 de 10</w:t>
+            </w:r>
+          </w:p>
+        </w:tc>
+        <w:tc>
+          <w:tcPr>
+            <w:tcW w:type="dxa" w:w="850"/>
+            <w:shd w:val="clear" w:fill="F5F5F2"/>
+          </w:tcPr>
+          <w:p>
+            <w:pPr>
+              <w:spacing w:after="0" w:before="0" w:line="240" w:lineRule="auto"/>
+              <w:jc w:val="left"/>
+            </w:pPr>
+            <w:r/>
+            <w:r>
+              <w:rPr>
+                <w:rFonts w:ascii="Calibri" w:hAnsi="Calibri" w:eastAsia="Calibri"/>
+                <w:b w:val="0"/>
+                <w:color w:val="52514E"/>
+                <w:sz w:val="15"/>
+              </w:rPr>
+              <w:t>1</w:t>
+            </w:r>
+          </w:p>
+        </w:tc>
+      </w:tr>
+      <w:tr>
+        <w:trPr>
+          <w:cantSplit/>
+        </w:trPr>
+        <w:tc>
+          <w:tcPr>
+            <w:tcW w:type="dxa" w:w="794"/>
+          </w:tcPr>
+          <w:p>
+            <w:pPr>
+              <w:spacing w:after="0" w:before="0" w:line="240" w:lineRule="auto"/>
+              <w:jc w:val="left"/>
+            </w:pPr>
+            <w:r/>
+            <w:r>
+              <w:rPr>
+                <w:rFonts w:ascii="Calibri" w:hAnsi="Calibri" w:eastAsia="Calibri"/>
+                <w:b/>
+                <w:color w:val="0B0B0B"/>
+                <w:sz w:val="15"/>
+              </w:rPr>
+              <w:t>E3</w:t>
+            </w:r>
+          </w:p>
+        </w:tc>
+        <w:tc>
+          <w:tcPr>
+            <w:tcW w:type="dxa" w:w="7030"/>
+          </w:tcPr>
+          <w:p>
+            <w:pPr>
+              <w:spacing w:after="0" w:before="0" w:line="240" w:lineRule="auto"/>
+              <w:jc w:val="left"/>
+            </w:pPr>
+            <w:r/>
+            <w:r>
+              <w:rPr>
+                <w:rFonts w:ascii="Calibri" w:hAnsi="Calibri" w:eastAsia="Calibri"/>
+                <w:b w:val="0"/>
+                <w:color w:val="52514E"/>
+                <w:sz w:val="15"/>
+              </w:rPr>
+              <w:t>3.1 Ferramentas (3)  ·  3.2 Confinamento (2)  ·  3.3 Agente supervisionado (2)  ·  3.4 Adaptadores (2)</w:t>
+            </w:r>
+          </w:p>
+        </w:tc>
+        <w:tc>
+          <w:tcPr>
+            <w:tcW w:type="dxa" w:w="1191"/>
+          </w:tcPr>
+          <w:p>
+            <w:pPr>
+              <w:spacing w:after="0" w:before="0" w:line="240" w:lineRule="auto"/>
+              <w:jc w:val="left"/>
+            </w:pPr>
+            <w:r/>
+            <w:r>
+              <w:rPr>
+                <w:rFonts w:ascii="Calibri" w:hAnsi="Calibri" w:eastAsia="Calibri"/>
+                <w:b w:val="0"/>
+                <w:color w:val="52514E"/>
+                <w:sz w:val="15"/>
+              </w:rPr>
+              <w:t>9 de 10</w:t>
+            </w:r>
+          </w:p>
+        </w:tc>
+        <w:tc>
+          <w:tcPr>
+            <w:tcW w:type="dxa" w:w="850"/>
+          </w:tcPr>
+          <w:p>
+            <w:pPr>
+              <w:spacing w:after="0" w:before="0" w:line="240" w:lineRule="auto"/>
+              <w:jc w:val="left"/>
+            </w:pPr>
+            <w:r/>
+            <w:r>
+              <w:rPr>
+                <w:rFonts w:ascii="Calibri" w:hAnsi="Calibri" w:eastAsia="Calibri"/>
+                <w:b w:val="0"/>
+                <w:color w:val="52514E"/>
+                <w:sz w:val="15"/>
+              </w:rPr>
+              <w:t>1</w:t>
+            </w:r>
+          </w:p>
+        </w:tc>
+      </w:tr>
+      <w:tr>
+        <w:trPr>
+          <w:cantSplit/>
+        </w:trPr>
+        <w:tc>
+          <w:tcPr>
+            <w:tcW w:type="dxa" w:w="794"/>
+            <w:shd w:val="clear" w:fill="F5F5F2"/>
+          </w:tcPr>
+          <w:p>
+            <w:pPr>
+              <w:spacing w:after="0" w:before="0" w:line="240" w:lineRule="auto"/>
+              <w:jc w:val="left"/>
+            </w:pPr>
+            <w:r/>
+            <w:r>
+              <w:rPr>
+                <w:rFonts w:ascii="Calibri" w:hAnsi="Calibri" w:eastAsia="Calibri"/>
+                <w:b/>
+                <w:color w:val="0B0B0B"/>
+                <w:sz w:val="15"/>
+              </w:rPr>
+              <w:t>E4</w:t>
+            </w:r>
+          </w:p>
+        </w:tc>
+        <w:tc>
+          <w:tcPr>
+            <w:tcW w:type="dxa" w:w="7030"/>
+            <w:shd w:val="clear" w:fill="F5F5F2"/>
+          </w:tcPr>
+          <w:p>
+            <w:pPr>
+              <w:spacing w:after="0" w:before="0" w:line="240" w:lineRule="auto"/>
+              <w:jc w:val="left"/>
+            </w:pPr>
+            <w:r/>
+            <w:r>
+              <w:rPr>
+                <w:rFonts w:ascii="Calibri" w:hAnsi="Calibri" w:eastAsia="Calibri"/>
+                <w:b w:val="0"/>
+                <w:color w:val="52514E"/>
+                <w:sz w:val="15"/>
+              </w:rPr>
+              <w:t>4.1 Seis estados (2)  ·  4.2 Fila e equipe (2)  ·  4.3 Critérios de aceite (2)  ·  4.4 Os dois portões (2)  ·  4.5 Diagnóstico (2)</w:t>
+            </w:r>
+          </w:p>
+        </w:tc>
+        <w:tc>
+          <w:tcPr>
+            <w:tcW w:type="dxa" w:w="1191"/>
+            <w:shd w:val="clear" w:fill="F5F5F2"/>
+          </w:tcPr>
+          <w:p>
+            <w:pPr>
+              <w:spacing w:after="0" w:before="0" w:line="240" w:lineRule="auto"/>
+              <w:jc w:val="left"/>
+            </w:pPr>
+            <w:r/>
+            <w:r>
+              <w:rPr>
+                <w:rFonts w:ascii="Calibri" w:hAnsi="Calibri" w:eastAsia="Calibri"/>
+                <w:b w:val="0"/>
+                <w:color w:val="52514E"/>
+                <w:sz w:val="15"/>
+              </w:rPr>
+              <w:t>10 de 11</w:t>
+            </w:r>
+          </w:p>
+        </w:tc>
+        <w:tc>
+          <w:tcPr>
+            <w:tcW w:type="dxa" w:w="850"/>
+            <w:shd w:val="clear" w:fill="F5F5F2"/>
+          </w:tcPr>
+          <w:p>
+            <w:pPr>
+              <w:spacing w:after="0" w:before="0" w:line="240" w:lineRule="auto"/>
+              <w:jc w:val="left"/>
+            </w:pPr>
+            <w:r/>
+            <w:r>
+              <w:rPr>
+                <w:rFonts w:ascii="Calibri" w:hAnsi="Calibri" w:eastAsia="Calibri"/>
+                <w:b w:val="0"/>
+                <w:color w:val="52514E"/>
+                <w:sz w:val="15"/>
+              </w:rPr>
+              <w:t>1</w:t>
+            </w:r>
+          </w:p>
+        </w:tc>
+      </w:tr>
+      <w:tr>
+        <w:trPr>
+          <w:cantSplit/>
+        </w:trPr>
+        <w:tc>
+          <w:tcPr>
+            <w:tcW w:type="dxa" w:w="794"/>
+          </w:tcPr>
+          <w:p>
+            <w:pPr>
+              <w:spacing w:after="0" w:before="0" w:line="240" w:lineRule="auto"/>
+              <w:jc w:val="left"/>
+            </w:pPr>
+            <w:r/>
+            <w:r>
+              <w:rPr>
+                <w:rFonts w:ascii="Calibri" w:hAnsi="Calibri" w:eastAsia="Calibri"/>
+                <w:b/>
+                <w:color w:val="0B0B0B"/>
+                <w:sz w:val="15"/>
+              </w:rPr>
+              <w:t>E5</w:t>
+            </w:r>
+          </w:p>
+        </w:tc>
+        <w:tc>
+          <w:tcPr>
+            <w:tcW w:type="dxa" w:w="7030"/>
+          </w:tcPr>
+          <w:p>
+            <w:pPr>
+              <w:spacing w:after="0" w:before="0" w:line="240" w:lineRule="auto"/>
+              <w:jc w:val="left"/>
+            </w:pPr>
+            <w:r/>
+            <w:r>
+              <w:rPr>
+                <w:rFonts w:ascii="Calibri" w:hAnsi="Calibri" w:eastAsia="Calibri"/>
+                <w:b w:val="0"/>
+                <w:color w:val="52514E"/>
+                <w:sz w:val="15"/>
+              </w:rPr>
+              <w:t>5.1 Supervisão (2)  ·  5.2 Fila durável (2)  ·  5.3 Paralelismo (2)  ·  5.4 Limite de uso (2)  ·  5.5 Recuperação (2)</w:t>
+            </w:r>
+          </w:p>
+        </w:tc>
+        <w:tc>
+          <w:tcPr>
+            <w:tcW w:type="dxa" w:w="1191"/>
+          </w:tcPr>
+          <w:p>
+            <w:pPr>
+              <w:spacing w:after="0" w:before="0" w:line="240" w:lineRule="auto"/>
+              <w:jc w:val="left"/>
+            </w:pPr>
+            <w:r/>
+            <w:r>
+              <w:rPr>
+                <w:rFonts w:ascii="Calibri" w:hAnsi="Calibri" w:eastAsia="Calibri"/>
+                <w:b w:val="0"/>
+                <w:color w:val="52514E"/>
+                <w:sz w:val="15"/>
+              </w:rPr>
+              <w:t>10 de 11</w:t>
+            </w:r>
+          </w:p>
+        </w:tc>
+        <w:tc>
+          <w:tcPr>
+            <w:tcW w:type="dxa" w:w="850"/>
+          </w:tcPr>
+          <w:p>
+            <w:pPr>
+              <w:spacing w:after="0" w:before="0" w:line="240" w:lineRule="auto"/>
+              <w:jc w:val="left"/>
+            </w:pPr>
+            <w:r/>
+            <w:r>
+              <w:rPr>
+                <w:rFonts w:ascii="Calibri" w:hAnsi="Calibri" w:eastAsia="Calibri"/>
+                <w:b w:val="0"/>
+                <w:color w:val="52514E"/>
+                <w:sz w:val="15"/>
+              </w:rPr>
+              <w:t>1</w:t>
+            </w:r>
+          </w:p>
+        </w:tc>
+      </w:tr>
+      <w:tr>
+        <w:trPr>
+          <w:cantSplit/>
+        </w:trPr>
+        <w:tc>
+          <w:tcPr>
+            <w:tcW w:type="dxa" w:w="794"/>
+            <w:shd w:val="clear" w:fill="F5F5F2"/>
+          </w:tcPr>
+          <w:p>
+            <w:pPr>
+              <w:spacing w:after="0" w:before="0" w:line="240" w:lineRule="auto"/>
+              <w:jc w:val="left"/>
+            </w:pPr>
+            <w:r/>
+            <w:r>
+              <w:rPr>
+                <w:rFonts w:ascii="Calibri" w:hAnsi="Calibri" w:eastAsia="Calibri"/>
+                <w:b/>
+                <w:color w:val="0B0B0B"/>
+                <w:sz w:val="15"/>
+              </w:rPr>
+              <w:t>E6</w:t>
+            </w:r>
+          </w:p>
+        </w:tc>
+        <w:tc>
+          <w:tcPr>
+            <w:tcW w:type="dxa" w:w="7030"/>
+            <w:shd w:val="clear" w:fill="F5F5F2"/>
+          </w:tcPr>
+          <w:p>
+            <w:pPr>
+              <w:spacing w:after="0" w:before="0" w:line="240" w:lineRule="auto"/>
+              <w:jc w:val="left"/>
+            </w:pPr>
+            <w:r/>
+            <w:r>
+              <w:rPr>
+                <w:rFonts w:ascii="Calibri" w:hAnsi="Calibri" w:eastAsia="Calibri"/>
+                <w:b w:val="0"/>
+                <w:color w:val="52514E"/>
+                <w:sz w:val="15"/>
+              </w:rPr>
+              <w:t>6.1 Medição da busca (2)  ·  6.2 Histórico (2)  ·  6.3 Busca híbrida (3)  ·  6.4 Contexto com fonte (2)  ·  6.5 Avaliação (1)</w:t>
+            </w:r>
+          </w:p>
+        </w:tc>
+        <w:tc>
+          <w:tcPr>
+            <w:tcW w:type="dxa" w:w="1191"/>
+            <w:shd w:val="clear" w:fill="F5F5F2"/>
+          </w:tcPr>
+          <w:p>
+            <w:pPr>
+              <w:spacing w:after="0" w:before="0" w:line="240" w:lineRule="auto"/>
+              <w:jc w:val="left"/>
+            </w:pPr>
+            <w:r/>
+            <w:r>
+              <w:rPr>
+                <w:rFonts w:ascii="Calibri" w:hAnsi="Calibri" w:eastAsia="Calibri"/>
+                <w:b w:val="0"/>
+                <w:color w:val="52514E"/>
+                <w:sz w:val="15"/>
+              </w:rPr>
+              <w:t>10 de 11</w:t>
+            </w:r>
+          </w:p>
+        </w:tc>
+        <w:tc>
+          <w:tcPr>
+            <w:tcW w:type="dxa" w:w="850"/>
+            <w:shd w:val="clear" w:fill="F5F5F2"/>
+          </w:tcPr>
+          <w:p>
+            <w:pPr>
+              <w:spacing w:after="0" w:before="0" w:line="240" w:lineRule="auto"/>
+              <w:jc w:val="left"/>
+            </w:pPr>
+            <w:r/>
+            <w:r>
+              <w:rPr>
+                <w:rFonts w:ascii="Calibri" w:hAnsi="Calibri" w:eastAsia="Calibri"/>
+                <w:b w:val="0"/>
+                <w:color w:val="52514E"/>
+                <w:sz w:val="15"/>
+              </w:rPr>
+              <w:t>1</w:t>
+            </w:r>
+          </w:p>
+        </w:tc>
+      </w:tr>
+      <w:tr>
+        <w:trPr>
+          <w:cantSplit/>
+        </w:trPr>
+        <w:tc>
+          <w:tcPr>
+            <w:tcW w:type="dxa" w:w="794"/>
+          </w:tcPr>
+          <w:p>
+            <w:pPr>
+              <w:spacing w:after="0" w:before="0" w:line="240" w:lineRule="auto"/>
+              <w:jc w:val="left"/>
+            </w:pPr>
+            <w:r/>
+            <w:r>
+              <w:rPr>
+                <w:rFonts w:ascii="Calibri" w:hAnsi="Calibri" w:eastAsia="Calibri"/>
+                <w:b/>
+                <w:color w:val="0B0B0B"/>
+                <w:sz w:val="15"/>
+              </w:rPr>
+              <w:t>E7</w:t>
+            </w:r>
+          </w:p>
+        </w:tc>
+        <w:tc>
+          <w:tcPr>
+            <w:tcW w:type="dxa" w:w="7030"/>
+          </w:tcPr>
+          <w:p>
+            <w:pPr>
+              <w:spacing w:after="0" w:before="0" w:line="240" w:lineRule="auto"/>
+              <w:jc w:val="left"/>
+            </w:pPr>
+            <w:r/>
+            <w:r>
+              <w:rPr>
+                <w:rFonts w:ascii="Calibri" w:hAnsi="Calibri" w:eastAsia="Calibri"/>
+                <w:b w:val="0"/>
+                <w:color w:val="52514E"/>
+                <w:sz w:val="15"/>
+              </w:rPr>
+              <w:t>7.1 Medidas de execução (2)  ·  7.2 Quadro e console (3)  ·  7.3 Parar e retomar (1)  ·  7.4 Rodadas automáticas (2)  ·  7.5 Segredos (2)</w:t>
+            </w:r>
+          </w:p>
+        </w:tc>
+        <w:tc>
+          <w:tcPr>
+            <w:tcW w:type="dxa" w:w="1191"/>
+          </w:tcPr>
+          <w:p>
+            <w:pPr>
+              <w:spacing w:after="0" w:before="0" w:line="240" w:lineRule="auto"/>
+              <w:jc w:val="left"/>
+            </w:pPr>
+            <w:r/>
+            <w:r>
+              <w:rPr>
+                <w:rFonts w:ascii="Calibri" w:hAnsi="Calibri" w:eastAsia="Calibri"/>
+                <w:b w:val="0"/>
+                <w:color w:val="52514E"/>
+                <w:sz w:val="15"/>
+              </w:rPr>
+              <w:t>10 de 11</w:t>
+            </w:r>
+          </w:p>
+        </w:tc>
+        <w:tc>
+          <w:tcPr>
+            <w:tcW w:type="dxa" w:w="850"/>
+          </w:tcPr>
+          <w:p>
+            <w:pPr>
+              <w:spacing w:after="0" w:before="0" w:line="240" w:lineRule="auto"/>
+              <w:jc w:val="left"/>
+            </w:pPr>
+            <w:r/>
+            <w:r>
+              <w:rPr>
+                <w:rFonts w:ascii="Calibri" w:hAnsi="Calibri" w:eastAsia="Calibri"/>
+                <w:b w:val="0"/>
+                <w:color w:val="52514E"/>
+                <w:sz w:val="15"/>
+              </w:rPr>
+              <w:t>1</w:t>
+            </w:r>
+          </w:p>
+        </w:tc>
+      </w:tr>
+      <w:tr>
+        <w:trPr>
+          <w:cantSplit/>
+        </w:trPr>
+        <w:tc>
+          <w:tcPr>
+            <w:tcW w:type="dxa" w:w="794"/>
+            <w:shd w:val="clear" w:fill="F5F5F2"/>
+          </w:tcPr>
+          <w:p>
+            <w:pPr>
+              <w:spacing w:after="0" w:before="0" w:line="240" w:lineRule="auto"/>
+              <w:jc w:val="left"/>
+            </w:pPr>
+            <w:r/>
+            <w:r>
+              <w:rPr>
+                <w:rFonts w:ascii="Calibri" w:hAnsi="Calibri" w:eastAsia="Calibri"/>
+                <w:b/>
+                <w:color w:val="0B0B0B"/>
+                <w:sz w:val="15"/>
+              </w:rPr>
+              <w:t>E8</w:t>
+            </w:r>
+          </w:p>
+        </w:tc>
+        <w:tc>
+          <w:tcPr>
+            <w:tcW w:type="dxa" w:w="7030"/>
+            <w:shd w:val="clear" w:fill="F5F5F2"/>
+          </w:tcPr>
+          <w:p>
+            <w:pPr>
+              <w:spacing w:after="0" w:before="0" w:line="240" w:lineRule="auto"/>
+              <w:jc w:val="left"/>
+            </w:pPr>
+            <w:r/>
+            <w:r>
+              <w:rPr>
+                <w:rFonts w:ascii="Calibri" w:hAnsi="Calibri" w:eastAsia="Calibri"/>
+                <w:b w:val="0"/>
+                <w:color w:val="52514E"/>
+                <w:sz w:val="15"/>
+              </w:rPr>
+              <w:t>8.1 Projetos de teste (2)  ·  8.2 Medição (3)  ·  8.3 Máquina de 8 GB (1)  ·  8.4 Falhas provocadas (2)</w:t>
+            </w:r>
+          </w:p>
+        </w:tc>
+        <w:tc>
+          <w:tcPr>
+            <w:tcW w:type="dxa" w:w="1191"/>
+            <w:shd w:val="clear" w:fill="F5F5F2"/>
+          </w:tcPr>
+          <w:p>
+            <w:pPr>
+              <w:spacing w:after="0" w:before="0" w:line="240" w:lineRule="auto"/>
+              <w:jc w:val="left"/>
+            </w:pPr>
+            <w:r/>
+            <w:r>
+              <w:rPr>
+                <w:rFonts w:ascii="Calibri" w:hAnsi="Calibri" w:eastAsia="Calibri"/>
+                <w:b w:val="0"/>
+                <w:color w:val="52514E"/>
+                <w:sz w:val="15"/>
+              </w:rPr>
+              <w:t>8 de 9</w:t>
+            </w:r>
+          </w:p>
+        </w:tc>
+        <w:tc>
+          <w:tcPr>
+            <w:tcW w:type="dxa" w:w="850"/>
+            <w:shd w:val="clear" w:fill="F5F5F2"/>
+          </w:tcPr>
+          <w:p>
+            <w:pPr>
+              <w:spacing w:after="0" w:before="0" w:line="240" w:lineRule="auto"/>
+              <w:jc w:val="left"/>
+            </w:pPr>
+            <w:r/>
+            <w:r>
+              <w:rPr>
+                <w:rFonts w:ascii="Calibri" w:hAnsi="Calibri" w:eastAsia="Calibri"/>
+                <w:b w:val="0"/>
+                <w:color w:val="52514E"/>
+                <w:sz w:val="15"/>
+              </w:rPr>
+              <w:t>1</w:t>
+            </w:r>
+          </w:p>
+        </w:tc>
+      </w:tr>
+      <w:tr>
+        <w:trPr>
+          <w:cantSplit/>
+        </w:trPr>
+        <w:tc>
+          <w:tcPr>
+            <w:tcW w:type="dxa" w:w="794"/>
+          </w:tcPr>
+          <w:p>
+            <w:pPr>
+              <w:spacing w:after="0" w:before="0" w:line="240" w:lineRule="auto"/>
+              <w:jc w:val="left"/>
+            </w:pPr>
+            <w:r/>
+            <w:r>
+              <w:rPr>
+                <w:rFonts w:ascii="Calibri" w:hAnsi="Calibri" w:eastAsia="Calibri"/>
+                <w:b/>
+                <w:color w:val="0B0B0B"/>
+                <w:sz w:val="15"/>
+              </w:rPr>
+              <w:t>E9</w:t>
+            </w:r>
+          </w:p>
+        </w:tc>
+        <w:tc>
+          <w:tcPr>
+            <w:tcW w:type="dxa" w:w="7030"/>
+          </w:tcPr>
+          <w:p>
+            <w:pPr>
+              <w:spacing w:after="0" w:before="0" w:line="240" w:lineRule="auto"/>
+              <w:jc w:val="left"/>
+            </w:pPr>
+            <w:r/>
+            <w:r>
+              <w:rPr>
+                <w:rFonts w:ascii="Calibri" w:hAnsi="Calibri" w:eastAsia="Calibri"/>
+                <w:b w:val="0"/>
+                <w:color w:val="52514E"/>
+                <w:sz w:val="15"/>
+              </w:rPr>
+              <w:t>9.1 Correções (4)  ·  9.2 Ajuste de desenho (3)  ·  9.3 Nova medição (2)</w:t>
+            </w:r>
+          </w:p>
+        </w:tc>
+        <w:tc>
+          <w:tcPr>
+            <w:tcW w:type="dxa" w:w="1191"/>
+          </w:tcPr>
+          <w:p>
+            <w:pPr>
+              <w:spacing w:after="0" w:before="0" w:line="240" w:lineRule="auto"/>
+              <w:jc w:val="left"/>
+            </w:pPr>
+            <w:r/>
+            <w:r>
+              <w:rPr>
+                <w:rFonts w:ascii="Calibri" w:hAnsi="Calibri" w:eastAsia="Calibri"/>
+                <w:b w:val="0"/>
+                <w:color w:val="52514E"/>
+                <w:sz w:val="15"/>
+              </w:rPr>
+              <w:t>9 de 10</w:t>
+            </w:r>
+          </w:p>
+        </w:tc>
+        <w:tc>
+          <w:tcPr>
+            <w:tcW w:type="dxa" w:w="850"/>
+          </w:tcPr>
+          <w:p>
+            <w:pPr>
+              <w:spacing w:after="0" w:before="0" w:line="240" w:lineRule="auto"/>
+              <w:jc w:val="left"/>
+            </w:pPr>
+            <w:r/>
+            <w:r>
+              <w:rPr>
+                <w:rFonts w:ascii="Calibri" w:hAnsi="Calibri" w:eastAsia="Calibri"/>
+                <w:b w:val="0"/>
+                <w:color w:val="52514E"/>
+                <w:sz w:val="15"/>
+              </w:rPr>
+              <w:t>1</w:t>
+            </w:r>
+          </w:p>
+        </w:tc>
+      </w:tr>
+      <w:tr>
+        <w:trPr>
+          <w:cantSplit/>
+        </w:trPr>
+        <w:tc>
+          <w:tcPr>
+            <w:tcW w:type="dxa" w:w="794"/>
+            <w:shd w:val="clear" w:fill="F5F5F2"/>
+          </w:tcPr>
+          <w:p>
+            <w:pPr>
+              <w:spacing w:after="0" w:before="0" w:line="240" w:lineRule="auto"/>
+              <w:jc w:val="left"/>
+            </w:pPr>
+            <w:r/>
+            <w:r>
+              <w:rPr>
+                <w:rFonts w:ascii="Calibri" w:hAnsi="Calibri" w:eastAsia="Calibri"/>
+                <w:b/>
+                <w:color w:val="0B0B0B"/>
+                <w:sz w:val="15"/>
+              </w:rPr>
+              <w:t>E10</w:t>
+            </w:r>
+          </w:p>
+        </w:tc>
+        <w:tc>
+          <w:tcPr>
+            <w:tcW w:type="dxa" w:w="7030"/>
+            <w:shd w:val="clear" w:fill="F5F5F2"/>
+          </w:tcPr>
+          <w:p>
+            <w:pPr>
+              <w:spacing w:after="0" w:before="0" w:line="240" w:lineRule="auto"/>
+              <w:jc w:val="left"/>
+            </w:pPr>
+            <w:r/>
+            <w:r>
+              <w:rPr>
+                <w:rFonts w:ascii="Calibri" w:hAnsi="Calibri" w:eastAsia="Calibri"/>
+                <w:b w:val="0"/>
+                <w:color w:val="52514E"/>
+                <w:sz w:val="15"/>
+              </w:rPr>
+              <w:t>10.1 Último ciclo (2)  ·  10.2 Versão congelada (1)  ·  10.3 Medição final (1)  ·  10.4 Documento de entrega (2)</w:t>
+            </w:r>
+          </w:p>
+        </w:tc>
+        <w:tc>
+          <w:tcPr>
+            <w:tcW w:type="dxa" w:w="1191"/>
+            <w:shd w:val="clear" w:fill="F5F5F2"/>
+          </w:tcPr>
+          <w:p>
+            <w:pPr>
+              <w:spacing w:after="0" w:before="0" w:line="240" w:lineRule="auto"/>
+              <w:jc w:val="left"/>
+            </w:pPr>
+            <w:r/>
+            <w:r>
+              <w:rPr>
+                <w:rFonts w:ascii="Calibri" w:hAnsi="Calibri" w:eastAsia="Calibri"/>
+                <w:b w:val="0"/>
+                <w:color w:val="52514E"/>
+                <w:sz w:val="15"/>
+              </w:rPr>
+              <w:t>6 de 7</w:t>
+            </w:r>
+          </w:p>
+        </w:tc>
+        <w:tc>
+          <w:tcPr>
+            <w:tcW w:type="dxa" w:w="850"/>
+            <w:shd w:val="clear" w:fill="F5F5F2"/>
+          </w:tcPr>
+          <w:p>
+            <w:pPr>
+              <w:spacing w:after="0" w:before="0" w:line="240" w:lineRule="auto"/>
+              <w:jc w:val="left"/>
+            </w:pPr>
+            <w:r/>
+            <w:r>
+              <w:rPr>
+                <w:rFonts w:ascii="Calibri" w:hAnsi="Calibri" w:eastAsia="Calibri"/>
+                <w:b w:val="0"/>
+                <w:color w:val="52514E"/>
+                <w:sz w:val="15"/>
+              </w:rPr>
+              <w:t>1</w:t>
+            </w:r>
+          </w:p>
+        </w:tc>
+      </w:tr>
+    </w:tbl>
+    <w:p>
+      <w:pPr>
+        <w:spacing w:before="0" w:after="0" w:line="100" w:lineRule="exact"/>
+      </w:pPr>
+    </w:p>
+    <w:p>
+      <w:pPr>
+        <w:pStyle w:val="Heading1"/>
+      </w:pPr>
+      <w:r>
+        <w:t>9.  A validação: refinar até os critérios serem atingidos</w:t>
       </w:r>
     </w:p>
     <w:p>
@@ -3100,7 +4153,7 @@
         <w:pStyle w:val="Heading1"/>
       </w:pPr>
       <w:r>
-        <w:t>9.  Apresentações ao orientador</w:t>
+        <w:t>10.  Apresentações ao orientador</w:t>
       </w:r>
     </w:p>
     <w:tbl>
@@ -3598,7 +4651,7 @@
         <w:pStyle w:val="Heading1"/>
       </w:pPr>
       <w:r>
-        <w:t>10.  O que o sistema precisa fazer</w:t>
+        <w:t>11.  O que o sistema precisa fazer</w:t>
       </w:r>
     </w:p>
     <w:tbl>
@@ -4454,7 +5507,7 @@
         <w:pStyle w:val="Heading1"/>
       </w:pPr>
       <w:r>
-        <w:t>11.  Sob que restrições</w:t>
+        <w:t>12.  Sob que restrições</w:t>
       </w:r>
     </w:p>
     <w:tbl>
@@ -5298,7 +6351,7 @@
         <w:pStyle w:val="Heading1"/>
       </w:pPr>
       <w:r>
-        <w:t>12.  As quatro camadas</w:t>
+        <w:t>13.  As quatro camadas</w:t>
       </w:r>
     </w:p>
     <w:p>
@@ -5377,7 +6430,7 @@
         <w:pStyle w:val="Heading1"/>
       </w:pPr>
       <w:r>
-        <w:t>13.  Onde o sistema roda</w:t>
+        <w:t>14.  Onde o sistema roda</w:t>
       </w:r>
     </w:p>
     <w:p>
@@ -5456,7 +6509,7 @@
         <w:pStyle w:val="Heading1"/>
       </w:pPr>
       <w:r>
-        <w:t>14.  O caminho de uma tarefa</w:t>
+        <w:t>15.  O caminho de uma tarefa</w:t>
       </w:r>
     </w:p>
     <w:p>
@@ -5559,7 +6612,7 @@
         <w:pStyle w:val="Heading1"/>
       </w:pPr>
       <w:r>
-        <w:t>15.  O que acontece quando uma tarefa falha</w:t>
+        <w:t>16.  O que acontece quando uma tarefa falha</w:t>
       </w:r>
     </w:p>
     <w:p>
@@ -6038,7 +7091,7 @@
         <w:pStyle w:val="Heading1"/>
       </w:pPr>
       <w:r>
-        <w:t>16.  Por que Elixir</w:t>
+        <w:t>17.  Por que Elixir</w:t>
       </w:r>
     </w:p>
     <w:p>
@@ -6061,7 +7114,7 @@
         <w:pStyle w:val="Heading1"/>
       </w:pPr>
       <w:r>
-        <w:t>17.  A pilha, ferramenta por ferramenta</w:t>
+        <w:t>18.  A pilha, ferramenta por ferramenta</w:t>
       </w:r>
     </w:p>
     <w:tbl>
@@ -7734,7 +8787,7 @@
         <w:pStyle w:val="Heading1"/>
       </w:pPr>
       <w:r>
-        <w:t>18.  A verificação, num comando só</w:t>
+        <w:t>19.  A verificação, num comando só</w:t>
       </w:r>
     </w:p>
     <w:p>
@@ -7942,7 +8995,7 @@
         <w:pStyle w:val="Heading1"/>
       </w:pPr>
       <w:r>
-        <w:t>19.  Riscos e o que fazer com eles</w:t>
+        <w:t>20.  Riscos e o que fazer com eles</w:t>
       </w:r>
     </w:p>
     <w:tbl>
